--- a/files/medallia_report_final.docx
+++ b/files/medallia_report_final.docx
@@ -2,381 +2,6 @@
 <file path=word/document.xml><?xml version="1.0" encoding="utf-8"?>
 <w:document xmlns:wpc="http://schemas.microsoft.com/office/word/2010/wordprocessingCanvas" xmlns:mo="http://schemas.microsoft.com/office/mac/office/2008/main" xmlns:mc="http://schemas.openxmlformats.org/markup-compatibility/2006" xmlns:mv="urn:schemas-microsoft-com:mac:vml" xmlns:o="urn:schemas-microsoft-com:office:office" xmlns:r="http://schemas.openxmlformats.org/officeDocument/2006/relationships" xmlns:m="http://schemas.openxmlformats.org/officeDocument/2006/math" xmlns:v="urn:schemas-microsoft-com:vml" xmlns:wp14="http://schemas.microsoft.com/office/word/2010/wordprocessingDrawing" xmlns:wp="http://schemas.openxmlformats.org/drawingml/2006/wordprocessingDrawing" xmlns:w10="urn:schemas-microsoft-com:office:word" xmlns:w="http://schemas.openxmlformats.org/wordprocessingml/2006/main" xmlns:w14="http://schemas.microsoft.com/office/word/2010/wordml" xmlns:wpg="http://schemas.microsoft.com/office/word/2010/wordprocessingGroup" xmlns:wpi="http://schemas.microsoft.com/office/word/2010/wordprocessingInk" xmlns:wne="http://schemas.microsoft.com/office/word/2006/wordml" xmlns:wps="http://schemas.microsoft.com/office/word/2010/wordprocessingShape" mc:Ignorable="w14 wp14">
   <w:body>
-    <w:p>
-      <w:pPr>
-        <w:spacing w:before="0" w:after="240" w:line="240" w:lineRule="auto"/>
-        <w:jc w:val="left"/>
-      </w:pPr>
-      <w:r>
-        <w:rPr>
-          <w:rFonts w:ascii="바탕체" w:hAnsi="바탕체" w:eastAsia="바탕체" w:cs="바탕체"/>
-          <w:b/>
-          <w:i w:val="0"/>
-          <w:sz w:val="28"/>
-          <w:u w:val="none"/>
-        </w:rPr>
-        <w:t>목  차</w:t>
-      </w:r>
-    </w:p>
-    <w:p>
-      <w:pPr>
-        <w:spacing w:before="0" w:after="80" w:line="240" w:lineRule="auto"/>
-        <w:jc w:val="left"/>
-      </w:pPr>
-      <w:r>
-        <w:rPr>
-          <w:rFonts w:ascii="바탕체" w:hAnsi="바탕체" w:eastAsia="바탕체" w:cs="바탕체"/>
-          <w:b/>
-          <w:i w:val="0"/>
-          <w:sz w:val="28"/>
-          <w:u w:val="none"/>
-        </w:rPr>
-        <w:t xml:space="preserve">1장  </w:t>
-      </w:r>
-      <w:r>
-        <w:rPr>
-          <w:rFonts w:ascii="바탕체" w:hAnsi="바탕체" w:eastAsia="바탕체" w:cs="바탕체"/>
-          <w:b/>
-          <w:i w:val="0"/>
-          <w:sz w:val="28"/>
-          <w:u w:val="none"/>
-        </w:rPr>
-        <w:t>Medallia 개요</w:t>
-      </w:r>
-    </w:p>
-    <w:p>
-      <w:pPr>
-        <w:spacing w:before="0" w:after="60" w:line="240" w:lineRule="auto"/>
-        <w:ind w:left="850"/>
-        <w:jc w:val="left"/>
-      </w:pPr>
-      <w:r>
-        <w:rPr>
-          <w:rFonts w:ascii="바탕체" w:hAnsi="바탕체" w:eastAsia="바탕체" w:cs="바탕체"/>
-          <w:b w:val="0"/>
-          <w:i w:val="0"/>
-          <w:sz w:val="26"/>
-          <w:u w:val="none"/>
-        </w:rPr>
-        <w:t>□ 기업 현황</w:t>
-      </w:r>
-    </w:p>
-    <w:p>
-      <w:pPr>
-        <w:spacing w:before="0" w:after="60" w:line="240" w:lineRule="auto"/>
-        <w:ind w:left="850"/>
-        <w:jc w:val="left"/>
-      </w:pPr>
-      <w:r>
-        <w:rPr>
-          <w:rFonts w:ascii="바탕체" w:hAnsi="바탕체" w:eastAsia="바탕체" w:cs="바탕체"/>
-          <w:b w:val="0"/>
-          <w:i w:val="0"/>
-          <w:sz w:val="26"/>
-          <w:u w:val="none"/>
-        </w:rPr>
-        <w:t>□ 재무 현황 요약 (비상장 전환 후)</w:t>
-      </w:r>
-    </w:p>
-    <w:p>
-      <w:pPr>
-        <w:spacing w:before="0" w:after="80" w:line="240" w:lineRule="auto"/>
-        <w:jc w:val="left"/>
-      </w:pPr>
-      <w:r>
-        <w:rPr>
-          <w:rFonts w:ascii="바탕체" w:hAnsi="바탕체" w:eastAsia="바탕체" w:cs="바탕체"/>
-          <w:b/>
-          <w:i w:val="0"/>
-          <w:sz w:val="28"/>
-          <w:u w:val="none"/>
-        </w:rPr>
-        <w:t xml:space="preserve">2장  </w:t>
-      </w:r>
-      <w:r>
-        <w:rPr>
-          <w:rFonts w:ascii="바탕체" w:hAnsi="바탕체" w:eastAsia="바탕체" w:cs="바탕체"/>
-          <w:b/>
-          <w:i w:val="0"/>
-          <w:sz w:val="28"/>
-          <w:u w:val="none"/>
-        </w:rPr>
-        <w:t>Medallia 인수·투자 History</w:t>
-      </w:r>
-    </w:p>
-    <w:p>
-      <w:pPr>
-        <w:spacing w:before="0" w:after="60" w:line="240" w:lineRule="auto"/>
-        <w:ind w:left="850"/>
-        <w:jc w:val="left"/>
-      </w:pPr>
-      <w:r>
-        <w:rPr>
-          <w:rFonts w:ascii="바탕체" w:hAnsi="바탕체" w:eastAsia="바탕체" w:cs="바탕체"/>
-          <w:b w:val="0"/>
-          <w:i w:val="0"/>
-          <w:sz w:val="26"/>
-          <w:u w:val="none"/>
-        </w:rPr>
-        <w:t>□ 주요 투자 이력</w:t>
-      </w:r>
-    </w:p>
-    <w:p>
-      <w:pPr>
-        <w:spacing w:before="0" w:after="80" w:line="240" w:lineRule="auto"/>
-        <w:jc w:val="left"/>
-      </w:pPr>
-      <w:r>
-        <w:rPr>
-          <w:rFonts w:ascii="바탕체" w:hAnsi="바탕체" w:eastAsia="바탕체" w:cs="바탕체"/>
-          <w:b/>
-          <w:i w:val="0"/>
-          <w:sz w:val="28"/>
-          <w:u w:val="none"/>
-        </w:rPr>
-        <w:t xml:space="preserve">3장  </w:t>
-      </w:r>
-      <w:r>
-        <w:rPr>
-          <w:rFonts w:ascii="바탕체" w:hAnsi="바탕체" w:eastAsia="바탕체" w:cs="바탕체"/>
-          <w:b/>
-          <w:i w:val="0"/>
-          <w:sz w:val="28"/>
-          <w:u w:val="none"/>
-        </w:rPr>
-        <w:t>현재 Thoma Bravo / Medallia 상황 분석</w:t>
-      </w:r>
-    </w:p>
-    <w:p>
-      <w:pPr>
-        <w:spacing w:before="0" w:after="60" w:line="240" w:lineRule="auto"/>
-        <w:ind w:left="850"/>
-        <w:jc w:val="left"/>
-      </w:pPr>
-      <w:r>
-        <w:rPr>
-          <w:rFonts w:ascii="바탕체" w:hAnsi="바탕체" w:eastAsia="바탕체" w:cs="바탕체"/>
-          <w:b w:val="0"/>
-          <w:i w:val="0"/>
-          <w:sz w:val="26"/>
-          <w:u w:val="none"/>
-        </w:rPr>
-        <w:t>□ 경영권 이전 구조</w:t>
-      </w:r>
-    </w:p>
-    <w:p>
-      <w:pPr>
-        <w:spacing w:before="0" w:after="60" w:line="240" w:lineRule="auto"/>
-        <w:ind w:left="850"/>
-        <w:jc w:val="left"/>
-      </w:pPr>
-      <w:r>
-        <w:rPr>
-          <w:rFonts w:ascii="바탕체" w:hAnsi="바탕체" w:eastAsia="바탕체" w:cs="바탕체"/>
-          <w:b w:val="0"/>
-          <w:i w:val="0"/>
-          <w:sz w:val="26"/>
-          <w:u w:val="none"/>
-        </w:rPr>
-        <w:t>□ 구조적 실패 요인 진단</w:t>
-      </w:r>
-    </w:p>
-    <w:p>
-      <w:pPr>
-        <w:spacing w:before="0" w:after="60" w:line="240" w:lineRule="auto"/>
-        <w:ind w:left="850"/>
-        <w:jc w:val="left"/>
-      </w:pPr>
-      <w:r>
-        <w:rPr>
-          <w:rFonts w:ascii="바탕체" w:hAnsi="바탕체" w:eastAsia="바탕체" w:cs="바탕체"/>
-          <w:b w:val="0"/>
-          <w:i w:val="0"/>
-          <w:sz w:val="26"/>
-          <w:u w:val="none"/>
-        </w:rPr>
-        <w:t>□ 예상 파급 효과</w:t>
-      </w:r>
-    </w:p>
-    <w:p>
-      <w:pPr>
-        <w:spacing w:before="0" w:after="80" w:line="240" w:lineRule="auto"/>
-        <w:jc w:val="left"/>
-      </w:pPr>
-      <w:r>
-        <w:rPr>
-          <w:rFonts w:ascii="바탕체" w:hAnsi="바탕체" w:eastAsia="바탕체" w:cs="바탕체"/>
-          <w:b/>
-          <w:i w:val="0"/>
-          <w:sz w:val="28"/>
-          <w:u w:val="none"/>
-        </w:rPr>
-        <w:t xml:space="preserve">4장  </w:t>
-      </w:r>
-      <w:r>
-        <w:rPr>
-          <w:rFonts w:ascii="바탕체" w:hAnsi="바탕체" w:eastAsia="바탕체" w:cs="바탕체"/>
-          <w:b/>
-          <w:i w:val="0"/>
-          <w:sz w:val="28"/>
-          <w:u w:val="none"/>
-        </w:rPr>
-        <w:t>시사점 및 제언</w:t>
-      </w:r>
-    </w:p>
-    <w:p>
-      <w:pPr>
-        <w:spacing w:before="0" w:after="60" w:line="240" w:lineRule="auto"/>
-        <w:ind w:left="850"/>
-        <w:jc w:val="left"/>
-      </w:pPr>
-      <w:r>
-        <w:rPr>
-          <w:rFonts w:ascii="바탕체" w:hAnsi="바탕체" w:eastAsia="바탕체" w:cs="바탕체"/>
-          <w:b w:val="0"/>
-          <w:i w:val="0"/>
-          <w:sz w:val="26"/>
-          <w:u w:val="none"/>
-        </w:rPr>
-        <w:t>□ Thoma Bravo의 Medallia 투자 실패 진단</w:t>
-      </w:r>
-    </w:p>
-    <w:p>
-      <w:pPr>
-        <w:spacing w:before="0" w:after="60" w:line="240" w:lineRule="auto"/>
-        <w:ind w:left="850"/>
-        <w:jc w:val="left"/>
-      </w:pPr>
-      <w:r>
-        <w:rPr>
-          <w:rFonts w:ascii="바탕체" w:hAnsi="바탕체" w:eastAsia="바탕체" w:cs="바탕체"/>
-          <w:b w:val="0"/>
-          <w:i w:val="0"/>
-          <w:sz w:val="26"/>
-          <w:u w:val="none"/>
-        </w:rPr>
-        <w:t>□ SaaS 기업가치 평가 기준 확장 필요</w:t>
-      </w:r>
-    </w:p>
-    <w:p>
-      <w:pPr>
-        <w:spacing w:before="0" w:after="60" w:line="240" w:lineRule="auto"/>
-        <w:ind w:left="850"/>
-        <w:jc w:val="left"/>
-      </w:pPr>
-      <w:r>
-        <w:rPr>
-          <w:rFonts w:ascii="바탕체" w:hAnsi="바탕체" w:eastAsia="바탕체" w:cs="바탕체"/>
-          <w:b w:val="0"/>
-          <w:i w:val="0"/>
-          <w:sz w:val="26"/>
-          <w:u w:val="none"/>
-        </w:rPr>
-        <w:t>□ 사업건전성 대시보드 현금흐름 지표 관리 검토</w:t>
-      </w:r>
-    </w:p>
-    <w:p>
-      <w:pPr>
-        <w:spacing w:before="0" w:after="80" w:line="240" w:lineRule="auto"/>
-        <w:jc w:val="left"/>
-      </w:pPr>
-      <w:r>
-        <w:rPr>
-          <w:rFonts w:ascii="바탕체" w:hAnsi="바탕체" w:eastAsia="바탕체" w:cs="바탕체"/>
-          <w:b/>
-          <w:i w:val="0"/>
-          <w:sz w:val="28"/>
-          <w:u w:val="none"/>
-        </w:rPr>
-        <w:t xml:space="preserve">별 첨  </w:t>
-      </w:r>
-      <w:r>
-        <w:rPr>
-          <w:rFonts w:ascii="바탕체" w:hAnsi="바탕체" w:eastAsia="바탕체" w:cs="바탕체"/>
-          <w:b/>
-          <w:i w:val="0"/>
-          <w:sz w:val="28"/>
-          <w:u w:val="none"/>
-        </w:rPr>
-        <w:t>Medallia · Thoma Bravo 기업 프로필</w:t>
-      </w:r>
-    </w:p>
-    <w:p>
-      <w:pPr>
-        <w:spacing w:before="0" w:after="60" w:line="240" w:lineRule="auto"/>
-        <w:ind w:left="850"/>
-        <w:jc w:val="left"/>
-      </w:pPr>
-      <w:r>
-        <w:rPr>
-          <w:rFonts w:ascii="바탕체" w:hAnsi="바탕체" w:eastAsia="바탕체" w:cs="바탕체"/>
-          <w:b w:val="0"/>
-          <w:i w:val="0"/>
-          <w:sz w:val="26"/>
-          <w:u w:val="none"/>
-        </w:rPr>
-        <w:t>□ [별첨 1 — p.5]  Medallia 상세 프로필 (제품 구성 · 주요 고객 · 재무 현황)</w:t>
-      </w:r>
-    </w:p>
-    <w:p>
-      <w:pPr>
-        <w:spacing w:before="0" w:after="60" w:line="240" w:lineRule="auto"/>
-        <w:ind w:left="850"/>
-        <w:jc w:val="left"/>
-      </w:pPr>
-      <w:r>
-        <w:rPr>
-          <w:rFonts w:ascii="바탕체" w:hAnsi="바탕체" w:eastAsia="바탕체" w:cs="바탕체"/>
-          <w:b w:val="0"/>
-          <w:i w:val="0"/>
-          <w:sz w:val="26"/>
-          <w:u w:val="none"/>
-        </w:rPr>
-        <w:t>□ [별첨 2 — p.6]  Thoma Bravo 상세 프로필 (투자 철학 · 주요 포트폴리오)</w:t>
-      </w:r>
-    </w:p>
-    <w:p>
-      <w:pPr>
-        <w:spacing w:before="0" w:after="60" w:line="240" w:lineRule="auto"/>
-        <w:ind w:left="850"/>
-        <w:jc w:val="left"/>
-      </w:pPr>
-      <w:r>
-        <w:rPr>
-          <w:rFonts w:ascii="바탕체" w:hAnsi="바탕체" w:eastAsia="바탕체" w:cs="바탕체"/>
-          <w:b w:val="0"/>
-          <w:i w:val="0"/>
-          <w:sz w:val="26"/>
-          <w:u w:val="none"/>
-        </w:rPr>
-        <w:t>□ [별첨 2 — p.6]  인수 실패 메커니즘 요약</w:t>
-      </w:r>
-    </w:p>
-    <w:p>
-      <w:pPr>
-        <w:spacing w:before="0" w:after="60" w:line="240" w:lineRule="auto"/>
-        <w:ind w:left="850"/>
-        <w:jc w:val="left"/>
-      </w:pPr>
-      <w:r>
-        <w:rPr>
-          <w:rFonts w:ascii="바탕체" w:hAnsi="바탕체" w:eastAsia="바탕체" w:cs="바탕체"/>
-          <w:b w:val="0"/>
-          <w:i w:val="0"/>
-          <w:sz w:val="26"/>
-          <w:u w:val="none"/>
-        </w:rPr>
-        <w:t>□ [별첨 2 — p.6]  참고문헌</w:t>
-      </w:r>
-    </w:p>
-    <w:p>
-      <w:pPr>
-        <w:spacing w:before="0" w:after="0" w:line="240" w:lineRule="auto"/>
-      </w:pPr>
-      <w:r>
-        <w:br w:type="page"/>
-      </w:r>
-    </w:p>
     <w:p>
       <w:pPr>
         <w:spacing w:before="0" w:after="240" w:line="240" w:lineRule="auto"/>
@@ -406,7 +31,7 @@
           <w:sz w:val="28"/>
           <w:u w:val="none"/>
         </w:rPr>
-        <w:t>'26.5.6   솔루션전략그룹</w:t>
+        <w:t>'26.05.08  솔루션전략그룹</w:t>
       </w:r>
     </w:p>
     <w:tbl>
@@ -414,7 +39,6 @@
         <w:tblW w:type="auto" w:w="0"/>
         <w:jc w:val="left"/>
         <w:tblLook w:firstColumn="1" w:firstRow="1" w:lastColumn="0" w:lastRow="0" w:noHBand="0" w:noVBand="1" w:val="04A0"/>
-        <w:tblW w:w="5000" w:type="pct"/>
         <w:tblBorders>
           <w:top w:val="nil"/>
           <w:left w:val="nil"/>
@@ -423,6 +47,7 @@
           <w:insideH w:val="nil"/>
           <w:insideV w:val="nil"/>
         </w:tblBorders>
+        <w:tblLayout w:type="fixed"/>
       </w:tblPr>
       <w:tblGrid>
         <w:gridCol w:w="3213"/>
@@ -433,23 +58,47 @@
         <w:tc>
           <w:tcPr>
             <w:tcW w:type="dxa" w:w="3213"/>
-            <w:tcW w:w="150" w:type="pct"/>
+            <w:tcW w:w="140" w:type="dxa"/>
+            <w:tcMar>
+              <w:left w:w="0" w:type="dxa"/>
+              <w:right w:w="0" w:type="dxa"/>
+              <w:top w:w="0" w:type="dxa"/>
+              <w:bottom w:w="0" w:type="dxa"/>
+            </w:tcMar>
+            <w:tcBorders>
+              <w:top w:val="single" w:sz="4" w:color="000000"/>
+              <w:left w:val="single" w:sz="4" w:color="000000"/>
+              <w:bottom w:val="single" w:sz="4" w:color="000000"/>
+              <w:right w:val="nil"/>
+            </w:tcBorders>
           </w:tcPr>
-          <w:p/>
+          <w:p>
+            <w:pPr>
+              <w:spacing w:before="0" w:after="0" w:line="240" w:lineRule="auto"/>
+              <w:jc w:val="left"/>
+            </w:pPr>
+          </w:p>
         </w:tc>
         <w:tc>
           <w:tcPr>
             <w:tcW w:type="dxa" w:w="3213"/>
+            <w:tcW w:w="9353" w:type="dxa"/>
+            <w:tcMar>
+              <w:left w:w="28" w:type="dxa"/>
+              <w:right w:w="28" w:type="dxa"/>
+              <w:top w:w="0" w:type="dxa"/>
+              <w:bottom w:w="0" w:type="dxa"/>
+            </w:tcMar>
             <w:tcBorders>
-              <w:top w:val="single" w:sz="4" w:color="000000"/>
-              <w:left w:val="single" w:sz="4" w:color="000000"/>
-              <w:bottom w:val="single" w:sz="4" w:color="000000"/>
-              <w:right w:val="single" w:sz="4" w:color="000000"/>
+              <w:top w:val="nil"/>
+              <w:left w:val="nil"/>
+              <w:bottom w:val="nil"/>
+              <w:right w:val="nil"/>
             </w:tcBorders>
           </w:tcPr>
           <w:p>
             <w:pPr>
-              <w:spacing w:before="0" w:after="120" w:line="240" w:lineRule="auto"/>
+              <w:spacing w:before="0" w:after="180" w:line="240" w:lineRule="auto"/>
               <w:jc w:val="left"/>
             </w:pPr>
             <w:r>
@@ -460,44 +109,71 @@
                 <w:sz w:val="28"/>
                 <w:u w:val="none"/>
               </w:rPr>
-              <w:br/>
-              <w:t xml:space="preserve">        '21년 Thoma Bravo의 Medallia 인수($6.4B)는 금리 급등과 FCF 악화가 맞물려 '26년 에쿼티 $5B 전액 손실로 귀결됨.</w:t>
-              <w:br/>
-              <w:t xml:space="preserve">        이 사례를 통해 성장률·EBITDA 중심 평가의 한계를 짚고, Rule of 40·FCF·NRR 기반의</w:t>
-              <w:br/>
-              <w:t xml:space="preserve">        SaaS 건전성 평가 체계와 솔루션사업 사업건전성 대시보드 운영 방향에 대한 시사점을 제시함</w:t>
-              <w:br/>
-              <w:t xml:space="preserve">      </w:t>
+              <w:t xml:space="preserve"> '21.7月 Thoma Bravo의 Medallia 인수($6.4B)는 고배수 LBO·변동금리·성장률 과대 추정이 복합 작용하여 '26年 에쿼티 $5B 전액 손실로 귀결됨</w:t>
+            </w:r>
+          </w:p>
+          <w:p>
+            <w:pPr>
+              <w:spacing w:before="0" w:after="180" w:line="240" w:lineRule="auto"/>
+              <w:jc w:val="left"/>
+            </w:pPr>
+            <w:r>
+              <w:rPr>
+                <w:rFonts w:ascii="바탕체" w:hAnsi="바탕체" w:eastAsia="바탕체" w:cs="바탕체"/>
+                <w:b w:val="0"/>
+                <w:i w:val="0"/>
+                <w:sz w:val="28"/>
+                <w:u w:val="none"/>
+              </w:rPr>
+              <w:t xml:space="preserve"> 이자비용($300M)의 EBITDA($200M) 초과 및 FCF 전액 이자 투입으로 인한 제품 혁신 중단이 핵심 실패 원인으로 판단됨</w:t>
+            </w:r>
+          </w:p>
+          <w:p>
+            <w:pPr>
+              <w:spacing w:before="0" w:after="180" w:line="240" w:lineRule="auto"/>
+              <w:jc w:val="left"/>
+            </w:pPr>
+            <w:r>
+              <w:rPr>
+                <w:rFonts w:ascii="바탕체" w:hAnsi="바탕체" w:eastAsia="바탕체" w:cs="바탕체"/>
+                <w:b w:val="0"/>
+                <w:i w:val="0"/>
+                <w:sz w:val="28"/>
+                <w:u w:val="none"/>
+              </w:rPr>
+              <w:t xml:space="preserve"> 표면 지표(매출·EBITDA) 중심 평가 한계 보완을 위해 FCF 및 EV/Par Coverage 지표를 사업건전성 대시보드에 추가 검토 필요</w:t>
             </w:r>
           </w:p>
         </w:tc>
         <w:tc>
           <w:tcPr>
             <w:tcW w:type="dxa" w:w="3213"/>
-            <w:tcW w:w="150" w:type="pct"/>
+            <w:tcW w:w="140" w:type="dxa"/>
+            <w:tcMar>
+              <w:left w:w="0" w:type="dxa"/>
+              <w:right w:w="0" w:type="dxa"/>
+              <w:top w:w="0" w:type="dxa"/>
+              <w:bottom w:w="0" w:type="dxa"/>
+            </w:tcMar>
+            <w:tcBorders>
+              <w:top w:val="single" w:sz="4" w:color="000000"/>
+              <w:right w:val="single" w:sz="4" w:color="000000"/>
+              <w:bottom w:val="single" w:sz="4" w:color="000000"/>
+              <w:left w:val="nil"/>
+            </w:tcBorders>
           </w:tcPr>
-          <w:p/>
+          <w:p>
+            <w:pPr>
+              <w:spacing w:before="0" w:after="0" w:line="240" w:lineRule="auto"/>
+              <w:jc w:val="left"/>
+            </w:pPr>
+          </w:p>
         </w:tc>
       </w:tr>
     </w:tbl>
     <w:p>
       <w:pPr>
-        <w:spacing w:before="0" w:after="120" w:line="240" w:lineRule="auto"/>
-      </w:pPr>
-      <w:r>
-        <w:rPr>
-          <w:rFonts w:ascii="바탕체" w:hAnsi="바탕체" w:eastAsia="바탕체" w:cs="바탕체"/>
-          <w:b w:val="0"/>
-          <w:i w:val="0"/>
-          <w:sz w:val="28"/>
-          <w:u w:val="none"/>
-        </w:rPr>
-        <w:t>1장</w:t>
-      </w:r>
-    </w:p>
-    <w:p>
-      <w:pPr>
-        <w:spacing w:before="0" w:after="240" w:line="240" w:lineRule="auto"/>
+        <w:spacing w:before="320" w:after="240" w:line="240" w:lineRule="auto"/>
         <w:jc w:val="left"/>
       </w:pPr>
       <w:r>
@@ -508,13 +184,28 @@
           <w:sz w:val="28"/>
           <w:u w:val="none"/>
         </w:rPr>
-        <w:t>1. Medallia 개요</w:t>
+        <w:t>1. 보고 개요</w:t>
       </w:r>
     </w:p>
     <w:p>
       <w:pPr>
-        <w:spacing w:before="0" w:after="320" w:line="240" w:lineRule="auto"/>
-        <w:ind w:left="283"/>
+        <w:spacing w:before="0" w:after="180" w:line="240" w:lineRule="auto"/>
+        <w:jc w:val="left"/>
+      </w:pPr>
+      <w:r>
+        <w:rPr>
+          <w:rFonts w:ascii="바탕체" w:hAnsi="바탕체" w:eastAsia="바탕체" w:cs="바탕체"/>
+          <w:b/>
+          <w:i w:val="0"/>
+          <w:sz w:val="28"/>
+          <w:u w:val="none"/>
+        </w:rPr>
+        <w:t xml:space="preserve"> □ 분석 배경</w:t>
+      </w:r>
+    </w:p>
+    <w:p>
+      <w:pPr>
+        <w:spacing w:before="0" w:after="180" w:line="240" w:lineRule="auto"/>
         <w:jc w:val="left"/>
       </w:pPr>
       <w:r>
@@ -525,23 +216,12 @@
           <w:sz w:val="28"/>
           <w:u w:val="none"/>
         </w:rPr>
-        <w:t xml:space="preserve">□ </w:t>
-      </w:r>
-      <w:r>
-        <w:rPr>
-          <w:rFonts w:ascii="바탕체" w:hAnsi="바탕체" w:eastAsia="바탕체" w:cs="바탕체"/>
-          <w:b w:val="0"/>
-          <w:i w:val="0"/>
-          <w:sz w:val="28"/>
-          <w:u w:val="none"/>
-        </w:rPr>
-        <w:t>기업 현황</w:t>
+        <w:t xml:space="preserve">   - '21.7月 Thoma Bravo, Medallia를 $6.4B(매출 9배)에 인수·상장폐지</w:t>
       </w:r>
     </w:p>
     <w:p>
       <w:pPr>
         <w:spacing w:before="0" w:after="180" w:line="240" w:lineRule="auto"/>
-        <w:ind w:left="1134"/>
         <w:jc w:val="left"/>
       </w:pPr>
       <w:r>
@@ -552,23 +232,12 @@
           <w:sz w:val="28"/>
           <w:u w:val="none"/>
         </w:rPr>
-        <w:t xml:space="preserve">- </w:t>
-      </w:r>
-      <w:r>
-        <w:rPr>
-          <w:rFonts w:ascii="바탕체" w:hAnsi="바탕체" w:eastAsia="바탕체" w:cs="바탕체"/>
-          <w:b w:val="0"/>
-          <w:i w:val="0"/>
-          <w:sz w:val="28"/>
-          <w:u w:val="none"/>
-        </w:rPr>
-        <w:t>설립 2001년, 미국 샌프란시스코 소재 CX(고객경험) 관리 플랫폼 전문 기업</w:t>
+        <w:t xml:space="preserve">   - '22~'23年 美 연준 금리 인상(SOFR 5.4%)으로 이자부담 급증 — 연이자 $135M → $300M</w:t>
       </w:r>
     </w:p>
     <w:p>
       <w:pPr>
         <w:spacing w:before="0" w:after="180" w:line="240" w:lineRule="auto"/>
-        <w:ind w:left="1134"/>
         <w:jc w:val="left"/>
       </w:pPr>
       <w:r>
@@ -579,23 +248,28 @@
           <w:sz w:val="28"/>
           <w:u w:val="none"/>
         </w:rPr>
-        <w:t xml:space="preserve">- </w:t>
-      </w:r>
-      <w:r>
-        <w:rPr>
-          <w:rFonts w:ascii="바탕체" w:hAnsi="바탕체" w:eastAsia="바탕체" w:cs="바탕체"/>
-          <w:b w:val="0"/>
-          <w:i w:val="0"/>
-          <w:sz w:val="28"/>
-          <w:u w:val="none"/>
-        </w:rPr>
-        <w:t>주요 오퍼링: 고객 피드백 수집·분석, NPS(고객순추천지수) 측정, 직원경험(EX) 플랫폼, 옴니채널 고객 인텔리전스</w:t>
+        <w:t xml:space="preserve">   - '26年 채권단(Blackstone 等)에 경영권 이전 결정 → 에쿼티 $5B 전액 손실 확정</w:t>
       </w:r>
     </w:p>
     <w:p>
       <w:pPr>
         <w:spacing w:before="0" w:after="180" w:line="240" w:lineRule="auto"/>
-        <w:ind w:left="1134"/>
+        <w:jc w:val="left"/>
+      </w:pPr>
+      <w:r>
+        <w:rPr>
+          <w:rFonts w:ascii="바탕체" w:hAnsi="바탕체" w:eastAsia="바탕체" w:cs="바탕체"/>
+          <w:b/>
+          <w:i w:val="0"/>
+          <w:sz w:val="28"/>
+          <w:u w:val="none"/>
+        </w:rPr>
+        <w:t xml:space="preserve"> □ 분석 목적</w:t>
+      </w:r>
+    </w:p>
+    <w:p>
+      <w:pPr>
+        <w:spacing w:before="0" w:after="180" w:line="240" w:lineRule="auto"/>
         <w:jc w:val="left"/>
       </w:pPr>
       <w:r>
@@ -606,23 +280,12 @@
           <w:sz w:val="28"/>
           <w:u w:val="none"/>
         </w:rPr>
-        <w:t xml:space="preserve">- </w:t>
-      </w:r>
-      <w:r>
-        <w:rPr>
-          <w:rFonts w:ascii="바탕체" w:hAnsi="바탕체" w:eastAsia="바탕체" w:cs="바탕체"/>
-          <w:b w:val="0"/>
-          <w:i w:val="0"/>
-          <w:sz w:val="28"/>
-          <w:u w:val="none"/>
-        </w:rPr>
-        <w:t>주요 고객군: 금융, 항공, 호텔, 통신 등 글로벌 대기업(Fortune 500 다수 포함)</w:t>
+        <w:t xml:space="preserve">   - PE·LBO 구조의 구조적 실패 원인 진단</w:t>
       </w:r>
     </w:p>
     <w:p>
       <w:pPr>
         <w:spacing w:before="0" w:after="180" w:line="240" w:lineRule="auto"/>
-        <w:ind w:left="1134"/>
         <w:jc w:val="left"/>
       </w:pPr>
       <w:r>
@@ -633,23 +296,12 @@
           <w:sz w:val="28"/>
           <w:u w:val="none"/>
         </w:rPr>
-        <w:t xml:space="preserve">- </w:t>
-      </w:r>
-      <w:r>
-        <w:rPr>
-          <w:rFonts w:ascii="바탕체" w:hAnsi="바탕체" w:eastAsia="바탕체" w:cs="바탕체"/>
-          <w:b w:val="0"/>
-          <w:i w:val="0"/>
-          <w:sz w:val="28"/>
-          <w:u w:val="none"/>
-        </w:rPr>
-        <w:t>2019년 NYSE 상장(티커: MDLA) → 2021년 Thoma Bravo 인수 후 상장 폐지</w:t>
+        <w:t xml:space="preserve">   - 성장률·EBITDA 중심 평가의 한계 확인</w:t>
       </w:r>
     </w:p>
     <w:p>
       <w:pPr>
-        <w:spacing w:before="0" w:after="320" w:line="240" w:lineRule="auto"/>
-        <w:ind w:left="283"/>
+        <w:spacing w:before="0" w:after="180" w:line="240" w:lineRule="auto"/>
         <w:jc w:val="left"/>
       </w:pPr>
       <w:r>
@@ -660,8 +312,14 @@
           <w:sz w:val="28"/>
           <w:u w:val="none"/>
         </w:rPr>
-        <w:t xml:space="preserve">□ </w:t>
+        <w:t xml:space="preserve">   - Rule of 40·FCF·NRR 기반 건전성 평가 체계 도출</w:t>
       </w:r>
+    </w:p>
+    <w:p>
+      <w:pPr>
+        <w:spacing w:before="0" w:after="180" w:line="240" w:lineRule="auto"/>
+        <w:jc w:val="left"/>
+      </w:pPr>
       <w:r>
         <w:rPr>
           <w:rFonts w:ascii="바탕체" w:hAnsi="바탕체" w:eastAsia="바탕체" w:cs="바탕체"/>
@@ -670,7 +328,391 @@
           <w:sz w:val="28"/>
           <w:u w:val="none"/>
         </w:rPr>
-        <w:t>재무 현황 요약 (비상장 전환 후)</w:t>
+        <w:t xml:space="preserve">   - 사업건전성 대시보드 운영 방향 시사점 제시</w:t>
+      </w:r>
+    </w:p>
+    <w:p>
+      <w:pPr>
+        <w:spacing w:before="0" w:after="180" w:line="240" w:lineRule="auto"/>
+        <w:jc w:val="left"/>
+      </w:pPr>
+      <w:r>
+        <w:rPr>
+          <w:rFonts w:ascii="바탕체" w:hAnsi="바탕체" w:eastAsia="바탕체" w:cs="바탕체"/>
+          <w:b/>
+          <w:i w:val="0"/>
+          <w:sz w:val="28"/>
+          <w:u w:val="none"/>
+        </w:rPr>
+        <w:t xml:space="preserve"> □ 분석 범위</w:t>
+      </w:r>
+    </w:p>
+    <w:p>
+      <w:pPr>
+        <w:spacing w:before="0" w:after="180" w:line="240" w:lineRule="auto"/>
+        <w:jc w:val="left"/>
+      </w:pPr>
+      <w:r>
+        <w:rPr>
+          <w:rFonts w:ascii="바탕체" w:hAnsi="바탕체" w:eastAsia="바탕체" w:cs="바탕체"/>
+          <w:b w:val="0"/>
+          <w:i w:val="0"/>
+          <w:sz w:val="28"/>
+          <w:u w:val="none"/>
+        </w:rPr>
+        <w:t xml:space="preserve">   - 분석 대상: Medallia, Inc. / Thoma Bravo, LP</w:t>
+      </w:r>
+    </w:p>
+    <w:p>
+      <w:pPr>
+        <w:spacing w:before="0" w:after="180" w:line="240" w:lineRule="auto"/>
+        <w:jc w:val="left"/>
+      </w:pPr>
+      <w:r>
+        <w:rPr>
+          <w:rFonts w:ascii="바탕체" w:hAnsi="바탕체" w:eastAsia="바탕체" w:cs="바탕체"/>
+          <w:b w:val="0"/>
+          <w:i w:val="0"/>
+          <w:sz w:val="28"/>
+          <w:u w:val="none"/>
+        </w:rPr>
+        <w:t xml:space="preserve">   - 분석 기간: '01年 설립 ~ '26年 경영권 이전</w:t>
+      </w:r>
+    </w:p>
+    <w:p>
+      <w:pPr>
+        <w:spacing w:before="0" w:after="180" w:line="240" w:lineRule="auto"/>
+        <w:jc w:val="left"/>
+      </w:pPr>
+      <w:r>
+        <w:rPr>
+          <w:rFonts w:ascii="바탕체" w:hAnsi="바탕체" w:eastAsia="바탕체" w:cs="바탕체"/>
+          <w:b w:val="0"/>
+          <w:i w:val="0"/>
+          <w:sz w:val="28"/>
+          <w:u w:val="none"/>
+        </w:rPr>
+        <w:t xml:space="preserve">   - 재무 수치 출처: OnlyCFO('26.5月), Bloomberg('26.4月) 분석 기반 추정치</w:t>
+      </w:r>
+    </w:p>
+    <w:p>
+      <w:pPr>
+        <w:spacing w:before="320" w:after="240" w:line="240" w:lineRule="auto"/>
+        <w:jc w:val="left"/>
+      </w:pPr>
+      <w:r>
+        <w:rPr>
+          <w:rFonts w:ascii="바탕체" w:hAnsi="바탕체" w:eastAsia="바탕체" w:cs="바탕체"/>
+          <w:b/>
+          <w:i w:val="0"/>
+          <w:sz w:val="28"/>
+          <w:u w:val="none"/>
+        </w:rPr>
+        <w:t>2. 주요 발견사항</w:t>
+      </w:r>
+    </w:p>
+    <w:p>
+      <w:pPr>
+        <w:spacing w:before="0" w:after="180" w:line="240" w:lineRule="auto"/>
+        <w:jc w:val="left"/>
+      </w:pPr>
+      <w:r>
+        <w:rPr>
+          <w:rFonts w:ascii="바탕체" w:hAnsi="바탕체" w:eastAsia="바탕체" w:cs="바탕체"/>
+          <w:b/>
+          <w:i w:val="0"/>
+          <w:sz w:val="28"/>
+          <w:u w:val="none"/>
+        </w:rPr>
+        <w:t xml:space="preserve"> □ 핵심 판단</w:t>
+      </w:r>
+    </w:p>
+    <w:p>
+      <w:pPr>
+        <w:spacing w:before="0" w:after="180" w:line="240" w:lineRule="auto"/>
+        <w:jc w:val="left"/>
+      </w:pPr>
+      <w:r>
+        <w:rPr>
+          <w:rFonts w:ascii="바탕체" w:hAnsi="바탕체" w:eastAsia="바탕체" w:cs="바탕체"/>
+          <w:b w:val="0"/>
+          <w:i w:val="0"/>
+          <w:sz w:val="28"/>
+          <w:u w:val="none"/>
+        </w:rPr>
+        <w:t xml:space="preserve">   - 이자비용($300M)이 EBITDA($200M)를 초과하는 구조적 적자 — 표면 지표만으로는 실패 감지 불가</w:t>
+      </w:r>
+    </w:p>
+    <w:p>
+      <w:pPr>
+        <w:spacing w:before="0" w:after="180" w:line="240" w:lineRule="auto"/>
+        <w:jc w:val="left"/>
+      </w:pPr>
+      <w:r>
+        <w:rPr>
+          <w:rFonts w:ascii="바탕체" w:hAnsi="바탕체" w:eastAsia="바탕체" w:cs="바탕체"/>
+          <w:b w:val="0"/>
+          <w:i w:val="0"/>
+          <w:sz w:val="28"/>
+          <w:u w:val="none"/>
+        </w:rPr>
+        <w:t xml:space="preserve">   - 변동금리 LBO 구조에서 금리 상승 리스크 미반영이 핵심 취약점</w:t>
+      </w:r>
+    </w:p>
+    <w:p>
+      <w:pPr>
+        <w:spacing w:before="0" w:after="180" w:line="240" w:lineRule="auto"/>
+        <w:jc w:val="left"/>
+      </w:pPr>
+      <w:r>
+        <w:rPr>
+          <w:rFonts w:ascii="바탕체" w:hAnsi="바탕체" w:eastAsia="바탕체" w:cs="바탕체"/>
+          <w:b w:val="0"/>
+          <w:i w:val="0"/>
+          <w:sz w:val="28"/>
+          <w:u w:val="none"/>
+        </w:rPr>
+        <w:t xml:space="preserve">   - FCF 전액 이자 투입으로 AI 시대 제품 혁신 불가 → 고객 이탈 가속화 악순환</w:t>
+      </w:r>
+    </w:p>
+    <w:p>
+      <w:pPr>
+        <w:spacing w:before="0" w:after="180" w:line="240" w:lineRule="auto"/>
+        <w:jc w:val="left"/>
+      </w:pPr>
+      <w:r>
+        <w:rPr>
+          <w:rFonts w:ascii="바탕체" w:hAnsi="바탕체" w:eastAsia="바탕체" w:cs="바탕체"/>
+          <w:b/>
+          <w:i w:val="0"/>
+          <w:sz w:val="28"/>
+          <w:u w:val="none"/>
+        </w:rPr>
+        <w:t>→ 고배수 LBO + 변동금리 + 성장 과대 추정의 3중 실패 구조</w:t>
+      </w:r>
+    </w:p>
+    <w:p>
+      <w:pPr>
+        <w:spacing w:before="0" w:after="180" w:line="240" w:lineRule="auto"/>
+        <w:jc w:val="left"/>
+      </w:pPr>
+      <w:r>
+        <w:rPr>
+          <w:rFonts w:ascii="바탕체" w:hAnsi="바탕체" w:eastAsia="바탕체" w:cs="바탕체"/>
+          <w:b/>
+          <w:i w:val="0"/>
+          <w:sz w:val="28"/>
+          <w:u w:val="none"/>
+        </w:rPr>
+        <w:t xml:space="preserve"> □ 주요 발견</w:t>
+      </w:r>
+    </w:p>
+    <w:p>
+      <w:pPr>
+        <w:spacing w:before="0" w:after="180" w:line="240" w:lineRule="auto"/>
+        <w:jc w:val="left"/>
+      </w:pPr>
+      <w:r>
+        <w:rPr>
+          <w:rFonts w:ascii="바탕체" w:hAnsi="바탕체" w:eastAsia="바탕체" w:cs="바탕체"/>
+          <w:b w:val="0"/>
+          <w:i w:val="0"/>
+          <w:sz w:val="28"/>
+          <w:u w:val="none"/>
+        </w:rPr>
+        <w:t xml:space="preserve">   - PIK 조항 발동으로 부채 $1.8B → $2.8B 복리 팽창 (약 $1B 누적)</w:t>
+      </w:r>
+    </w:p>
+    <w:p>
+      <w:pPr>
+        <w:spacing w:before="0" w:after="180" w:line="240" w:lineRule="auto"/>
+        <w:jc w:val="left"/>
+      </w:pPr>
+      <w:r>
+        <w:rPr>
+          <w:rFonts w:ascii="바탕체" w:hAnsi="바탕체" w:eastAsia="바탕체" w:cs="바탕체"/>
+          <w:b w:val="0"/>
+          <w:i w:val="0"/>
+          <w:sz w:val="28"/>
+          <w:u w:val="none"/>
+        </w:rPr>
+        <w:t xml:space="preserve">   - EBITDA 양호($200M)에도 이자조차 감당 불가 — 전통적 재무 건전성 기준의 중요성 확인</w:t>
+      </w:r>
+    </w:p>
+    <w:p>
+      <w:pPr>
+        <w:spacing w:before="0" w:after="180" w:line="240" w:lineRule="auto"/>
+        <w:jc w:val="left"/>
+      </w:pPr>
+      <w:r>
+        <w:rPr>
+          <w:rFonts w:ascii="바탕체" w:hAnsi="바탕체" w:eastAsia="바탕체" w:cs="바탕체"/>
+          <w:b w:val="0"/>
+          <w:i w:val="0"/>
+          <w:sz w:val="28"/>
+          <w:u w:val="none"/>
+        </w:rPr>
+        <w:t xml:space="preserve">   - M&amp;A·IPO 시장 동결로 PE 통상 회수 수단 전면 차단</w:t>
+      </w:r>
+    </w:p>
+    <w:p>
+      <w:pPr>
+        <w:spacing w:before="0" w:after="180" w:line="240" w:lineRule="auto"/>
+        <w:jc w:val="left"/>
+      </w:pPr>
+      <w:r>
+        <w:rPr>
+          <w:rFonts w:ascii="바탕체" w:hAnsi="바탕체" w:eastAsia="바탕체" w:cs="바탕체"/>
+          <w:b/>
+          <w:i w:val="0"/>
+          <w:sz w:val="28"/>
+          <w:u w:val="none"/>
+        </w:rPr>
+        <w:t xml:space="preserve"> □ 의사결정 포인트</w:t>
+      </w:r>
+    </w:p>
+    <w:p>
+      <w:pPr>
+        <w:spacing w:before="0" w:after="180" w:line="240" w:lineRule="auto"/>
+        <w:jc w:val="left"/>
+      </w:pPr>
+      <w:r>
+        <w:rPr>
+          <w:rFonts w:ascii="바탕체" w:hAnsi="바탕체" w:eastAsia="바탕체" w:cs="바탕체"/>
+          <w:b w:val="0"/>
+          <w:i w:val="0"/>
+          <w:sz w:val="28"/>
+          <w:u w:val="none"/>
+        </w:rPr>
+        <w:t xml:space="preserve">   - SaaS 기업가치 평가 時 SaaS 특화 지표와 전통 재무 지표 병행 관리 필요</w:t>
+      </w:r>
+    </w:p>
+    <w:p>
+      <w:pPr>
+        <w:spacing w:before="0" w:after="180" w:line="240" w:lineRule="auto"/>
+        <w:jc w:val="left"/>
+      </w:pPr>
+      <w:r>
+        <w:rPr>
+          <w:rFonts w:ascii="바탕체" w:hAnsi="바탕체" w:eastAsia="바탕체" w:cs="바탕체"/>
+          <w:b w:val="0"/>
+          <w:i w:val="0"/>
+          <w:sz w:val="28"/>
+          <w:u w:val="none"/>
+        </w:rPr>
+        <w:t xml:space="preserve">   - 변동금리 조달 구조 채택 時 금리 시나리오 분석 의무화 검토 필요</w:t>
+      </w:r>
+    </w:p>
+    <w:p>
+      <w:pPr>
+        <w:spacing w:before="320" w:after="240" w:line="240" w:lineRule="auto"/>
+        <w:jc w:val="left"/>
+      </w:pPr>
+      <w:r>
+        <w:rPr>
+          <w:rFonts w:ascii="바탕체" w:hAnsi="바탕체" w:eastAsia="바탕체" w:cs="바탕체"/>
+          <w:b/>
+          <w:i w:val="0"/>
+          <w:sz w:val="28"/>
+          <w:u w:val="none"/>
+        </w:rPr>
+        <w:t>3. 분석 내용</w:t>
+      </w:r>
+    </w:p>
+    <w:p>
+      <w:pPr>
+        <w:spacing w:before="0" w:after="180" w:line="240" w:lineRule="auto"/>
+        <w:jc w:val="left"/>
+      </w:pPr>
+      <w:r>
+        <w:rPr>
+          <w:rFonts w:ascii="바탕체" w:hAnsi="바탕체" w:eastAsia="바탕체" w:cs="바탕체"/>
+          <w:b/>
+          <w:i w:val="0"/>
+          <w:sz w:val="28"/>
+          <w:u w:val="none"/>
+        </w:rPr>
+        <w:t xml:space="preserve"> □ Medallia 기업 현황</w:t>
+      </w:r>
+    </w:p>
+    <w:p>
+      <w:pPr>
+        <w:spacing w:before="0" w:after="180" w:line="240" w:lineRule="auto"/>
+        <w:jc w:val="left"/>
+      </w:pPr>
+      <w:r>
+        <w:rPr>
+          <w:rFonts w:ascii="바탕체" w:hAnsi="바탕체" w:eastAsia="바탕체" w:cs="바탕체"/>
+          <w:b w:val="0"/>
+          <w:i w:val="0"/>
+          <w:sz w:val="28"/>
+          <w:u w:val="none"/>
+        </w:rPr>
+        <w:t xml:space="preserve">   - 설립: '01年, 미국 샌프란시스코 소재 CX(고객경험) 관리 플랫폼 전문기업</w:t>
+      </w:r>
+    </w:p>
+    <w:p>
+      <w:pPr>
+        <w:spacing w:before="0" w:after="180" w:line="240" w:lineRule="auto"/>
+        <w:jc w:val="left"/>
+      </w:pPr>
+      <w:r>
+        <w:rPr>
+          <w:rFonts w:ascii="바탕체" w:hAnsi="바탕체" w:eastAsia="바탕체" w:cs="바탕체"/>
+          <w:b w:val="0"/>
+          <w:i w:val="0"/>
+          <w:sz w:val="28"/>
+          <w:u w:val="none"/>
+        </w:rPr>
+        <w:t xml:space="preserve">   - 주요 오퍼링: 고객 피드백 수집·분석, NPS(고객순추천지수) 측정, EX(직원경험) 플랫폼</w:t>
+      </w:r>
+    </w:p>
+    <w:p>
+      <w:pPr>
+        <w:spacing w:before="0" w:after="180" w:line="240" w:lineRule="auto"/>
+        <w:jc w:val="left"/>
+      </w:pPr>
+      <w:r>
+        <w:rPr>
+          <w:rFonts w:ascii="바탕체" w:hAnsi="바탕체" w:eastAsia="바탕체" w:cs="바탕체"/>
+          <w:b w:val="0"/>
+          <w:i w:val="0"/>
+          <w:sz w:val="28"/>
+          <w:u w:val="none"/>
+        </w:rPr>
+        <w:t xml:space="preserve">   - 고객군: 금융·항공·호텔·통신 글로벌 대기업(Fortune 500 다수)</w:t>
+      </w:r>
+    </w:p>
+    <w:p>
+      <w:pPr>
+        <w:spacing w:before="0" w:after="180" w:line="240" w:lineRule="auto"/>
+        <w:jc w:val="left"/>
+      </w:pPr>
+      <w:r>
+        <w:rPr>
+          <w:rFonts w:ascii="바탕체" w:hAnsi="바탕체" w:eastAsia="바탕체" w:cs="바탕체"/>
+          <w:b w:val="0"/>
+          <w:i w:val="0"/>
+          <w:sz w:val="28"/>
+          <w:u w:val="none"/>
+        </w:rPr>
+        <w:t xml:space="preserve">   - '19.7月 NYSE 상장(MDLA) → '21.10月 Thoma Bravo 인수로 상장폐지</w:t>
+      </w:r>
+    </w:p>
+    <w:p>
+      <w:pPr>
+        <w:spacing w:before="0" w:after="180" w:line="240" w:lineRule="auto"/>
+        <w:jc w:val="left"/>
+      </w:pPr>
+      <w:r>
+        <w:rPr>
+          <w:rFonts w:ascii="바탕체" w:hAnsi="바탕체" w:eastAsia="바탕체" w:cs="바탕체"/>
+          <w:b/>
+          <w:i w:val="0"/>
+          <w:sz w:val="28"/>
+          <w:u w:val="none"/>
+        </w:rPr>
+        <w:t xml:space="preserve"> □ 주요 재무 현황 (비상장 전환 후)</w:t>
       </w:r>
     </w:p>
     <w:tbl>
@@ -694,7 +736,7 @@
           </w:tcPr>
           <w:p>
             <w:pPr>
-              <w:spacing w:before="0" w:after="40" w:line="240" w:lineRule="auto"/>
+              <w:spacing w:before="20" w:after="20" w:line="240" w:lineRule="auto"/>
               <w:jc w:val="center"/>
             </w:pPr>
             <w:r>
@@ -717,7 +759,7 @@
           </w:tcPr>
           <w:p>
             <w:pPr>
-              <w:spacing w:before="0" w:after="40" w:line="240" w:lineRule="auto"/>
+              <w:spacing w:before="20" w:after="20" w:line="240" w:lineRule="auto"/>
               <w:jc w:val="center"/>
             </w:pPr>
             <w:r>
@@ -729,7 +771,7 @@
                 <w:sz w:val="26"/>
                 <w:u w:val="none"/>
               </w:rPr>
-              <w:t>내용</w:t>
+              <w:t>수치</w:t>
             </w:r>
           </w:p>
         </w:tc>
@@ -740,7 +782,7 @@
           </w:tcPr>
           <w:p>
             <w:pPr>
-              <w:spacing w:before="0" w:after="40" w:line="240" w:lineRule="auto"/>
+              <w:spacing w:before="20" w:after="20" w:line="240" w:lineRule="auto"/>
               <w:jc w:val="center"/>
             </w:pPr>
             <w:r>
@@ -764,7 +806,7 @@
           </w:tcPr>
           <w:p>
             <w:pPr>
-              <w:spacing w:before="0" w:after="40" w:line="240" w:lineRule="auto"/>
+              <w:spacing w:before="20" w:after="20" w:line="240" w:lineRule="auto"/>
               <w:jc w:val="left"/>
             </w:pPr>
             <w:r>
@@ -775,7 +817,7 @@
                 <w:sz w:val="26"/>
                 <w:u w:val="none"/>
               </w:rPr>
-              <w:t>연간 매출 (추정)</w:t>
+              <w:t>연간 매출(추정)</w:t>
             </w:r>
           </w:p>
         </w:tc>
@@ -785,8 +827,8 @@
           </w:tcPr>
           <w:p>
             <w:pPr>
-              <w:spacing w:before="0" w:after="40" w:line="240" w:lineRule="auto"/>
-              <w:jc w:val="center"/>
+              <w:spacing w:before="20" w:after="20" w:line="240" w:lineRule="auto"/>
+              <w:jc w:val="left"/>
             </w:pPr>
             <w:r>
               <w:rPr>
@@ -796,7 +838,7 @@
                 <w:sz w:val="26"/>
                 <w:u w:val="none"/>
               </w:rPr>
-              <w:t>약 $700M대</w:t>
+              <w:t>약 $700M</w:t>
             </w:r>
           </w:p>
         </w:tc>
@@ -806,7 +848,7 @@
           </w:tcPr>
           <w:p>
             <w:pPr>
-              <w:spacing w:before="0" w:after="40" w:line="240" w:lineRule="auto"/>
+              <w:spacing w:before="20" w:after="20" w:line="240" w:lineRule="auto"/>
               <w:jc w:val="left"/>
             </w:pPr>
             <w:r>
@@ -829,7 +871,7 @@
           </w:tcPr>
           <w:p>
             <w:pPr>
-              <w:spacing w:before="0" w:after="40" w:line="240" w:lineRule="auto"/>
+              <w:spacing w:before="20" w:after="20" w:line="240" w:lineRule="auto"/>
               <w:jc w:val="left"/>
             </w:pPr>
             <w:r>
@@ -850,8 +892,8 @@
           </w:tcPr>
           <w:p>
             <w:pPr>
-              <w:spacing w:before="0" w:after="40" w:line="240" w:lineRule="auto"/>
-              <w:jc w:val="center"/>
+              <w:spacing w:before="20" w:after="20" w:line="240" w:lineRule="auto"/>
+              <w:jc w:val="left"/>
             </w:pPr>
             <w:r>
               <w:rPr>
@@ -871,7 +913,7 @@
           </w:tcPr>
           <w:p>
             <w:pPr>
-              <w:spacing w:before="0" w:after="40" w:line="240" w:lineRule="auto"/>
+              <w:spacing w:before="20" w:after="20" w:line="240" w:lineRule="auto"/>
               <w:jc w:val="left"/>
             </w:pPr>
             <w:r>
@@ -882,7 +924,7 @@
                 <w:sz w:val="26"/>
                 <w:u w:val="none"/>
               </w:rPr>
-              <w:t>표면상 양호해 보이는 수치</w:t>
+              <w:t>표면상 양호</w:t>
             </w:r>
           </w:p>
         </w:tc>
@@ -891,11 +933,10 @@
         <w:tc>
           <w:tcPr>
             <w:tcW w:type="dxa" w:w="3213"/>
-            <w:shd w:val="clear" w:color="auto" w:fill="FEF9E5"/>
           </w:tcPr>
           <w:p>
             <w:pPr>
-              <w:spacing w:before="0" w:after="40" w:line="240" w:lineRule="auto"/>
+              <w:spacing w:before="20" w:after="20" w:line="240" w:lineRule="auto"/>
               <w:jc w:val="left"/>
             </w:pPr>
             <w:r>
@@ -906,26 +947,24 @@
                 <w:sz w:val="26"/>
                 <w:u w:val="none"/>
               </w:rPr>
-              <w:t>현재 부채 잔액</w:t>
+              <w:t>부채 잔액</w:t>
             </w:r>
           </w:p>
         </w:tc>
         <w:tc>
           <w:tcPr>
             <w:tcW w:type="dxa" w:w="3213"/>
-            <w:shd w:val="clear" w:color="auto" w:fill="FEF9E5"/>
           </w:tcPr>
           <w:p>
             <w:pPr>
-              <w:spacing w:before="0" w:after="40" w:line="240" w:lineRule="auto"/>
-              <w:jc w:val="center"/>
+              <w:spacing w:before="20" w:after="20" w:line="240" w:lineRule="auto"/>
+              <w:jc w:val="left"/>
             </w:pPr>
             <w:r>
               <w:rPr>
                 <w:rFonts w:ascii="바탕체" w:hAnsi="바탕체" w:eastAsia="바탕체" w:cs="바탕체"/>
                 <w:b w:val="0"/>
                 <w:i w:val="0"/>
-                <w:color w:val="B00000"/>
                 <w:sz w:val="26"/>
                 <w:u w:val="none"/>
               </w:rPr>
@@ -936,11 +975,10 @@
         <w:tc>
           <w:tcPr>
             <w:tcW w:type="dxa" w:w="3213"/>
-            <w:shd w:val="clear" w:color="auto" w:fill="FEF9E5"/>
           </w:tcPr>
           <w:p>
             <w:pPr>
-              <w:spacing w:before="0" w:after="40" w:line="240" w:lineRule="auto"/>
+              <w:spacing w:before="20" w:after="20" w:line="240" w:lineRule="auto"/>
               <w:jc w:val="left"/>
             </w:pPr>
             <w:r>
@@ -951,7 +989,7 @@
                 <w:sz w:val="26"/>
                 <w:u w:val="none"/>
               </w:rPr>
-              <w:t>PIK 이자 누적으로 인수 시 $1.8B → 증가</w:t>
+              <w:t>PIK 이자 누적 ($1.8B → 팽창)</w:t>
             </w:r>
           </w:p>
         </w:tc>
@@ -960,11 +998,10 @@
         <w:tc>
           <w:tcPr>
             <w:tcW w:type="dxa" w:w="3213"/>
-            <w:shd w:val="clear" w:color="auto" w:fill="FEF9E5"/>
           </w:tcPr>
           <w:p>
             <w:pPr>
-              <w:spacing w:before="0" w:after="40" w:line="240" w:lineRule="auto"/>
+              <w:spacing w:before="20" w:after="20" w:line="240" w:lineRule="auto"/>
               <w:jc w:val="left"/>
             </w:pPr>
             <w:r>
@@ -982,19 +1019,17 @@
         <w:tc>
           <w:tcPr>
             <w:tcW w:type="dxa" w:w="3213"/>
-            <w:shd w:val="clear" w:color="auto" w:fill="FEF9E5"/>
           </w:tcPr>
           <w:p>
             <w:pPr>
-              <w:spacing w:before="0" w:after="40" w:line="240" w:lineRule="auto"/>
-              <w:jc w:val="center"/>
+              <w:spacing w:before="20" w:after="20" w:line="240" w:lineRule="auto"/>
+              <w:jc w:val="left"/>
             </w:pPr>
             <w:r>
               <w:rPr>
                 <w:rFonts w:ascii="바탕체" w:hAnsi="바탕체" w:eastAsia="바탕체" w:cs="바탕체"/>
                 <w:b w:val="0"/>
                 <w:i w:val="0"/>
-                <w:color w:val="B00000"/>
                 <w:sz w:val="26"/>
                 <w:u w:val="none"/>
               </w:rPr>
@@ -1005,11 +1040,10 @@
         <w:tc>
           <w:tcPr>
             <w:tcW w:type="dxa" w:w="3213"/>
-            <w:shd w:val="clear" w:color="auto" w:fill="FEF9E5"/>
           </w:tcPr>
           <w:p>
             <w:pPr>
-              <w:spacing w:before="0" w:after="40" w:line="240" w:lineRule="auto"/>
+              <w:spacing w:before="20" w:after="20" w:line="240" w:lineRule="auto"/>
               <w:jc w:val="left"/>
             </w:pPr>
             <w:r>
@@ -1020,7 +1054,7 @@
                 <w:sz w:val="26"/>
                 <w:u w:val="none"/>
               </w:rPr>
-              <w:t>이자 &gt; EBITDA → 구조적 적자</w:t>
+              <w:t>EBITDA 초과 — 구조적 적자</w:t>
             </w:r>
           </w:p>
         </w:tc>
@@ -1032,7 +1066,7 @@
           </w:tcPr>
           <w:p>
             <w:pPr>
-              <w:spacing w:before="0" w:after="40" w:line="240" w:lineRule="auto"/>
+              <w:spacing w:before="20" w:after="20" w:line="240" w:lineRule="auto"/>
               <w:jc w:val="left"/>
             </w:pPr>
             <w:r>
@@ -1053,8 +1087,8 @@
           </w:tcPr>
           <w:p>
             <w:pPr>
-              <w:spacing w:before="0" w:after="40" w:line="240" w:lineRule="auto"/>
-              <w:jc w:val="center"/>
+              <w:spacing w:before="20" w:after="20" w:line="240" w:lineRule="auto"/>
+              <w:jc w:val="left"/>
             </w:pPr>
             <w:r>
               <w:rPr>
@@ -1074,7 +1108,7 @@
           </w:tcPr>
           <w:p>
             <w:pPr>
-              <w:spacing w:before="0" w:after="40" w:line="240" w:lineRule="auto"/>
+              <w:spacing w:before="20" w:after="20" w:line="240" w:lineRule="auto"/>
               <w:jc w:val="left"/>
             </w:pPr>
             <w:r>
@@ -1085,7 +1119,7 @@
                 <w:sz w:val="26"/>
                 <w:u w:val="none"/>
               </w:rPr>
-              <w:t>2021년 저금리 환경 기준</w:t>
+              <w:t>'21年 저금리 환경 기준</w:t>
             </w:r>
           </w:p>
         </w:tc>
@@ -1093,61 +1127,14 @@
     </w:tbl>
     <w:p>
       <w:pPr>
-        <w:spacing w:before="0" w:after="180" w:line="240" w:lineRule="auto"/>
-        <w:ind w:left="1701"/>
+        <w:spacing w:before="0" w:after="120" w:line="240" w:lineRule="auto"/>
         <w:jc w:val="left"/>
       </w:pPr>
-      <w:r>
-        <w:rPr>
-          <w:rFonts w:ascii="바탕체" w:hAnsi="바탕체" w:eastAsia="바탕체" w:cs="바탕체"/>
-          <w:b/>
-          <w:i w:val="0"/>
-          <w:sz w:val="20"/>
-          <w:u w:val="none"/>
-        </w:rPr>
-        <w:t xml:space="preserve">※ </w:t>
-      </w:r>
-      <w:r>
-        <w:rPr>
-          <w:rFonts w:ascii="바탕체" w:hAnsi="바탕체" w:eastAsia="바탕체" w:cs="바탕체"/>
-          <w:b w:val="0"/>
-          <w:i w:val="0"/>
-          <w:sz w:val="20"/>
-          <w:u w:val="none"/>
-        </w:rPr>
-        <w:t>연간 이자비용($300M)이 EBITDA($200M)를 초과 — EBITDA만 보면 건전해 보이지만 실제로는 이미 구조적 파산 진행 중인 상태. 상세 기업 프로필은 별첨 참조</w:t>
-      </w:r>
     </w:p>
     <w:p>
       <w:pPr>
         <w:spacing w:before="0" w:after="180" w:line="240" w:lineRule="auto"/>
-        <w:ind w:left="1701"/>
         <w:jc w:val="left"/>
-      </w:pPr>
-      <w:r>
-        <w:rPr>
-          <w:rFonts w:ascii="바탕체" w:hAnsi="바탕체" w:eastAsia="바탕체" w:cs="바탕체"/>
-          <w:b/>
-          <w:i w:val="0"/>
-          <w:sz w:val="20"/>
-          <w:u w:val="none"/>
-        </w:rPr>
-        <w:t xml:space="preserve">※ </w:t>
-      </w:r>
-      <w:r>
-        <w:rPr>
-          <w:rFonts w:ascii="바탕체" w:hAnsi="바탕체" w:eastAsia="바탕체" w:cs="바탕체"/>
-          <w:b w:val="0"/>
-          <w:i w:val="0"/>
-          <w:sz w:val="20"/>
-          <w:u w:val="none"/>
-        </w:rPr>
-        <w:t>* PIK(Payment-in-Kind): 현금 이자 대신 미납 이자를 원금에 가산하여 나중에 일괄 상환하는 방식. 단기 현금 부담을 줄이는 대신 원금이 복리 방식으로 팽창하는 구조적 위험을 내포함</w:t>
-      </w:r>
-    </w:p>
-    <w:p>
-      <w:pPr>
-        <w:spacing w:before="0" w:after="120" w:line="240" w:lineRule="auto"/>
       </w:pPr>
       <w:r>
         <w:rPr>
@@ -1157,13 +1144,28 @@
           <w:sz w:val="28"/>
           <w:u w:val="none"/>
         </w:rPr>
-        <w:t>재무 차트</w:t>
+        <w:t xml:space="preserve">   ※ 이자비용($300M) &gt; EBITDA($200M) — EBITDA 기준으로는 건전해 보이나 실제 구조적 파산 진행 中</w:t>
       </w:r>
     </w:p>
     <w:p>
       <w:pPr>
         <w:spacing w:before="0" w:after="180" w:line="240" w:lineRule="auto"/>
-        <w:ind w:left="0"/>
+        <w:jc w:val="left"/>
+      </w:pPr>
+      <w:r>
+        <w:rPr>
+          <w:rFonts w:ascii="바탕체" w:hAnsi="바탕체" w:eastAsia="바탕체" w:cs="바탕체"/>
+          <w:b w:val="0"/>
+          <w:i w:val="0"/>
+          <w:sz w:val="28"/>
+          <w:u w:val="none"/>
+        </w:rPr>
+        <w:t xml:space="preserve">   ※ PIK(Payment-in-Kind): 현금 이자 대신 미납 이자를 원금에 가산하는 방식 (원금 복리 팽창 구조)</w:t>
+      </w:r>
+    </w:p>
+    <w:p>
+      <w:pPr>
+        <w:spacing w:before="0" w:after="180" w:line="240" w:lineRule="auto"/>
         <w:jc w:val="left"/>
       </w:pPr>
       <w:r>
@@ -1174,71 +1176,284 @@
           <w:sz w:val="28"/>
           <w:u w:val="none"/>
         </w:rPr>
-        <w:t>[ 주요 재무 지표 비교 (단위: $M) ]</w:t>
+        <w:t xml:space="preserve"> □ 인수·투자 주요 이력</w:t>
       </w:r>
     </w:p>
     <w:p>
       <w:pPr>
-        <w:spacing w:before="0" w:after="120" w:line="240" w:lineRule="auto"/>
-        <w:jc w:val="center"/>
+        <w:spacing w:before="0" w:after="180" w:line="240" w:lineRule="auto"/>
+        <w:jc w:val="left"/>
       </w:pPr>
       <w:r>
         <w:rPr>
           <w:rFonts w:ascii="바탕체" w:hAnsi="바탕체" w:eastAsia="바탕체" w:cs="바탕체"/>
           <w:b w:val="0"/>
           <w:i w:val="0"/>
-          <w:color w:val="CC0000"/>
-          <w:sz w:val="20"/>
+          <w:sz w:val="28"/>
           <w:u w:val="none"/>
         </w:rPr>
-        <w:t>↳ 이자비용($300M)이 EBITDA($200M)를 초과 — 표면상 양호한 EBITDA도 이자를 충당하지 못하는 구조적 적자</w:t>
+        <w:t xml:space="preserve">   - '01年: 美 샌프란시스코 설립, CX 피드백 관리 솔루션으로 엔터프라이즈 시장 진입</w:t>
       </w:r>
     </w:p>
     <w:p>
       <w:pPr>
         <w:spacing w:before="0" w:after="180" w:line="240" w:lineRule="auto"/>
-        <w:jc w:val="center"/>
-      </w:pPr>
-      <w:r>
-        <w:rPr>
-          <w:rFonts w:ascii="바탕체" w:hAnsi="바탕체" w:eastAsia="바탕체" w:cs="바탕체"/>
-          <w:b w:val="0"/>
-          <w:i/>
-          <w:color w:val="444444"/>
-          <w:sz w:val="24"/>
-          <w:u w:val="none"/>
-        </w:rPr>
-        <w:t>[주요 재무 지표 비교 차트 — 이자비용($300M)이 EBITDA($200M) 초과, 구조적 적자 확인]</w:t>
-      </w:r>
-    </w:p>
-    <w:p>
-      <w:pPr>
-        <w:spacing w:before="0" w:after="120" w:line="240" w:lineRule="auto"/>
-        <w:jc w:val="center"/>
+        <w:jc w:val="left"/>
       </w:pPr>
       <w:r>
         <w:rPr>
           <w:rFonts w:ascii="바탕체" w:hAnsi="바탕체" w:eastAsia="바탕체" w:cs="바탕체"/>
           <w:b w:val="0"/>
           <w:i w:val="0"/>
-          <w:color w:val="777777"/>
-          <w:sz w:val="20"/>
+          <w:sz w:val="28"/>
           <w:u w:val="none"/>
         </w:rPr>
-        <w:t>※ 매출 FY2020: 공개 기준 / 인수 시점 매출·EBITDA·이자비용: 추정치 (OnlyCFO, 2026.5.1 기반)</w:t>
+        <w:t xml:space="preserve">   - '15~'18年: VC·성장단계 PE로부터 복수 투자 유치, Fortune 500 고객 확보로 시장 지위 강화</w:t>
       </w:r>
     </w:p>
     <w:p>
       <w:pPr>
-        <w:spacing w:before="0" w:after="0" w:line="240" w:lineRule="auto"/>
+        <w:spacing w:before="0" w:after="180" w:line="240" w:lineRule="auto"/>
+        <w:jc w:val="left"/>
       </w:pPr>
       <w:r>
-        <w:br w:type="page"/>
+        <w:rPr>
+          <w:rFonts w:ascii="바탕체" w:hAnsi="바탕체" w:eastAsia="바탕체" w:cs="바탕체"/>
+          <w:b w:val="0"/>
+          <w:i w:val="0"/>
+          <w:sz w:val="28"/>
+          <w:u w:val="none"/>
+        </w:rPr>
+        <w:t xml:space="preserve">   - '19.7月: NYSE 상장(MDLA), 공모가 $21. FY2020 연매출 $477M, 순손실 -$149M</w:t>
       </w:r>
     </w:p>
     <w:p>
       <w:pPr>
-        <w:spacing w:before="0" w:after="240" w:line="240" w:lineRule="auto"/>
+        <w:spacing w:before="0" w:after="180" w:line="240" w:lineRule="auto"/>
+        <w:jc w:val="left"/>
+      </w:pPr>
+      <w:r>
+        <w:rPr>
+          <w:rFonts w:ascii="바탕체" w:hAnsi="바탕체" w:eastAsia="바탕체" w:cs="바탕체"/>
+          <w:b w:val="0"/>
+          <w:i w:val="0"/>
+          <w:sz w:val="28"/>
+          <w:u w:val="none"/>
+        </w:rPr>
+        <w:t xml:space="preserve">   - '21.7月: Thoma Bravo, $6.4B에 주식 100% 인수·상장폐지</w:t>
+      </w:r>
+    </w:p>
+    <w:p>
+      <w:pPr>
+        <w:spacing w:before="0" w:after="180" w:line="240" w:lineRule="auto"/>
+        <w:jc w:val="left"/>
+      </w:pPr>
+      <w:r>
+        <w:rPr>
+          <w:rFonts w:ascii="바탕체" w:hAnsi="바탕체" w:eastAsia="바탕체" w:cs="바탕체"/>
+          <w:b w:val="0"/>
+          <w:i w:val="0"/>
+          <w:sz w:val="28"/>
+          <w:u w:val="none"/>
+        </w:rPr>
+        <w:t xml:space="preserve">     · 인수배수: 연매출 약 9배 (고성장 SaaS 프리미엄 적용)</w:t>
+      </w:r>
+    </w:p>
+    <w:p>
+      <w:pPr>
+        <w:spacing w:before="0" w:after="180" w:line="240" w:lineRule="auto"/>
+        <w:jc w:val="left"/>
+      </w:pPr>
+      <w:r>
+        <w:rPr>
+          <w:rFonts w:ascii="바탕체" w:hAnsi="바탕체" w:eastAsia="바탕체" w:cs="바탕체"/>
+          <w:b w:val="0"/>
+          <w:i w:val="0"/>
+          <w:sz w:val="28"/>
+          <w:u w:val="none"/>
+        </w:rPr>
+        <w:t xml:space="preserve">     · 조달구조: 에쿼티 약 $4.6B + 변동금리 부채 $1.8B (당시 LIBOR 0.75%)</w:t>
+      </w:r>
+    </w:p>
+    <w:p>
+      <w:pPr>
+        <w:spacing w:before="0" w:after="180" w:line="240" w:lineRule="auto"/>
+        <w:jc w:val="left"/>
+      </w:pPr>
+      <w:r>
+        <w:rPr>
+          <w:rFonts w:ascii="바탕체" w:hAnsi="바탕체" w:eastAsia="바탕체" w:cs="바탕체"/>
+          <w:b w:val="0"/>
+          <w:i w:val="0"/>
+          <w:sz w:val="28"/>
+          <w:u w:val="none"/>
+        </w:rPr>
+        <w:t xml:space="preserve">     · 내재 취약점: 변동금리 구조 — 금리 상승 時 이자부담 LIBOR/SOFR 연동으로 자동 급증</w:t>
+      </w:r>
+    </w:p>
+    <w:p>
+      <w:pPr>
+        <w:spacing w:before="0" w:after="180" w:line="240" w:lineRule="auto"/>
+        <w:jc w:val="left"/>
+      </w:pPr>
+      <w:r>
+        <w:rPr>
+          <w:rFonts w:ascii="바탕체" w:hAnsi="바탕체" w:eastAsia="바탕체" w:cs="바탕체"/>
+          <w:b w:val="0"/>
+          <w:i w:val="0"/>
+          <w:sz w:val="28"/>
+          <w:u w:val="none"/>
+        </w:rPr>
+        <w:t xml:space="preserve">   - '22~'23年: 美 연준 금리 인상(SOFR 5.4%)으로 이자부담 급증</w:t>
+      </w:r>
+    </w:p>
+    <w:p>
+      <w:pPr>
+        <w:spacing w:before="0" w:after="180" w:line="240" w:lineRule="auto"/>
+        <w:jc w:val="left"/>
+      </w:pPr>
+      <w:r>
+        <w:rPr>
+          <w:rFonts w:ascii="바탕체" w:hAnsi="바탕체" w:eastAsia="바탕체" w:cs="바탕체"/>
+          <w:b w:val="0"/>
+          <w:i w:val="0"/>
+          <w:sz w:val="28"/>
+          <w:u w:val="none"/>
+        </w:rPr>
+        <w:t xml:space="preserve">     · 연이자 $135M → $300M으로 2배 이상 급등 (SOFR 연동 변동금리 직격)</w:t>
+      </w:r>
+    </w:p>
+    <w:p>
+      <w:pPr>
+        <w:spacing w:before="0" w:after="180" w:line="240" w:lineRule="auto"/>
+        <w:jc w:val="left"/>
+      </w:pPr>
+      <w:r>
+        <w:rPr>
+          <w:rFonts w:ascii="바탕체" w:hAnsi="바탕체" w:eastAsia="바탕체" w:cs="바탕체"/>
+          <w:b w:val="0"/>
+          <w:i w:val="0"/>
+          <w:sz w:val="28"/>
+          <w:u w:val="none"/>
+        </w:rPr>
+        <w:t xml:space="preserve">     · PIK 조항 발동: 현금 이자 납부 불가 → 미납 이자를 원금에 가산하는 방식 전환</w:t>
+      </w:r>
+    </w:p>
+    <w:p>
+      <w:pPr>
+        <w:spacing w:before="0" w:after="180" w:line="240" w:lineRule="auto"/>
+        <w:jc w:val="left"/>
+      </w:pPr>
+      <w:r>
+        <w:rPr>
+          <w:rFonts w:ascii="바탕체" w:hAnsi="바탕체" w:eastAsia="바탕체" w:cs="바탕체"/>
+          <w:b w:val="0"/>
+          <w:i w:val="0"/>
+          <w:sz w:val="28"/>
+          <w:u w:val="none"/>
+        </w:rPr>
+        <w:t xml:space="preserve">     · 부채 팽창: $1.8B → 약 $2.8B (약 $1B이 이자로 원금에 누적 편입)</w:t>
+      </w:r>
+    </w:p>
+    <w:p>
+      <w:pPr>
+        <w:spacing w:before="0" w:after="180" w:line="240" w:lineRule="auto"/>
+        <w:jc w:val="left"/>
+      </w:pPr>
+      <w:r>
+        <w:rPr>
+          <w:rFonts w:ascii="바탕체" w:hAnsi="바탕체" w:eastAsia="바탕체" w:cs="바탕체"/>
+          <w:b w:val="0"/>
+          <w:i w:val="0"/>
+          <w:sz w:val="28"/>
+          <w:u w:val="none"/>
+        </w:rPr>
+        <w:t xml:space="preserve">   - '24~'25年: M&amp;A 시장 동결·IPO 시장 폐쇄로 회수 경로 차단</w:t>
+      </w:r>
+    </w:p>
+    <w:p>
+      <w:pPr>
+        <w:spacing w:before="0" w:after="180" w:line="240" w:lineRule="auto"/>
+        <w:jc w:val="left"/>
+      </w:pPr>
+      <w:r>
+        <w:rPr>
+          <w:rFonts w:ascii="바탕체" w:hAnsi="바탕체" w:eastAsia="바탕체" w:cs="바탕체"/>
+          <w:b w:val="0"/>
+          <w:i w:val="0"/>
+          <w:sz w:val="28"/>
+          <w:u w:val="none"/>
+        </w:rPr>
+        <w:t xml:space="preserve">     · 전략적 매각·레버리지 리캡·IPO 재추진 검토 → 고부채($2.8B) 구조로 협상 결렬</w:t>
+      </w:r>
+    </w:p>
+    <w:p>
+      <w:pPr>
+        <w:spacing w:before="0" w:after="180" w:line="240" w:lineRule="auto"/>
+        <w:jc w:val="left"/>
+      </w:pPr>
+      <w:r>
+        <w:rPr>
+          <w:rFonts w:ascii="바탕체" w:hAnsi="바탕체" w:eastAsia="바탕체" w:cs="바탕체"/>
+          <w:b w:val="0"/>
+          <w:i w:val="0"/>
+          <w:sz w:val="28"/>
+          <w:u w:val="none"/>
+        </w:rPr>
+        <w:t xml:space="preserve">     · FCF 전액 이자 상환 투입 → 제품 로드맵 사실상 동결</w:t>
+      </w:r>
+    </w:p>
+    <w:p>
+      <w:pPr>
+        <w:spacing w:before="0" w:after="180" w:line="240" w:lineRule="auto"/>
+        <w:jc w:val="left"/>
+      </w:pPr>
+      <w:r>
+        <w:rPr>
+          <w:rFonts w:ascii="바탕체" w:hAnsi="바탕체" w:eastAsia="바탕체" w:cs="바탕체"/>
+          <w:b w:val="0"/>
+          <w:i w:val="0"/>
+          <w:sz w:val="28"/>
+          <w:u w:val="none"/>
+        </w:rPr>
+        <w:t xml:space="preserve">   - '26年: TB, 채권단(Blackstone 等)에 경영권 이전 결정 → $5B 투자 전액 손실 확정</w:t>
+      </w:r>
+    </w:p>
+    <w:p>
+      <w:pPr>
+        <w:spacing w:before="0" w:after="180" w:line="240" w:lineRule="auto"/>
+        <w:jc w:val="left"/>
+      </w:pPr>
+      <w:r>
+        <w:rPr>
+          <w:rFonts w:ascii="바탕체" w:hAnsi="바탕체" w:eastAsia="바탕체" w:cs="바탕체"/>
+          <w:b w:val="0"/>
+          <w:i w:val="0"/>
+          <w:sz w:val="28"/>
+          <w:u w:val="none"/>
+        </w:rPr>
+        <w:t xml:space="preserve">     · Debt-to-Equity Swap: 채권단 보유 $2.8B 채권을 지분으로 전환, 구(舊) 에쿼티 전액 소멸</w:t>
+      </w:r>
+    </w:p>
+    <w:p>
+      <w:pPr>
+        <w:spacing w:before="0" w:after="180" w:line="240" w:lineRule="auto"/>
+        <w:jc w:val="left"/>
+      </w:pPr>
+      <w:r>
+        <w:rPr>
+          <w:rFonts w:ascii="바탕체" w:hAnsi="바탕체" w:eastAsia="바탕체" w:cs="바탕체"/>
+          <w:b w:val="0"/>
+          <w:i w:val="0"/>
+          <w:sz w:val="28"/>
+          <w:u w:val="none"/>
+        </w:rPr>
+        <w:t xml:space="preserve">     · Blackstone 주도 채권단 → 실질 최대주주 전환. PE 투자 역사상 최대 규모 SaaS LBO 실패 사례</w:t>
+      </w:r>
+    </w:p>
+    <w:p>
+      <w:pPr>
+        <w:spacing w:before="0" w:after="180" w:line="240" w:lineRule="auto"/>
         <w:jc w:val="left"/>
       </w:pPr>
       <w:r>
@@ -1249,34 +1464,7 @@
           <w:sz w:val="28"/>
           <w:u w:val="none"/>
         </w:rPr>
-        <w:t>2. Medallia 인수·투자 History</w:t>
-      </w:r>
-    </w:p>
-    <w:p>
-      <w:pPr>
-        <w:spacing w:before="0" w:after="320" w:line="240" w:lineRule="auto"/>
-        <w:ind w:left="283"/>
-        <w:jc w:val="left"/>
-      </w:pPr>
-      <w:r>
-        <w:rPr>
-          <w:rFonts w:ascii="바탕체" w:hAnsi="바탕체" w:eastAsia="바탕체" w:cs="바탕체"/>
-          <w:b w:val="0"/>
-          <w:i w:val="0"/>
-          <w:sz w:val="28"/>
-          <w:u w:val="none"/>
-        </w:rPr>
-        <w:t xml:space="preserve">□ </w:t>
-      </w:r>
-      <w:r>
-        <w:rPr>
-          <w:rFonts w:ascii="바탕체" w:hAnsi="바탕체" w:eastAsia="바탕체" w:cs="바탕체"/>
-          <w:b w:val="0"/>
-          <w:i w:val="0"/>
-          <w:sz w:val="28"/>
-          <w:u w:val="none"/>
-        </w:rPr>
-        <w:t>주요 투자 이력</w:t>
+        <w:t xml:space="preserve"> □ 구조적 실패 요인 진단</w:t>
       </w:r>
     </w:p>
     <w:tbl>
@@ -1299,1220 +1487,7 @@
           </w:tcPr>
           <w:p>
             <w:pPr>
-              <w:spacing w:before="0" w:after="40" w:line="240" w:lineRule="auto"/>
-              <w:jc w:val="center"/>
-            </w:pPr>
-            <w:r>
-              <w:rPr>
-                <w:rFonts w:ascii="바탕체" w:hAnsi="바탕체" w:eastAsia="바탕체" w:cs="바탕체"/>
-                <w:b/>
-                <w:i w:val="0"/>
-                <w:color w:val="FFFFFF"/>
-                <w:sz w:val="26"/>
-                <w:u w:val="none"/>
-              </w:rPr>
-              <w:t>시기</w:t>
-            </w:r>
-          </w:p>
-        </w:tc>
-        <w:tc>
-          <w:tcPr>
-            <w:tcW w:type="dxa" w:w="4819"/>
-            <w:shd w:val="clear" w:color="auto" w:fill="1E1E1E"/>
-          </w:tcPr>
-          <w:p>
-            <w:pPr>
-              <w:spacing w:before="0" w:after="40" w:line="240" w:lineRule="auto"/>
-              <w:jc w:val="center"/>
-            </w:pPr>
-            <w:r>
-              <w:rPr>
-                <w:rFonts w:ascii="바탕체" w:hAnsi="바탕체" w:eastAsia="바탕체" w:cs="바탕체"/>
-                <w:b/>
-                <w:i w:val="0"/>
-                <w:color w:val="FFFFFF"/>
-                <w:sz w:val="26"/>
-                <w:u w:val="none"/>
-              </w:rPr>
-              <w:t>주요 내용</w:t>
-            </w:r>
-          </w:p>
-        </w:tc>
-      </w:tr>
-      <w:tr>
-        <w:tc>
-          <w:tcPr>
-            <w:tcW w:type="dxa" w:w="4819"/>
-          </w:tcPr>
-          <w:p>
-            <w:pPr>
-              <w:spacing w:before="0" w:after="40" w:line="240" w:lineRule="auto"/>
-              <w:jc w:val="center"/>
-            </w:pPr>
-            <w:r>
-              <w:rPr>
-                <w:rFonts w:ascii="바탕체" w:hAnsi="바탕체" w:eastAsia="바탕체" w:cs="바탕체"/>
-                <w:b/>
-                <w:i w:val="0"/>
-                <w:sz w:val="26"/>
-                <w:u w:val="none"/>
-              </w:rPr>
-              <w:t>'01년</w:t>
-            </w:r>
-          </w:p>
-        </w:tc>
-        <w:tc>
-          <w:tcPr>
-            <w:tcW w:type="dxa" w:w="4819"/>
-          </w:tcPr>
-          <w:p>
-            <w:pPr>
-              <w:spacing w:before="0" w:after="40" w:line="240" w:lineRule="auto"/>
-              <w:jc w:val="left"/>
-            </w:pPr>
-            <w:r>
-              <w:rPr>
-                <w:rFonts w:ascii="바탕체" w:hAnsi="바탕체" w:eastAsia="바탕체" w:cs="바탕체"/>
-                <w:b w:val="0"/>
-                <w:i w:val="0"/>
-                <w:sz w:val="26"/>
-                <w:u w:val="none"/>
-              </w:rPr>
-              <w:t>미국 샌프란시스코에서 설립. CX(고객경험) 피드백 관리 솔루션으로 엔터프라이즈 시장 진입</w:t>
-            </w:r>
-          </w:p>
-        </w:tc>
-      </w:tr>
-      <w:tr>
-        <w:tc>
-          <w:tcPr>
-            <w:tcW w:type="dxa" w:w="4819"/>
-          </w:tcPr>
-          <w:p>
-            <w:pPr>
-              <w:spacing w:before="0" w:after="40" w:line="240" w:lineRule="auto"/>
-              <w:jc w:val="center"/>
-            </w:pPr>
-            <w:r>
-              <w:rPr>
-                <w:rFonts w:ascii="바탕체" w:hAnsi="바탕체" w:eastAsia="바탕체" w:cs="바탕체"/>
-                <w:b/>
-                <w:i w:val="0"/>
-                <w:sz w:val="26"/>
-                <w:u w:val="none"/>
-              </w:rPr>
-              <w:t>'15~'18년</w:t>
-            </w:r>
-          </w:p>
-        </w:tc>
-        <w:tc>
-          <w:tcPr>
-            <w:tcW w:type="dxa" w:w="4819"/>
-          </w:tcPr>
-          <w:p>
-            <w:pPr>
-              <w:spacing w:before="0" w:after="40" w:line="240" w:lineRule="auto"/>
-              <w:jc w:val="left"/>
-            </w:pPr>
-            <w:r>
-              <w:rPr>
-                <w:rFonts w:ascii="바탕체" w:hAnsi="바탕체" w:eastAsia="바탕체" w:cs="바탕체"/>
-                <w:b w:val="0"/>
-                <w:i w:val="0"/>
-                <w:sz w:val="26"/>
-                <w:u w:val="none"/>
-              </w:rPr>
-              <w:t>VC·성장단계 PE로부터 복수의 투자 유치, 기업가치 급성장. Fortune 500 고객 확보로 시장 지위 강화</w:t>
-            </w:r>
-          </w:p>
-        </w:tc>
-      </w:tr>
-      <w:tr>
-        <w:tc>
-          <w:tcPr>
-            <w:tcW w:type="dxa" w:w="4819"/>
-          </w:tcPr>
-          <w:p>
-            <w:pPr>
-              <w:spacing w:before="0" w:after="40" w:line="240" w:lineRule="auto"/>
-              <w:jc w:val="center"/>
-            </w:pPr>
-            <w:r>
-              <w:rPr>
-                <w:rFonts w:ascii="바탕체" w:hAnsi="바탕체" w:eastAsia="바탕체" w:cs="바탕체"/>
-                <w:b/>
-                <w:i w:val="0"/>
-                <w:sz w:val="26"/>
-                <w:u w:val="none"/>
-              </w:rPr>
-              <w:t>'19년</w:t>
-            </w:r>
-          </w:p>
-        </w:tc>
-        <w:tc>
-          <w:tcPr>
-            <w:tcW w:type="dxa" w:w="4819"/>
-          </w:tcPr>
-          <w:p>
-            <w:pPr>
-              <w:spacing w:before="0" w:after="40" w:line="240" w:lineRule="auto"/>
-              <w:jc w:val="left"/>
-            </w:pPr>
-            <w:r>
-              <w:rPr>
-                <w:rFonts w:ascii="바탕체" w:hAnsi="바탕체" w:eastAsia="바탕체" w:cs="바탕체"/>
-                <w:b w:val="0"/>
-                <w:i w:val="0"/>
-                <w:sz w:val="26"/>
-                <w:u w:val="none"/>
-              </w:rPr>
-              <w:t>NYSE 상장(티커: MDLA). IPO 공모가 $21 → 상장 후 $30~40대 형성. FY2020 연매출 $477M, 순손실 –$149M</w:t>
-            </w:r>
-          </w:p>
-        </w:tc>
-      </w:tr>
-      <w:tr>
-        <w:tc>
-          <w:tcPr>
-            <w:tcW w:type="dxa" w:w="4819"/>
-            <w:shd w:val="clear" w:color="auto" w:fill="FEF9E5"/>
-          </w:tcPr>
-          <w:p>
-            <w:pPr>
-              <w:spacing w:before="0" w:after="40" w:line="240" w:lineRule="auto"/>
-              <w:jc w:val="center"/>
-            </w:pPr>
-            <w:r>
-              <w:rPr>
-                <w:rFonts w:ascii="바탕체" w:hAnsi="바탕체" w:eastAsia="바탕체" w:cs="바탕체"/>
-                <w:b/>
-                <w:i w:val="0"/>
-                <w:sz w:val="26"/>
-                <w:u w:val="none"/>
-              </w:rPr>
-              <w:t>'21년</w:t>
-            </w:r>
-          </w:p>
-        </w:tc>
-        <w:tc>
-          <w:tcPr>
-            <w:tcW w:type="dxa" w:w="4819"/>
-            <w:shd w:val="clear" w:color="auto" w:fill="FEF9E5"/>
-          </w:tcPr>
-          <w:p>
-            <w:pPr>
-              <w:spacing w:before="0" w:after="40" w:line="240" w:lineRule="auto"/>
-              <w:jc w:val="left"/>
-            </w:pPr>
-            <w:r>
-              <w:rPr>
-                <w:rFonts w:ascii="바탕체" w:hAnsi="바탕체" w:eastAsia="바탕체" w:cs="바탕체"/>
-                <w:b/>
-                <w:i w:val="0"/>
-                <w:sz w:val="26"/>
-                <w:u w:val="none"/>
-              </w:rPr>
-              <w:t>Thoma Bravo(이하 TB), $6.4B에 주식 100% 인수·상장폐지</w:t>
-            </w:r>
-            <w:r>
-              <w:rPr>
-                <w:rFonts w:ascii="바탕체" w:hAnsi="바탕체" w:eastAsia="바탕체" w:cs="바탕체"/>
-                <w:b w:val="0"/>
-                <w:i w:val="0"/>
-                <w:sz w:val="26"/>
-                <w:u w:val="none"/>
-              </w:rPr>
-              <w:br/>
-            </w:r>
-            <w:r>
-              <w:rPr>
-                <w:rFonts w:ascii="바탕체" w:hAnsi="바탕체" w:eastAsia="바탕체" w:cs="바탕체"/>
-                <w:b w:val="0"/>
-                <w:i w:val="0"/>
-                <w:sz w:val="26"/>
-                <w:u w:val="none"/>
-              </w:rPr>
-              <w:t>· 인수배수: 연매출 약 9배 (당시 고성장 SaaS 프리미엄 적용)</w:t>
-            </w:r>
-            <w:r>
-              <w:rPr>
-                <w:rFonts w:ascii="바탕체" w:hAnsi="바탕체" w:eastAsia="바탕체" w:cs="바탕체"/>
-                <w:b w:val="0"/>
-                <w:i w:val="0"/>
-                <w:sz w:val="26"/>
-                <w:u w:val="none"/>
-              </w:rPr>
-              <w:br/>
-            </w:r>
-            <w:r>
-              <w:rPr>
-                <w:rFonts w:ascii="바탕체" w:hAnsi="바탕체" w:eastAsia="바탕체" w:cs="바탕체"/>
-                <w:b w:val="0"/>
-                <w:i w:val="0"/>
-                <w:sz w:val="26"/>
-                <w:u w:val="none"/>
-              </w:rPr>
-              <w:t>· 조달구조: 에쿼티 약 $4.6B + 변동금리 부채 $1.8B = 인수가 $6.4B (당시 LIBOR* 0.75%)</w:t>
-            </w:r>
-            <w:r>
-              <w:rPr>
-                <w:rFonts w:ascii="바탕체" w:hAnsi="바탕체" w:eastAsia="바탕체" w:cs="바탕체"/>
-                <w:b w:val="0"/>
-                <w:i w:val="0"/>
-                <w:sz w:val="26"/>
-                <w:u w:val="none"/>
-              </w:rPr>
-              <w:br/>
-            </w:r>
-            <w:r>
-              <w:rPr>
-                <w:rFonts w:ascii="바탕체" w:hAnsi="바탕체" w:eastAsia="바탕체" w:cs="바탕체"/>
-                <w:b w:val="0"/>
-                <w:i w:val="0"/>
-                <w:sz w:val="26"/>
-                <w:u w:val="none"/>
-              </w:rPr>
-              <w:t>· 설계 의도: 저금리 조달 후 영업현금흐름으로 이자 감당, 3~5년 내 매각·재상장으로 에쿼티 회수</w:t>
-            </w:r>
-            <w:r>
-              <w:rPr>
-                <w:rFonts w:ascii="바탕체" w:hAnsi="바탕체" w:eastAsia="바탕체" w:cs="바탕체"/>
-                <w:b w:val="0"/>
-                <w:i w:val="0"/>
-                <w:sz w:val="26"/>
-                <w:u w:val="none"/>
-              </w:rPr>
-              <w:br/>
-            </w:r>
-            <w:r>
-              <w:rPr>
-                <w:rFonts w:ascii="바탕체" w:hAnsi="바탕체" w:eastAsia="바탕체" w:cs="바탕체"/>
-                <w:b w:val="0"/>
-                <w:i w:val="0"/>
-                <w:sz w:val="26"/>
-                <w:u w:val="none"/>
-              </w:rPr>
-              <w:t>· 내재 취약점: 변동금리 구조 — 시장금리 상승 시 이자부담이 LIBOR/SOFR 연동으로 자동 급증</w:t>
-            </w:r>
-          </w:p>
-        </w:tc>
-      </w:tr>
-      <w:tr>
-        <w:tc>
-          <w:tcPr>
-            <w:tcW w:type="dxa" w:w="4819"/>
-          </w:tcPr>
-          <w:p>
-            <w:pPr>
-              <w:spacing w:before="0" w:after="40" w:line="240" w:lineRule="auto"/>
-              <w:jc w:val="center"/>
-            </w:pPr>
-            <w:r>
-              <w:rPr>
-                <w:rFonts w:ascii="바탕체" w:hAnsi="바탕체" w:eastAsia="바탕체" w:cs="바탕체"/>
-                <w:b/>
-                <w:i w:val="0"/>
-                <w:sz w:val="26"/>
-                <w:u w:val="none"/>
-              </w:rPr>
-              <w:t>'22~'23년</w:t>
-            </w:r>
-          </w:p>
-        </w:tc>
-        <w:tc>
-          <w:tcPr>
-            <w:tcW w:type="dxa" w:w="4819"/>
-          </w:tcPr>
-          <w:p>
-            <w:pPr>
-              <w:spacing w:before="0" w:after="40" w:line="240" w:lineRule="auto"/>
-              <w:jc w:val="left"/>
-            </w:pPr>
-            <w:r>
-              <w:rPr>
-                <w:rFonts w:ascii="바탕체" w:hAnsi="바탕체" w:eastAsia="바탕체" w:cs="바탕체"/>
-                <w:b w:val="0"/>
-                <w:i w:val="0"/>
-                <w:sz w:val="26"/>
-                <w:u w:val="none"/>
-              </w:rPr>
-              <w:t>美 연준 금리 인상(→ SOFR 5.4%)으로 이자부담 급증</w:t>
-            </w:r>
-            <w:r>
-              <w:rPr>
-                <w:rFonts w:ascii="바탕체" w:hAnsi="바탕체" w:eastAsia="바탕체" w:cs="바탕체"/>
-                <w:b w:val="0"/>
-                <w:i w:val="0"/>
-                <w:sz w:val="26"/>
-                <w:u w:val="none"/>
-              </w:rPr>
-              <w:br/>
-            </w:r>
-            <w:r>
-              <w:rPr>
-                <w:rFonts w:ascii="바탕체" w:hAnsi="바탕체" w:eastAsia="바탕체" w:cs="바탕체"/>
-                <w:b w:val="0"/>
-                <w:i w:val="0"/>
-                <w:sz w:val="26"/>
-                <w:u w:val="none"/>
-              </w:rPr>
-              <w:t>· 연이자 $135M → $300M으로 2배 이상 급등 (SOFR 연동 변동금리 직격)</w:t>
-            </w:r>
-            <w:r>
-              <w:rPr>
-                <w:rFonts w:ascii="바탕체" w:hAnsi="바탕체" w:eastAsia="바탕체" w:cs="바탕체"/>
-                <w:b w:val="0"/>
-                <w:i w:val="0"/>
-                <w:sz w:val="26"/>
-                <w:u w:val="none"/>
-              </w:rPr>
-              <w:br/>
-            </w:r>
-            <w:r>
-              <w:rPr>
-                <w:rFonts w:ascii="바탕체" w:hAnsi="바탕체" w:eastAsia="바탕체" w:cs="바탕체"/>
-                <w:b w:val="0"/>
-                <w:i w:val="0"/>
-                <w:sz w:val="26"/>
-                <w:u w:val="none"/>
-              </w:rPr>
-              <w:t>· PIK(Payment-in-Kind) 조항 발동: 현금 이자 납부 불가 → 미납 이자를 원금에 가산하는 방식 전환</w:t>
-            </w:r>
-            <w:r>
-              <w:rPr>
-                <w:rFonts w:ascii="바탕체" w:hAnsi="바탕체" w:eastAsia="바탕체" w:cs="바탕체"/>
-                <w:b w:val="0"/>
-                <w:i w:val="0"/>
-                <w:sz w:val="26"/>
-                <w:u w:val="none"/>
-              </w:rPr>
-              <w:br/>
-            </w:r>
-            <w:r>
-              <w:rPr>
-                <w:rFonts w:ascii="바탕체" w:hAnsi="바탕체" w:eastAsia="바탕체" w:cs="바탕체"/>
-                <w:b w:val="0"/>
-                <w:i w:val="0"/>
-                <w:sz w:val="26"/>
-                <w:u w:val="none"/>
-              </w:rPr>
-              <w:t>· 부채 팽창: PIK 적용으로 원금 $1.8B → 약 $2.8B (약 $1B이 이자로 원금에 누적 편입)</w:t>
-            </w:r>
-            <w:r>
-              <w:rPr>
-                <w:rFonts w:ascii="바탕체" w:hAnsi="바탕체" w:eastAsia="바탕체" w:cs="바탕체"/>
-                <w:b w:val="0"/>
-                <w:i w:val="0"/>
-                <w:sz w:val="26"/>
-                <w:u w:val="none"/>
-              </w:rPr>
-              <w:br/>
-            </w:r>
-            <w:r>
-              <w:rPr>
-                <w:rFonts w:ascii="바탕체" w:hAnsi="바탕체" w:eastAsia="바탕체" w:cs="바탕체"/>
-                <w:b w:val="0"/>
-                <w:i w:val="0"/>
-                <w:sz w:val="26"/>
-                <w:u w:val="none"/>
-              </w:rPr>
-              <w:t>· '죽음의 소용돌이' 진입: 이자 충당 위한 현금 소진 → 제품 혁신 투자 불가 → 경쟁력 저하 반복</w:t>
-            </w:r>
-          </w:p>
-        </w:tc>
-      </w:tr>
-      <w:tr>
-        <w:tc>
-          <w:tcPr>
-            <w:tcW w:type="dxa" w:w="4819"/>
-          </w:tcPr>
-          <w:p>
-            <w:pPr>
-              <w:spacing w:before="0" w:after="40" w:line="240" w:lineRule="auto"/>
-              <w:jc w:val="center"/>
-            </w:pPr>
-            <w:r>
-              <w:rPr>
-                <w:rFonts w:ascii="바탕체" w:hAnsi="바탕체" w:eastAsia="바탕체" w:cs="바탕체"/>
-                <w:b/>
-                <w:i w:val="0"/>
-                <w:sz w:val="26"/>
-                <w:u w:val="none"/>
-              </w:rPr>
-              <w:t>'24~'25년</w:t>
-            </w:r>
-          </w:p>
-        </w:tc>
-        <w:tc>
-          <w:tcPr>
-            <w:tcW w:type="dxa" w:w="4819"/>
-          </w:tcPr>
-          <w:p>
-            <w:pPr>
-              <w:spacing w:before="0" w:after="40" w:line="240" w:lineRule="auto"/>
-              <w:jc w:val="left"/>
-            </w:pPr>
-            <w:r>
-              <w:rPr>
-                <w:rFonts w:ascii="바탕체" w:hAnsi="바탕체" w:eastAsia="바탕체" w:cs="바탕체"/>
-                <w:b w:val="0"/>
-                <w:i w:val="0"/>
-                <w:sz w:val="26"/>
-                <w:u w:val="none"/>
-              </w:rPr>
-              <w:t>M&amp;A 시장 동결·IPO 시장 폐쇄로 TB의 회수 경로 완전 차단</w:t>
-            </w:r>
-            <w:r>
-              <w:rPr>
-                <w:rFonts w:ascii="바탕체" w:hAnsi="바탕체" w:eastAsia="바탕체" w:cs="바탕체"/>
-                <w:b w:val="0"/>
-                <w:i w:val="0"/>
-                <w:sz w:val="26"/>
-                <w:u w:val="none"/>
-              </w:rPr>
-              <w:br/>
-            </w:r>
-            <w:r>
-              <w:rPr>
-                <w:rFonts w:ascii="바탕체" w:hAnsi="바탕체" w:eastAsia="바탕체" w:cs="바탕체"/>
-                <w:b w:val="0"/>
-                <w:i w:val="0"/>
-                <w:sz w:val="26"/>
-                <w:u w:val="none"/>
-              </w:rPr>
-              <w:t>· TB의 회수 시도: 전략적 매각(대형 기술기업 대상 협상), 레버리지 리캡, IPO 재추진 등 검토</w:t>
-            </w:r>
-            <w:r>
-              <w:rPr>
-                <w:rFonts w:ascii="바탕체" w:hAnsi="바탕체" w:eastAsia="바탕체" w:cs="바탕체"/>
-                <w:b w:val="0"/>
-                <w:i w:val="0"/>
-                <w:sz w:val="26"/>
-                <w:u w:val="none"/>
-              </w:rPr>
-              <w:br/>
-            </w:r>
-            <w:r>
-              <w:rPr>
-                <w:rFonts w:ascii="바탕체" w:hAnsi="바탕체" w:eastAsia="바탕체" w:cs="바탕체"/>
-                <w:b w:val="0"/>
-                <w:i w:val="0"/>
-                <w:sz w:val="26"/>
-                <w:u w:val="none"/>
-              </w:rPr>
-              <w:t>· 매각 실패 원인: $2.8B 부채 인수 부담 + AI 경쟁 심화로 기업가치 추가 하락으로 협상 결렬</w:t>
-            </w:r>
-            <w:r>
-              <w:rPr>
-                <w:rFonts w:ascii="바탕체" w:hAnsi="바탕체" w:eastAsia="바탕체" w:cs="바탕체"/>
-                <w:b w:val="0"/>
-                <w:i w:val="0"/>
-                <w:sz w:val="26"/>
-                <w:u w:val="none"/>
-              </w:rPr>
-              <w:br/>
-            </w:r>
-            <w:r>
-              <w:rPr>
-                <w:rFonts w:ascii="바탕체" w:hAnsi="바탕체" w:eastAsia="바탕체" w:cs="바탕체"/>
-                <w:b w:val="0"/>
-                <w:i w:val="0"/>
-                <w:sz w:val="26"/>
-                <w:u w:val="none"/>
-              </w:rPr>
-              <w:t>· AI 경쟁 심화: Qualtrics 등 AI 네이티브 경쟁자 급부상 → 성장률 정체, 고객 이탈 가속화</w:t>
-            </w:r>
-            <w:r>
-              <w:rPr>
-                <w:rFonts w:ascii="바탕체" w:hAnsi="바탕체" w:eastAsia="바탕체" w:cs="바탕체"/>
-                <w:b w:val="0"/>
-                <w:i w:val="0"/>
-                <w:sz w:val="26"/>
-                <w:u w:val="none"/>
-              </w:rPr>
-              <w:br/>
-            </w:r>
-            <w:r>
-              <w:rPr>
-                <w:rFonts w:ascii="바탕체" w:hAnsi="바탕체" w:eastAsia="바탕체" w:cs="바탕체"/>
-                <w:b w:val="0"/>
-                <w:i w:val="0"/>
-                <w:sz w:val="26"/>
-                <w:u w:val="none"/>
-              </w:rPr>
-              <w:t>· FCF 전액 이자 상환에 투입 → 제품 로드맵 사실상 동결, 신기능 개발 사실상 중단</w:t>
-            </w:r>
-          </w:p>
-        </w:tc>
-      </w:tr>
-      <w:tr>
-        <w:tc>
-          <w:tcPr>
-            <w:tcW w:type="dxa" w:w="4819"/>
-            <w:shd w:val="clear" w:color="auto" w:fill="FEF9E5"/>
-          </w:tcPr>
-          <w:p>
-            <w:pPr>
-              <w:spacing w:before="0" w:after="40" w:line="240" w:lineRule="auto"/>
-              <w:jc w:val="center"/>
-            </w:pPr>
-            <w:r>
-              <w:rPr>
-                <w:rFonts w:ascii="바탕체" w:hAnsi="바탕체" w:eastAsia="바탕체" w:cs="바탕체"/>
-                <w:b/>
-                <w:i w:val="0"/>
-                <w:sz w:val="26"/>
-                <w:u w:val="none"/>
-              </w:rPr>
-              <w:t>'26년</w:t>
-            </w:r>
-          </w:p>
-        </w:tc>
-        <w:tc>
-          <w:tcPr>
-            <w:tcW w:type="dxa" w:w="4819"/>
-            <w:shd w:val="clear" w:color="auto" w:fill="FEF9E5"/>
-          </w:tcPr>
-          <w:p>
-            <w:pPr>
-              <w:spacing w:before="0" w:after="40" w:line="240" w:lineRule="auto"/>
-              <w:jc w:val="left"/>
-            </w:pPr>
-            <w:r>
-              <w:rPr>
-                <w:rFonts w:ascii="바탕체" w:hAnsi="바탕체" w:eastAsia="바탕체" w:cs="바탕체"/>
-                <w:b/>
-                <w:i w:val="0"/>
-                <w:sz w:val="26"/>
-                <w:u w:val="none"/>
-              </w:rPr>
-              <w:t>TB, 채권단(Blackstone 등)에 경영권 이전 결정 → $5B 투자 전액 손실 확정</w:t>
-            </w:r>
-            <w:r>
-              <w:rPr>
-                <w:rFonts w:ascii="바탕체" w:hAnsi="바탕체" w:eastAsia="바탕체" w:cs="바탕체"/>
-                <w:b w:val="0"/>
-                <w:i w:val="0"/>
-                <w:sz w:val="26"/>
-                <w:u w:val="none"/>
-              </w:rPr>
-              <w:br/>
-            </w:r>
-            <w:r>
-              <w:rPr>
-                <w:rFonts w:ascii="바탕체" w:hAnsi="바탕체" w:eastAsia="바탕체" w:cs="바탕체"/>
-                <w:b w:val="0"/>
-                <w:i w:val="0"/>
-                <w:sz w:val="26"/>
-                <w:u w:val="none"/>
-              </w:rPr>
-              <w:t>· Debt-to-Equity Swap: 채권단이 보유한 $2.8B 채권을 지분으로 전환 — 구(舊) 에쿼티 전액 소멸</w:t>
-            </w:r>
-            <w:r>
-              <w:rPr>
-                <w:rFonts w:ascii="바탕체" w:hAnsi="바탕체" w:eastAsia="바탕체" w:cs="바탕체"/>
-                <w:b w:val="0"/>
-                <w:i w:val="0"/>
-                <w:sz w:val="26"/>
-                <w:u w:val="none"/>
-              </w:rPr>
-              <w:br/>
-            </w:r>
-            <w:r>
-              <w:rPr>
-                <w:rFonts w:ascii="바탕체" w:hAnsi="바탕체" w:eastAsia="바탕체" w:cs="바탕체"/>
-                <w:b w:val="0"/>
-                <w:i w:val="0"/>
-                <w:sz w:val="26"/>
-                <w:u w:val="none"/>
-              </w:rPr>
-              <w:t>· 투자자 역할 역전: Blackstone 주도 채권단 → 실질 최대주주 전환, TB → 지분 소멸</w:t>
-            </w:r>
-            <w:r>
-              <w:rPr>
-                <w:rFonts w:ascii="바탕체" w:hAnsi="바탕체" w:eastAsia="바탕체" w:cs="바탕체"/>
-                <w:b w:val="0"/>
-                <w:i w:val="0"/>
-                <w:sz w:val="26"/>
-                <w:u w:val="none"/>
-              </w:rPr>
-              <w:br/>
-            </w:r>
-            <w:r>
-              <w:rPr>
-                <w:rFonts w:ascii="바탕체" w:hAnsi="바탕체" w:eastAsia="바탕체" w:cs="바탕체"/>
-                <w:b w:val="0"/>
-                <w:i w:val="0"/>
-                <w:sz w:val="26"/>
-                <w:u w:val="none"/>
-              </w:rPr>
-              <w:t>· TB의 추가 자금 투입 거부(Bloomberg, 2026.4.30): 회수 가능성 없다고 최종 판단, 신규 에쿼티 투입 중단</w:t>
-            </w:r>
-            <w:r>
-              <w:rPr>
-                <w:rFonts w:ascii="바탕체" w:hAnsi="바탕체" w:eastAsia="바탕체" w:cs="바탕체"/>
-                <w:b w:val="0"/>
-                <w:i w:val="0"/>
-                <w:sz w:val="26"/>
-                <w:u w:val="none"/>
-              </w:rPr>
-              <w:br/>
-            </w:r>
-            <w:r>
-              <w:rPr>
-                <w:rFonts w:ascii="바탕체" w:hAnsi="바탕체" w:eastAsia="바탕체" w:cs="바탕체"/>
-                <w:b w:val="0"/>
-                <w:i w:val="0"/>
-                <w:sz w:val="26"/>
-                <w:u w:val="none"/>
-              </w:rPr>
-              <w:t>· PE 투자 역사상 최대 규모 SaaS LBO* 실패 사례 중 하나로 업계에 기록</w:t>
-            </w:r>
-          </w:p>
-        </w:tc>
-      </w:tr>
-    </w:tbl>
-    <w:p>
-      <w:pPr>
-        <w:spacing w:before="0" w:after="180" w:line="240" w:lineRule="auto"/>
-        <w:ind w:left="1701"/>
-        <w:jc w:val="left"/>
-      </w:pPr>
-      <w:r>
-        <w:rPr>
-          <w:rFonts w:ascii="바탕체" w:hAnsi="바탕체" w:eastAsia="바탕체" w:cs="바탕체"/>
-          <w:b/>
-          <w:i w:val="0"/>
-          <w:sz w:val="20"/>
-          <w:u w:val="none"/>
-        </w:rPr>
-        <w:t xml:space="preserve">※ </w:t>
-      </w:r>
-      <w:r>
-        <w:rPr>
-          <w:rFonts w:ascii="바탕체" w:hAnsi="바탕체" w:eastAsia="바탕체" w:cs="바탕체"/>
-          <w:b w:val="0"/>
-          <w:i w:val="0"/>
-          <w:sz w:val="20"/>
-          <w:u w:val="none"/>
-        </w:rPr>
-        <w:t>* SOFR(Secured Overnight Financing Rate): 미국 달러 단기 대출금리 기준으로, 기존 LIBOR를 대체하는 기준금리. 미 연준 금리 결정에 연동되며 2022년 금리 인상으로 5.4%까지 상승하여 변동금리 차입 기업의 이자부담을 급격히 증가시킴</w:t>
-      </w:r>
-    </w:p>
-    <w:p>
-      <w:pPr>
-        <w:spacing w:before="0" w:after="180" w:line="240" w:lineRule="auto"/>
-        <w:ind w:left="1701"/>
-        <w:jc w:val="left"/>
-      </w:pPr>
-      <w:r>
-        <w:rPr>
-          <w:rFonts w:ascii="바탕체" w:hAnsi="바탕체" w:eastAsia="바탕체" w:cs="바탕체"/>
-          <w:b/>
-          <w:i w:val="0"/>
-          <w:sz w:val="20"/>
-          <w:u w:val="none"/>
-        </w:rPr>
-        <w:t xml:space="preserve">※ </w:t>
-      </w:r>
-      <w:r>
-        <w:rPr>
-          <w:rFonts w:ascii="바탕체" w:hAnsi="바탕체" w:eastAsia="바탕체" w:cs="바탕체"/>
-          <w:b w:val="0"/>
-          <w:i w:val="0"/>
-          <w:sz w:val="20"/>
-          <w:u w:val="none"/>
-        </w:rPr>
-        <w:t>* LIBOR(London Interbank Offered Rate): 런던 은행 간 단기 대출금리 기준. 글로벌 금융계약의 기준금리로 활용되었으나 2023년 공식 폐지 후 SOFR로 대체됨. Medallia 인수 당시(2021년) 0.75% 수준이었으나, 이후 연동 기준이 SOFR로 전환됨</w:t>
-      </w:r>
-    </w:p>
-    <w:p>
-      <w:pPr>
-        <w:spacing w:before="0" w:after="180" w:line="240" w:lineRule="auto"/>
-        <w:ind w:left="1701"/>
-        <w:jc w:val="left"/>
-      </w:pPr>
-      <w:r>
-        <w:rPr>
-          <w:rFonts w:ascii="바탕체" w:hAnsi="바탕체" w:eastAsia="바탕체" w:cs="바탕체"/>
-          <w:b/>
-          <w:i w:val="0"/>
-          <w:sz w:val="20"/>
-          <w:u w:val="none"/>
-        </w:rPr>
-        <w:t xml:space="preserve">※ </w:t>
-      </w:r>
-      <w:r>
-        <w:rPr>
-          <w:rFonts w:ascii="바탕체" w:hAnsi="바탕체" w:eastAsia="바탕체" w:cs="바탕체"/>
-          <w:b w:val="0"/>
-          <w:i w:val="0"/>
-          <w:sz w:val="20"/>
-          <w:u w:val="none"/>
-        </w:rPr>
-        <w:t>* LBO(Leveraged Buy-Out, 차입매수): 인수자금의 일부를 부채로 조달해 기업을 인수하는 구조. 레버리지 효과로 에쿼티 수익률을 극대화할 수 있으나, 금리 상승 시 이자부담이 급증하는 구조적 리스크를 내포함</w:t>
-      </w:r>
-    </w:p>
-    <w:p>
-      <w:pPr>
-        <w:spacing w:before="0" w:after="180" w:line="240" w:lineRule="auto"/>
-        <w:ind w:left="567"/>
-        <w:jc w:val="left"/>
-      </w:pPr>
-      <w:r>
-        <w:rPr>
-          <w:rFonts w:ascii="바탕체" w:hAnsi="바탕체" w:eastAsia="바탕체" w:cs="바탕체"/>
-          <w:b w:val="0"/>
-          <w:i/>
-          <w:color w:val="333333"/>
-          <w:sz w:val="26"/>
-          <w:u w:val="none"/>
-        </w:rPr>
-        <w:t>"We way overestimated the very high rate of growth of that company into the future."</w:t>
-      </w:r>
-    </w:p>
-    <w:p>
-      <w:pPr>
-        <w:spacing w:before="0" w:after="180" w:line="240" w:lineRule="auto"/>
-        <w:ind w:left="567"/>
-        <w:jc w:val="left"/>
-      </w:pPr>
-      <w:r>
-        <w:rPr>
-          <w:rFonts w:ascii="바탕체" w:hAnsi="바탕체" w:eastAsia="바탕체" w:cs="바탕체"/>
-          <w:b w:val="0"/>
-          <w:i/>
-          <w:color w:val="666666"/>
-          <w:sz w:val="24"/>
-          <w:u w:val="none"/>
-        </w:rPr>
-        <w:t>— Orlando Bravo (Thoma Bravo CEO), 2026</w:t>
-      </w:r>
-    </w:p>
-    <w:p>
-      <w:pPr>
-        <w:spacing w:before="0" w:after="180" w:line="240" w:lineRule="auto"/>
-        <w:jc w:val="left"/>
-        <w:shd w:val="clear" w:color="auto" w:fill="F5F5F5"/>
-        <w:pBdr>
-          <w:top w:val="single" w:sz="4" w:color="888888"/>
-          <w:left w:val="single" w:sz="4" w:color="888888"/>
-          <w:bottom w:val="single" w:sz="4" w:color="888888"/>
-          <w:right w:val="single" w:sz="4" w:color="888888"/>
-        </w:pBdr>
-      </w:pPr>
-      <w:r>
-        <w:rPr>
-          <w:rFonts w:ascii="바탕체" w:hAnsi="바탕체" w:eastAsia="바탕체" w:cs="바탕체"/>
-          <w:b w:val="0"/>
-          <w:i w:val="0"/>
-          <w:sz w:val="26"/>
-          <w:u w:val="none"/>
-        </w:rPr>
-        <w:br/>
-      </w:r>
-      <w:r>
-        <w:rPr>
-          <w:rFonts w:ascii="바탕체" w:hAnsi="바탕체" w:eastAsia="바탕체" w:cs="바탕체"/>
-          <w:b/>
-          <w:i w:val="0"/>
-          <w:sz w:val="26"/>
-          <w:u w:val="none"/>
-        </w:rPr>
-        <w:t>[ LBO + PIK 구조 이해 ]</w:t>
-      </w:r>
-      <w:r>
-        <w:rPr>
-          <w:rFonts w:ascii="바탕체" w:hAnsi="바탕체" w:eastAsia="바탕체" w:cs="바탕체"/>
-          <w:b w:val="0"/>
-          <w:i w:val="0"/>
-          <w:sz w:val="26"/>
-          <w:u w:val="none"/>
-        </w:rPr>
-        <w:t xml:space="preserve"> </w:t>
-        <w:br/>
-        <w:t xml:space="preserve">    LBO(차입매수)는 인수자금의 일부를 부채로 조달해 기업을 인수하는 구조. 변동금리로 조달 시</w:t>
-        <w:br/>
-        <w:t xml:space="preserve">    금리 상승이 직접 이자비용 급등으로 이어짐. PIK는 현금 이자 대신 미납 이자를 원금에 가산해</w:t>
-        <w:br/>
-        <w:t xml:space="preserve">    나중에 상환하는 방식으로, 단기 현금 부담을 줄이는 대신 원금이 복리 방식으로 팽창하는</w:t>
-        <w:br/>
-        <w:t xml:space="preserve">    구조적 위험을 내포함. Medallia의 경우 두 조건이 동시에 발동하면서 부채가 통제 불가 수준으로 증가함.</w:t>
-        <w:br/>
-        <w:t xml:space="preserve">  </w:t>
-      </w:r>
-    </w:p>
-    <w:p>
-      <w:pPr>
-        <w:spacing w:before="0" w:after="0" w:line="240" w:lineRule="auto"/>
-      </w:pPr>
-      <w:r>
-        <w:br w:type="page"/>
-      </w:r>
-    </w:p>
-    <w:p>
-      <w:pPr>
-        <w:spacing w:before="0" w:after="240" w:line="240" w:lineRule="auto"/>
-        <w:jc w:val="left"/>
-      </w:pPr>
-      <w:r>
-        <w:rPr>
-          <w:rFonts w:ascii="바탕체" w:hAnsi="바탕체" w:eastAsia="바탕체" w:cs="바탕체"/>
-          <w:b/>
-          <w:i w:val="0"/>
-          <w:sz w:val="28"/>
-          <w:u w:val="none"/>
-        </w:rPr>
-        <w:t>3. 현재 Thoma Bravo / Medallia 상황 분석</w:t>
-      </w:r>
-    </w:p>
-    <w:p>
-      <w:pPr>
-        <w:spacing w:before="0" w:after="320" w:line="240" w:lineRule="auto"/>
-        <w:ind w:left="283"/>
-        <w:jc w:val="left"/>
-      </w:pPr>
-      <w:r>
-        <w:rPr>
-          <w:rFonts w:ascii="바탕체" w:hAnsi="바탕체" w:eastAsia="바탕체" w:cs="바탕체"/>
-          <w:b w:val="0"/>
-          <w:i w:val="0"/>
-          <w:sz w:val="28"/>
-          <w:u w:val="none"/>
-        </w:rPr>
-        <w:t xml:space="preserve">□ </w:t>
-      </w:r>
-      <w:r>
-        <w:rPr>
-          <w:rFonts w:ascii="바탕체" w:hAnsi="바탕체" w:eastAsia="바탕체" w:cs="바탕체"/>
-          <w:b w:val="0"/>
-          <w:i w:val="0"/>
-          <w:sz w:val="28"/>
-          <w:u w:val="none"/>
-        </w:rPr>
-        <w:t>경영권 이전 구조</w:t>
-      </w:r>
-    </w:p>
-    <w:p>
-      <w:pPr>
-        <w:spacing w:before="0" w:after="180" w:line="240" w:lineRule="auto"/>
-        <w:ind w:left="1134"/>
-        <w:jc w:val="left"/>
-      </w:pPr>
-      <w:r>
-        <w:rPr>
-          <w:rFonts w:ascii="바탕체" w:hAnsi="바탕체" w:eastAsia="바탕체" w:cs="바탕체"/>
-          <w:b w:val="0"/>
-          <w:i w:val="0"/>
-          <w:sz w:val="28"/>
-          <w:u w:val="none"/>
-        </w:rPr>
-        <w:t xml:space="preserve">- </w:t>
-      </w:r>
-      <w:r>
-        <w:rPr>
-          <w:rFonts w:ascii="바탕체" w:hAnsi="바탕체" w:eastAsia="바탕체" w:cs="바탕체"/>
-          <w:b w:val="0"/>
-          <w:i w:val="0"/>
-          <w:sz w:val="28"/>
-          <w:u w:val="none"/>
-        </w:rPr>
-        <w:t>TB의 에쿼티 지분 → 채권단으로 이전(Debt-to-Equity Swap): 채권단이 보유한 $2.8B 채권을 지분으로 전환</w:t>
-        <w:br/>
-        <w:t xml:space="preserve">      </w:t>
-      </w:r>
-      <w:r>
-        <w:rPr>
-          <w:rFonts w:ascii="바탕체" w:hAnsi="바탕체" w:eastAsia="바탕체" w:cs="바탕체"/>
-          <w:b w:val="0"/>
-          <w:i w:val="0"/>
-          <w:sz w:val="28"/>
-          <w:u w:val="none"/>
-        </w:rPr>
-        <w:br/>
-      </w:r>
-    </w:p>
-    <w:p>
-      <w:pPr>
-        <w:spacing w:before="0" w:after="180" w:line="240" w:lineRule="auto"/>
-        <w:ind w:left="1984"/>
-        <w:jc w:val="left"/>
-      </w:pPr>
-      <w:r>
-        <w:rPr>
-          <w:rFonts w:ascii="바탕체" w:hAnsi="바탕체" w:eastAsia="바탕체" w:cs="바탕체"/>
-          <w:b w:val="0"/>
-          <w:i w:val="0"/>
-          <w:sz w:val="28"/>
-          <w:u w:val="none"/>
-        </w:rPr>
-        <w:t xml:space="preserve">· </w:t>
-      </w:r>
-      <w:r>
-        <w:rPr>
-          <w:rFonts w:ascii="바탕체" w:hAnsi="바탕체" w:eastAsia="바탕체" w:cs="바탕체"/>
-          <w:b w:val="0"/>
-          <w:i w:val="0"/>
-          <w:sz w:val="28"/>
-          <w:u w:val="none"/>
-        </w:rPr>
-        <w:t>에쿼티 소멸 순서: TB 출자금($4.6B) 전액 + 기타 에쿼티 투자자 → 채무 변제 후 잔여가치 없음</w:t>
-      </w:r>
-    </w:p>
-    <w:p>
-      <w:pPr>
-        <w:spacing w:before="0" w:after="180" w:line="240" w:lineRule="auto"/>
-        <w:ind w:left="1984"/>
-        <w:jc w:val="left"/>
-      </w:pPr>
-      <w:r>
-        <w:rPr>
-          <w:rFonts w:ascii="바탕체" w:hAnsi="바탕체" w:eastAsia="바탕체" w:cs="바탕체"/>
-          <w:b w:val="0"/>
-          <w:i w:val="0"/>
-          <w:sz w:val="28"/>
-          <w:u w:val="none"/>
-        </w:rPr>
-        <w:t xml:space="preserve">· </w:t>
-      </w:r>
-      <w:r>
-        <w:rPr>
-          <w:rFonts w:ascii="바탕체" w:hAnsi="바탕체" w:eastAsia="바탕체" w:cs="바탕체"/>
-          <w:b w:val="0"/>
-          <w:i w:val="0"/>
-          <w:sz w:val="28"/>
-          <w:u w:val="none"/>
-        </w:rPr>
-        <w:t>TB의 추가 자금 투입 거부(Bloomberg, 2026.4.30): 회수 가능성 없다고 최종 판단, 신규 에쿼티 투입 중단</w:t>
-      </w:r>
-    </w:p>
-    <w:p>
-      <w:pPr>
-        <w:spacing w:before="0" w:after="180" w:line="240" w:lineRule="auto"/>
-        <w:ind w:left="1134"/>
-        <w:jc w:val="left"/>
-      </w:pPr>
-      <w:r>
-        <w:rPr>
-          <w:rFonts w:ascii="바탕체" w:hAnsi="바탕체" w:eastAsia="바탕체" w:cs="바탕체"/>
-          <w:b w:val="0"/>
-          <w:i w:val="0"/>
-          <w:sz w:val="28"/>
-          <w:u w:val="none"/>
-        </w:rPr>
-        <w:t xml:space="preserve">- </w:t>
-      </w:r>
-      <w:r>
-        <w:rPr>
-          <w:rFonts w:ascii="바탕체" w:hAnsi="바탕체" w:eastAsia="바탕체" w:cs="바탕체"/>
-          <w:b w:val="0"/>
-          <w:i w:val="0"/>
-          <w:sz w:val="28"/>
-          <w:u w:val="none"/>
-        </w:rPr>
-        <w:t>Blackstone 등 기존 대출자(채권단)가 실질적 최대주주로 전환 — 구조조정·처분 결정권 이동</w:t>
-        <w:br/>
-        <w:t xml:space="preserve">      </w:t>
-      </w:r>
-      <w:r>
-        <w:rPr>
-          <w:rFonts w:ascii="바탕체" w:hAnsi="바탕체" w:eastAsia="바탕체" w:cs="바탕체"/>
-          <w:b w:val="0"/>
-          <w:i w:val="0"/>
-          <w:sz w:val="28"/>
-          <w:u w:val="none"/>
-        </w:rPr>
-        <w:br/>
-      </w:r>
-    </w:p>
-    <w:p>
-      <w:pPr>
-        <w:spacing w:before="0" w:after="180" w:line="240" w:lineRule="auto"/>
-        <w:ind w:left="1984"/>
-        <w:jc w:val="left"/>
-      </w:pPr>
-      <w:r>
-        <w:rPr>
-          <w:rFonts w:ascii="바탕체" w:hAnsi="바탕체" w:eastAsia="바탕체" w:cs="바탕체"/>
-          <w:b w:val="0"/>
-          <w:i w:val="0"/>
-          <w:sz w:val="28"/>
-          <w:u w:val="none"/>
-        </w:rPr>
-        <w:t xml:space="preserve">· </w:t>
-      </w:r>
-      <w:r>
-        <w:rPr>
-          <w:rFonts w:ascii="바탕체" w:hAnsi="바탕체" w:eastAsia="바탕체" w:cs="바탕체"/>
-          <w:b w:val="0"/>
-          <w:i w:val="0"/>
-          <w:sz w:val="28"/>
-          <w:u w:val="none"/>
-        </w:rPr>
-        <w:t>현재 지배구조: Blackstone 주도 채권단(대주주) + 민간 신용 펀드 등 기타 채권자 → 공동 소유</w:t>
-      </w:r>
-    </w:p>
-    <w:p>
-      <w:pPr>
-        <w:spacing w:before="0" w:after="180" w:line="240" w:lineRule="auto"/>
-        <w:ind w:left="1984"/>
-        <w:jc w:val="left"/>
-      </w:pPr>
-      <w:r>
-        <w:rPr>
-          <w:rFonts w:ascii="바탕체" w:hAnsi="바탕체" w:eastAsia="바탕체" w:cs="바탕체"/>
-          <w:b w:val="0"/>
-          <w:i w:val="0"/>
-          <w:sz w:val="28"/>
-          <w:u w:val="none"/>
-        </w:rPr>
-        <w:t xml:space="preserve">· </w:t>
-      </w:r>
-      <w:r>
-        <w:rPr>
-          <w:rFonts w:ascii="바탕체" w:hAnsi="바탕체" w:eastAsia="바탕체" w:cs="바탕체"/>
-          <w:b w:val="0"/>
-          <w:i w:val="0"/>
-          <w:sz w:val="28"/>
-          <w:u w:val="none"/>
-        </w:rPr>
-        <w:t>채권자 입장에서도 원금 전액 회수 불확실 — 민간 신용(Private Credit) 시장 손실 가시화</w:t>
-      </w:r>
-    </w:p>
-    <w:p>
-      <w:pPr>
-        <w:spacing w:before="0" w:after="180" w:line="240" w:lineRule="auto"/>
-        <w:ind w:left="1134"/>
-        <w:jc w:val="left"/>
-      </w:pPr>
-      <w:r>
-        <w:rPr>
-          <w:rFonts w:ascii="바탕체" w:hAnsi="바탕체" w:eastAsia="바탕체" w:cs="바탕체"/>
-          <w:b w:val="0"/>
-          <w:i w:val="0"/>
-          <w:sz w:val="28"/>
-          <w:u w:val="none"/>
-        </w:rPr>
-        <w:t xml:space="preserve">- </w:t>
-      </w:r>
-      <w:r>
-        <w:rPr>
-          <w:rFonts w:ascii="바탕체" w:hAnsi="바탕체" w:eastAsia="바탕체" w:cs="바탕체"/>
-          <w:b w:val="0"/>
-          <w:i w:val="0"/>
-          <w:sz w:val="28"/>
-          <w:u w:val="none"/>
-        </w:rPr>
-        <w:t xml:space="preserve">에쿼티 손실 합계: TB 출자금 $4.6B + 기타 에쿼티 투자자 분 포함 총 </w:t>
-      </w:r>
-      <w:r>
-        <w:rPr>
-          <w:rFonts w:ascii="바탕체" w:hAnsi="바탕체" w:eastAsia="바탕체" w:cs="바탕체"/>
-          <w:b/>
-          <w:i w:val="0"/>
-          <w:sz w:val="28"/>
-          <w:u w:val="none"/>
-        </w:rPr>
-        <w:t>$5B 전액 손실 확정</w:t>
-      </w:r>
-      <w:r>
-        <w:rPr>
-          <w:rFonts w:ascii="바탕체" w:hAnsi="바탕체" w:eastAsia="바탕체" w:cs="바탕체"/>
-          <w:b w:val="0"/>
-          <w:i w:val="0"/>
-          <w:sz w:val="28"/>
-          <w:u w:val="none"/>
-        </w:rPr>
-        <w:t xml:space="preserve"> (PE 투자 역사상 최대 규모 SaaS LBO 실패 사례 중 하나)</w:t>
-        <w:br/>
-        <w:t xml:space="preserve">      </w:t>
-      </w:r>
-      <w:r>
-        <w:rPr>
-          <w:rFonts w:ascii="바탕체" w:hAnsi="바탕체" w:eastAsia="바탕체" w:cs="바탕체"/>
-          <w:b w:val="0"/>
-          <w:i w:val="0"/>
-          <w:sz w:val="28"/>
-          <w:u w:val="none"/>
-        </w:rPr>
-        <w:br/>
-      </w:r>
-    </w:p>
-    <w:p>
-      <w:pPr>
-        <w:spacing w:before="0" w:after="180" w:line="240" w:lineRule="auto"/>
-        <w:ind w:left="1984"/>
-        <w:jc w:val="left"/>
-      </w:pPr>
-      <w:r>
-        <w:rPr>
-          <w:rFonts w:ascii="바탕체" w:hAnsi="바탕체" w:eastAsia="바탕체" w:cs="바탕체"/>
-          <w:b w:val="0"/>
-          <w:i w:val="0"/>
-          <w:sz w:val="28"/>
-          <w:u w:val="none"/>
-        </w:rPr>
-        <w:t xml:space="preserve">· </w:t>
-      </w:r>
-      <w:r>
-        <w:rPr>
-          <w:rFonts w:ascii="바탕체" w:hAnsi="바탕체" w:eastAsia="바탕체" w:cs="바탕체"/>
-          <w:b w:val="0"/>
-          <w:i w:val="0"/>
-          <w:sz w:val="28"/>
-          <w:u w:val="none"/>
-        </w:rPr>
-        <w:t>TB 단독 출자금 $4.6B / 전체 에쿼티 투자자 합산 $5B — 보고서 내 "$5B 손실"은 합산 기준</w:t>
-      </w:r>
-    </w:p>
-    <w:p>
-      <w:pPr>
-        <w:spacing w:before="0" w:after="320" w:line="240" w:lineRule="auto"/>
-        <w:ind w:left="283"/>
-        <w:jc w:val="left"/>
-      </w:pPr>
-      <w:r>
-        <w:rPr>
-          <w:rFonts w:ascii="바탕체" w:hAnsi="바탕체" w:eastAsia="바탕체" w:cs="바탕체"/>
-          <w:b w:val="0"/>
-          <w:i w:val="0"/>
-          <w:sz w:val="28"/>
-          <w:u w:val="none"/>
-        </w:rPr>
-        <w:t xml:space="preserve">□ </w:t>
-      </w:r>
-      <w:r>
-        <w:rPr>
-          <w:rFonts w:ascii="바탕체" w:hAnsi="바탕체" w:eastAsia="바탕체" w:cs="바탕체"/>
-          <w:b w:val="0"/>
-          <w:i w:val="0"/>
-          <w:sz w:val="28"/>
-          <w:u w:val="none"/>
-        </w:rPr>
-        <w:t>구조적 실패 요인 진단</w:t>
-      </w:r>
-    </w:p>
-    <w:tbl>
-      <w:tblPr>
-        <w:tblStyle w:val="TableGrid"/>
-        <w:tblW w:type="auto" w:w="0"/>
-        <w:jc w:val="left"/>
-        <w:tblLook w:firstColumn="1" w:firstRow="1" w:lastColumn="0" w:lastRow="0" w:noHBand="0" w:noVBand="1" w:val="04A0"/>
-        <w:tblW w:w="5000" w:type="pct"/>
-      </w:tblPr>
-      <w:tblGrid>
-        <w:gridCol w:w="4819"/>
-        <w:gridCol w:w="4819"/>
-      </w:tblGrid>
-      <w:tr>
-        <w:tc>
-          <w:tcPr>
-            <w:tcW w:type="dxa" w:w="4819"/>
-            <w:shd w:val="clear" w:color="auto" w:fill="1E1E1E"/>
-          </w:tcPr>
-          <w:p>
-            <w:pPr>
-              <w:spacing w:before="0" w:after="40" w:line="240" w:lineRule="auto"/>
+              <w:spacing w:before="20" w:after="20" w:line="240" w:lineRule="auto"/>
               <w:jc w:val="center"/>
             </w:pPr>
             <w:r>
@@ -2535,7 +1510,7 @@
           </w:tcPr>
           <w:p>
             <w:pPr>
-              <w:spacing w:before="0" w:after="40" w:line="240" w:lineRule="auto"/>
+              <w:spacing w:before="20" w:after="20" w:line="240" w:lineRule="auto"/>
               <w:jc w:val="center"/>
             </w:pPr>
             <w:r>
@@ -2559,13 +1534,13 @@
           </w:tcPr>
           <w:p>
             <w:pPr>
-              <w:spacing w:before="0" w:after="40" w:line="240" w:lineRule="auto"/>
+              <w:spacing w:before="20" w:after="20" w:line="240" w:lineRule="auto"/>
               <w:jc w:val="left"/>
             </w:pPr>
             <w:r>
               <w:rPr>
                 <w:rFonts w:ascii="바탕체" w:hAnsi="바탕체" w:eastAsia="바탕체" w:cs="바탕체"/>
-                <w:b/>
+                <w:b w:val="0"/>
                 <w:i w:val="0"/>
                 <w:sz w:val="26"/>
                 <w:u w:val="none"/>
@@ -2580,7 +1555,7 @@
           </w:tcPr>
           <w:p>
             <w:pPr>
-              <w:spacing w:before="0" w:after="40" w:line="240" w:lineRule="auto"/>
+              <w:spacing w:before="20" w:after="20" w:line="240" w:lineRule="auto"/>
               <w:jc w:val="left"/>
             </w:pPr>
             <w:r>
@@ -2591,48 +1566,7 @@
                 <w:sz w:val="26"/>
                 <w:u w:val="none"/>
               </w:rPr>
-              <w:t>변동금리 대출 → 금리 인상으로 이자 $135M → $300M</w:t>
-            </w:r>
-            <w:r>
-              <w:rPr>
-                <w:rFonts w:ascii="바탕체" w:hAnsi="바탕체" w:eastAsia="바탕체" w:cs="바탕체"/>
-                <w:b w:val="0"/>
-                <w:i w:val="0"/>
-                <w:sz w:val="26"/>
-                <w:u w:val="none"/>
-              </w:rPr>
-              <w:br/>
-            </w:r>
-            <w:r>
-              <w:rPr>
-                <w:rFonts w:ascii="바탕체" w:hAnsi="바탕체" w:eastAsia="바탕체" w:cs="바탕체"/>
-                <w:b w:val="0"/>
-                <w:i w:val="0"/>
-                <w:sz w:val="26"/>
-                <w:u w:val="none"/>
-              </w:rPr>
-              <w:t>PIK 이자 누적으로 원금 $1.8B → $2.8B (약 $1B 팽창)</w:t>
-            </w:r>
-            <w:r>
-              <w:rPr>
-                <w:rFonts w:ascii="바탕체" w:hAnsi="바탕체" w:eastAsia="바탕체" w:cs="바탕체"/>
-                <w:b w:val="0"/>
-                <w:i w:val="0"/>
-                <w:sz w:val="26"/>
-                <w:u w:val="none"/>
-              </w:rPr>
-              <w:br/>
-            </w:r>
-            <w:r>
-              <w:rPr>
-                <w:rFonts w:ascii="바탕체" w:hAnsi="바탕체" w:eastAsia="바탕체" w:cs="바탕체"/>
-                <w:b w:val="0"/>
-                <w:i w:val="0"/>
-                <w:color w:val="555555"/>
-                <w:sz w:val="24"/>
-                <w:u w:val="none"/>
-              </w:rPr>
-              <w:t>※ 고정금리였다면 연이자 ~$135M — EBITDA $200M 내 감당 가능했을 수준</w:t>
+              <w:t>변동금리 대출 → 금리 인상으로 이자 $135M → $300M. PIK 이자 누적으로 원금 $1.8B → $2.8B</w:t>
             </w:r>
           </w:p>
         </w:tc>
@@ -2644,13 +1578,13 @@
           </w:tcPr>
           <w:p>
             <w:pPr>
-              <w:spacing w:before="0" w:after="40" w:line="240" w:lineRule="auto"/>
+              <w:spacing w:before="20" w:after="20" w:line="240" w:lineRule="auto"/>
               <w:jc w:val="left"/>
             </w:pPr>
             <w:r>
               <w:rPr>
                 <w:rFonts w:ascii="바탕체" w:hAnsi="바탕체" w:eastAsia="바탕체" w:cs="바탕체"/>
-                <w:b/>
+                <w:b w:val="0"/>
                 <w:i w:val="0"/>
                 <w:sz w:val="26"/>
                 <w:u w:val="none"/>
@@ -2665,7 +1599,7 @@
           </w:tcPr>
           <w:p>
             <w:pPr>
-              <w:spacing w:before="0" w:after="40" w:line="240" w:lineRule="auto"/>
+              <w:spacing w:before="20" w:after="20" w:line="240" w:lineRule="auto"/>
               <w:jc w:val="left"/>
             </w:pPr>
             <w:r>
@@ -2676,48 +1610,7 @@
                 <w:sz w:val="26"/>
                 <w:u w:val="none"/>
               </w:rPr>
-              <w:t>인수 당시 고성장 지속 전제로 매출 9배 밸류에이션 적용</w:t>
-            </w:r>
-            <w:r>
-              <w:rPr>
-                <w:rFonts w:ascii="바탕체" w:hAnsi="바탕체" w:eastAsia="바탕체" w:cs="바탕체"/>
-                <w:b w:val="0"/>
-                <w:i w:val="0"/>
-                <w:sz w:val="26"/>
-                <w:u w:val="none"/>
-              </w:rPr>
-              <w:br/>
-            </w:r>
-            <w:r>
-              <w:rPr>
-                <w:rFonts w:ascii="바탕체" w:hAnsi="바탕체" w:eastAsia="바탕체" w:cs="바탕체"/>
-                <w:b w:val="0"/>
-                <w:i w:val="0"/>
-                <w:sz w:val="26"/>
-                <w:u w:val="none"/>
-              </w:rPr>
-              <w:t>실제: 경기 둔화 + AI 경쟁 심화로 성장 정체 → EBITDA 개선 미실현</w:t>
-            </w:r>
-            <w:r>
-              <w:rPr>
-                <w:rFonts w:ascii="바탕체" w:hAnsi="바탕체" w:eastAsia="바탕체" w:cs="바탕체"/>
-                <w:b w:val="0"/>
-                <w:i w:val="0"/>
-                <w:sz w:val="26"/>
-                <w:u w:val="none"/>
-              </w:rPr>
-              <w:br/>
-            </w:r>
-            <w:r>
-              <w:rPr>
-                <w:rFonts w:ascii="바탕체" w:hAnsi="바탕체" w:eastAsia="바탕체" w:cs="바탕체"/>
-                <w:b w:val="0"/>
-                <w:i w:val="0"/>
-                <w:color w:val="555555"/>
-                <w:sz w:val="24"/>
-                <w:u w:val="none"/>
-              </w:rPr>
-              <w:t>※ TB의 일반적 밸류업(비용절감·영업효율화) 전략만으로는 고부채 상환에 역부족</w:t>
+              <w:t>고성장 지속 전제로 매출 9배 밸류에이션 적용. 경기 둔화·AI 경쟁 심화로 성장 정체</w:t>
             </w:r>
           </w:p>
         </w:tc>
@@ -2729,13 +1622,13 @@
           </w:tcPr>
           <w:p>
             <w:pPr>
-              <w:spacing w:before="0" w:after="40" w:line="240" w:lineRule="auto"/>
+              <w:spacing w:before="20" w:after="20" w:line="240" w:lineRule="auto"/>
               <w:jc w:val="left"/>
             </w:pPr>
             <w:r>
               <w:rPr>
                 <w:rFonts w:ascii="바탕체" w:hAnsi="바탕체" w:eastAsia="바탕체" w:cs="바탕체"/>
-                <w:b/>
+                <w:b w:val="0"/>
                 <w:i w:val="0"/>
                 <w:sz w:val="26"/>
                 <w:u w:val="none"/>
@@ -2750,7 +1643,7 @@
           </w:tcPr>
           <w:p>
             <w:pPr>
-              <w:spacing w:before="0" w:after="40" w:line="240" w:lineRule="auto"/>
+              <w:spacing w:before="20" w:after="20" w:line="240" w:lineRule="auto"/>
               <w:jc w:val="left"/>
             </w:pPr>
             <w:r>
@@ -2761,48 +1654,7 @@
                 <w:sz w:val="26"/>
                 <w:u w:val="none"/>
               </w:rPr>
-              <w:t>M&amp;A 시장 동결, IPO 시장 폐쇄로 PE의 통상 회수 수단(3~5년 내 매각·상장) 모두 불가</w:t>
-            </w:r>
-            <w:r>
-              <w:rPr>
-                <w:rFonts w:ascii="바탕체" w:hAnsi="바탕체" w:eastAsia="바탕체" w:cs="바탕체"/>
-                <w:b w:val="0"/>
-                <w:i w:val="0"/>
-                <w:sz w:val="26"/>
-                <w:u w:val="none"/>
-              </w:rPr>
-              <w:br/>
-            </w:r>
-            <w:r>
-              <w:rPr>
-                <w:rFonts w:ascii="바탕체" w:hAnsi="바탕체" w:eastAsia="바탕체" w:cs="바탕체"/>
-                <w:b w:val="0"/>
-                <w:i w:val="0"/>
-                <w:sz w:val="26"/>
-                <w:u w:val="none"/>
-              </w:rPr>
-              <w:t>전략적 매각 시도: 고부채($2.8B) 구조가 잠재 인수자의 실질 인수비용 급등 → 협상 결렬</w:t>
-            </w:r>
-            <w:r>
-              <w:rPr>
-                <w:rFonts w:ascii="바탕체" w:hAnsi="바탕체" w:eastAsia="바탕체" w:cs="바탕체"/>
-                <w:b w:val="0"/>
-                <w:i w:val="0"/>
-                <w:sz w:val="26"/>
-                <w:u w:val="none"/>
-              </w:rPr>
-              <w:br/>
-            </w:r>
-            <w:r>
-              <w:rPr>
-                <w:rFonts w:ascii="바탕체" w:hAnsi="바탕체" w:eastAsia="바탕체" w:cs="바탕체"/>
-                <w:b w:val="0"/>
-                <w:i w:val="0"/>
-                <w:color w:val="555555"/>
-                <w:sz w:val="24"/>
-                <w:u w:val="none"/>
-              </w:rPr>
-              <w:t>※ 레버리지 리캡(부채 구조조정)도 고금리 지속으로 실질 대안 아님</w:t>
+              <w:t>M&amp;A 시장 동결, IPO 시장 폐쇄. $2.8B 부채 구조가 잠재 인수자 협상 결렬 야기</w:t>
             </w:r>
           </w:p>
         </w:tc>
@@ -2814,13 +1666,13 @@
           </w:tcPr>
           <w:p>
             <w:pPr>
-              <w:spacing w:before="0" w:after="40" w:line="240" w:lineRule="auto"/>
+              <w:spacing w:before="20" w:after="20" w:line="240" w:lineRule="auto"/>
               <w:jc w:val="left"/>
             </w:pPr>
             <w:r>
               <w:rPr>
                 <w:rFonts w:ascii="바탕체" w:hAnsi="바탕체" w:eastAsia="바탕체" w:cs="바탕체"/>
-                <w:b/>
+                <w:b w:val="0"/>
                 <w:i w:val="0"/>
                 <w:sz w:val="26"/>
                 <w:u w:val="none"/>
@@ -2835,7 +1687,7 @@
           </w:tcPr>
           <w:p>
             <w:pPr>
-              <w:spacing w:before="0" w:after="40" w:line="240" w:lineRule="auto"/>
+              <w:spacing w:before="20" w:after="20" w:line="240" w:lineRule="auto"/>
               <w:jc w:val="left"/>
             </w:pPr>
             <w:r>
@@ -2846,48 +1698,7 @@
                 <w:sz w:val="26"/>
                 <w:u w:val="none"/>
               </w:rPr>
-              <w:t>모든 FCF가 이자 상환에 투입 → AI 시대 신제품 개발 불가</w:t>
-            </w:r>
-            <w:r>
-              <w:rPr>
-                <w:rFonts w:ascii="바탕체" w:hAnsi="바탕체" w:eastAsia="바탕체" w:cs="바탕체"/>
-                <w:b w:val="0"/>
-                <w:i w:val="0"/>
-                <w:sz w:val="26"/>
-                <w:u w:val="none"/>
-              </w:rPr>
-              <w:br/>
-            </w:r>
-            <w:r>
-              <w:rPr>
-                <w:rFonts w:ascii="바탕체" w:hAnsi="바탕체" w:eastAsia="바탕체" w:cs="바탕체"/>
-                <w:b w:val="0"/>
-                <w:i w:val="0"/>
-                <w:sz w:val="26"/>
-                <w:u w:val="none"/>
-              </w:rPr>
-              <w:t>Qualtrics 등 AI 중심 경쟁사로 고객 이탈 → NRR 하락 → 미래 매출 감소 가속</w:t>
-            </w:r>
-            <w:r>
-              <w:rPr>
-                <w:rFonts w:ascii="바탕체" w:hAnsi="바탕체" w:eastAsia="바탕체" w:cs="바탕체"/>
-                <w:b w:val="0"/>
-                <w:i w:val="0"/>
-                <w:sz w:val="26"/>
-                <w:u w:val="none"/>
-              </w:rPr>
-              <w:br/>
-            </w:r>
-            <w:r>
-              <w:rPr>
-                <w:rFonts w:ascii="바탕체" w:hAnsi="바탕체" w:eastAsia="바탕체" w:cs="바탕체"/>
-                <w:b w:val="0"/>
-                <w:i w:val="0"/>
-                <w:color w:val="555555"/>
-                <w:sz w:val="24"/>
-                <w:u w:val="none"/>
-              </w:rPr>
-              <w:t>악순환: 혁신 불가 → 경쟁력 상실 → NRR 하락 → FCF 악화 → 혁신 더욱 불가</w:t>
+              <w:t>FCF 전액 이자 상환 투입 → AI 시대 신제품 개발 불가. NRR 하락 → FCF 악화 악순환</w:t>
             </w:r>
           </w:p>
         </w:tc>
@@ -2895,8 +1706,29 @@
     </w:tbl>
     <w:p>
       <w:pPr>
-        <w:spacing w:before="0" w:after="320" w:line="240" w:lineRule="auto"/>
-        <w:ind w:left="283"/>
+        <w:spacing w:before="0" w:after="120" w:line="240" w:lineRule="auto"/>
+        <w:jc w:val="left"/>
+      </w:pPr>
+    </w:p>
+    <w:p>
+      <w:pPr>
+        <w:spacing w:before="0" w:after="180" w:line="240" w:lineRule="auto"/>
+        <w:jc w:val="left"/>
+      </w:pPr>
+      <w:r>
+        <w:rPr>
+          <w:rFonts w:ascii="바탕체" w:hAnsi="바탕체" w:eastAsia="바탕체" w:cs="바탕체"/>
+          <w:b/>
+          <w:i w:val="0"/>
+          <w:sz w:val="28"/>
+          <w:u w:val="none"/>
+        </w:rPr>
+        <w:t xml:space="preserve"> □ 예상 파급 효과</w:t>
+      </w:r>
+    </w:p>
+    <w:p>
+      <w:pPr>
+        <w:spacing w:before="0" w:after="180" w:line="240" w:lineRule="auto"/>
         <w:jc w:val="left"/>
       </w:pPr>
       <w:r>
@@ -2907,23 +1739,12 @@
           <w:sz w:val="28"/>
           <w:u w:val="none"/>
         </w:rPr>
-        <w:t xml:space="preserve">□ </w:t>
-      </w:r>
-      <w:r>
-        <w:rPr>
-          <w:rFonts w:ascii="바탕체" w:hAnsi="바탕체" w:eastAsia="바탕체" w:cs="바탕체"/>
-          <w:b w:val="0"/>
-          <w:i w:val="0"/>
-          <w:sz w:val="28"/>
-          <w:u w:val="none"/>
-        </w:rPr>
-        <w:t>예상 파급 효과</w:t>
+        <w:t xml:space="preserve">   - Medallia 고객사: 투자·개발 축소로 서비스 품질 저하 및 로드맵 불확실성 증가</w:t>
       </w:r>
     </w:p>
     <w:p>
       <w:pPr>
         <w:spacing w:before="0" w:after="180" w:line="240" w:lineRule="auto"/>
-        <w:ind w:left="1134"/>
         <w:jc w:val="left"/>
       </w:pPr>
       <w:r>
@@ -2934,45 +1755,12 @@
           <w:sz w:val="28"/>
           <w:u w:val="none"/>
         </w:rPr>
-        <w:t xml:space="preserve">- </w:t>
-      </w:r>
-      <w:r>
-        <w:rPr>
-          <w:rFonts w:ascii="바탕체" w:hAnsi="바탕체" w:eastAsia="바탕체" w:cs="바탕체"/>
-          <w:b/>
-          <w:i w:val="0"/>
-          <w:sz w:val="28"/>
-          <w:u w:val="none"/>
-        </w:rPr>
-        <w:t>Medallia 고객사:</w:t>
-      </w:r>
-      <w:r>
-        <w:rPr>
-          <w:rFonts w:ascii="바탕체" w:hAnsi="바탕체" w:eastAsia="바탕체" w:cs="바탕체"/>
-          <w:b w:val="0"/>
-          <w:i w:val="0"/>
-          <w:sz w:val="28"/>
-          <w:u w:val="none"/>
-        </w:rPr>
-        <w:t xml:space="preserve"> 투자·개발 축소로 서비스 품질 저하 및 로드맵 불확실성 증가</w:t>
-        <w:br/>
-        <w:t xml:space="preserve">      </w:t>
-      </w:r>
-      <w:r>
-        <w:rPr>
-          <w:rFonts w:ascii="바탕체" w:hAnsi="바탕체" w:eastAsia="바탕체" w:cs="바탕체"/>
-          <w:b w:val="0"/>
-          <w:i w:val="0"/>
-          <w:sz w:val="28"/>
-          <w:u w:val="none"/>
-        </w:rPr>
-        <w:br/>
+        <w:t xml:space="preserve">     · Qualtrics·Salesforce 等 경쟁사의 Medallia 고객 유치 공세 강화 — 이탈 가속화 우려</w:t>
       </w:r>
     </w:p>
     <w:p>
       <w:pPr>
         <w:spacing w:before="0" w:after="180" w:line="240" w:lineRule="auto"/>
-        <w:ind w:left="1984"/>
         <w:jc w:val="left"/>
       </w:pPr>
       <w:r>
@@ -2983,23 +1771,12 @@
           <w:sz w:val="28"/>
           <w:u w:val="none"/>
         </w:rPr>
-        <w:t xml:space="preserve">· </w:t>
-      </w:r>
-      <w:r>
-        <w:rPr>
-          <w:rFonts w:ascii="바탕체" w:hAnsi="바탕체" w:eastAsia="바탕체" w:cs="바탕체"/>
-          <w:b w:val="0"/>
-          <w:i w:val="0"/>
-          <w:sz w:val="28"/>
-          <w:u w:val="none"/>
-        </w:rPr>
-        <w:t>Qualtrics·Salesforce 등 경쟁사의 Medallia 고객 유치 공세 강화 — 이탈 가속화 우려</w:t>
+        <w:t xml:space="preserve">   - PE 업계: 유사 구조(고배수 LBO + 변동금리) 소프트웨어 기업 연쇄 부실화 시그널</w:t>
       </w:r>
     </w:p>
     <w:p>
       <w:pPr>
         <w:spacing w:before="0" w:after="180" w:line="240" w:lineRule="auto"/>
-        <w:ind w:left="1134"/>
         <w:jc w:val="left"/>
       </w:pPr>
       <w:r>
@@ -3010,45 +1787,12 @@
           <w:sz w:val="28"/>
           <w:u w:val="none"/>
         </w:rPr>
-        <w:t xml:space="preserve">- </w:t>
-      </w:r>
-      <w:r>
-        <w:rPr>
-          <w:rFonts w:ascii="바탕체" w:hAnsi="바탕체" w:eastAsia="바탕체" w:cs="바탕체"/>
-          <w:b/>
-          <w:i w:val="0"/>
-          <w:sz w:val="28"/>
-          <w:u w:val="none"/>
-        </w:rPr>
-        <w:t>PE 업계:</w:t>
-      </w:r>
-      <w:r>
-        <w:rPr>
-          <w:rFonts w:ascii="바탕체" w:hAnsi="바탕체" w:eastAsia="바탕체" w:cs="바탕체"/>
-          <w:b w:val="0"/>
-          <w:i w:val="0"/>
-          <w:sz w:val="28"/>
-          <w:u w:val="none"/>
-        </w:rPr>
-        <w:t xml:space="preserve"> 유사 구조(고배수 LBO + 변동금리)의 소프트웨어 기업 연쇄 부실화 시그널</w:t>
-        <w:br/>
-        <w:t xml:space="preserve">      </w:t>
-      </w:r>
-      <w:r>
-        <w:rPr>
-          <w:rFonts w:ascii="바탕체" w:hAnsi="바탕체" w:eastAsia="바탕체" w:cs="바탕체"/>
-          <w:b w:val="0"/>
-          <w:i w:val="0"/>
-          <w:sz w:val="28"/>
-          <w:u w:val="none"/>
-        </w:rPr>
-        <w:br/>
+        <w:t xml:space="preserve">   - 민간 신용 시장: Blackstone 等 채권자도 원금 전액 회수 불확실 → Private Credit 시장 리스크 현실화</w:t>
       </w:r>
     </w:p>
     <w:p>
       <w:pPr>
         <w:spacing w:before="0" w:after="180" w:line="240" w:lineRule="auto"/>
-        <w:ind w:left="1984"/>
         <w:jc w:val="left"/>
       </w:pPr>
       <w:r>
@@ -3059,175 +1803,12 @@
           <w:sz w:val="28"/>
           <w:u w:val="none"/>
         </w:rPr>
-        <w:t xml:space="preserve">· </w:t>
-      </w:r>
-      <w:r>
-        <w:rPr>
-          <w:rFonts w:ascii="바탕체" w:hAnsi="바탕체" w:eastAsia="바탕체" w:cs="바탕체"/>
-          <w:b w:val="0"/>
-          <w:i w:val="0"/>
-          <w:sz w:val="28"/>
-          <w:u w:val="none"/>
-        </w:rPr>
-        <w:t>2021년 고배수로 인수된 SaaS 기업 중 Medallia와 동일 구조를 가진 기업 다수 존재 (OnlyCFO 추산)</w:t>
+        <w:t xml:space="preserve">   - 소프트웨어 M&amp;A 시장: 고부채 매물 디스카운트 딜 증가, 전략적 인수자(Strategic Buyer)에게 유리한 시장 형성</w:t>
       </w:r>
     </w:p>
     <w:p>
       <w:pPr>
         <w:spacing w:before="0" w:after="180" w:line="240" w:lineRule="auto"/>
-        <w:ind w:left="1134"/>
-        <w:jc w:val="left"/>
-      </w:pPr>
-      <w:r>
-        <w:rPr>
-          <w:rFonts w:ascii="바탕체" w:hAnsi="바탕체" w:eastAsia="바탕체" w:cs="바탕체"/>
-          <w:b w:val="0"/>
-          <w:i w:val="0"/>
-          <w:sz w:val="28"/>
-          <w:u w:val="none"/>
-        </w:rPr>
-        <w:t xml:space="preserve">- </w:t>
-      </w:r>
-      <w:r>
-        <w:rPr>
-          <w:rFonts w:ascii="바탕체" w:hAnsi="바탕체" w:eastAsia="바탕체" w:cs="바탕체"/>
-          <w:b/>
-          <w:i w:val="0"/>
-          <w:sz w:val="28"/>
-          <w:u w:val="none"/>
-        </w:rPr>
-        <w:t>민간 신용 시장:</w:t>
-      </w:r>
-      <w:r>
-        <w:rPr>
-          <w:rFonts w:ascii="바탕체" w:hAnsi="바탕체" w:eastAsia="바탕체" w:cs="바탕체"/>
-          <w:b w:val="0"/>
-          <w:i w:val="0"/>
-          <w:sz w:val="28"/>
-          <w:u w:val="none"/>
-        </w:rPr>
-        <w:t xml:space="preserve"> 부실 소프트웨어 대출 관련 손실 본격 가시화</w:t>
-        <w:br/>
-        <w:t xml:space="preserve">      </w:t>
-      </w:r>
-      <w:r>
-        <w:rPr>
-          <w:rFonts w:ascii="바탕체" w:hAnsi="바탕체" w:eastAsia="바탕체" w:cs="바탕체"/>
-          <w:b w:val="0"/>
-          <w:i w:val="0"/>
-          <w:sz w:val="28"/>
-          <w:u w:val="none"/>
-        </w:rPr>
-        <w:br/>
-      </w:r>
-    </w:p>
-    <w:p>
-      <w:pPr>
-        <w:spacing w:before="0" w:after="180" w:line="240" w:lineRule="auto"/>
-        <w:ind w:left="1984"/>
-        <w:jc w:val="left"/>
-      </w:pPr>
-      <w:r>
-        <w:rPr>
-          <w:rFonts w:ascii="바탕체" w:hAnsi="바탕체" w:eastAsia="바탕체" w:cs="바탕체"/>
-          <w:b w:val="0"/>
-          <w:i w:val="0"/>
-          <w:sz w:val="28"/>
-          <w:u w:val="none"/>
-        </w:rPr>
-        <w:t xml:space="preserve">· </w:t>
-      </w:r>
-      <w:r>
-        <w:rPr>
-          <w:rFonts w:ascii="바탕체" w:hAnsi="바탕체" w:eastAsia="바탕체" w:cs="바탕체"/>
-          <w:b w:val="0"/>
-          <w:i w:val="0"/>
-          <w:sz w:val="28"/>
-          <w:u w:val="none"/>
-        </w:rPr>
-        <w:t>Blackstone 등 채권자도 원금 전액 회수 불확실 → Private Credit 시장 리스크 현실화</w:t>
-      </w:r>
-    </w:p>
-    <w:p>
-      <w:pPr>
-        <w:spacing w:before="0" w:after="180" w:line="240" w:lineRule="auto"/>
-        <w:ind w:left="1134"/>
-        <w:jc w:val="left"/>
-      </w:pPr>
-      <w:r>
-        <w:rPr>
-          <w:rFonts w:ascii="바탕체" w:hAnsi="바탕체" w:eastAsia="바탕체" w:cs="바탕체"/>
-          <w:b w:val="0"/>
-          <w:i w:val="0"/>
-          <w:sz w:val="28"/>
-          <w:u w:val="none"/>
-        </w:rPr>
-        <w:t xml:space="preserve">- </w:t>
-      </w:r>
-      <w:r>
-        <w:rPr>
-          <w:rFonts w:ascii="바탕체" w:hAnsi="바탕체" w:eastAsia="바탕체" w:cs="바탕체"/>
-          <w:b/>
-          <w:i w:val="0"/>
-          <w:sz w:val="28"/>
-          <w:u w:val="none"/>
-        </w:rPr>
-        <w:t>소프트웨어 M&amp;A 시장:</w:t>
-      </w:r>
-      <w:r>
-        <w:rPr>
-          <w:rFonts w:ascii="바탕체" w:hAnsi="바탕체" w:eastAsia="바탕체" w:cs="바탕체"/>
-          <w:b w:val="0"/>
-          <w:i w:val="0"/>
-          <w:sz w:val="28"/>
-          <w:u w:val="none"/>
-        </w:rPr>
-        <w:t xml:space="preserve"> PE 참여 매물 급증 예상, 바이어 협상력 강화</w:t>
-        <w:br/>
-        <w:t xml:space="preserve">      </w:t>
-      </w:r>
-      <w:r>
-        <w:rPr>
-          <w:rFonts w:ascii="바탕체" w:hAnsi="바탕체" w:eastAsia="바탕체" w:cs="바탕체"/>
-          <w:b w:val="0"/>
-          <w:i w:val="0"/>
-          <w:sz w:val="28"/>
-          <w:u w:val="none"/>
-        </w:rPr>
-        <w:br/>
-      </w:r>
-    </w:p>
-    <w:p>
-      <w:pPr>
-        <w:spacing w:before="0" w:after="180" w:line="240" w:lineRule="auto"/>
-        <w:ind w:left="1984"/>
-        <w:jc w:val="left"/>
-      </w:pPr>
-      <w:r>
-        <w:rPr>
-          <w:rFonts w:ascii="바탕체" w:hAnsi="바탕체" w:eastAsia="바탕체" w:cs="바탕체"/>
-          <w:b w:val="0"/>
-          <w:i w:val="0"/>
-          <w:sz w:val="28"/>
-          <w:u w:val="none"/>
-        </w:rPr>
-        <w:t xml:space="preserve">· </w:t>
-      </w:r>
-      <w:r>
-        <w:rPr>
-          <w:rFonts w:ascii="바탕체" w:hAnsi="바탕체" w:eastAsia="바탕체" w:cs="바탕체"/>
-          <w:b w:val="0"/>
-          <w:i w:val="0"/>
-          <w:sz w:val="28"/>
-          <w:u w:val="none"/>
-        </w:rPr>
-        <w:t>고부채 매물의 디스카운트 딜 증가, 전략적 인수자(Strategic Buyer)에게 유리한 시장 형성</w:t>
-      </w:r>
-    </w:p>
-    <w:p>
-      <w:pPr>
-        <w:spacing w:before="0" w:after="180" w:line="240" w:lineRule="auto"/>
-        <w:ind w:left="0"/>
         <w:jc w:val="left"/>
       </w:pPr>
       <w:r>
@@ -3238,7 +1819,7 @@
           <w:sz w:val="28"/>
           <w:u w:val="none"/>
         </w:rPr>
-        <w:t>▸ 동일 구조 위험에 노출된 대표 사례 (2021~2022년 고배수 LBO 인수 기업)</w:t>
+        <w:t xml:space="preserve"> □ 동일 구조 위험 노출 대표 사례 ('21~'22年 고배수 LBO 인수 기업)</w:t>
       </w:r>
     </w:p>
     <w:tbl>
@@ -3264,7 +1845,7 @@
           </w:tcPr>
           <w:p>
             <w:pPr>
-              <w:spacing w:before="0" w:after="40" w:line="240" w:lineRule="auto"/>
+              <w:spacing w:before="20" w:after="20" w:line="240" w:lineRule="auto"/>
               <w:jc w:val="center"/>
             </w:pPr>
             <w:r>
@@ -3287,7 +1868,7 @@
           </w:tcPr>
           <w:p>
             <w:pPr>
-              <w:spacing w:before="0" w:after="40" w:line="240" w:lineRule="auto"/>
+              <w:spacing w:before="20" w:after="20" w:line="240" w:lineRule="auto"/>
               <w:jc w:val="center"/>
             </w:pPr>
             <w:r>
@@ -3310,7 +1891,7 @@
           </w:tcPr>
           <w:p>
             <w:pPr>
-              <w:spacing w:before="0" w:after="40" w:line="240" w:lineRule="auto"/>
+              <w:spacing w:before="20" w:after="20" w:line="240" w:lineRule="auto"/>
               <w:jc w:val="center"/>
             </w:pPr>
             <w:r>
@@ -3333,7 +1914,7 @@
           </w:tcPr>
           <w:p>
             <w:pPr>
-              <w:spacing w:before="0" w:after="40" w:line="240" w:lineRule="auto"/>
+              <w:spacing w:before="20" w:after="20" w:line="240" w:lineRule="auto"/>
               <w:jc w:val="center"/>
             </w:pPr>
             <w:r>
@@ -3356,7 +1937,7 @@
           </w:tcPr>
           <w:p>
             <w:pPr>
-              <w:spacing w:before="0" w:after="40" w:line="240" w:lineRule="auto"/>
+              <w:spacing w:before="20" w:after="20" w:line="240" w:lineRule="auto"/>
               <w:jc w:val="center"/>
             </w:pPr>
             <w:r>
@@ -3380,7 +1961,7 @@
           </w:tcPr>
           <w:p>
             <w:pPr>
-              <w:spacing w:before="0" w:after="40" w:line="240" w:lineRule="auto"/>
+              <w:spacing w:before="20" w:after="20" w:line="240" w:lineRule="auto"/>
               <w:jc w:val="left"/>
             </w:pPr>
             <w:r>
@@ -3401,7 +1982,7 @@
           </w:tcPr>
           <w:p>
             <w:pPr>
-              <w:spacing w:before="0" w:after="40" w:line="240" w:lineRule="auto"/>
+              <w:spacing w:before="20" w:after="20" w:line="240" w:lineRule="auto"/>
               <w:jc w:val="left"/>
             </w:pPr>
             <w:r>
@@ -3422,8 +2003,8 @@
           </w:tcPr>
           <w:p>
             <w:pPr>
-              <w:spacing w:before="0" w:after="40" w:line="240" w:lineRule="auto"/>
-              <w:jc w:val="center"/>
+              <w:spacing w:before="20" w:after="20" w:line="240" w:lineRule="auto"/>
+              <w:jc w:val="left"/>
             </w:pPr>
             <w:r>
               <w:rPr>
@@ -3433,7 +2014,7 @@
                 <w:sz w:val="26"/>
                 <w:u w:val="none"/>
               </w:rPr>
-              <w:t>2021.4</w:t>
+              <w:t>'21.4月</w:t>
             </w:r>
           </w:p>
         </w:tc>
@@ -3443,8 +2024,8 @@
           </w:tcPr>
           <w:p>
             <w:pPr>
-              <w:spacing w:before="0" w:after="40" w:line="240" w:lineRule="auto"/>
-              <w:jc w:val="center"/>
+              <w:spacing w:before="20" w:after="20" w:line="240" w:lineRule="auto"/>
+              <w:jc w:val="left"/>
             </w:pPr>
             <w:r>
               <w:rPr>
@@ -3464,7 +2045,7 @@
           </w:tcPr>
           <w:p>
             <w:pPr>
-              <w:spacing w:before="0" w:after="40" w:line="240" w:lineRule="auto"/>
+              <w:spacing w:before="20" w:after="20" w:line="240" w:lineRule="auto"/>
               <w:jc w:val="left"/>
             </w:pPr>
             <w:r>
@@ -3487,7 +2068,7 @@
           </w:tcPr>
           <w:p>
             <w:pPr>
-              <w:spacing w:before="0" w:after="40" w:line="240" w:lineRule="auto"/>
+              <w:spacing w:before="20" w:after="20" w:line="240" w:lineRule="auto"/>
               <w:jc w:val="left"/>
             </w:pPr>
             <w:r>
@@ -3508,7 +2089,7 @@
           </w:tcPr>
           <w:p>
             <w:pPr>
-              <w:spacing w:before="0" w:after="40" w:line="240" w:lineRule="auto"/>
+              <w:spacing w:before="20" w:after="20" w:line="240" w:lineRule="auto"/>
               <w:jc w:val="left"/>
             </w:pPr>
             <w:r>
@@ -3529,8 +2110,8 @@
           </w:tcPr>
           <w:p>
             <w:pPr>
-              <w:spacing w:before="0" w:after="40" w:line="240" w:lineRule="auto"/>
-              <w:jc w:val="center"/>
+              <w:spacing w:before="20" w:after="20" w:line="240" w:lineRule="auto"/>
+              <w:jc w:val="left"/>
             </w:pPr>
             <w:r>
               <w:rPr>
@@ -3540,7 +2121,7 @@
                 <w:sz w:val="26"/>
                 <w:u w:val="none"/>
               </w:rPr>
-              <w:t>2021.4</w:t>
+              <w:t>'21.4月</w:t>
             </w:r>
           </w:p>
         </w:tc>
@@ -3550,8 +2131,8 @@
           </w:tcPr>
           <w:p>
             <w:pPr>
-              <w:spacing w:before="0" w:after="40" w:line="240" w:lineRule="auto"/>
-              <w:jc w:val="center"/>
+              <w:spacing w:before="20" w:after="20" w:line="240" w:lineRule="auto"/>
+              <w:jc w:val="left"/>
             </w:pPr>
             <w:r>
               <w:rPr>
@@ -3571,7 +2152,7 @@
           </w:tcPr>
           <w:p>
             <w:pPr>
-              <w:spacing w:before="0" w:after="40" w:line="240" w:lineRule="auto"/>
+              <w:spacing w:before="20" w:after="20" w:line="240" w:lineRule="auto"/>
               <w:jc w:val="left"/>
             </w:pPr>
             <w:r>
@@ -3594,7 +2175,7 @@
           </w:tcPr>
           <w:p>
             <w:pPr>
-              <w:spacing w:before="0" w:after="40" w:line="240" w:lineRule="auto"/>
+              <w:spacing w:before="20" w:after="20" w:line="240" w:lineRule="auto"/>
               <w:jc w:val="left"/>
             </w:pPr>
             <w:r>
@@ -3615,7 +2196,7 @@
           </w:tcPr>
           <w:p>
             <w:pPr>
-              <w:spacing w:before="0" w:after="40" w:line="240" w:lineRule="auto"/>
+              <w:spacing w:before="20" w:after="20" w:line="240" w:lineRule="auto"/>
               <w:jc w:val="left"/>
             </w:pPr>
             <w:r>
@@ -3636,8 +2217,8 @@
           </w:tcPr>
           <w:p>
             <w:pPr>
-              <w:spacing w:before="0" w:after="40" w:line="240" w:lineRule="auto"/>
-              <w:jc w:val="center"/>
+              <w:spacing w:before="20" w:after="20" w:line="240" w:lineRule="auto"/>
+              <w:jc w:val="left"/>
             </w:pPr>
             <w:r>
               <w:rPr>
@@ -3647,7 +2228,7 @@
                 <w:sz w:val="26"/>
                 <w:u w:val="none"/>
               </w:rPr>
-              <w:t>2021.10</w:t>
+              <w:t>'21.10月</w:t>
             </w:r>
           </w:p>
         </w:tc>
@@ -3657,8 +2238,8 @@
           </w:tcPr>
           <w:p>
             <w:pPr>
-              <w:spacing w:before="0" w:after="40" w:line="240" w:lineRule="auto"/>
-              <w:jc w:val="center"/>
+              <w:spacing w:before="20" w:after="20" w:line="240" w:lineRule="auto"/>
+              <w:jc w:val="left"/>
             </w:pPr>
             <w:r>
               <w:rPr>
@@ -3678,7 +2259,7 @@
           </w:tcPr>
           <w:p>
             <w:pPr>
-              <w:spacing w:before="0" w:after="40" w:line="240" w:lineRule="auto"/>
+              <w:spacing w:before="20" w:after="20" w:line="240" w:lineRule="auto"/>
               <w:jc w:val="left"/>
             </w:pPr>
             <w:r>
@@ -3701,7 +2282,7 @@
           </w:tcPr>
           <w:p>
             <w:pPr>
-              <w:spacing w:before="0" w:after="40" w:line="240" w:lineRule="auto"/>
+              <w:spacing w:before="20" w:after="20" w:line="240" w:lineRule="auto"/>
               <w:jc w:val="left"/>
             </w:pPr>
             <w:r>
@@ -3722,7 +2303,7 @@
           </w:tcPr>
           <w:p>
             <w:pPr>
-              <w:spacing w:before="0" w:after="40" w:line="240" w:lineRule="auto"/>
+              <w:spacing w:before="20" w:after="20" w:line="240" w:lineRule="auto"/>
               <w:jc w:val="left"/>
             </w:pPr>
             <w:r>
@@ -3743,8 +2324,8 @@
           </w:tcPr>
           <w:p>
             <w:pPr>
-              <w:spacing w:before="0" w:after="40" w:line="240" w:lineRule="auto"/>
-              <w:jc w:val="center"/>
+              <w:spacing w:before="20" w:after="20" w:line="240" w:lineRule="auto"/>
+              <w:jc w:val="left"/>
             </w:pPr>
             <w:r>
               <w:rPr>
@@ -3754,7 +2335,7 @@
                 <w:sz w:val="26"/>
                 <w:u w:val="none"/>
               </w:rPr>
-              <w:t>2022.11</w:t>
+              <w:t>'22.11月</w:t>
             </w:r>
           </w:p>
         </w:tc>
@@ -3764,8 +2345,8 @@
           </w:tcPr>
           <w:p>
             <w:pPr>
-              <w:spacing w:before="0" w:after="40" w:line="240" w:lineRule="auto"/>
-              <w:jc w:val="center"/>
+              <w:spacing w:before="20" w:after="20" w:line="240" w:lineRule="auto"/>
+              <w:jc w:val="left"/>
             </w:pPr>
             <w:r>
               <w:rPr>
@@ -3785,7 +2366,7 @@
           </w:tcPr>
           <w:p>
             <w:pPr>
-              <w:spacing w:before="0" w:after="40" w:line="240" w:lineRule="auto"/>
+              <w:spacing w:before="20" w:after="20" w:line="240" w:lineRule="auto"/>
               <w:jc w:val="left"/>
             </w:pPr>
             <w:r>
@@ -3808,7 +2389,7 @@
           </w:tcPr>
           <w:p>
             <w:pPr>
-              <w:spacing w:before="0" w:after="40" w:line="240" w:lineRule="auto"/>
+              <w:spacing w:before="20" w:after="20" w:line="240" w:lineRule="auto"/>
               <w:jc w:val="left"/>
             </w:pPr>
             <w:r>
@@ -3829,7 +2410,7 @@
           </w:tcPr>
           <w:p>
             <w:pPr>
-              <w:spacing w:before="0" w:after="40" w:line="240" w:lineRule="auto"/>
+              <w:spacing w:before="20" w:after="20" w:line="240" w:lineRule="auto"/>
               <w:jc w:val="left"/>
             </w:pPr>
             <w:r>
@@ -3850,8 +2431,8 @@
           </w:tcPr>
           <w:p>
             <w:pPr>
-              <w:spacing w:before="0" w:after="40" w:line="240" w:lineRule="auto"/>
-              <w:jc w:val="center"/>
+              <w:spacing w:before="20" w:after="20" w:line="240" w:lineRule="auto"/>
+              <w:jc w:val="left"/>
             </w:pPr>
             <w:r>
               <w:rPr>
@@ -3861,7 +2442,7 @@
                 <w:sz w:val="26"/>
                 <w:u w:val="none"/>
               </w:rPr>
-              <w:t>2022.10</w:t>
+              <w:t>'22.10月</w:t>
             </w:r>
           </w:p>
         </w:tc>
@@ -3871,8 +2452,8 @@
           </w:tcPr>
           <w:p>
             <w:pPr>
-              <w:spacing w:before="0" w:after="40" w:line="240" w:lineRule="auto"/>
-              <w:jc w:val="center"/>
+              <w:spacing w:before="20" w:after="20" w:line="240" w:lineRule="auto"/>
+              <w:jc w:val="left"/>
             </w:pPr>
             <w:r>
               <w:rPr>
@@ -3892,7 +2473,7 @@
           </w:tcPr>
           <w:p>
             <w:pPr>
-              <w:spacing w:before="0" w:after="40" w:line="240" w:lineRule="auto"/>
+              <w:spacing w:before="20" w:after="20" w:line="240" w:lineRule="auto"/>
               <w:jc w:val="left"/>
             </w:pPr>
             <w:r>
@@ -3915,7 +2496,7 @@
           </w:tcPr>
           <w:p>
             <w:pPr>
-              <w:spacing w:before="0" w:after="40" w:line="240" w:lineRule="auto"/>
+              <w:spacing w:before="20" w:after="20" w:line="240" w:lineRule="auto"/>
               <w:jc w:val="left"/>
             </w:pPr>
             <w:r>
@@ -3936,7 +2517,7 @@
           </w:tcPr>
           <w:p>
             <w:pPr>
-              <w:spacing w:before="0" w:after="40" w:line="240" w:lineRule="auto"/>
+              <w:spacing w:before="20" w:after="20" w:line="240" w:lineRule="auto"/>
               <w:jc w:val="left"/>
             </w:pPr>
             <w:r>
@@ -3957,8 +2538,8 @@
           </w:tcPr>
           <w:p>
             <w:pPr>
-              <w:spacing w:before="0" w:after="40" w:line="240" w:lineRule="auto"/>
-              <w:jc w:val="center"/>
+              <w:spacing w:before="20" w:after="20" w:line="240" w:lineRule="auto"/>
+              <w:jc w:val="left"/>
             </w:pPr>
             <w:r>
               <w:rPr>
@@ -3968,7 +2549,7 @@
                 <w:sz w:val="26"/>
                 <w:u w:val="none"/>
               </w:rPr>
-              <w:t>2022.4</w:t>
+              <w:t>'22.4月</w:t>
             </w:r>
           </w:p>
         </w:tc>
@@ -3978,8 +2559,8 @@
           </w:tcPr>
           <w:p>
             <w:pPr>
-              <w:spacing w:before="0" w:after="40" w:line="240" w:lineRule="auto"/>
-              <w:jc w:val="center"/>
+              <w:spacing w:before="20" w:after="20" w:line="240" w:lineRule="auto"/>
+              <w:jc w:val="left"/>
             </w:pPr>
             <w:r>
               <w:rPr>
@@ -3999,7 +2580,7 @@
           </w:tcPr>
           <w:p>
             <w:pPr>
-              <w:spacing w:before="0" w:after="40" w:line="240" w:lineRule="auto"/>
+              <w:spacing w:before="20" w:after="20" w:line="240" w:lineRule="auto"/>
               <w:jc w:val="left"/>
             </w:pPr>
             <w:r>
@@ -4018,42 +2599,29 @@
     </w:tbl>
     <w:p>
       <w:pPr>
+        <w:spacing w:before="0" w:after="120" w:line="240" w:lineRule="auto"/>
+        <w:jc w:val="left"/>
+      </w:pPr>
+    </w:p>
+    <w:p>
+      <w:pPr>
         <w:spacing w:before="0" w:after="180" w:line="240" w:lineRule="auto"/>
-        <w:ind w:left="1701"/>
         <w:jc w:val="left"/>
       </w:pPr>
       <w:r>
         <w:rPr>
           <w:rFonts w:ascii="바탕체" w:hAnsi="바탕체" w:eastAsia="바탕체" w:cs="바탕체"/>
-          <w:b/>
+          <w:b w:val="0"/>
           <w:i w:val="0"/>
-          <w:sz w:val="20"/>
+          <w:sz w:val="28"/>
           <w:u w:val="none"/>
         </w:rPr>
-        <w:t xml:space="preserve">※ </w:t>
-      </w:r>
-      <w:r>
-        <w:rPr>
-          <w:rFonts w:ascii="바탕체" w:hAnsi="바탕체" w:eastAsia="바탕체" w:cs="바탕체"/>
-          <w:b w:val="0"/>
-          <w:i w:val="0"/>
-          <w:sz w:val="20"/>
-          <w:u w:val="none"/>
-        </w:rPr>
-        <w:t>2021~2022년 저금리 환경에서 9~10배 이상 배수로 인수된 소프트웨어 기업 상당수가 동일한 구조적 문제(고부채 + 변동금리)에 직면할 것으로 전망 (OnlyCFO, 2026.5.1 기반)</w:t>
+        <w:t xml:space="preserve">   ※ '21~'22年 저금리 환경에서 9~10배 이상 배수로 인수된 소프트웨어 기업 상당수가 동일한 구조적 문제(고부채 + 변동금리)에 직면할 것으로 전망 (OnlyCFO 추산)</w:t>
       </w:r>
     </w:p>
     <w:p>
       <w:pPr>
-        <w:spacing w:before="0" w:after="0" w:line="240" w:lineRule="auto"/>
-      </w:pPr>
-      <w:r>
-        <w:br w:type="page"/>
-      </w:r>
-    </w:p>
-    <w:p>
-      <w:pPr>
-        <w:spacing w:before="0" w:after="240" w:line="240" w:lineRule="auto"/>
+        <w:spacing w:before="320" w:after="240" w:line="240" w:lineRule="auto"/>
         <w:jc w:val="left"/>
       </w:pPr>
       <w:r>
@@ -4064,7 +2632,23 @@
           <w:sz w:val="28"/>
           <w:u w:val="none"/>
         </w:rPr>
-        <w:t>4. 시사점 및 제언</w:t>
+        <w:t>4. 리스크 및 제약</w:t>
+      </w:r>
+    </w:p>
+    <w:p>
+      <w:pPr>
+        <w:spacing w:before="0" w:after="180" w:line="240" w:lineRule="auto"/>
+        <w:jc w:val="left"/>
+      </w:pPr>
+      <w:r>
+        <w:rPr>
+          <w:rFonts w:ascii="바탕체" w:hAnsi="바탕체" w:eastAsia="바탕체" w:cs="바탕체"/>
+          <w:b/>
+          <w:i w:val="0"/>
+          <w:sz w:val="28"/>
+          <w:u w:val="none"/>
+        </w:rPr>
+        <w:t xml:space="preserve"> □ 불확실성</w:t>
       </w:r>
     </w:p>
     <w:p>
@@ -4077,32 +2661,15 @@
           <w:rFonts w:ascii="바탕체" w:hAnsi="바탕체" w:eastAsia="바탕체" w:cs="바탕체"/>
           <w:b w:val="0"/>
           <w:i w:val="0"/>
-          <w:color w:val="333333"/>
           <w:sz w:val="28"/>
           <w:u w:val="none"/>
         </w:rPr>
-        <w:t>앞서 살펴본 Medallia 사례의 구조적 실패는 외부 PE 업계에만 국한된 이슈가 아니다. 이하에서는 동 사례가 솔루션사업 운영에 주는 핵심 교훈과, 사업건전성 대시보드에 연결하는 방향을 정리한다.</w:t>
+        <w:t xml:space="preserve">   - '21年 비상장 전환 후 재무 정보 비공개 — 이자비용·EBITDA·FCF 등 핵심 수치는 추정치</w:t>
       </w:r>
     </w:p>
     <w:p>
       <w:pPr>
-        <w:spacing w:before="0" w:after="120" w:line="240" w:lineRule="auto"/>
-      </w:pPr>
-      <w:r>
-        <w:rPr>
-          <w:rFonts w:ascii="바탕체" w:hAnsi="바탕체" w:eastAsia="바탕체" w:cs="바탕체"/>
-          <w:b w:val="0"/>
-          <w:i w:val="0"/>
-          <w:sz w:val="28"/>
-          <w:u w:val="none"/>
-        </w:rPr>
-        <w:t>시사점 1</w:t>
-      </w:r>
-    </w:p>
-    <w:p>
-      <w:pPr>
-        <w:spacing w:before="0" w:after="320" w:line="240" w:lineRule="auto"/>
-        <w:ind w:left="283"/>
+        <w:spacing w:before="0" w:after="180" w:line="240" w:lineRule="auto"/>
         <w:jc w:val="left"/>
       </w:pPr>
       <w:r>
@@ -4113,23 +2680,28 @@
           <w:sz w:val="28"/>
           <w:u w:val="none"/>
         </w:rPr>
-        <w:t xml:space="preserve">□ </w:t>
-      </w:r>
-      <w:r>
-        <w:rPr>
-          <w:rFonts w:ascii="바탕체" w:hAnsi="바탕체" w:eastAsia="바탕체" w:cs="바탕체"/>
-          <w:b w:val="0"/>
-          <w:i w:val="0"/>
-          <w:sz w:val="28"/>
-          <w:u w:val="none"/>
-        </w:rPr>
-        <w:t>① Thoma Bravo의 Medallia 투자 실패 진단</w:t>
+        <w:t xml:space="preserve">   - 채권단 원금 회수율, Medallia 현재 매출·고객 이탈 규모 미확인</w:t>
       </w:r>
     </w:p>
     <w:p>
       <w:pPr>
         <w:spacing w:before="0" w:after="180" w:line="240" w:lineRule="auto"/>
-        <w:ind w:left="1134"/>
+        <w:jc w:val="left"/>
+      </w:pPr>
+      <w:r>
+        <w:rPr>
+          <w:rFonts w:ascii="바탕체" w:hAnsi="바탕체" w:eastAsia="바탕체" w:cs="바탕체"/>
+          <w:b/>
+          <w:i w:val="0"/>
+          <w:sz w:val="28"/>
+          <w:u w:val="none"/>
+        </w:rPr>
+        <w:t xml:space="preserve"> □ 미확인 정보</w:t>
+      </w:r>
+    </w:p>
+    <w:p>
+      <w:pPr>
+        <w:spacing w:before="0" w:after="180" w:line="240" w:lineRule="auto"/>
         <w:jc w:val="left"/>
       </w:pPr>
       <w:r>
@@ -4140,23 +2712,12 @@
           <w:sz w:val="28"/>
           <w:u w:val="none"/>
         </w:rPr>
-        <w:t xml:space="preserve">- </w:t>
-      </w:r>
-      <w:r>
-        <w:rPr>
-          <w:rFonts w:ascii="바탕체" w:hAnsi="바탕체" w:eastAsia="바탕체" w:cs="바탕체"/>
-          <w:b w:val="0"/>
-          <w:i w:val="0"/>
-          <w:sz w:val="28"/>
-          <w:u w:val="none"/>
-        </w:rPr>
-        <w:t>성장률 과대 추정 — 고성장 지속을 전제로 매출 9배 밸류에이션을 적용하였으나, 경기 둔화·AI 경쟁 심화로 성장 정체</w:t>
+        <w:t xml:space="preserve">   - PIK 이자 적용 이후 확정 부채 규모 (약 $2.8B는 추정값)</w:t>
       </w:r>
     </w:p>
     <w:p>
       <w:pPr>
         <w:spacing w:before="0" w:after="180" w:line="240" w:lineRule="auto"/>
-        <w:ind w:left="1134"/>
         <w:jc w:val="left"/>
       </w:pPr>
       <w:r>
@@ -4167,23 +2728,12 @@
           <w:sz w:val="28"/>
           <w:u w:val="none"/>
         </w:rPr>
-        <w:t xml:space="preserve">- </w:t>
-      </w:r>
-      <w:r>
-        <w:rPr>
-          <w:rFonts w:ascii="바탕체" w:hAnsi="바탕체" w:eastAsia="바탕체" w:cs="바탕체"/>
-          <w:b w:val="0"/>
-          <w:i w:val="0"/>
-          <w:sz w:val="28"/>
-          <w:u w:val="none"/>
-        </w:rPr>
-        <w:t>과도한 차입 매수(LBO) 후 고금리 시대 도래 → 연이자 $135M에서 $300M으로 급증, PIK 이자 누적으로 부채가 $2.8B까지 팽창</w:t>
+        <w:t xml:space="preserve">   - 채권단 구조조정 이후 Medallia 사업 지속 여부 및 매각 일정</w:t>
       </w:r>
     </w:p>
     <w:p>
       <w:pPr>
         <w:spacing w:before="0" w:after="180" w:line="240" w:lineRule="auto"/>
-        <w:ind w:left="1134"/>
         <w:jc w:val="left"/>
       </w:pPr>
       <w:r>
@@ -4194,38 +2744,28 @@
           <w:sz w:val="28"/>
           <w:u w:val="none"/>
         </w:rPr>
-        <w:t xml:space="preserve">- </w:t>
+        <w:t xml:space="preserve">   - '26.4.30 Bloomberg 보도 이후 추가 협상 경과</w:t>
       </w:r>
+    </w:p>
+    <w:p>
+      <w:pPr>
+        <w:spacing w:before="0" w:after="180" w:line="240" w:lineRule="auto"/>
+        <w:jc w:val="left"/>
+      </w:pPr>
       <w:r>
         <w:rPr>
           <w:rFonts w:ascii="바탕체" w:hAnsi="바탕체" w:eastAsia="바탕체" w:cs="바탕체"/>
-          <w:b w:val="0"/>
+          <w:b/>
           <w:i w:val="0"/>
           <w:sz w:val="28"/>
           <w:u w:val="none"/>
         </w:rPr>
-        <w:t>FCF(현금흐름) 이슈로 신규 AI 투자 저조 → 경쟁사 대비 제품 혁신 중단 → 고객 이탈 가속 → 성장률 둔화의 악순환으로 PE 투자 역사상 손꼽히는 실패 사례로 기록</w:t>
+        <w:t xml:space="preserve"> □ 실행상 유의사항</w:t>
       </w:r>
     </w:p>
     <w:p>
       <w:pPr>
-        <w:spacing w:before="0" w:after="120" w:line="240" w:lineRule="auto"/>
-      </w:pPr>
-      <w:r>
-        <w:rPr>
-          <w:rFonts w:ascii="바탕체" w:hAnsi="바탕체" w:eastAsia="바탕체" w:cs="바탕체"/>
-          <w:b w:val="0"/>
-          <w:i w:val="0"/>
-          <w:sz w:val="28"/>
-          <w:u w:val="none"/>
-        </w:rPr>
-        <w:t>시사점 2</w:t>
-      </w:r>
-    </w:p>
-    <w:p>
-      <w:pPr>
-        <w:spacing w:before="0" w:after="320" w:line="240" w:lineRule="auto"/>
-        <w:ind w:left="283"/>
+        <w:spacing w:before="0" w:after="180" w:line="240" w:lineRule="auto"/>
         <w:jc w:val="left"/>
       </w:pPr>
       <w:r>
@@ -4236,23 +2776,12 @@
           <w:sz w:val="28"/>
           <w:u w:val="none"/>
         </w:rPr>
-        <w:t xml:space="preserve">□ </w:t>
-      </w:r>
-      <w:r>
-        <w:rPr>
-          <w:rFonts w:ascii="바탕체" w:hAnsi="바탕체" w:eastAsia="바탕체" w:cs="바탕체"/>
-          <w:b w:val="0"/>
-          <w:i w:val="0"/>
-          <w:sz w:val="28"/>
-          <w:u w:val="none"/>
-        </w:rPr>
-        <w:t>② SaaS 기업가치 평가 기준 확장 필요</w:t>
+        <w:t xml:space="preserve">   - 사업건전성 대시보드 적용 時 산식·멀티플 기준을 내부 사업부와 협의 후 확정 필요</w:t>
       </w:r>
     </w:p>
     <w:p>
       <w:pPr>
         <w:spacing w:before="0" w:after="180" w:line="240" w:lineRule="auto"/>
-        <w:ind w:left="1134"/>
         <w:jc w:val="left"/>
       </w:pPr>
       <w:r>
@@ -4263,8 +2792,14 @@
           <w:sz w:val="28"/>
           <w:u w:val="none"/>
         </w:rPr>
-        <w:t xml:space="preserve">- </w:t>
+        <w:t xml:space="preserve">   - 국내 B2B SaaS 시장 멀티플(5~8배 예상)은 시범 산출 후 검증 필요</w:t>
       </w:r>
+    </w:p>
+    <w:p>
+      <w:pPr>
+        <w:spacing w:before="0" w:after="180" w:line="240" w:lineRule="auto"/>
+        <w:jc w:val="left"/>
+      </w:pPr>
       <w:r>
         <w:rPr>
           <w:rFonts w:ascii="바탕체" w:hAnsi="바탕체" w:eastAsia="바탕체" w:cs="바탕체"/>
@@ -4273,8 +2808,14 @@
           <w:sz w:val="28"/>
           <w:u w:val="none"/>
         </w:rPr>
-        <w:t xml:space="preserve">SaaS 특화 기업가치 평가 기준(ARR 성장률, Rule of 40, NRR 등) </w:t>
+        <w:t xml:space="preserve">   - Medallia 사례는 외부 PE 투자 구조 기반 — 내부 SaaS 운영 기준 적용 時 조정 필요</w:t>
       </w:r>
+    </w:p>
+    <w:p>
+      <w:pPr>
+        <w:spacing w:before="320" w:after="240" w:line="240" w:lineRule="auto"/>
+        <w:jc w:val="left"/>
+      </w:pPr>
       <w:r>
         <w:rPr>
           <w:rFonts w:ascii="바탕체" w:hAnsi="바탕체" w:eastAsia="바탕체" w:cs="바탕체"/>
@@ -4283,18 +2824,14 @@
           <w:sz w:val="28"/>
           <w:u w:val="none"/>
         </w:rPr>
-        <w:t>뿐만 아니라</w:t>
+        <w:t>5. 시사점 및 권고안</w:t>
       </w:r>
-      <w:r>
-        <w:rPr>
-          <w:rFonts w:ascii="바탕체" w:hAnsi="바탕체" w:eastAsia="바탕체" w:cs="바탕체"/>
-          <w:b w:val="0"/>
-          <w:i w:val="0"/>
-          <w:sz w:val="28"/>
-          <w:u w:val="none"/>
-        </w:rPr>
-        <w:t xml:space="preserve">, 전통적인 기업가치 평가 기준(누적 차입금액/적자금액, FCF)을 </w:t>
-      </w:r>
+    </w:p>
+    <w:p>
+      <w:pPr>
+        <w:spacing w:before="0" w:after="180" w:line="240" w:lineRule="auto"/>
+        <w:jc w:val="left"/>
+      </w:pPr>
       <w:r>
         <w:rPr>
           <w:rFonts w:ascii="바탕체" w:hAnsi="바탕체" w:eastAsia="바탕체" w:cs="바탕체"/>
@@ -4303,17 +2840,7 @@
           <w:sz w:val="28"/>
           <w:u w:val="none"/>
         </w:rPr>
-        <w:t>함께</w:t>
-      </w:r>
-      <w:r>
-        <w:rPr>
-          <w:rFonts w:ascii="바탕체" w:hAnsi="바탕체" w:eastAsia="바탕체" w:cs="바탕체"/>
-          <w:b w:val="0"/>
-          <w:i w:val="0"/>
-          <w:sz w:val="28"/>
-          <w:u w:val="none"/>
-        </w:rPr>
-        <w:t xml:space="preserve"> 관리할 필요</w:t>
+        <w:t xml:space="preserve"> □ SaaS 기업가치 평가 기준 확장 필요</w:t>
       </w:r>
     </w:p>
     <w:tbl>
@@ -4337,7 +2864,7 @@
           </w:tcPr>
           <w:p>
             <w:pPr>
-              <w:spacing w:before="0" w:after="40" w:line="240" w:lineRule="auto"/>
+              <w:spacing w:before="20" w:after="20" w:line="240" w:lineRule="auto"/>
               <w:jc w:val="center"/>
             </w:pPr>
             <w:r>
@@ -4360,7 +2887,7 @@
           </w:tcPr>
           <w:p>
             <w:pPr>
-              <w:spacing w:before="0" w:after="40" w:line="240" w:lineRule="auto"/>
+              <w:spacing w:before="20" w:after="20" w:line="240" w:lineRule="auto"/>
               <w:jc w:val="center"/>
             </w:pPr>
             <w:r>
@@ -4383,7 +2910,7 @@
           </w:tcPr>
           <w:p>
             <w:pPr>
-              <w:spacing w:before="0" w:after="40" w:line="240" w:lineRule="auto"/>
+              <w:spacing w:before="20" w:after="20" w:line="240" w:lineRule="auto"/>
               <w:jc w:val="center"/>
             </w:pPr>
             <w:r>
@@ -4407,13 +2934,13 @@
           </w:tcPr>
           <w:p>
             <w:pPr>
-              <w:spacing w:before="0" w:after="40" w:line="240" w:lineRule="auto"/>
+              <w:spacing w:before="20" w:after="20" w:line="240" w:lineRule="auto"/>
               <w:jc w:val="left"/>
             </w:pPr>
             <w:r>
               <w:rPr>
                 <w:rFonts w:ascii="바탕체" w:hAnsi="바탕체" w:eastAsia="바탕체" w:cs="바탕체"/>
-                <w:b/>
+                <w:b w:val="0"/>
                 <w:i w:val="0"/>
                 <w:sz w:val="26"/>
                 <w:u w:val="none"/>
@@ -4428,7 +2955,7 @@
           </w:tcPr>
           <w:p>
             <w:pPr>
-              <w:spacing w:before="0" w:after="40" w:line="240" w:lineRule="auto"/>
+              <w:spacing w:before="20" w:after="20" w:line="240" w:lineRule="auto"/>
               <w:jc w:val="left"/>
             </w:pPr>
             <w:r>
@@ -4449,7 +2976,7 @@
           </w:tcPr>
           <w:p>
             <w:pPr>
-              <w:spacing w:before="0" w:after="40" w:line="240" w:lineRule="auto"/>
+              <w:spacing w:before="20" w:after="20" w:line="240" w:lineRule="auto"/>
               <w:jc w:val="left"/>
             </w:pPr>
             <w:r>
@@ -4460,7 +2987,7 @@
                 <w:sz w:val="26"/>
                 <w:u w:val="none"/>
               </w:rPr>
-              <w:t>성장·수익·고객유지 균형 측정 — 세 지표 모두에서 사전 경고 신호가 있었음</w:t>
+              <w:t>성장·수익·고객유지 균형 측정 — 세 지표 모두에서 사전 경고 신호 有</w:t>
             </w:r>
           </w:p>
         </w:tc>
@@ -4469,17 +2996,16 @@
         <w:tc>
           <w:tcPr>
             <w:tcW w:type="dxa" w:w="3213"/>
-            <w:shd w:val="clear" w:color="auto" w:fill="FEF9E5"/>
           </w:tcPr>
           <w:p>
             <w:pPr>
-              <w:spacing w:before="0" w:after="40" w:line="240" w:lineRule="auto"/>
+              <w:spacing w:before="20" w:after="20" w:line="240" w:lineRule="auto"/>
               <w:jc w:val="left"/>
             </w:pPr>
             <w:r>
               <w:rPr>
                 <w:rFonts w:ascii="바탕체" w:hAnsi="바탕체" w:eastAsia="바탕체" w:cs="바탕체"/>
-                <w:b/>
+                <w:b w:val="0"/>
                 <w:i w:val="0"/>
                 <w:sz w:val="26"/>
                 <w:u w:val="none"/>
@@ -4491,11 +3017,10 @@
         <w:tc>
           <w:tcPr>
             <w:tcW w:type="dxa" w:w="3213"/>
-            <w:shd w:val="clear" w:color="auto" w:fill="FEF9E5"/>
           </w:tcPr>
           <w:p>
             <w:pPr>
-              <w:spacing w:before="0" w:after="40" w:line="240" w:lineRule="auto"/>
+              <w:spacing w:before="20" w:after="20" w:line="240" w:lineRule="auto"/>
               <w:jc w:val="left"/>
             </w:pPr>
             <w:r>
@@ -4513,11 +3038,10 @@
         <w:tc>
           <w:tcPr>
             <w:tcW w:type="dxa" w:w="3213"/>
-            <w:shd w:val="clear" w:color="auto" w:fill="FEF9E5"/>
           </w:tcPr>
           <w:p>
             <w:pPr>
-              <w:spacing w:before="0" w:after="40" w:line="240" w:lineRule="auto"/>
+              <w:spacing w:before="20" w:after="20" w:line="240" w:lineRule="auto"/>
               <w:jc w:val="left"/>
             </w:pPr>
             <w:r>
@@ -4537,22 +3061,28 @@
     <w:p>
       <w:pPr>
         <w:spacing w:before="0" w:after="120" w:line="240" w:lineRule="auto"/>
+        <w:jc w:val="left"/>
+      </w:pPr>
+    </w:p>
+    <w:p>
+      <w:pPr>
+        <w:spacing w:before="0" w:after="180" w:line="240" w:lineRule="auto"/>
+        <w:jc w:val="left"/>
       </w:pPr>
       <w:r>
         <w:rPr>
           <w:rFonts w:ascii="바탕체" w:hAnsi="바탕체" w:eastAsia="바탕체" w:cs="바탕체"/>
-          <w:b w:val="0"/>
+          <w:b/>
           <w:i w:val="0"/>
           <w:sz w:val="28"/>
           <w:u w:val="none"/>
         </w:rPr>
-        <w:t>시사점 3</w:t>
+        <w:t xml:space="preserve"> □ 사업건전성 대시보드 현금흐름 지표 관리 검토</w:t>
       </w:r>
     </w:p>
     <w:p>
       <w:pPr>
-        <w:spacing w:before="0" w:after="320" w:line="240" w:lineRule="auto"/>
-        <w:ind w:left="283"/>
+        <w:spacing w:before="0" w:after="180" w:line="240" w:lineRule="auto"/>
         <w:jc w:val="left"/>
       </w:pPr>
       <w:r>
@@ -4563,23 +3093,12 @@
           <w:sz w:val="28"/>
           <w:u w:val="none"/>
         </w:rPr>
-        <w:t xml:space="preserve">□ </w:t>
-      </w:r>
-      <w:r>
-        <w:rPr>
-          <w:rFonts w:ascii="바탕체" w:hAnsi="바탕체" w:eastAsia="바탕체" w:cs="바탕체"/>
-          <w:b w:val="0"/>
-          <w:i w:val="0"/>
-          <w:sz w:val="28"/>
-          <w:u w:val="none"/>
-        </w:rPr>
-        <w:t>③ 사업건전성 대시보드 현금흐름 지표 관리 검토</w:t>
+        <w:t xml:space="preserve">   - FCF = 영업이익(영업현금흐름) − CAPEX</w:t>
       </w:r>
     </w:p>
     <w:p>
       <w:pPr>
         <w:spacing w:before="0" w:after="180" w:line="240" w:lineRule="auto"/>
-        <w:ind w:left="1134"/>
         <w:jc w:val="left"/>
       </w:pPr>
       <w:r>
@@ -4590,41 +3109,12 @@
           <w:sz w:val="28"/>
           <w:u w:val="none"/>
         </w:rPr>
-        <w:t>사업건전성 대시보드 운영 시, 하기와 같은 현금흐름 지표 관리를 검토함</w:t>
+        <w:t xml:space="preserve">   - EV(Enterprise Value) = Annual FCF × Multiple(시장 평균 멀티플 × 할인률)</w:t>
       </w:r>
     </w:p>
     <w:p>
       <w:pPr>
         <w:spacing w:before="0" w:after="180" w:line="240" w:lineRule="auto"/>
-        <w:ind w:left="1134"/>
-        <w:jc w:val="left"/>
-      </w:pPr>
-      <w:r>
-        <w:rPr>
-          <w:rFonts w:ascii="바탕체" w:hAnsi="바탕체" w:eastAsia="바탕체" w:cs="바탕체"/>
-          <w:b/>
-          <w:i w:val="0"/>
-          <w:sz w:val="28"/>
-          <w:u w:val="none"/>
-        </w:rPr>
-        <w:t xml:space="preserve">(1) 현금흐름 지표 관리  </w:t>
-      </w:r>
-      <w:r>
-        <w:rPr>
-          <w:rFonts w:ascii="바탕체" w:hAnsi="바탕체" w:eastAsia="바탕체" w:cs="바탕체"/>
-          <w:b/>
-          <w:i w:val="0"/>
-          <w:color w:val="444444"/>
-          <w:sz w:val="24"/>
-          <w:u w:val="none"/>
-        </w:rPr>
-        <w:t>(분기/반기/년, 누적 년)</w:t>
-      </w:r>
-    </w:p>
-    <w:p>
-      <w:pPr>
-        <w:spacing w:before="0" w:after="180" w:line="240" w:lineRule="auto"/>
-        <w:ind w:left="1984"/>
         <w:jc w:val="left"/>
       </w:pPr>
       <w:r>
@@ -4635,51 +3125,12 @@
           <w:sz w:val="28"/>
           <w:u w:val="none"/>
         </w:rPr>
-        <w:t xml:space="preserve">- </w:t>
-      </w:r>
-      <w:r>
-        <w:rPr>
-          <w:rFonts w:ascii="바탕체" w:hAnsi="바탕체" w:eastAsia="바탕체" w:cs="바탕체"/>
-          <w:b w:val="0"/>
-          <w:i w:val="0"/>
-          <w:sz w:val="28"/>
-          <w:u w:val="none"/>
-        </w:rPr>
-        <w:t>FCF = 영업이익(영업현금흐름) − CAPEX</w:t>
+        <w:t xml:space="preserve">   - EV/Par Coverage Ratio = EV ÷ Loan Par(누적 차입금/적자금액) → 1 이상 유지 필요</w:t>
       </w:r>
     </w:p>
     <w:p>
       <w:pPr>
         <w:spacing w:before="0" w:after="180" w:line="240" w:lineRule="auto"/>
-        <w:ind w:left="1134"/>
-        <w:jc w:val="left"/>
-      </w:pPr>
-      <w:r>
-        <w:rPr>
-          <w:rFonts w:ascii="바탕체" w:hAnsi="바탕체" w:eastAsia="바탕체" w:cs="바탕체"/>
-          <w:b/>
-          <w:i w:val="0"/>
-          <w:sz w:val="28"/>
-          <w:u w:val="none"/>
-        </w:rPr>
-        <w:t xml:space="preserve">(2) EV / Par Coverage 관리  </w:t>
-      </w:r>
-      <w:r>
-        <w:rPr>
-          <w:rFonts w:ascii="바탕체" w:hAnsi="바탕체" w:eastAsia="바탕체" w:cs="바탕체"/>
-          <w:b/>
-          <w:i w:val="0"/>
-          <w:color w:val="444444"/>
-          <w:sz w:val="24"/>
-          <w:u w:val="none"/>
-        </w:rPr>
-        <w:t>(기업가치 대비 누적 차입금/적자금액 관리)</w:t>
-      </w:r>
-    </w:p>
-    <w:p>
-      <w:pPr>
-        <w:spacing w:before="0" w:after="180" w:line="240" w:lineRule="auto"/>
-        <w:ind w:left="1984"/>
         <w:jc w:val="left"/>
       </w:pPr>
       <w:r>
@@ -4690,53 +3141,12 @@
           <w:sz w:val="28"/>
           <w:u w:val="none"/>
         </w:rPr>
-        <w:t xml:space="preserve">- </w:t>
-      </w:r>
-      <w:r>
-        <w:rPr>
-          <w:rFonts w:ascii="바탕체" w:hAnsi="바탕체" w:eastAsia="바탕체" w:cs="바탕체"/>
-          <w:b w:val="0"/>
-          <w:i w:val="0"/>
-          <w:sz w:val="28"/>
-          <w:u w:val="none"/>
-        </w:rPr>
-        <w:t xml:space="preserve">EV (Enterprise Value) = Annual FCF × Multiple(시장 평균 멀티플 × 할인률)   </w:t>
-      </w:r>
-      <w:r>
-        <w:rPr>
-          <w:rFonts w:ascii="바탕체" w:hAnsi="바탕체" w:eastAsia="바탕체" w:cs="바탕체"/>
-          <w:b/>
-          <w:i w:val="0"/>
-          <w:sz w:val="28"/>
-          <w:u w:val="none"/>
-        </w:rPr>
-        <w:t>→ 1 이상이어야 함</w:t>
-      </w:r>
-      <w:r>
-        <w:rPr>
-          <w:rFonts w:ascii="바탕체" w:hAnsi="바탕체" w:eastAsia="바탕체" w:cs="바탕체"/>
-          <w:b w:val="0"/>
-          <w:i w:val="0"/>
-          <w:sz w:val="28"/>
-          <w:u w:val="none"/>
-        </w:rPr>
-        <w:br/>
-      </w:r>
-      <w:r>
-        <w:rPr>
-          <w:rFonts w:ascii="바탕체" w:hAnsi="바탕체" w:eastAsia="바탕체" w:cs="바탕체"/>
-          <w:b w:val="0"/>
-          <w:i w:val="0"/>
-          <w:sz w:val="28"/>
-          <w:u w:val="none"/>
-        </w:rPr>
-        <w:br/>
+        <w:t xml:space="preserve">     · 1 미만 時: 기업가치가 누적 부채를 커버하지 못하는 구조적 위험 신호</w:t>
       </w:r>
     </w:p>
     <w:p>
       <w:pPr>
         <w:spacing w:before="0" w:after="180" w:line="240" w:lineRule="auto"/>
-        <w:ind w:left="1984"/>
         <w:jc w:val="left"/>
       </w:pPr>
       <w:r>
@@ -4747,23 +3157,12 @@
           <w:sz w:val="28"/>
           <w:u w:val="none"/>
         </w:rPr>
-        <w:t xml:space="preserve">· </w:t>
-      </w:r>
-      <w:r>
-        <w:rPr>
-          <w:rFonts w:ascii="바탕체" w:hAnsi="바탕체" w:eastAsia="바탕체" w:cs="바탕체"/>
-          <w:b w:val="0"/>
-          <w:i w:val="0"/>
-          <w:sz w:val="28"/>
-          <w:u w:val="none"/>
-        </w:rPr>
-        <w:t>남은 대출 원금 (Loan Par) → 내부 적용 시 누적 적자 금액으로 대체 가능</w:t>
+        <w:t xml:space="preserve">     · Medallia의 경우 EV 급락 + Loan Par $2.8B 팽창으로 임계치 이하 하락 → 경영권 상실</w:t>
       </w:r>
     </w:p>
     <w:p>
       <w:pPr>
         <w:spacing w:before="0" w:after="180" w:line="240" w:lineRule="auto"/>
-        <w:ind w:left="1984"/>
         <w:jc w:val="left"/>
       </w:pPr>
       <w:r>
@@ -4774,182 +3173,7 @@
           <w:sz w:val="28"/>
           <w:u w:val="none"/>
         </w:rPr>
-        <w:t xml:space="preserve">- </w:t>
-      </w:r>
-      <w:r>
-        <w:rPr>
-          <w:rFonts w:ascii="바탕체" w:hAnsi="바탕체" w:eastAsia="바탕체" w:cs="바탕체"/>
-          <w:b w:val="0"/>
-          <w:i w:val="0"/>
-          <w:sz w:val="28"/>
-          <w:u w:val="none"/>
-        </w:rPr>
-        <w:t>Multiple = EV / FCF</w:t>
-      </w:r>
-    </w:p>
-    <w:p>
-      <w:pPr>
-        <w:spacing w:before="0" w:after="180" w:line="240" w:lineRule="auto"/>
-        <w:ind w:left="1984"/>
-        <w:jc w:val="left"/>
-      </w:pPr>
-      <w:r>
-        <w:rPr>
-          <w:rFonts w:ascii="바탕체" w:hAnsi="바탕체" w:eastAsia="바탕체" w:cs="바탕체"/>
-          <w:b w:val="0"/>
-          <w:i w:val="0"/>
-          <w:sz w:val="28"/>
-          <w:u w:val="none"/>
-        </w:rPr>
-        <w:t xml:space="preserve">- </w:t>
-      </w:r>
-      <w:r>
-        <w:rPr>
-          <w:rFonts w:ascii="바탕체" w:hAnsi="바탕체" w:eastAsia="바탕체" w:cs="바탕체"/>
-          <w:b w:val="0"/>
-          <w:i w:val="0"/>
-          <w:sz w:val="28"/>
-          <w:u w:val="none"/>
-        </w:rPr>
-        <w:t xml:space="preserve">EV / Par Coverage Ratio = EV ÷ Loan Par(누적 차입금/적자금액)   </w:t>
-      </w:r>
-      <w:r>
-        <w:rPr>
-          <w:rFonts w:ascii="바탕체" w:hAnsi="바탕체" w:eastAsia="바탕체" w:cs="바탕체"/>
-          <w:b/>
-          <w:i w:val="0"/>
-          <w:sz w:val="28"/>
-          <w:u w:val="none"/>
-        </w:rPr>
-        <w:t>→ 1 이상 유지 필요</w:t>
-      </w:r>
-      <w:r>
-        <w:rPr>
-          <w:rFonts w:ascii="바탕체" w:hAnsi="바탕체" w:eastAsia="바탕체" w:cs="바탕체"/>
-          <w:b w:val="0"/>
-          <w:i w:val="0"/>
-          <w:sz w:val="28"/>
-          <w:u w:val="none"/>
-        </w:rPr>
-        <w:br/>
-      </w:r>
-      <w:r>
-        <w:rPr>
-          <w:rFonts w:ascii="바탕체" w:hAnsi="바탕체" w:eastAsia="바탕체" w:cs="바탕체"/>
-          <w:b w:val="0"/>
-          <w:i w:val="0"/>
-          <w:sz w:val="28"/>
-          <w:u w:val="none"/>
-        </w:rPr>
-        <w:br/>
-      </w:r>
-    </w:p>
-    <w:p>
-      <w:pPr>
-        <w:spacing w:before="0" w:after="180" w:line="240" w:lineRule="auto"/>
-        <w:ind w:left="1984"/>
-        <w:jc w:val="left"/>
-      </w:pPr>
-      <w:r>
-        <w:rPr>
-          <w:rFonts w:ascii="바탕체" w:hAnsi="바탕체" w:eastAsia="바탕체" w:cs="바탕체"/>
-          <w:b w:val="0"/>
-          <w:i w:val="0"/>
-          <w:sz w:val="28"/>
-          <w:u w:val="none"/>
-        </w:rPr>
-        <w:t xml:space="preserve">· </w:t>
-      </w:r>
-      <w:r>
-        <w:rPr>
-          <w:rFonts w:ascii="바탕체" w:hAnsi="바탕체" w:eastAsia="바탕체" w:cs="바탕체"/>
-          <w:b w:val="0"/>
-          <w:i w:val="0"/>
-          <w:sz w:val="28"/>
-          <w:u w:val="none"/>
-        </w:rPr>
-        <w:t>1 미만 시: 기업가치가 누적 부채를 커버하지 못하는 구조적 위험 신호</w:t>
-      </w:r>
-    </w:p>
-    <w:p>
-      <w:pPr>
-        <w:spacing w:before="0" w:after="180" w:line="240" w:lineRule="auto"/>
-        <w:ind w:left="1984"/>
-        <w:jc w:val="left"/>
-      </w:pPr>
-      <w:r>
-        <w:rPr>
-          <w:rFonts w:ascii="바탕체" w:hAnsi="바탕체" w:eastAsia="바탕체" w:cs="바탕체"/>
-          <w:b w:val="0"/>
-          <w:i w:val="0"/>
-          <w:sz w:val="28"/>
-          <w:u w:val="none"/>
-        </w:rPr>
-        <w:t xml:space="preserve">· </w:t>
-      </w:r>
-      <w:r>
-        <w:rPr>
-          <w:rFonts w:ascii="바탕체" w:hAnsi="바탕체" w:eastAsia="바탕체" w:cs="바탕체"/>
-          <w:b w:val="0"/>
-          <w:i w:val="0"/>
-          <w:sz w:val="28"/>
-          <w:u w:val="none"/>
-        </w:rPr>
-        <w:t>Medallia의 경우 EV 급락 + Loan Par $2.8B 팽창으로 이 비율이 임계치 이하로 하락 → 경영권 상실</w:t>
-      </w:r>
-    </w:p>
-    <w:p>
-      <w:pPr>
-        <w:spacing w:before="0" w:after="180" w:line="240" w:lineRule="auto"/>
-        <w:ind w:left="1701"/>
-        <w:jc w:val="left"/>
-      </w:pPr>
-      <w:r>
-        <w:rPr>
-          <w:rFonts w:ascii="바탕체" w:hAnsi="바탕체" w:eastAsia="바탕체" w:cs="바탕체"/>
-          <w:b/>
-          <w:i w:val="0"/>
-          <w:sz w:val="20"/>
-          <w:u w:val="none"/>
-        </w:rPr>
-        <w:t xml:space="preserve">※ </w:t>
-      </w:r>
-      <w:r>
-        <w:rPr>
-          <w:rFonts w:ascii="바탕체" w:hAnsi="바탕체" w:eastAsia="바탕체" w:cs="바탕체"/>
-          <w:b w:val="0"/>
-          <w:i w:val="0"/>
-          <w:sz w:val="20"/>
-          <w:u w:val="none"/>
-        </w:rPr>
-        <w:t>EV/Par Coverage가 1 미만으로 하락할 경우, 기업가치가 누적 차입금을 커버하지 못하는 상태를 의미 — Medallia 사례의 구조적 파산을 사전에 포착할 수 있었던 핵심 지표</w:t>
-      </w:r>
-    </w:p>
-    <w:p>
-      <w:pPr>
-        <w:spacing w:before="0" w:after="180" w:line="240" w:lineRule="auto"/>
-        <w:ind w:left="1701"/>
-        <w:jc w:val="left"/>
-      </w:pPr>
-      <w:r>
-        <w:rPr>
-          <w:rFonts w:ascii="바탕체" w:hAnsi="바탕체" w:eastAsia="바탕체" w:cs="바탕체"/>
-          <w:b/>
-          <w:i w:val="0"/>
-          <w:sz w:val="20"/>
-          <w:u w:val="none"/>
-        </w:rPr>
-        <w:t xml:space="preserve">※ </w:t>
-      </w:r>
-      <w:r>
-        <w:rPr>
-          <w:rFonts w:ascii="바탕체" w:hAnsi="바탕체" w:eastAsia="바탕체" w:cs="바탕체"/>
-          <w:b w:val="0"/>
-          <w:i w:val="0"/>
-          <w:sz w:val="20"/>
-          <w:u w:val="none"/>
-        </w:rPr>
-        <w:t>내부 적용 기준(안): Annual FCF = 영업현금흐름 기준 / Multiple = 국내 B2B SaaS 시장 평균 참고(5~8배 예상) / Loan Par = 누적 차입금 또는 누적 적자 금액. 시범 산출 후 사업부 협의를 통해 기준 확정 필요</w:t>
+        <w:t xml:space="preserve">   ※ 내부 적용 기준(안): Annual FCF = 영업현금흐름 기준 / Multiple = 국내 B2B SaaS 시장 평균(5~8배 예상) / Loan Par = 누적 차입금 또는 누적 적자 금액 — 시범 산출 후 사업부 협의를 통해 기준 확정 필요</w:t>
       </w:r>
     </w:p>
     <w:p>
@@ -4965,8 +3189,30 @@
           <w:sz w:val="28"/>
           <w:u w:val="none"/>
         </w:rPr>
-        <w:t xml:space="preserve">→ </w:t>
+        <w:t>→ FCF 및 EV/Par Coverage 지표를 대시보드에 추가함으로써 표면 지표(매출·EBITDA) 중심 평가 한계 보완 및 구조적 재무 리스크 조기 감지 체계 구축 가능</w:t>
       </w:r>
+    </w:p>
+    <w:p>
+      <w:pPr>
+        <w:spacing w:before="0" w:after="180" w:line="240" w:lineRule="auto"/>
+        <w:jc w:val="left"/>
+      </w:pPr>
+      <w:r>
+        <w:rPr>
+          <w:rFonts w:ascii="바탕체" w:hAnsi="바탕체" w:eastAsia="바탕체" w:cs="바탕체"/>
+          <w:b/>
+          <w:i w:val="0"/>
+          <w:sz w:val="28"/>
+          <w:u w:val="none"/>
+        </w:rPr>
+        <w:t xml:space="preserve"> □ 후속 조치 권고</w:t>
+      </w:r>
+    </w:p>
+    <w:p>
+      <w:pPr>
+        <w:spacing w:before="0" w:after="180" w:line="240" w:lineRule="auto"/>
+        <w:jc w:val="left"/>
+      </w:pPr>
       <w:r>
         <w:rPr>
           <w:rFonts w:ascii="바탕체" w:hAnsi="바탕체" w:eastAsia="바탕체" w:cs="바탕체"/>
@@ -4975,8 +3221,55 @@
           <w:sz w:val="28"/>
           <w:u w:val="none"/>
         </w:rPr>
-        <w:t xml:space="preserve">FCF 및 EV/Par Coverage 지표를 대시보드에 추가함으로써, 표면 지표(매출·EBITDA) 중심 평가의 한계를 보완하고 </w:t>
+        <w:t xml:space="preserve">   - FCF 지표 시범 산출 → 사업부 협의 → 대시보드 적용 기준 확정</w:t>
       </w:r>
+    </w:p>
+    <w:p>
+      <w:pPr>
+        <w:spacing w:before="0" w:after="180" w:line="240" w:lineRule="auto"/>
+        <w:jc w:val="left"/>
+      </w:pPr>
+      <w:r>
+        <w:rPr>
+          <w:rFonts w:ascii="바탕체" w:hAnsi="바탕체" w:eastAsia="바탕체" w:cs="바탕체"/>
+          <w:b w:val="0"/>
+          <w:i w:val="0"/>
+          <w:sz w:val="28"/>
+          <w:u w:val="none"/>
+        </w:rPr>
+        <w:t xml:space="preserve">   - 변동금리 조달 구조 채택 時 금리 시나리오 분석 프로세스 신설 검토</w:t>
+      </w:r>
+    </w:p>
+    <w:p>
+      <w:pPr>
+        <w:spacing w:before="0" w:after="180" w:line="240" w:lineRule="auto"/>
+        <w:jc w:val="left"/>
+      </w:pPr>
+      <w:r>
+        <w:rPr>
+          <w:rFonts w:ascii="바탕체" w:hAnsi="바탕체" w:eastAsia="바탕체" w:cs="바탕체"/>
+          <w:b w:val="0"/>
+          <w:i w:val="0"/>
+          <w:sz w:val="28"/>
+          <w:u w:val="none"/>
+        </w:rPr>
+        <w:t xml:space="preserve">   - Rule of 40·NRR·FCF 3대 지표 통합 건전성 모니터링 체계 수립</w:t>
+      </w:r>
+    </w:p>
+    <w:p>
+      <w:pPr>
+        <w:spacing w:before="0" w:after="0" w:line="240" w:lineRule="auto"/>
+        <w:jc w:val="left"/>
+      </w:pPr>
+      <w:r>
+        <w:br w:type="page"/>
+      </w:r>
+    </w:p>
+    <w:p>
+      <w:pPr>
+        <w:spacing w:before="320" w:after="240" w:line="240" w:lineRule="auto"/>
+        <w:jc w:val="left"/>
+      </w:pPr>
       <w:r>
         <w:rPr>
           <w:rFonts w:ascii="바탕체" w:hAnsi="바탕체" w:eastAsia="바탕체" w:cs="바탕체"/>
@@ -4985,46 +3278,12 @@
           <w:sz w:val="28"/>
           <w:u w:val="none"/>
         </w:rPr>
-        <w:t>구조적 재무 리스크를 조기에 감지</w:t>
-      </w:r>
-      <w:r>
-        <w:rPr>
-          <w:rFonts w:ascii="바탕체" w:hAnsi="바탕체" w:eastAsia="바탕체" w:cs="바탕체"/>
-          <w:b w:val="0"/>
-          <w:i w:val="0"/>
-          <w:sz w:val="28"/>
-          <w:u w:val="none"/>
-        </w:rPr>
-        <w:t>하는 체계 구축</w:t>
+        <w:t>별첨 1. Medallia 상세 프로필</w:t>
       </w:r>
     </w:p>
     <w:p>
       <w:pPr>
-        <w:spacing w:before="0" w:after="0" w:line="240" w:lineRule="auto"/>
-      </w:pPr>
-      <w:r>
-        <w:br w:type="page"/>
-      </w:r>
-    </w:p>
-    <w:p>
-      <w:pPr>
-        <w:spacing w:before="0" w:after="240" w:line="240" w:lineRule="auto"/>
-        <w:jc w:val="center"/>
-      </w:pPr>
-      <w:r>
-        <w:rPr>
-          <w:rFonts w:ascii="바탕체" w:hAnsi="바탕체" w:eastAsia="바탕체" w:cs="바탕체"/>
-          <w:b/>
-          <w:i w:val="0"/>
-          <w:sz w:val="30"/>
-          <w:u w:val="none"/>
-        </w:rPr>
-        <w:t>【 별첨 1 】 Medallia 기업 상세 프로필</w:t>
-      </w:r>
-    </w:p>
-    <w:p>
-      <w:pPr>
-        <w:spacing w:before="0" w:after="240" w:line="240" w:lineRule="auto"/>
+        <w:spacing w:before="0" w:after="180" w:line="240" w:lineRule="auto"/>
         <w:jc w:val="left"/>
       </w:pPr>
       <w:r>
@@ -5033,9 +3292,9 @@
           <w:b/>
           <w:i w:val="0"/>
           <w:sz w:val="28"/>
-          <w:u w:val="single"/>
+          <w:u w:val="none"/>
         </w:rPr>
-        <w:t>기업 기본 정보</w:t>
+        <w:t xml:space="preserve"> □ 기업 기본 정보</w:t>
       </w:r>
     </w:p>
     <w:tbl>
@@ -5054,16 +3313,64 @@
         <w:tc>
           <w:tcPr>
             <w:tcW w:type="dxa" w:w="4819"/>
+            <w:shd w:val="clear" w:color="auto" w:fill="1E1E1E"/>
           </w:tcPr>
           <w:p>
             <w:pPr>
-              <w:spacing w:before="0" w:after="40" w:line="240" w:lineRule="auto"/>
+              <w:spacing w:before="20" w:after="20" w:line="240" w:lineRule="auto"/>
+              <w:jc w:val="center"/>
+            </w:pPr>
+            <w:r>
+              <w:rPr>
+                <w:rFonts w:ascii="바탕체" w:hAnsi="바탕체" w:eastAsia="바탕체" w:cs="바탕체"/>
+                <w:b/>
+                <w:i w:val="0"/>
+                <w:color w:val="FFFFFF"/>
+                <w:sz w:val="26"/>
+                <w:u w:val="none"/>
+              </w:rPr>
+              <w:t>항목</w:t>
+            </w:r>
+          </w:p>
+        </w:tc>
+        <w:tc>
+          <w:tcPr>
+            <w:tcW w:type="dxa" w:w="4819"/>
+            <w:shd w:val="clear" w:color="auto" w:fill="1E1E1E"/>
+          </w:tcPr>
+          <w:p>
+            <w:pPr>
+              <w:spacing w:before="20" w:after="20" w:line="240" w:lineRule="auto"/>
+              <w:jc w:val="center"/>
+            </w:pPr>
+            <w:r>
+              <w:rPr>
+                <w:rFonts w:ascii="바탕체" w:hAnsi="바탕체" w:eastAsia="바탕체" w:cs="바탕체"/>
+                <w:b/>
+                <w:i w:val="0"/>
+                <w:color w:val="FFFFFF"/>
+                <w:sz w:val="26"/>
+                <w:u w:val="none"/>
+              </w:rPr>
+              <w:t>내용</w:t>
+            </w:r>
+          </w:p>
+        </w:tc>
+      </w:tr>
+      <w:tr>
+        <w:tc>
+          <w:tcPr>
+            <w:tcW w:type="dxa" w:w="4819"/>
+          </w:tcPr>
+          <w:p>
+            <w:pPr>
+              <w:spacing w:before="20" w:after="20" w:line="240" w:lineRule="auto"/>
               <w:jc w:val="left"/>
             </w:pPr>
             <w:r>
               <w:rPr>
                 <w:rFonts w:ascii="바탕체" w:hAnsi="바탕체" w:eastAsia="바탕체" w:cs="바탕체"/>
-                <w:b/>
+                <w:b w:val="0"/>
                 <w:i w:val="0"/>
                 <w:sz w:val="26"/>
                 <w:u w:val="none"/>
@@ -5078,7 +3385,7 @@
           </w:tcPr>
           <w:p>
             <w:pPr>
-              <w:spacing w:before="0" w:after="40" w:line="240" w:lineRule="auto"/>
+              <w:spacing w:before="20" w:after="20" w:line="240" w:lineRule="auto"/>
               <w:jc w:val="left"/>
             </w:pPr>
             <w:r>
@@ -5101,13 +3408,13 @@
           </w:tcPr>
           <w:p>
             <w:pPr>
-              <w:spacing w:before="0" w:after="40" w:line="240" w:lineRule="auto"/>
+              <w:spacing w:before="20" w:after="20" w:line="240" w:lineRule="auto"/>
               <w:jc w:val="left"/>
             </w:pPr>
             <w:r>
               <w:rPr>
                 <w:rFonts w:ascii="바탕체" w:hAnsi="바탕체" w:eastAsia="바탕체" w:cs="바탕체"/>
-                <w:b/>
+                <w:b w:val="0"/>
                 <w:i w:val="0"/>
                 <w:sz w:val="26"/>
                 <w:u w:val="none"/>
@@ -5122,7 +3429,7 @@
           </w:tcPr>
           <w:p>
             <w:pPr>
-              <w:spacing w:before="0" w:after="40" w:line="240" w:lineRule="auto"/>
+              <w:spacing w:before="20" w:after="20" w:line="240" w:lineRule="auto"/>
               <w:jc w:val="left"/>
             </w:pPr>
             <w:r>
@@ -5133,7 +3440,7 @@
                 <w:sz w:val="26"/>
                 <w:u w:val="none"/>
               </w:rPr>
-              <w:t>2001년 (미국 캘리포니아)</w:t>
+              <w:t>'01年 (미국 캘리포니아)</w:t>
             </w:r>
           </w:p>
         </w:tc>
@@ -5145,13 +3452,13 @@
           </w:tcPr>
           <w:p>
             <w:pPr>
-              <w:spacing w:before="0" w:after="40" w:line="240" w:lineRule="auto"/>
+              <w:spacing w:before="20" w:after="20" w:line="240" w:lineRule="auto"/>
               <w:jc w:val="left"/>
             </w:pPr>
             <w:r>
               <w:rPr>
                 <w:rFonts w:ascii="바탕체" w:hAnsi="바탕체" w:eastAsia="바탕체" w:cs="바탕체"/>
-                <w:b/>
+                <w:b w:val="0"/>
                 <w:i w:val="0"/>
                 <w:sz w:val="26"/>
                 <w:u w:val="none"/>
@@ -5166,7 +3473,7 @@
           </w:tcPr>
           <w:p>
             <w:pPr>
-              <w:spacing w:before="0" w:after="40" w:line="240" w:lineRule="auto"/>
+              <w:spacing w:before="20" w:after="20" w:line="240" w:lineRule="auto"/>
               <w:jc w:val="left"/>
             </w:pPr>
             <w:r>
@@ -5189,13 +3496,13 @@
           </w:tcPr>
           <w:p>
             <w:pPr>
-              <w:spacing w:before="0" w:after="40" w:line="240" w:lineRule="auto"/>
+              <w:spacing w:before="20" w:after="20" w:line="240" w:lineRule="auto"/>
               <w:jc w:val="left"/>
             </w:pPr>
             <w:r>
               <w:rPr>
                 <w:rFonts w:ascii="바탕체" w:hAnsi="바탕체" w:eastAsia="바탕체" w:cs="바탕체"/>
-                <w:b/>
+                <w:b w:val="0"/>
                 <w:i w:val="0"/>
                 <w:sz w:val="26"/>
                 <w:u w:val="none"/>
@@ -5210,7 +3517,7 @@
           </w:tcPr>
           <w:p>
             <w:pPr>
-              <w:spacing w:before="0" w:after="40" w:line="240" w:lineRule="auto"/>
+              <w:spacing w:before="20" w:after="20" w:line="240" w:lineRule="auto"/>
               <w:jc w:val="left"/>
             </w:pPr>
             <w:r>
@@ -5233,13 +3540,13 @@
           </w:tcPr>
           <w:p>
             <w:pPr>
-              <w:spacing w:before="0" w:after="40" w:line="240" w:lineRule="auto"/>
+              <w:spacing w:before="20" w:after="20" w:line="240" w:lineRule="auto"/>
               <w:jc w:val="left"/>
             </w:pPr>
             <w:r>
               <w:rPr>
                 <w:rFonts w:ascii="바탕체" w:hAnsi="바탕체" w:eastAsia="바탕체" w:cs="바탕체"/>
-                <w:b/>
+                <w:b w:val="0"/>
                 <w:i w:val="0"/>
                 <w:sz w:val="26"/>
                 <w:u w:val="none"/>
@@ -5254,7 +3561,7 @@
           </w:tcPr>
           <w:p>
             <w:pPr>
-              <w:spacing w:before="0" w:after="40" w:line="240" w:lineRule="auto"/>
+              <w:spacing w:before="20" w:after="20" w:line="240" w:lineRule="auto"/>
               <w:jc w:val="left"/>
             </w:pPr>
             <w:r>
@@ -5265,7 +3572,7 @@
                 <w:sz w:val="26"/>
                 <w:u w:val="none"/>
               </w:rPr>
-              <w:t>약 2,037명 (2021년 1월 기준)</w:t>
+              <w:t>약 2,037명 ('21.1月 기준)</w:t>
             </w:r>
           </w:p>
         </w:tc>
@@ -5277,13 +3584,13 @@
           </w:tcPr>
           <w:p>
             <w:pPr>
-              <w:spacing w:before="0" w:after="40" w:line="240" w:lineRule="auto"/>
+              <w:spacing w:before="20" w:after="20" w:line="240" w:lineRule="auto"/>
               <w:jc w:val="left"/>
             </w:pPr>
             <w:r>
               <w:rPr>
                 <w:rFonts w:ascii="바탕체" w:hAnsi="바탕체" w:eastAsia="바탕체" w:cs="바탕체"/>
-                <w:b/>
+                <w:b w:val="0"/>
                 <w:i w:val="0"/>
                 <w:sz w:val="26"/>
                 <w:u w:val="none"/>
@@ -5298,7 +3605,7 @@
           </w:tcPr>
           <w:p>
             <w:pPr>
-              <w:spacing w:before="0" w:after="40" w:line="240" w:lineRule="auto"/>
+              <w:spacing w:before="20" w:after="20" w:line="240" w:lineRule="auto"/>
               <w:jc w:val="left"/>
             </w:pPr>
             <w:r>
@@ -5309,7 +3616,7 @@
                 <w:sz w:val="26"/>
                 <w:u w:val="none"/>
               </w:rPr>
-              <w:t>2019년 7월 NYSE 상장 (MDLA, 공모가 $21) → 2021년 10월 Thoma Bravo 인수로 상장 폐지</w:t>
+              <w:t>'19.7月 NYSE 상장 (MDLA, 공모가 $21) → '21.10月 Thoma Bravo 인수로 상장폐지</w:t>
             </w:r>
           </w:p>
         </w:tc>
@@ -5321,13 +3628,13 @@
           </w:tcPr>
           <w:p>
             <w:pPr>
-              <w:spacing w:before="0" w:after="40" w:line="240" w:lineRule="auto"/>
+              <w:spacing w:before="20" w:after="20" w:line="240" w:lineRule="auto"/>
               <w:jc w:val="left"/>
             </w:pPr>
             <w:r>
               <w:rPr>
                 <w:rFonts w:ascii="바탕체" w:hAnsi="바탕체" w:eastAsia="바탕체" w:cs="바탕체"/>
-                <w:b/>
+                <w:b w:val="0"/>
                 <w:i w:val="0"/>
                 <w:sz w:val="26"/>
                 <w:u w:val="none"/>
@@ -5342,7 +3649,7 @@
           </w:tcPr>
           <w:p>
             <w:pPr>
-              <w:spacing w:before="0" w:after="40" w:line="240" w:lineRule="auto"/>
+              <w:spacing w:before="20" w:after="20" w:line="240" w:lineRule="auto"/>
               <w:jc w:val="left"/>
             </w:pPr>
             <w:r>
@@ -5353,7 +3660,7 @@
                 <w:sz w:val="26"/>
                 <w:u w:val="none"/>
               </w:rPr>
-              <w:t>채권단(Blackstone 등) 관리하 구조조정 중 (2026년)</w:t>
+              <w:t>채권단(Blackstone 等) 관리하 구조조정 中 ('26年)</w:t>
             </w:r>
           </w:p>
         </w:tc>
@@ -5361,7 +3668,13 @@
     </w:tbl>
     <w:p>
       <w:pPr>
-        <w:spacing w:before="0" w:after="240" w:line="240" w:lineRule="auto"/>
+        <w:spacing w:before="0" w:after="120" w:line="240" w:lineRule="auto"/>
+        <w:jc w:val="left"/>
+      </w:pPr>
+    </w:p>
+    <w:p>
+      <w:pPr>
+        <w:spacing w:before="0" w:after="180" w:line="240" w:lineRule="auto"/>
         <w:jc w:val="left"/>
       </w:pPr>
       <w:r>
@@ -5370,9 +3683,9 @@
           <w:b/>
           <w:i w:val="0"/>
           <w:sz w:val="28"/>
-          <w:u w:val="single"/>
+          <w:u w:val="none"/>
         </w:rPr>
-        <w:t>제품·솔루션 구성</w:t>
+        <w:t xml:space="preserve"> □ 제품·솔루션 구성</w:t>
       </w:r>
     </w:p>
     <w:tbl>
@@ -5395,7 +3708,7 @@
           </w:tcPr>
           <w:p>
             <w:pPr>
-              <w:spacing w:before="0" w:after="40" w:line="240" w:lineRule="auto"/>
+              <w:spacing w:before="20" w:after="20" w:line="240" w:lineRule="auto"/>
               <w:jc w:val="center"/>
             </w:pPr>
             <w:r>
@@ -5418,7 +3731,7 @@
           </w:tcPr>
           <w:p>
             <w:pPr>
-              <w:spacing w:before="0" w:after="40" w:line="240" w:lineRule="auto"/>
+              <w:spacing w:before="20" w:after="20" w:line="240" w:lineRule="auto"/>
               <w:jc w:val="center"/>
             </w:pPr>
             <w:r>
@@ -5442,18 +3755,18 @@
           </w:tcPr>
           <w:p>
             <w:pPr>
-              <w:spacing w:before="0" w:after="40" w:line="240" w:lineRule="auto"/>
+              <w:spacing w:before="20" w:after="20" w:line="240" w:lineRule="auto"/>
               <w:jc w:val="left"/>
             </w:pPr>
             <w:r>
               <w:rPr>
                 <w:rFonts w:ascii="바탕체" w:hAnsi="바탕체" w:eastAsia="바탕체" w:cs="바탕체"/>
-                <w:b/>
+                <w:b w:val="0"/>
                 <w:i w:val="0"/>
                 <w:sz w:val="26"/>
                 <w:u w:val="none"/>
               </w:rPr>
-              <w:t>고객경험 (CX)</w:t>
+              <w:t>고객경험(CX)</w:t>
             </w:r>
           </w:p>
         </w:tc>
@@ -5463,7 +3776,7 @@
           </w:tcPr>
           <w:p>
             <w:pPr>
-              <w:spacing w:before="0" w:after="40" w:line="240" w:lineRule="auto"/>
+              <w:spacing w:before="20" w:after="20" w:line="240" w:lineRule="auto"/>
               <w:jc w:val="left"/>
             </w:pPr>
             <w:r>
@@ -5486,18 +3799,18 @@
           </w:tcPr>
           <w:p>
             <w:pPr>
-              <w:spacing w:before="0" w:after="40" w:line="240" w:lineRule="auto"/>
+              <w:spacing w:before="20" w:after="20" w:line="240" w:lineRule="auto"/>
               <w:jc w:val="left"/>
             </w:pPr>
             <w:r>
               <w:rPr>
                 <w:rFonts w:ascii="바탕체" w:hAnsi="바탕체" w:eastAsia="바탕체" w:cs="바탕체"/>
-                <w:b/>
+                <w:b w:val="0"/>
                 <w:i w:val="0"/>
                 <w:sz w:val="26"/>
                 <w:u w:val="none"/>
               </w:rPr>
-              <w:t>직원경험 (EX)</w:t>
+              <w:t>직원경험(EX)</w:t>
             </w:r>
           </w:p>
         </w:tc>
@@ -5507,7 +3820,7 @@
           </w:tcPr>
           <w:p>
             <w:pPr>
-              <w:spacing w:before="0" w:after="40" w:line="240" w:lineRule="auto"/>
+              <w:spacing w:before="20" w:after="20" w:line="240" w:lineRule="auto"/>
               <w:jc w:val="left"/>
             </w:pPr>
             <w:r>
@@ -5530,13 +3843,13 @@
           </w:tcPr>
           <w:p>
             <w:pPr>
-              <w:spacing w:before="0" w:after="40" w:line="240" w:lineRule="auto"/>
+              <w:spacing w:before="20" w:after="20" w:line="240" w:lineRule="auto"/>
               <w:jc w:val="left"/>
             </w:pPr>
             <w:r>
               <w:rPr>
                 <w:rFonts w:ascii="바탕체" w:hAnsi="바탕체" w:eastAsia="바탕체" w:cs="바탕체"/>
-                <w:b/>
+                <w:b w:val="0"/>
                 <w:i w:val="0"/>
                 <w:sz w:val="26"/>
                 <w:u w:val="none"/>
@@ -5551,7 +3864,7 @@
           </w:tcPr>
           <w:p>
             <w:pPr>
-              <w:spacing w:before="0" w:after="40" w:line="240" w:lineRule="auto"/>
+              <w:spacing w:before="20" w:after="20" w:line="240" w:lineRule="auto"/>
               <w:jc w:val="left"/>
             </w:pPr>
             <w:r>
@@ -5562,7 +3875,7 @@
                 <w:sz w:val="26"/>
                 <w:u w:val="none"/>
               </w:rPr>
-              <w:t>대화형 인텔리전스, 상담원 코칭, 품질 관리, 지능형 콜백(Intelligent Callback)</w:t>
+              <w:t>대화형 인텔리전스, 상담원 코칭, 품질 관리, 지능형 콜백</w:t>
             </w:r>
           </w:p>
         </w:tc>
@@ -5574,13 +3887,13 @@
           </w:tcPr>
           <w:p>
             <w:pPr>
-              <w:spacing w:before="0" w:after="40" w:line="240" w:lineRule="auto"/>
+              <w:spacing w:before="20" w:after="20" w:line="240" w:lineRule="auto"/>
               <w:jc w:val="left"/>
             </w:pPr>
             <w:r>
               <w:rPr>
                 <w:rFonts w:ascii="바탕체" w:hAnsi="바탕체" w:eastAsia="바탕체" w:cs="바탕체"/>
-                <w:b/>
+                <w:b w:val="0"/>
                 <w:i w:val="0"/>
                 <w:sz w:val="26"/>
                 <w:u w:val="none"/>
@@ -5595,7 +3908,7 @@
           </w:tcPr>
           <w:p>
             <w:pPr>
-              <w:spacing w:before="0" w:after="40" w:line="240" w:lineRule="auto"/>
+              <w:spacing w:before="20" w:after="20" w:line="240" w:lineRule="auto"/>
               <w:jc w:val="left"/>
             </w:pPr>
             <w:r>
@@ -5606,7 +3919,7 @@
                 <w:sz w:val="26"/>
                 <w:u w:val="none"/>
               </w:rPr>
-              <w:t>Frontline-Ready AI™ — 별도 교육 없이 현장에서 즉시 활용 가능한 내장형 AI</w:t>
+              <w:t>Frontline-Ready AI™ — 별도 교육 없이 현장 즉시 활용 가능한 내장형 AI</w:t>
             </w:r>
           </w:p>
         </w:tc>
@@ -5618,13 +3931,13 @@
           </w:tcPr>
           <w:p>
             <w:pPr>
-              <w:spacing w:before="0" w:after="40" w:line="240" w:lineRule="auto"/>
+              <w:spacing w:before="20" w:after="20" w:line="240" w:lineRule="auto"/>
               <w:jc w:val="left"/>
             </w:pPr>
             <w:r>
               <w:rPr>
                 <w:rFonts w:ascii="바탕체" w:hAnsi="바탕체" w:eastAsia="바탕체" w:cs="바탕체"/>
-                <w:b/>
+                <w:b w:val="0"/>
                 <w:i w:val="0"/>
                 <w:sz w:val="26"/>
                 <w:u w:val="none"/>
@@ -5639,7 +3952,7 @@
           </w:tcPr>
           <w:p>
             <w:pPr>
-              <w:spacing w:before="0" w:after="40" w:line="240" w:lineRule="auto"/>
+              <w:spacing w:before="20" w:after="20" w:line="240" w:lineRule="auto"/>
               <w:jc w:val="left"/>
             </w:pPr>
             <w:r>
@@ -5658,7 +3971,13 @@
     </w:tbl>
     <w:p>
       <w:pPr>
-        <w:spacing w:before="0" w:after="240" w:line="240" w:lineRule="auto"/>
+        <w:spacing w:before="0" w:after="120" w:line="240" w:lineRule="auto"/>
+        <w:jc w:val="left"/>
+      </w:pPr>
+    </w:p>
+    <w:p>
+      <w:pPr>
+        <w:spacing w:before="0" w:after="180" w:line="240" w:lineRule="auto"/>
         <w:jc w:val="left"/>
       </w:pPr>
       <w:r>
@@ -5667,15 +3986,14 @@
           <w:b/>
           <w:i w:val="0"/>
           <w:sz w:val="28"/>
-          <w:u w:val="single"/>
+          <w:u w:val="none"/>
         </w:rPr>
-        <w:t>주요 고객 및 시장 지위</w:t>
+        <w:t xml:space="preserve"> □ 주요 고객 및 시장 지위</w:t>
       </w:r>
     </w:p>
     <w:p>
       <w:pPr>
         <w:spacing w:before="0" w:after="180" w:line="240" w:lineRule="auto"/>
-        <w:ind w:left="1134"/>
         <w:jc w:val="left"/>
       </w:pPr>
       <w:r>
@@ -5686,23 +4004,12 @@
           <w:sz w:val="28"/>
           <w:u w:val="none"/>
         </w:rPr>
-        <w:t xml:space="preserve">- </w:t>
-      </w:r>
-      <w:r>
-        <w:rPr>
-          <w:rFonts w:ascii="바탕체" w:hAnsi="바탕체" w:eastAsia="바탕체" w:cs="바탕체"/>
-          <w:b w:val="0"/>
-          <w:i w:val="0"/>
-          <w:sz w:val="28"/>
-          <w:u w:val="none"/>
-        </w:rPr>
-        <w:t>주요 글로벌 고객: Airbnb, Volvo Cars, 3M, Johnson &amp; Johnson, MetLife, PetSmart, Best Western, H&amp;R Block 등 Fortune 500 다수</w:t>
+        <w:t xml:space="preserve">   - 주요 글로벌 고객: Airbnb, Volvo Cars, 3M, Johnson &amp; Johnson, MetLife, PetSmart 等 Fortune 500 다수</w:t>
       </w:r>
     </w:p>
     <w:p>
       <w:pPr>
         <w:spacing w:before="0" w:after="180" w:line="240" w:lineRule="auto"/>
-        <w:ind w:left="1134"/>
         <w:jc w:val="left"/>
       </w:pPr>
       <w:r>
@@ -5713,23 +4020,12 @@
           <w:sz w:val="28"/>
           <w:u w:val="none"/>
         </w:rPr>
-        <w:t xml:space="preserve">- </w:t>
-      </w:r>
-      <w:r>
-        <w:rPr>
-          <w:rFonts w:ascii="바탕체" w:hAnsi="바탕체" w:eastAsia="바탕체" w:cs="바탕체"/>
-          <w:b w:val="0"/>
-          <w:i w:val="0"/>
-          <w:sz w:val="28"/>
-          <w:u w:val="none"/>
-        </w:rPr>
-        <w:t>주요 산업군: 금융 서비스, 항공, 호텔·숙박, 통신, 소매, B2B 기업</w:t>
+        <w:t xml:space="preserve">   - 주요 산업군: 금융 서비스, 항공, 호텔·숙박, 통신, 소매, B2B 기업</w:t>
       </w:r>
     </w:p>
     <w:p>
       <w:pPr>
         <w:spacing w:before="0" w:after="180" w:line="240" w:lineRule="auto"/>
-        <w:ind w:left="1134"/>
         <w:jc w:val="left"/>
       </w:pPr>
       <w:r>
@@ -5740,43 +4036,12 @@
           <w:sz w:val="28"/>
           <w:u w:val="none"/>
         </w:rPr>
-        <w:t xml:space="preserve">- </w:t>
-      </w:r>
-      <w:r>
-        <w:rPr>
-          <w:rFonts w:ascii="바탕체" w:hAnsi="바탕체" w:eastAsia="바탕체" w:cs="바탕체"/>
-          <w:b w:val="0"/>
-          <w:i w:val="0"/>
-          <w:sz w:val="28"/>
-          <w:u w:val="none"/>
-        </w:rPr>
-        <w:t xml:space="preserve">Gartner Magic Quadrant 2026 </w:t>
-      </w:r>
-      <w:r>
-        <w:rPr>
-          <w:rFonts w:ascii="바탕체" w:hAnsi="바탕체" w:eastAsia="바탕체" w:cs="바탕체"/>
-          <w:b/>
-          <w:i w:val="0"/>
-          <w:sz w:val="28"/>
-          <w:u w:val="none"/>
-        </w:rPr>
-        <w:t>"Leader"</w:t>
-      </w:r>
-      <w:r>
-        <w:rPr>
-          <w:rFonts w:ascii="바탕체" w:hAnsi="바탕체" w:eastAsia="바탕체" w:cs="바탕체"/>
-          <w:b w:val="0"/>
-          <w:i w:val="0"/>
-          <w:sz w:val="28"/>
-          <w:u w:val="none"/>
-        </w:rPr>
-        <w:t xml:space="preserve"> 선정 (CX 관리 플랫폼 부문)</w:t>
+        <w:t xml:space="preserve">   - Gartner Magic Quadrant '26年 'Leader' 선정 (CX 관리 플랫폼 부문)</w:t>
       </w:r>
     </w:p>
     <w:p>
       <w:pPr>
         <w:spacing w:before="0" w:after="180" w:line="240" w:lineRule="auto"/>
-        <w:ind w:left="1134"/>
         <w:jc w:val="left"/>
       </w:pPr>
       <w:r>
@@ -5787,22 +4052,12 @@
           <w:sz w:val="28"/>
           <w:u w:val="none"/>
         </w:rPr>
-        <w:t xml:space="preserve">- </w:t>
-      </w:r>
-      <w:r>
-        <w:rPr>
-          <w:rFonts w:ascii="바탕체" w:hAnsi="바탕체" w:eastAsia="바탕체" w:cs="바탕체"/>
-          <w:b w:val="0"/>
-          <w:i w:val="0"/>
-          <w:sz w:val="28"/>
-          <w:u w:val="none"/>
-        </w:rPr>
-        <w:t>주요 경쟁사: Qualtrics(SAP 계열), NICE Satmetrix, Salesforce Experience Cloud, Sprinklr</w:t>
+        <w:t xml:space="preserve">   - 주요 경쟁사: Qualtrics(SAP 계열), NICE Satmetrix, Salesforce Experience Cloud, Sprinklr</w:t>
       </w:r>
     </w:p>
     <w:p>
       <w:pPr>
-        <w:spacing w:before="0" w:after="240" w:line="240" w:lineRule="auto"/>
+        <w:spacing w:before="0" w:after="180" w:line="240" w:lineRule="auto"/>
         <w:jc w:val="left"/>
       </w:pPr>
       <w:r>
@@ -5811,79 +4066,9 @@
           <w:b/>
           <w:i w:val="0"/>
           <w:sz w:val="28"/>
-          <w:u w:val="single"/>
-        </w:rPr>
-        <w:t>비즈니스 모델</w:t>
-      </w:r>
-    </w:p>
-    <w:p>
-      <w:pPr>
-        <w:spacing w:before="0" w:after="180" w:line="240" w:lineRule="auto"/>
-        <w:ind w:left="1134"/>
-        <w:jc w:val="left"/>
-      </w:pPr>
-      <w:r>
-        <w:rPr>
-          <w:rFonts w:ascii="바탕체" w:hAnsi="바탕체" w:eastAsia="바탕체" w:cs="바탕체"/>
-          <w:b w:val="0"/>
-          <w:i w:val="0"/>
-          <w:sz w:val="28"/>
           <w:u w:val="none"/>
         </w:rPr>
-        <w:t xml:space="preserve">- </w:t>
-      </w:r>
-      <w:r>
-        <w:rPr>
-          <w:rFonts w:ascii="바탕체" w:hAnsi="바탕체" w:eastAsia="바탕체" w:cs="바탕체"/>
-          <w:b w:val="0"/>
-          <w:i w:val="0"/>
-          <w:sz w:val="28"/>
-          <w:u w:val="none"/>
-        </w:rPr>
-        <w:t>연간 구독(ARR) 기반 엔터프라이즈 SaaS 모델 — 대형 고객 중심, 구현 서비스 별도</w:t>
-      </w:r>
-    </w:p>
-    <w:p>
-      <w:pPr>
-        <w:spacing w:before="0" w:after="180" w:line="240" w:lineRule="auto"/>
-        <w:ind w:left="1134"/>
-        <w:jc w:val="left"/>
-      </w:pPr>
-      <w:r>
-        <w:rPr>
-          <w:rFonts w:ascii="바탕체" w:hAnsi="바탕체" w:eastAsia="바탕체" w:cs="바탕체"/>
-          <w:b w:val="0"/>
-          <w:i w:val="0"/>
-          <w:sz w:val="28"/>
-          <w:u w:val="none"/>
-        </w:rPr>
-        <w:t xml:space="preserve">- </w:t>
-      </w:r>
-      <w:r>
-        <w:rPr>
-          <w:rFonts w:ascii="바탕체" w:hAnsi="바탕체" w:eastAsia="바탕체" w:cs="바탕체"/>
-          <w:b w:val="0"/>
-          <w:i w:val="0"/>
-          <w:sz w:val="28"/>
-          <w:u w:val="none"/>
-        </w:rPr>
-        <w:t>Forrester TEI(총체적 경제 영향) 분석 기준: 3년 ROI 185%, 개인화 기반 매출 성장 $30M, 기술 통합 절감 $15M</w:t>
-      </w:r>
-    </w:p>
-    <w:p>
-      <w:pPr>
-        <w:spacing w:before="0" w:after="240" w:line="240" w:lineRule="auto"/>
-        <w:jc w:val="left"/>
-      </w:pPr>
-      <w:r>
-        <w:rPr>
-          <w:rFonts w:ascii="바탕체" w:hAnsi="바탕체" w:eastAsia="바탕체" w:cs="바탕체"/>
-          <w:b/>
-          <w:i w:val="0"/>
-          <w:sz w:val="28"/>
-          <w:u w:val="single"/>
-        </w:rPr>
-        <w:t>주요 M&amp;A 이력</w:t>
+        <w:t xml:space="preserve"> □ 재무 현황 (상장폐지 직전 공개 기준)</w:t>
       </w:r>
     </w:p>
     <w:tbl>
@@ -5907,7 +4092,7 @@
           </w:tcPr>
           <w:p>
             <w:pPr>
-              <w:spacing w:before="0" w:after="40" w:line="240" w:lineRule="auto"/>
+              <w:spacing w:before="20" w:after="20" w:line="240" w:lineRule="auto"/>
               <w:jc w:val="center"/>
             </w:pPr>
             <w:r>
@@ -5919,7 +4104,7 @@
                 <w:sz w:val="26"/>
                 <w:u w:val="none"/>
               </w:rPr>
-              <w:t>연도</w:t>
+              <w:t>항목</w:t>
             </w:r>
           </w:p>
         </w:tc>
@@ -5930,7 +4115,7 @@
           </w:tcPr>
           <w:p>
             <w:pPr>
-              <w:spacing w:before="0" w:after="40" w:line="240" w:lineRule="auto"/>
+              <w:spacing w:before="20" w:after="20" w:line="240" w:lineRule="auto"/>
               <w:jc w:val="center"/>
             </w:pPr>
             <w:r>
@@ -5942,7 +4127,7 @@
                 <w:sz w:val="26"/>
                 <w:u w:val="none"/>
               </w:rPr>
-              <w:t>인수 기업</w:t>
+              <w:t>수치</w:t>
             </w:r>
           </w:p>
         </w:tc>
@@ -5953,7 +4138,326 @@
           </w:tcPr>
           <w:p>
             <w:pPr>
-              <w:spacing w:before="0" w:after="40" w:line="240" w:lineRule="auto"/>
+              <w:spacing w:before="20" w:after="20" w:line="240" w:lineRule="auto"/>
+              <w:jc w:val="center"/>
+            </w:pPr>
+            <w:r>
+              <w:rPr>
+                <w:rFonts w:ascii="바탕체" w:hAnsi="바탕체" w:eastAsia="바탕체" w:cs="바탕체"/>
+                <w:b/>
+                <w:i w:val="0"/>
+                <w:color w:val="FFFFFF"/>
+                <w:sz w:val="26"/>
+                <w:u w:val="none"/>
+              </w:rPr>
+              <w:t>기준</w:t>
+            </w:r>
+          </w:p>
+        </w:tc>
+      </w:tr>
+      <w:tr>
+        <w:tc>
+          <w:tcPr>
+            <w:tcW w:type="dxa" w:w="3213"/>
+          </w:tcPr>
+          <w:p>
+            <w:pPr>
+              <w:spacing w:before="20" w:after="20" w:line="240" w:lineRule="auto"/>
+              <w:jc w:val="left"/>
+            </w:pPr>
+            <w:r>
+              <w:rPr>
+                <w:rFonts w:ascii="바탕체" w:hAnsi="바탕체" w:eastAsia="바탕체" w:cs="바탕체"/>
+                <w:b w:val="0"/>
+                <w:i w:val="0"/>
+                <w:sz w:val="26"/>
+                <w:u w:val="none"/>
+              </w:rPr>
+              <w:t>연간 매출</w:t>
+            </w:r>
+          </w:p>
+        </w:tc>
+        <w:tc>
+          <w:tcPr>
+            <w:tcW w:type="dxa" w:w="3213"/>
+          </w:tcPr>
+          <w:p>
+            <w:pPr>
+              <w:spacing w:before="20" w:after="20" w:line="240" w:lineRule="auto"/>
+              <w:jc w:val="left"/>
+            </w:pPr>
+            <w:r>
+              <w:rPr>
+                <w:rFonts w:ascii="바탕체" w:hAnsi="바탕체" w:eastAsia="바탕체" w:cs="바탕체"/>
+                <w:b w:val="0"/>
+                <w:i w:val="0"/>
+                <w:sz w:val="26"/>
+                <w:u w:val="none"/>
+              </w:rPr>
+              <w:t>$477M</w:t>
+            </w:r>
+          </w:p>
+        </w:tc>
+        <w:tc>
+          <w:tcPr>
+            <w:tcW w:type="dxa" w:w="3213"/>
+          </w:tcPr>
+          <w:p>
+            <w:pPr>
+              <w:spacing w:before="20" w:after="20" w:line="240" w:lineRule="auto"/>
+              <w:jc w:val="left"/>
+            </w:pPr>
+            <w:r>
+              <w:rPr>
+                <w:rFonts w:ascii="바탕체" w:hAnsi="바탕체" w:eastAsia="바탕체" w:cs="바탕체"/>
+                <w:b w:val="0"/>
+                <w:i w:val="0"/>
+                <w:sz w:val="26"/>
+                <w:u w:val="none"/>
+              </w:rPr>
+              <w:t>FY2020 (상장 당시 공개)</w:t>
+            </w:r>
+          </w:p>
+        </w:tc>
+      </w:tr>
+      <w:tr>
+        <w:tc>
+          <w:tcPr>
+            <w:tcW w:type="dxa" w:w="3213"/>
+          </w:tcPr>
+          <w:p>
+            <w:pPr>
+              <w:spacing w:before="20" w:after="20" w:line="240" w:lineRule="auto"/>
+              <w:jc w:val="left"/>
+            </w:pPr>
+            <w:r>
+              <w:rPr>
+                <w:rFonts w:ascii="바탕체" w:hAnsi="바탕체" w:eastAsia="바탕체" w:cs="바탕체"/>
+                <w:b w:val="0"/>
+                <w:i w:val="0"/>
+                <w:sz w:val="26"/>
+                <w:u w:val="none"/>
+              </w:rPr>
+              <w:t>순손실</w:t>
+            </w:r>
+          </w:p>
+        </w:tc>
+        <w:tc>
+          <w:tcPr>
+            <w:tcW w:type="dxa" w:w="3213"/>
+          </w:tcPr>
+          <w:p>
+            <w:pPr>
+              <w:spacing w:before="20" w:after="20" w:line="240" w:lineRule="auto"/>
+              <w:jc w:val="left"/>
+            </w:pPr>
+            <w:r>
+              <w:rPr>
+                <w:rFonts w:ascii="바탕체" w:hAnsi="바탕체" w:eastAsia="바탕체" w:cs="바탕체"/>
+                <w:b w:val="0"/>
+                <w:i w:val="0"/>
+                <w:sz w:val="26"/>
+                <w:u w:val="none"/>
+              </w:rPr>
+              <w:t>-$149M</w:t>
+            </w:r>
+          </w:p>
+        </w:tc>
+        <w:tc>
+          <w:tcPr>
+            <w:tcW w:type="dxa" w:w="3213"/>
+          </w:tcPr>
+          <w:p>
+            <w:pPr>
+              <w:spacing w:before="20" w:after="20" w:line="240" w:lineRule="auto"/>
+              <w:jc w:val="left"/>
+            </w:pPr>
+            <w:r>
+              <w:rPr>
+                <w:rFonts w:ascii="바탕체" w:hAnsi="바탕체" w:eastAsia="바탕체" w:cs="바탕체"/>
+                <w:b w:val="0"/>
+                <w:i w:val="0"/>
+                <w:sz w:val="26"/>
+                <w:u w:val="none"/>
+              </w:rPr>
+              <w:t>FY2020</w:t>
+            </w:r>
+          </w:p>
+        </w:tc>
+      </w:tr>
+      <w:tr>
+        <w:tc>
+          <w:tcPr>
+            <w:tcW w:type="dxa" w:w="3213"/>
+          </w:tcPr>
+          <w:p>
+            <w:pPr>
+              <w:spacing w:before="20" w:after="20" w:line="240" w:lineRule="auto"/>
+              <w:jc w:val="left"/>
+            </w:pPr>
+            <w:r>
+              <w:rPr>
+                <w:rFonts w:ascii="바탕체" w:hAnsi="바탕체" w:eastAsia="바탕체" w:cs="바탕체"/>
+                <w:b w:val="0"/>
+                <w:i w:val="0"/>
+                <w:sz w:val="26"/>
+                <w:u w:val="none"/>
+              </w:rPr>
+              <w:t>인수 후 추정 매출</w:t>
+            </w:r>
+          </w:p>
+        </w:tc>
+        <w:tc>
+          <w:tcPr>
+            <w:tcW w:type="dxa" w:w="3213"/>
+          </w:tcPr>
+          <w:p>
+            <w:pPr>
+              <w:spacing w:before="20" w:after="20" w:line="240" w:lineRule="auto"/>
+              <w:jc w:val="left"/>
+            </w:pPr>
+            <w:r>
+              <w:rPr>
+                <w:rFonts w:ascii="바탕체" w:hAnsi="바탕체" w:eastAsia="바탕체" w:cs="바탕체"/>
+                <w:b w:val="0"/>
+                <w:i w:val="0"/>
+                <w:sz w:val="26"/>
+                <w:u w:val="none"/>
+              </w:rPr>
+              <w:t>약 $700M대</w:t>
+            </w:r>
+          </w:p>
+        </w:tc>
+        <w:tc>
+          <w:tcPr>
+            <w:tcW w:type="dxa" w:w="3213"/>
+          </w:tcPr>
+          <w:p>
+            <w:pPr>
+              <w:spacing w:before="20" w:after="20" w:line="240" w:lineRule="auto"/>
+              <w:jc w:val="left"/>
+            </w:pPr>
+            <w:r>
+              <w:rPr>
+                <w:rFonts w:ascii="바탕체" w:hAnsi="바탕체" w:eastAsia="바탕체" w:cs="바탕체"/>
+                <w:b w:val="0"/>
+                <w:i w:val="0"/>
+                <w:sz w:val="26"/>
+                <w:u w:val="none"/>
+              </w:rPr>
+              <w:t>'21年 인수 당시 기준 (추정)</w:t>
+            </w:r>
+          </w:p>
+        </w:tc>
+      </w:tr>
+    </w:tbl>
+    <w:p>
+      <w:pPr>
+        <w:spacing w:before="0" w:after="120" w:line="240" w:lineRule="auto"/>
+        <w:jc w:val="left"/>
+      </w:pPr>
+    </w:p>
+    <w:p>
+      <w:pPr>
+        <w:spacing w:before="0" w:after="180" w:line="240" w:lineRule="auto"/>
+        <w:jc w:val="left"/>
+      </w:pPr>
+      <w:r>
+        <w:rPr>
+          <w:rFonts w:ascii="바탕체" w:hAnsi="바탕체" w:eastAsia="바탕체" w:cs="바탕체"/>
+          <w:b w:val="0"/>
+          <w:i w:val="0"/>
+          <w:sz w:val="28"/>
+          <w:u w:val="none"/>
+        </w:rPr>
+        <w:t xml:space="preserve">   ※ '21年 상장폐지 후 재무 정보 비공개. 이자비용 급증으로 인한 FCF 악화는 기사(OnlyCFO, '26.5月) 분석 기반</w:t>
+      </w:r>
+    </w:p>
+    <w:p>
+      <w:pPr>
+        <w:spacing w:before="0" w:after="0" w:line="240" w:lineRule="auto"/>
+        <w:jc w:val="left"/>
+      </w:pPr>
+      <w:r>
+        <w:br w:type="page"/>
+      </w:r>
+    </w:p>
+    <w:p>
+      <w:pPr>
+        <w:spacing w:before="320" w:after="240" w:line="240" w:lineRule="auto"/>
+        <w:jc w:val="left"/>
+      </w:pPr>
+      <w:r>
+        <w:rPr>
+          <w:rFonts w:ascii="바탕체" w:hAnsi="바탕체" w:eastAsia="바탕체" w:cs="바탕체"/>
+          <w:b/>
+          <w:i w:val="0"/>
+          <w:sz w:val="28"/>
+          <w:u w:val="none"/>
+        </w:rPr>
+        <w:t>별첨 2. Thoma Bravo 상세 프로필</w:t>
+      </w:r>
+    </w:p>
+    <w:p>
+      <w:pPr>
+        <w:spacing w:before="0" w:after="180" w:line="240" w:lineRule="auto"/>
+        <w:jc w:val="left"/>
+      </w:pPr>
+      <w:r>
+        <w:rPr>
+          <w:rFonts w:ascii="바탕체" w:hAnsi="바탕체" w:eastAsia="바탕체" w:cs="바탕체"/>
+          <w:b/>
+          <w:i w:val="0"/>
+          <w:sz w:val="28"/>
+          <w:u w:val="none"/>
+        </w:rPr>
+        <w:t xml:space="preserve"> □ 기업 기본 정보</w:t>
+      </w:r>
+    </w:p>
+    <w:tbl>
+      <w:tblPr>
+        <w:tblStyle w:val="TableGrid"/>
+        <w:tblW w:type="auto" w:w="0"/>
+        <w:jc w:val="left"/>
+        <w:tblLook w:firstColumn="1" w:firstRow="1" w:lastColumn="0" w:lastRow="0" w:noHBand="0" w:noVBand="1" w:val="04A0"/>
+        <w:tblW w:w="5000" w:type="pct"/>
+      </w:tblPr>
+      <w:tblGrid>
+        <w:gridCol w:w="4819"/>
+        <w:gridCol w:w="4819"/>
+      </w:tblGrid>
+      <w:tr>
+        <w:tc>
+          <w:tcPr>
+            <w:tcW w:type="dxa" w:w="4819"/>
+            <w:shd w:val="clear" w:color="auto" w:fill="1E1E1E"/>
+          </w:tcPr>
+          <w:p>
+            <w:pPr>
+              <w:spacing w:before="20" w:after="20" w:line="240" w:lineRule="auto"/>
+              <w:jc w:val="center"/>
+            </w:pPr>
+            <w:r>
+              <w:rPr>
+                <w:rFonts w:ascii="바탕체" w:hAnsi="바탕체" w:eastAsia="바탕체" w:cs="바탕체"/>
+                <w:b/>
+                <w:i w:val="0"/>
+                <w:color w:val="FFFFFF"/>
+                <w:sz w:val="26"/>
+                <w:u w:val="none"/>
+              </w:rPr>
+              <w:t>항목</w:t>
+            </w:r>
+          </w:p>
+        </w:tc>
+        <w:tc>
+          <w:tcPr>
+            <w:tcW w:type="dxa" w:w="4819"/>
+            <w:shd w:val="clear" w:color="auto" w:fill="1E1E1E"/>
+          </w:tcPr>
+          <w:p>
+            <w:pPr>
+              <w:spacing w:before="20" w:after="20" w:line="240" w:lineRule="auto"/>
               <w:jc w:val="center"/>
             </w:pPr>
             <w:r>
@@ -5973,32 +4477,11 @@
       <w:tr>
         <w:tc>
           <w:tcPr>
-            <w:tcW w:type="dxa" w:w="3213"/>
+            <w:tcW w:type="dxa" w:w="4819"/>
           </w:tcPr>
           <w:p>
             <w:pPr>
-              <w:spacing w:before="0" w:after="40" w:line="240" w:lineRule="auto"/>
-              <w:jc w:val="center"/>
-            </w:pPr>
-            <w:r>
-              <w:rPr>
-                <w:rFonts w:ascii="바탕체" w:hAnsi="바탕체" w:eastAsia="바탕체" w:cs="바탕체"/>
-                <w:b w:val="0"/>
-                <w:i w:val="0"/>
-                <w:sz w:val="26"/>
-                <w:u w:val="none"/>
-              </w:rPr>
-              <w:t>2016년</w:t>
-            </w:r>
-          </w:p>
-        </w:tc>
-        <w:tc>
-          <w:tcPr>
-            <w:tcW w:type="dxa" w:w="3213"/>
-          </w:tcPr>
-          <w:p>
-            <w:pPr>
-              <w:spacing w:before="0" w:after="40" w:line="240" w:lineRule="auto"/>
+              <w:spacing w:before="20" w:after="20" w:line="240" w:lineRule="auto"/>
               <w:jc w:val="left"/>
             </w:pPr>
             <w:r>
@@ -6009,17 +4492,17 @@
                 <w:sz w:val="26"/>
                 <w:u w:val="none"/>
               </w:rPr>
-              <w:t>Kampyle</w:t>
+              <w:t>기업명</w:t>
             </w:r>
           </w:p>
         </w:tc>
         <w:tc>
           <w:tcPr>
-            <w:tcW w:type="dxa" w:w="3213"/>
+            <w:tcW w:type="dxa" w:w="4819"/>
           </w:tcPr>
           <w:p>
             <w:pPr>
-              <w:spacing w:before="0" w:after="40" w:line="240" w:lineRule="auto"/>
+              <w:spacing w:before="20" w:after="20" w:line="240" w:lineRule="auto"/>
               <w:jc w:val="left"/>
             </w:pPr>
             <w:r>
@@ -6030,7 +4513,7 @@
                 <w:sz w:val="26"/>
                 <w:u w:val="none"/>
               </w:rPr>
-              <w:t>웹 피드백 및 고객 인텔리전스 솔루션</w:t>
+              <w:t>Thoma Bravo, LP</w:t>
             </w:r>
           </w:p>
         </w:tc>
@@ -6038,32 +4521,11 @@
       <w:tr>
         <w:tc>
           <w:tcPr>
-            <w:tcW w:type="dxa" w:w="3213"/>
+            <w:tcW w:type="dxa" w:w="4819"/>
           </w:tcPr>
           <w:p>
             <w:pPr>
-              <w:spacing w:before="0" w:after="40" w:line="240" w:lineRule="auto"/>
-              <w:jc w:val="center"/>
-            </w:pPr>
-            <w:r>
-              <w:rPr>
-                <w:rFonts w:ascii="바탕체" w:hAnsi="바탕체" w:eastAsia="바탕체" w:cs="바탕체"/>
-                <w:b w:val="0"/>
-                <w:i w:val="0"/>
-                <w:sz w:val="26"/>
-                <w:u w:val="none"/>
-              </w:rPr>
-              <w:t>2019년</w:t>
-            </w:r>
-          </w:p>
-        </w:tc>
-        <w:tc>
-          <w:tcPr>
-            <w:tcW w:type="dxa" w:w="3213"/>
-          </w:tcPr>
-          <w:p>
-            <w:pPr>
-              <w:spacing w:before="0" w:after="40" w:line="240" w:lineRule="auto"/>
+              <w:spacing w:before="20" w:after="20" w:line="240" w:lineRule="auto"/>
               <w:jc w:val="left"/>
             </w:pPr>
             <w:r>
@@ -6074,17 +4536,17 @@
                 <w:sz w:val="26"/>
                 <w:u w:val="none"/>
               </w:rPr>
-              <w:t>CoolaData</w:t>
+              <w:t>설립</w:t>
             </w:r>
           </w:p>
         </w:tc>
         <w:tc>
           <w:tcPr>
-            <w:tcW w:type="dxa" w:w="3213"/>
+            <w:tcW w:type="dxa" w:w="4819"/>
           </w:tcPr>
           <w:p>
             <w:pPr>
-              <w:spacing w:before="0" w:after="40" w:line="240" w:lineRule="auto"/>
+              <w:spacing w:before="20" w:after="20" w:line="240" w:lineRule="auto"/>
               <w:jc w:val="left"/>
             </w:pPr>
             <w:r>
@@ -6095,7 +4557,7 @@
                 <w:sz w:val="26"/>
                 <w:u w:val="none"/>
               </w:rPr>
-              <w:t>행동 분석(Behavioral Analytics) 플랫폼</w:t>
+              <w:t>'08年 공식 설립 (전신: '80年 설립된 Golder Thoma &amp; Co.)</w:t>
             </w:r>
           </w:p>
         </w:tc>
@@ -6103,32 +4565,11 @@
       <w:tr>
         <w:tc>
           <w:tcPr>
-            <w:tcW w:type="dxa" w:w="3213"/>
+            <w:tcW w:type="dxa" w:w="4819"/>
           </w:tcPr>
           <w:p>
             <w:pPr>
-              <w:spacing w:before="0" w:after="40" w:line="240" w:lineRule="auto"/>
-              <w:jc w:val="center"/>
-            </w:pPr>
-            <w:r>
-              <w:rPr>
-                <w:rFonts w:ascii="바탕체" w:hAnsi="바탕체" w:eastAsia="바탕체" w:cs="바탕체"/>
-                <w:b w:val="0"/>
-                <w:i w:val="0"/>
-                <w:sz w:val="26"/>
-                <w:u w:val="none"/>
-              </w:rPr>
-              <w:t>2020년</w:t>
-            </w:r>
-          </w:p>
-        </w:tc>
-        <w:tc>
-          <w:tcPr>
-            <w:tcW w:type="dxa" w:w="3213"/>
-          </w:tcPr>
-          <w:p>
-            <w:pPr>
-              <w:spacing w:before="0" w:after="40" w:line="240" w:lineRule="auto"/>
+              <w:spacing w:before="20" w:after="20" w:line="240" w:lineRule="auto"/>
               <w:jc w:val="left"/>
             </w:pPr>
             <w:r>
@@ -6139,17 +4580,17 @@
                 <w:sz w:val="26"/>
                 <w:u w:val="none"/>
               </w:rPr>
-              <w:t>Voci Technologies</w:t>
+              <w:t>본사</w:t>
             </w:r>
           </w:p>
         </w:tc>
         <w:tc>
           <w:tcPr>
-            <w:tcW w:type="dxa" w:w="3213"/>
+            <w:tcW w:type="dxa" w:w="4819"/>
           </w:tcPr>
           <w:p>
             <w:pPr>
-              <w:spacing w:before="0" w:after="40" w:line="240" w:lineRule="auto"/>
+              <w:spacing w:before="20" w:after="20" w:line="240" w:lineRule="auto"/>
               <w:jc w:val="left"/>
             </w:pPr>
             <w:r>
@@ -6160,7 +4601,139 @@
                 <w:sz w:val="26"/>
                 <w:u w:val="none"/>
               </w:rPr>
-              <w:t>음성 AI·통화 분석 솔루션 ($59M)</w:t>
+              <w:t>San Francisco, CA / Chicago, IL</w:t>
+            </w:r>
+          </w:p>
+        </w:tc>
+      </w:tr>
+      <w:tr>
+        <w:tc>
+          <w:tcPr>
+            <w:tcW w:type="dxa" w:w="4819"/>
+          </w:tcPr>
+          <w:p>
+            <w:pPr>
+              <w:spacing w:before="20" w:after="20" w:line="240" w:lineRule="auto"/>
+              <w:jc w:val="left"/>
+            </w:pPr>
+            <w:r>
+              <w:rPr>
+                <w:rFonts w:ascii="바탕체" w:hAnsi="바탕체" w:eastAsia="바탕체" w:cs="바탕체"/>
+                <w:b w:val="0"/>
+                <w:i w:val="0"/>
+                <w:sz w:val="26"/>
+                <w:u w:val="none"/>
+              </w:rPr>
+              <w:t>운용자산(AUM)</w:t>
+            </w:r>
+          </w:p>
+        </w:tc>
+        <w:tc>
+          <w:tcPr>
+            <w:tcW w:type="dxa" w:w="4819"/>
+          </w:tcPr>
+          <w:p>
+            <w:pPr>
+              <w:spacing w:before="20" w:after="20" w:line="240" w:lineRule="auto"/>
+              <w:jc w:val="left"/>
+            </w:pPr>
+            <w:r>
+              <w:rPr>
+                <w:rFonts w:ascii="바탕체" w:hAnsi="바탕체" w:eastAsia="바탕체" w:cs="바탕체"/>
+                <w:b w:val="0"/>
+                <w:i w:val="0"/>
+                <w:sz w:val="26"/>
+                <w:u w:val="none"/>
+              </w:rPr>
+              <w:t>$183B 이상 ('25.12.31 기준)</w:t>
+            </w:r>
+          </w:p>
+        </w:tc>
+      </w:tr>
+      <w:tr>
+        <w:tc>
+          <w:tcPr>
+            <w:tcW w:type="dxa" w:w="4819"/>
+          </w:tcPr>
+          <w:p>
+            <w:pPr>
+              <w:spacing w:before="20" w:after="20" w:line="240" w:lineRule="auto"/>
+              <w:jc w:val="left"/>
+            </w:pPr>
+            <w:r>
+              <w:rPr>
+                <w:rFonts w:ascii="바탕체" w:hAnsi="바탕체" w:eastAsia="바탕체" w:cs="바탕체"/>
+                <w:b w:val="0"/>
+                <w:i w:val="0"/>
+                <w:sz w:val="26"/>
+                <w:u w:val="none"/>
+              </w:rPr>
+              <w:t>누적 거래 건수</w:t>
+            </w:r>
+          </w:p>
+        </w:tc>
+        <w:tc>
+          <w:tcPr>
+            <w:tcW w:type="dxa" w:w="4819"/>
+          </w:tcPr>
+          <w:p>
+            <w:pPr>
+              <w:spacing w:before="20" w:after="20" w:line="240" w:lineRule="auto"/>
+              <w:jc w:val="left"/>
+            </w:pPr>
+            <w:r>
+              <w:rPr>
+                <w:rFonts w:ascii="바탕체" w:hAnsi="바탕체" w:eastAsia="바탕체" w:cs="바탕체"/>
+                <w:b w:val="0"/>
+                <w:i w:val="0"/>
+                <w:sz w:val="26"/>
+                <w:u w:val="none"/>
+              </w:rPr>
+              <w:t>565건 이상 완료, 누적 대표 가치 $305B 이상</w:t>
+            </w:r>
+          </w:p>
+        </w:tc>
+      </w:tr>
+      <w:tr>
+        <w:tc>
+          <w:tcPr>
+            <w:tcW w:type="dxa" w:w="4819"/>
+          </w:tcPr>
+          <w:p>
+            <w:pPr>
+              <w:spacing w:before="20" w:after="20" w:line="240" w:lineRule="auto"/>
+              <w:jc w:val="left"/>
+            </w:pPr>
+            <w:r>
+              <w:rPr>
+                <w:rFonts w:ascii="바탕체" w:hAnsi="바탕체" w:eastAsia="바탕체" w:cs="바탕체"/>
+                <w:b w:val="0"/>
+                <w:i w:val="0"/>
+                <w:sz w:val="26"/>
+                <w:u w:val="none"/>
+              </w:rPr>
+              <w:t>특화 분야</w:t>
+            </w:r>
+          </w:p>
+        </w:tc>
+        <w:tc>
+          <w:tcPr>
+            <w:tcW w:type="dxa" w:w="4819"/>
+          </w:tcPr>
+          <w:p>
+            <w:pPr>
+              <w:spacing w:before="20" w:after="20" w:line="240" w:lineRule="auto"/>
+              <w:jc w:val="left"/>
+            </w:pPr>
+            <w:r>
+              <w:rPr>
+                <w:rFonts w:ascii="바탕체" w:hAnsi="바탕체" w:eastAsia="바탕체" w:cs="바탕체"/>
+                <w:b w:val="0"/>
+                <w:i w:val="0"/>
+                <w:sz w:val="26"/>
+                <w:u w:val="none"/>
+              </w:rPr>
+              <w:t>엔터프라이즈 소프트웨어, 인프라 소프트웨어, 사이버보안, 기술 서비스</w:t>
             </w:r>
           </w:p>
         </w:tc>
@@ -6168,7 +4741,13 @@
     </w:tbl>
     <w:p>
       <w:pPr>
-        <w:spacing w:before="0" w:after="240" w:line="240" w:lineRule="auto"/>
+        <w:spacing w:before="0" w:after="120" w:line="240" w:lineRule="auto"/>
+        <w:jc w:val="left"/>
+      </w:pPr>
+    </w:p>
+    <w:p>
+      <w:pPr>
+        <w:spacing w:before="0" w:after="180" w:line="240" w:lineRule="auto"/>
         <w:jc w:val="left"/>
       </w:pPr>
       <w:r>
@@ -6177,9 +4756,9 @@
           <w:b/>
           <w:i w:val="0"/>
           <w:sz w:val="28"/>
-          <w:u w:val="single"/>
+          <w:u w:val="none"/>
         </w:rPr>
-        <w:t>재무 현황 (상장 폐지 직전 공개 기준)</w:t>
+        <w:t xml:space="preserve"> □ 주요 포트폴리오</w:t>
       </w:r>
     </w:p>
     <w:tbl>
@@ -6203,905 +4782,7 @@
           </w:tcPr>
           <w:p>
             <w:pPr>
-              <w:spacing w:before="0" w:after="40" w:line="240" w:lineRule="auto"/>
-              <w:jc w:val="center"/>
-            </w:pPr>
-            <w:r>
-              <w:rPr>
-                <w:rFonts w:ascii="바탕체" w:hAnsi="바탕체" w:eastAsia="바탕체" w:cs="바탕체"/>
-                <w:b/>
-                <w:i w:val="0"/>
-                <w:color w:val="FFFFFF"/>
-                <w:sz w:val="26"/>
-                <w:u w:val="none"/>
-              </w:rPr>
-              <w:t>항목</w:t>
-            </w:r>
-          </w:p>
-        </w:tc>
-        <w:tc>
-          <w:tcPr>
-            <w:tcW w:type="dxa" w:w="3213"/>
-            <w:shd w:val="clear" w:color="auto" w:fill="1E1E1E"/>
-          </w:tcPr>
-          <w:p>
-            <w:pPr>
-              <w:spacing w:before="0" w:after="40" w:line="240" w:lineRule="auto"/>
-              <w:jc w:val="center"/>
-            </w:pPr>
-            <w:r>
-              <w:rPr>
-                <w:rFonts w:ascii="바탕체" w:hAnsi="바탕체" w:eastAsia="바탕체" w:cs="바탕체"/>
-                <w:b/>
-                <w:i w:val="0"/>
-                <w:color w:val="FFFFFF"/>
-                <w:sz w:val="26"/>
-                <w:u w:val="none"/>
-              </w:rPr>
-              <w:t>수치</w:t>
-            </w:r>
-          </w:p>
-        </w:tc>
-        <w:tc>
-          <w:tcPr>
-            <w:tcW w:type="dxa" w:w="3213"/>
-            <w:shd w:val="clear" w:color="auto" w:fill="1E1E1E"/>
-          </w:tcPr>
-          <w:p>
-            <w:pPr>
-              <w:spacing w:before="0" w:after="40" w:line="240" w:lineRule="auto"/>
-              <w:jc w:val="center"/>
-            </w:pPr>
-            <w:r>
-              <w:rPr>
-                <w:rFonts w:ascii="바탕체" w:hAnsi="바탕체" w:eastAsia="바탕체" w:cs="바탕체"/>
-                <w:b/>
-                <w:i w:val="0"/>
-                <w:color w:val="FFFFFF"/>
-                <w:sz w:val="26"/>
-                <w:u w:val="none"/>
-              </w:rPr>
-              <w:t>기준</w:t>
-            </w:r>
-          </w:p>
-        </w:tc>
-      </w:tr>
-      <w:tr>
-        <w:tc>
-          <w:tcPr>
-            <w:tcW w:type="dxa" w:w="3213"/>
-          </w:tcPr>
-          <w:p>
-            <w:pPr>
-              <w:spacing w:before="0" w:after="40" w:line="240" w:lineRule="auto"/>
-              <w:jc w:val="left"/>
-            </w:pPr>
-            <w:r>
-              <w:rPr>
-                <w:rFonts w:ascii="바탕체" w:hAnsi="바탕체" w:eastAsia="바탕체" w:cs="바탕체"/>
-                <w:b w:val="0"/>
-                <w:i w:val="0"/>
-                <w:sz w:val="26"/>
-                <w:u w:val="none"/>
-              </w:rPr>
-              <w:t>연간 매출</w:t>
-            </w:r>
-          </w:p>
-        </w:tc>
-        <w:tc>
-          <w:tcPr>
-            <w:tcW w:type="dxa" w:w="3213"/>
-          </w:tcPr>
-          <w:p>
-            <w:pPr>
-              <w:spacing w:before="0" w:after="40" w:line="240" w:lineRule="auto"/>
-              <w:jc w:val="center"/>
-            </w:pPr>
-            <w:r>
-              <w:rPr>
-                <w:rFonts w:ascii="바탕체" w:hAnsi="바탕체" w:eastAsia="바탕체" w:cs="바탕체"/>
-                <w:b w:val="0"/>
-                <w:i w:val="0"/>
-                <w:sz w:val="26"/>
-                <w:u w:val="none"/>
-              </w:rPr>
-              <w:t>$477M</w:t>
-            </w:r>
-          </w:p>
-        </w:tc>
-        <w:tc>
-          <w:tcPr>
-            <w:tcW w:type="dxa" w:w="3213"/>
-          </w:tcPr>
-          <w:p>
-            <w:pPr>
-              <w:spacing w:before="0" w:after="40" w:line="240" w:lineRule="auto"/>
-              <w:jc w:val="left"/>
-            </w:pPr>
-            <w:r>
-              <w:rPr>
-                <w:rFonts w:ascii="바탕체" w:hAnsi="바탕체" w:eastAsia="바탕체" w:cs="바탕체"/>
-                <w:b w:val="0"/>
-                <w:i w:val="0"/>
-                <w:sz w:val="26"/>
-                <w:u w:val="none"/>
-              </w:rPr>
-              <w:t>FY2020 (상장 당시 공개)</w:t>
-            </w:r>
-          </w:p>
-        </w:tc>
-      </w:tr>
-      <w:tr>
-        <w:tc>
-          <w:tcPr>
-            <w:tcW w:type="dxa" w:w="3213"/>
-          </w:tcPr>
-          <w:p>
-            <w:pPr>
-              <w:spacing w:before="0" w:after="40" w:line="240" w:lineRule="auto"/>
-              <w:jc w:val="left"/>
-            </w:pPr>
-            <w:r>
-              <w:rPr>
-                <w:rFonts w:ascii="바탕체" w:hAnsi="바탕체" w:eastAsia="바탕체" w:cs="바탕체"/>
-                <w:b w:val="0"/>
-                <w:i w:val="0"/>
-                <w:sz w:val="26"/>
-                <w:u w:val="none"/>
-              </w:rPr>
-              <w:t>순손실</w:t>
-            </w:r>
-          </w:p>
-        </w:tc>
-        <w:tc>
-          <w:tcPr>
-            <w:tcW w:type="dxa" w:w="3213"/>
-          </w:tcPr>
-          <w:p>
-            <w:pPr>
-              <w:spacing w:before="0" w:after="40" w:line="240" w:lineRule="auto"/>
-              <w:jc w:val="center"/>
-            </w:pPr>
-            <w:r>
-              <w:rPr>
-                <w:rFonts w:ascii="바탕체" w:hAnsi="바탕체" w:eastAsia="바탕체" w:cs="바탕체"/>
-                <w:b w:val="0"/>
-                <w:i w:val="0"/>
-                <w:color w:val="B00000"/>
-                <w:sz w:val="26"/>
-                <w:u w:val="none"/>
-              </w:rPr>
-              <w:t>–$149M</w:t>
-            </w:r>
-          </w:p>
-        </w:tc>
-        <w:tc>
-          <w:tcPr>
-            <w:tcW w:type="dxa" w:w="3213"/>
-          </w:tcPr>
-          <w:p>
-            <w:pPr>
-              <w:spacing w:before="0" w:after="40" w:line="240" w:lineRule="auto"/>
-              <w:jc w:val="left"/>
-            </w:pPr>
-            <w:r>
-              <w:rPr>
-                <w:rFonts w:ascii="바탕체" w:hAnsi="바탕체" w:eastAsia="바탕체" w:cs="바탕체"/>
-                <w:b w:val="0"/>
-                <w:i w:val="0"/>
-                <w:sz w:val="26"/>
-                <w:u w:val="none"/>
-              </w:rPr>
-              <w:t>FY2020</w:t>
-            </w:r>
-          </w:p>
-        </w:tc>
-      </w:tr>
-      <w:tr>
-        <w:tc>
-          <w:tcPr>
-            <w:tcW w:type="dxa" w:w="3213"/>
-          </w:tcPr>
-          <w:p>
-            <w:pPr>
-              <w:spacing w:before="0" w:after="40" w:line="240" w:lineRule="auto"/>
-              <w:jc w:val="left"/>
-            </w:pPr>
-            <w:r>
-              <w:rPr>
-                <w:rFonts w:ascii="바탕체" w:hAnsi="바탕체" w:eastAsia="바탕체" w:cs="바탕체"/>
-                <w:b w:val="0"/>
-                <w:i w:val="0"/>
-                <w:sz w:val="26"/>
-                <w:u w:val="none"/>
-              </w:rPr>
-              <w:t>인수 후 추정 매출</w:t>
-            </w:r>
-          </w:p>
-        </w:tc>
-        <w:tc>
-          <w:tcPr>
-            <w:tcW w:type="dxa" w:w="3213"/>
-          </w:tcPr>
-          <w:p>
-            <w:pPr>
-              <w:spacing w:before="0" w:after="40" w:line="240" w:lineRule="auto"/>
-              <w:jc w:val="center"/>
-            </w:pPr>
-            <w:r>
-              <w:rPr>
-                <w:rFonts w:ascii="바탕체" w:hAnsi="바탕체" w:eastAsia="바탕체" w:cs="바탕체"/>
-                <w:b w:val="0"/>
-                <w:i w:val="0"/>
-                <w:sz w:val="26"/>
-                <w:u w:val="none"/>
-              </w:rPr>
-              <w:t>약 $700M대</w:t>
-            </w:r>
-          </w:p>
-        </w:tc>
-        <w:tc>
-          <w:tcPr>
-            <w:tcW w:type="dxa" w:w="3213"/>
-          </w:tcPr>
-          <w:p>
-            <w:pPr>
-              <w:spacing w:before="0" w:after="40" w:line="240" w:lineRule="auto"/>
-              <w:jc w:val="left"/>
-            </w:pPr>
-            <w:r>
-              <w:rPr>
-                <w:rFonts w:ascii="바탕체" w:hAnsi="바탕체" w:eastAsia="바탕체" w:cs="바탕체"/>
-                <w:b w:val="0"/>
-                <w:i w:val="0"/>
-                <w:sz w:val="26"/>
-                <w:u w:val="none"/>
-              </w:rPr>
-              <w:t>2021년 인수 당시 기준 (추정)</w:t>
-            </w:r>
-          </w:p>
-        </w:tc>
-      </w:tr>
-    </w:tbl>
-    <w:p>
-      <w:pPr>
-        <w:spacing w:before="0" w:after="180" w:line="240" w:lineRule="auto"/>
-        <w:ind w:left="1701"/>
-        <w:jc w:val="left"/>
-      </w:pPr>
-      <w:r>
-        <w:rPr>
-          <w:rFonts w:ascii="바탕체" w:hAnsi="바탕체" w:eastAsia="바탕체" w:cs="바탕체"/>
-          <w:b/>
-          <w:i w:val="0"/>
-          <w:sz w:val="20"/>
-          <w:u w:val="none"/>
-        </w:rPr>
-        <w:t xml:space="preserve">※ </w:t>
-      </w:r>
-      <w:r>
-        <w:rPr>
-          <w:rFonts w:ascii="바탕체" w:hAnsi="바탕체" w:eastAsia="바탕체" w:cs="바탕체"/>
-          <w:b w:val="0"/>
-          <w:i w:val="0"/>
-          <w:sz w:val="20"/>
-          <w:u w:val="none"/>
-        </w:rPr>
-        <w:t>2021년 상장 폐지 후 재무 정보 비공개. 이자비용 급증으로 인한 FCF 악화는 기사(OnlyCFO, 2026.5.1) 분석 기반</w:t>
-      </w:r>
-    </w:p>
-    <w:p>
-      <w:pPr>
-        <w:spacing w:before="0" w:after="0" w:line="240" w:lineRule="auto"/>
-      </w:pPr>
-      <w:r>
-        <w:br w:type="page"/>
-      </w:r>
-    </w:p>
-    <w:p>
-      <w:pPr>
-        <w:spacing w:before="0" w:after="240" w:line="240" w:lineRule="auto"/>
-        <w:jc w:val="center"/>
-      </w:pPr>
-      <w:r>
-        <w:rPr>
-          <w:rFonts w:ascii="바탕체" w:hAnsi="바탕체" w:eastAsia="바탕체" w:cs="바탕체"/>
-          <w:b/>
-          <w:i w:val="0"/>
-          <w:sz w:val="30"/>
-          <w:u w:val="none"/>
-        </w:rPr>
-        <w:t>【 별첨 2 】 Thoma Bravo 기업 상세 프로필</w:t>
-      </w:r>
-    </w:p>
-    <w:p>
-      <w:pPr>
-        <w:spacing w:before="0" w:after="240" w:line="240" w:lineRule="auto"/>
-        <w:jc w:val="left"/>
-      </w:pPr>
-      <w:r>
-        <w:rPr>
-          <w:rFonts w:ascii="바탕체" w:hAnsi="바탕체" w:eastAsia="바탕체" w:cs="바탕체"/>
-          <w:b/>
-          <w:i w:val="0"/>
-          <w:sz w:val="28"/>
-          <w:u w:val="single"/>
-        </w:rPr>
-        <w:t>기업 기본 정보</w:t>
-      </w:r>
-    </w:p>
-    <w:tbl>
-      <w:tblPr>
-        <w:tblStyle w:val="TableGrid"/>
-        <w:tblW w:type="auto" w:w="0"/>
-        <w:jc w:val="left"/>
-        <w:tblLook w:firstColumn="1" w:firstRow="1" w:lastColumn="0" w:lastRow="0" w:noHBand="0" w:noVBand="1" w:val="04A0"/>
-        <w:tblW w:w="5000" w:type="pct"/>
-      </w:tblPr>
-      <w:tblGrid>
-        <w:gridCol w:w="4819"/>
-        <w:gridCol w:w="4819"/>
-      </w:tblGrid>
-      <w:tr>
-        <w:tc>
-          <w:tcPr>
-            <w:tcW w:type="dxa" w:w="4819"/>
-          </w:tcPr>
-          <w:p>
-            <w:pPr>
-              <w:spacing w:before="0" w:after="40" w:line="240" w:lineRule="auto"/>
-              <w:jc w:val="left"/>
-            </w:pPr>
-            <w:r>
-              <w:rPr>
-                <w:rFonts w:ascii="바탕체" w:hAnsi="바탕체" w:eastAsia="바탕체" w:cs="바탕체"/>
-                <w:b/>
-                <w:i w:val="0"/>
-                <w:sz w:val="26"/>
-                <w:u w:val="none"/>
-              </w:rPr>
-              <w:t>기업명</w:t>
-            </w:r>
-          </w:p>
-        </w:tc>
-        <w:tc>
-          <w:tcPr>
-            <w:tcW w:type="dxa" w:w="4819"/>
-          </w:tcPr>
-          <w:p>
-            <w:pPr>
-              <w:spacing w:before="0" w:after="40" w:line="240" w:lineRule="auto"/>
-              <w:jc w:val="left"/>
-            </w:pPr>
-            <w:r>
-              <w:rPr>
-                <w:rFonts w:ascii="바탕체" w:hAnsi="바탕체" w:eastAsia="바탕체" w:cs="바탕체"/>
-                <w:b w:val="0"/>
-                <w:i w:val="0"/>
-                <w:sz w:val="26"/>
-                <w:u w:val="none"/>
-              </w:rPr>
-              <w:t>Thoma Bravo, LP</w:t>
-            </w:r>
-          </w:p>
-        </w:tc>
-      </w:tr>
-      <w:tr>
-        <w:tc>
-          <w:tcPr>
-            <w:tcW w:type="dxa" w:w="4819"/>
-          </w:tcPr>
-          <w:p>
-            <w:pPr>
-              <w:spacing w:before="0" w:after="40" w:line="240" w:lineRule="auto"/>
-              <w:jc w:val="left"/>
-            </w:pPr>
-            <w:r>
-              <w:rPr>
-                <w:rFonts w:ascii="바탕체" w:hAnsi="바탕체" w:eastAsia="바탕체" w:cs="바탕체"/>
-                <w:b/>
-                <w:i w:val="0"/>
-                <w:sz w:val="26"/>
-                <w:u w:val="none"/>
-              </w:rPr>
-              <w:t>설립</w:t>
-            </w:r>
-          </w:p>
-        </w:tc>
-        <w:tc>
-          <w:tcPr>
-            <w:tcW w:type="dxa" w:w="4819"/>
-          </w:tcPr>
-          <w:p>
-            <w:pPr>
-              <w:spacing w:before="0" w:after="40" w:line="240" w:lineRule="auto"/>
-              <w:jc w:val="left"/>
-            </w:pPr>
-            <w:r>
-              <w:rPr>
-                <w:rFonts w:ascii="바탕체" w:hAnsi="바탕체" w:eastAsia="바탕체" w:cs="바탕체"/>
-                <w:b w:val="0"/>
-                <w:i w:val="0"/>
-                <w:sz w:val="26"/>
-                <w:u w:val="none"/>
-              </w:rPr>
-              <w:t>2008년 공식 설립 (전신: 1980년 설립된 Golder Thoma &amp; Co.)</w:t>
-            </w:r>
-          </w:p>
-        </w:tc>
-      </w:tr>
-      <w:tr>
-        <w:tc>
-          <w:tcPr>
-            <w:tcW w:type="dxa" w:w="4819"/>
-          </w:tcPr>
-          <w:p>
-            <w:pPr>
-              <w:spacing w:before="0" w:after="40" w:line="240" w:lineRule="auto"/>
-              <w:jc w:val="left"/>
-            </w:pPr>
-            <w:r>
-              <w:rPr>
-                <w:rFonts w:ascii="바탕체" w:hAnsi="바탕체" w:eastAsia="바탕체" w:cs="바탕체"/>
-                <w:b/>
-                <w:i w:val="0"/>
-                <w:sz w:val="26"/>
-                <w:u w:val="none"/>
-              </w:rPr>
-              <w:t>본사</w:t>
-            </w:r>
-          </w:p>
-        </w:tc>
-        <w:tc>
-          <w:tcPr>
-            <w:tcW w:type="dxa" w:w="4819"/>
-          </w:tcPr>
-          <w:p>
-            <w:pPr>
-              <w:spacing w:before="0" w:after="40" w:line="240" w:lineRule="auto"/>
-              <w:jc w:val="left"/>
-            </w:pPr>
-            <w:r>
-              <w:rPr>
-                <w:rFonts w:ascii="바탕체" w:hAnsi="바탕체" w:eastAsia="바탕체" w:cs="바탕체"/>
-                <w:b w:val="0"/>
-                <w:i w:val="0"/>
-                <w:sz w:val="26"/>
-                <w:u w:val="none"/>
-              </w:rPr>
-              <w:t>San Francisco, CA / Chicago, IL</w:t>
-            </w:r>
-          </w:p>
-        </w:tc>
-      </w:tr>
-      <w:tr>
-        <w:tc>
-          <w:tcPr>
-            <w:tcW w:type="dxa" w:w="4819"/>
-          </w:tcPr>
-          <w:p>
-            <w:pPr>
-              <w:spacing w:before="0" w:after="40" w:line="240" w:lineRule="auto"/>
-              <w:jc w:val="left"/>
-            </w:pPr>
-            <w:r>
-              <w:rPr>
-                <w:rFonts w:ascii="바탕체" w:hAnsi="바탕체" w:eastAsia="바탕체" w:cs="바탕체"/>
-                <w:b/>
-                <w:i w:val="0"/>
-                <w:sz w:val="26"/>
-                <w:u w:val="none"/>
-              </w:rPr>
-              <w:t>운용자산(AUM)</w:t>
-            </w:r>
-          </w:p>
-        </w:tc>
-        <w:tc>
-          <w:tcPr>
-            <w:tcW w:type="dxa" w:w="4819"/>
-          </w:tcPr>
-          <w:p>
-            <w:pPr>
-              <w:spacing w:before="0" w:after="40" w:line="240" w:lineRule="auto"/>
-              <w:jc w:val="left"/>
-            </w:pPr>
-            <w:r>
-              <w:rPr>
-                <w:rFonts w:ascii="바탕체" w:hAnsi="바탕체" w:eastAsia="바탕체" w:cs="바탕체"/>
-                <w:b w:val="0"/>
-                <w:i w:val="0"/>
-                <w:sz w:val="26"/>
-                <w:u w:val="none"/>
-              </w:rPr>
-              <w:t>$183B 이상 (2025년 12월 31일 기준)</w:t>
-            </w:r>
-          </w:p>
-        </w:tc>
-      </w:tr>
-      <w:tr>
-        <w:tc>
-          <w:tcPr>
-            <w:tcW w:type="dxa" w:w="4819"/>
-          </w:tcPr>
-          <w:p>
-            <w:pPr>
-              <w:spacing w:before="0" w:after="40" w:line="240" w:lineRule="auto"/>
-              <w:jc w:val="left"/>
-            </w:pPr>
-            <w:r>
-              <w:rPr>
-                <w:rFonts w:ascii="바탕체" w:hAnsi="바탕체" w:eastAsia="바탕체" w:cs="바탕체"/>
-                <w:b/>
-                <w:i w:val="0"/>
-                <w:sz w:val="26"/>
-                <w:u w:val="none"/>
-              </w:rPr>
-              <w:t>누적 거래 건수</w:t>
-            </w:r>
-          </w:p>
-        </w:tc>
-        <w:tc>
-          <w:tcPr>
-            <w:tcW w:type="dxa" w:w="4819"/>
-          </w:tcPr>
-          <w:p>
-            <w:pPr>
-              <w:spacing w:before="0" w:after="40" w:line="240" w:lineRule="auto"/>
-              <w:jc w:val="left"/>
-            </w:pPr>
-            <w:r>
-              <w:rPr>
-                <w:rFonts w:ascii="바탕체" w:hAnsi="바탕체" w:eastAsia="바탕체" w:cs="바탕체"/>
-                <w:b w:val="0"/>
-                <w:i w:val="0"/>
-                <w:sz w:val="26"/>
-                <w:u w:val="none"/>
-              </w:rPr>
-              <w:t>565건 이상 완료, 누적 대표 가치 $305B 이상</w:t>
-            </w:r>
-          </w:p>
-        </w:tc>
-      </w:tr>
-      <w:tr>
-        <w:tc>
-          <w:tcPr>
-            <w:tcW w:type="dxa" w:w="4819"/>
-          </w:tcPr>
-          <w:p>
-            <w:pPr>
-              <w:spacing w:before="0" w:after="40" w:line="240" w:lineRule="auto"/>
-              <w:jc w:val="left"/>
-            </w:pPr>
-            <w:r>
-              <w:rPr>
-                <w:rFonts w:ascii="바탕체" w:hAnsi="바탕체" w:eastAsia="바탕체" w:cs="바탕체"/>
-                <w:b/>
-                <w:i w:val="0"/>
-                <w:sz w:val="26"/>
-                <w:u w:val="none"/>
-              </w:rPr>
-              <w:t>특화 분야</w:t>
-            </w:r>
-          </w:p>
-        </w:tc>
-        <w:tc>
-          <w:tcPr>
-            <w:tcW w:type="dxa" w:w="4819"/>
-          </w:tcPr>
-          <w:p>
-            <w:pPr>
-              <w:spacing w:before="0" w:after="40" w:line="240" w:lineRule="auto"/>
-              <w:jc w:val="left"/>
-            </w:pPr>
-            <w:r>
-              <w:rPr>
-                <w:rFonts w:ascii="바탕체" w:hAnsi="바탕체" w:eastAsia="바탕체" w:cs="바탕체"/>
-                <w:b w:val="0"/>
-                <w:i w:val="0"/>
-                <w:sz w:val="26"/>
-                <w:u w:val="none"/>
-              </w:rPr>
-              <w:t>엔터프라이즈 소프트웨어, 인프라 소프트웨어, 사이버보안, 기술 서비스</w:t>
-            </w:r>
-          </w:p>
-        </w:tc>
-      </w:tr>
-    </w:tbl>
-    <w:p>
-      <w:pPr>
-        <w:spacing w:before="0" w:after="240" w:line="240" w:lineRule="auto"/>
-        <w:jc w:val="left"/>
-      </w:pPr>
-      <w:r>
-        <w:rPr>
-          <w:rFonts w:ascii="바탕체" w:hAnsi="바탕체" w:eastAsia="바탕체" w:cs="바탕체"/>
-          <w:b/>
-          <w:i w:val="0"/>
-          <w:sz w:val="28"/>
-          <w:u w:val="single"/>
-        </w:rPr>
-        <w:t>투자 철학 및 전략</w:t>
-      </w:r>
-    </w:p>
-    <w:p>
-      <w:pPr>
-        <w:spacing w:before="0" w:after="180" w:line="240" w:lineRule="auto"/>
-        <w:ind w:left="1134"/>
-        <w:jc w:val="left"/>
-      </w:pPr>
-      <w:r>
-        <w:rPr>
-          <w:rFonts w:ascii="바탕체" w:hAnsi="바탕체" w:eastAsia="바탕체" w:cs="바탕체"/>
-          <w:b w:val="0"/>
-          <w:i w:val="0"/>
-          <w:sz w:val="28"/>
-          <w:u w:val="none"/>
-        </w:rPr>
-        <w:t xml:space="preserve">- </w:t>
-      </w:r>
-      <w:r>
-        <w:rPr>
-          <w:rFonts w:ascii="바탕체" w:hAnsi="바탕체" w:eastAsia="바탕체" w:cs="바탕체"/>
-          <w:b w:val="0"/>
-          <w:i w:val="0"/>
-          <w:sz w:val="28"/>
-          <w:u w:val="none"/>
-        </w:rPr>
-        <w:t xml:space="preserve">핵심 슬로건: </w:t>
-      </w:r>
-      <w:r>
-        <w:rPr>
-          <w:rFonts w:ascii="바탕체" w:hAnsi="바탕체" w:eastAsia="바탕체" w:cs="바탕체"/>
-          <w:b w:val="0"/>
-          <w:i/>
-          <w:sz w:val="28"/>
-          <w:u w:val="none"/>
-        </w:rPr>
-        <w:t>"Software keeps redefining the enterprise"</w:t>
-      </w:r>
-      <w:r>
-        <w:rPr>
-          <w:rFonts w:ascii="바탕체" w:hAnsi="바탕체" w:eastAsia="바탕체" w:cs="바탕체"/>
-          <w:b w:val="0"/>
-          <w:i w:val="0"/>
-          <w:sz w:val="28"/>
-          <w:u w:val="none"/>
-        </w:rPr>
-        <w:t xml:space="preserve"> — 소프트웨어의 지속적 혁신 가치에 집중</w:t>
-      </w:r>
-    </w:p>
-    <w:p>
-      <w:pPr>
-        <w:spacing w:before="0" w:after="180" w:line="240" w:lineRule="auto"/>
-        <w:ind w:left="1134"/>
-        <w:jc w:val="left"/>
-      </w:pPr>
-      <w:r>
-        <w:rPr>
-          <w:rFonts w:ascii="바탕체" w:hAnsi="바탕체" w:eastAsia="바탕체" w:cs="바탕체"/>
-          <w:b w:val="0"/>
-          <w:i w:val="0"/>
-          <w:sz w:val="28"/>
-          <w:u w:val="none"/>
-        </w:rPr>
-        <w:t xml:space="preserve">- </w:t>
-      </w:r>
-      <w:r>
-        <w:rPr>
-          <w:rFonts w:ascii="바탕체" w:hAnsi="바탕체" w:eastAsia="바탕체" w:cs="바탕체"/>
-          <w:b w:val="0"/>
-          <w:i w:val="0"/>
-          <w:sz w:val="28"/>
-          <w:u w:val="none"/>
-        </w:rPr>
-        <w:t xml:space="preserve">단순 재무 수익이 아닌 </w:t>
-      </w:r>
-      <w:r>
-        <w:rPr>
-          <w:rFonts w:ascii="바탕체" w:hAnsi="바탕체" w:eastAsia="바탕체" w:cs="바탕체"/>
-          <w:b/>
-          <w:i w:val="0"/>
-          <w:sz w:val="28"/>
-          <w:u w:val="none"/>
-        </w:rPr>
-        <w:t>운영 개선(Operational Improvement)</w:t>
-      </w:r>
-      <w:r>
-        <w:rPr>
-          <w:rFonts w:ascii="바탕체" w:hAnsi="바탕체" w:eastAsia="바탕체" w:cs="바탕체"/>
-          <w:b w:val="0"/>
-          <w:i w:val="0"/>
-          <w:sz w:val="28"/>
-          <w:u w:val="none"/>
-        </w:rPr>
-        <w:t>을 통한 기업 가치 창출 추구</w:t>
-      </w:r>
-    </w:p>
-    <w:p>
-      <w:pPr>
-        <w:spacing w:before="0" w:after="180" w:line="240" w:lineRule="auto"/>
-        <w:ind w:left="1134"/>
-        <w:jc w:val="left"/>
-      </w:pPr>
-      <w:r>
-        <w:rPr>
-          <w:rFonts w:ascii="바탕체" w:hAnsi="바탕체" w:eastAsia="바탕체" w:cs="바탕체"/>
-          <w:b w:val="0"/>
-          <w:i w:val="0"/>
-          <w:sz w:val="28"/>
-          <w:u w:val="none"/>
-        </w:rPr>
-        <w:t xml:space="preserve">- </w:t>
-      </w:r>
-      <w:r>
-        <w:rPr>
-          <w:rFonts w:ascii="바탕체" w:hAnsi="바탕체" w:eastAsia="바탕체" w:cs="바탕체"/>
-          <w:b w:val="0"/>
-          <w:i w:val="0"/>
-          <w:sz w:val="28"/>
-          <w:u w:val="none"/>
-        </w:rPr>
-        <w:t>"매입-구축(Buy &amp; Build)" 전략: 수평적 통합 및 제품 확장으로 시장 지배력 강화</w:t>
-      </w:r>
-    </w:p>
-    <w:p>
-      <w:pPr>
-        <w:spacing w:before="0" w:after="180" w:line="240" w:lineRule="auto"/>
-        <w:ind w:left="1134"/>
-        <w:jc w:val="left"/>
-      </w:pPr>
-      <w:r>
-        <w:rPr>
-          <w:rFonts w:ascii="바탕체" w:hAnsi="바탕체" w:eastAsia="바탕체" w:cs="바탕체"/>
-          <w:b w:val="0"/>
-          <w:i w:val="0"/>
-          <w:sz w:val="28"/>
-          <w:u w:val="none"/>
-        </w:rPr>
-        <w:t xml:space="preserve">- </w:t>
-      </w:r>
-      <w:r>
-        <w:rPr>
-          <w:rFonts w:ascii="바탕체" w:hAnsi="바탕체" w:eastAsia="바탕체" w:cs="바탕체"/>
-          <w:b w:val="0"/>
-          <w:i w:val="0"/>
-          <w:sz w:val="28"/>
-          <w:u w:val="none"/>
-        </w:rPr>
-        <w:t>소프트웨어 특화 이유</w:t>
-        <w:br/>
-        <w:t xml:space="preserve">      </w:t>
-      </w:r>
-      <w:r>
-        <w:rPr>
-          <w:rFonts w:ascii="바탕체" w:hAnsi="바탕체" w:eastAsia="바탕체" w:cs="바탕체"/>
-          <w:b w:val="0"/>
-          <w:i w:val="0"/>
-          <w:sz w:val="28"/>
-          <w:u w:val="none"/>
-        </w:rPr>
-        <w:br/>
-      </w:r>
-    </w:p>
-    <w:p>
-      <w:pPr>
-        <w:spacing w:before="0" w:after="180" w:line="240" w:lineRule="auto"/>
-        <w:ind w:left="1984"/>
-        <w:jc w:val="left"/>
-      </w:pPr>
-      <w:r>
-        <w:rPr>
-          <w:rFonts w:ascii="바탕체" w:hAnsi="바탕체" w:eastAsia="바탕체" w:cs="바탕체"/>
-          <w:b w:val="0"/>
-          <w:i w:val="0"/>
-          <w:sz w:val="28"/>
-          <w:u w:val="none"/>
-        </w:rPr>
-        <w:t xml:space="preserve">· </w:t>
-      </w:r>
-      <w:r>
-        <w:rPr>
-          <w:rFonts w:ascii="바탕체" w:hAnsi="바탕체" w:eastAsia="바탕체" w:cs="바탕체"/>
-          <w:b w:val="0"/>
-          <w:i w:val="0"/>
-          <w:sz w:val="28"/>
-          <w:u w:val="none"/>
-        </w:rPr>
-        <w:t>높은 반복 수익(ARR) 구조와 낮은 한계 비용으로 가치 창출이 용이</w:t>
-      </w:r>
-    </w:p>
-    <w:p>
-      <w:pPr>
-        <w:spacing w:before="0" w:after="180" w:line="240" w:lineRule="auto"/>
-        <w:ind w:left="1984"/>
-        <w:jc w:val="left"/>
-      </w:pPr>
-      <w:r>
-        <w:rPr>
-          <w:rFonts w:ascii="바탕체" w:hAnsi="바탕체" w:eastAsia="바탕체" w:cs="바탕체"/>
-          <w:b w:val="0"/>
-          <w:i w:val="0"/>
-          <w:sz w:val="28"/>
-          <w:u w:val="none"/>
-        </w:rPr>
-        <w:t xml:space="preserve">· </w:t>
-      </w:r>
-      <w:r>
-        <w:rPr>
-          <w:rFonts w:ascii="바탕체" w:hAnsi="바탕체" w:eastAsia="바탕체" w:cs="바탕체"/>
-          <w:b w:val="0"/>
-          <w:i w:val="0"/>
-          <w:sz w:val="28"/>
-          <w:u w:val="none"/>
-        </w:rPr>
-        <w:t>운영 효율화(비용 절감·제품 고도화) 후 재매각 또는 상장을 통한 수익 실현</w:t>
-      </w:r>
-    </w:p>
-    <w:p>
-      <w:pPr>
-        <w:spacing w:before="0" w:after="180" w:line="240" w:lineRule="auto"/>
-        <w:ind w:left="1984"/>
-        <w:jc w:val="left"/>
-      </w:pPr>
-      <w:r>
-        <w:rPr>
-          <w:rFonts w:ascii="바탕체" w:hAnsi="바탕체" w:eastAsia="바탕체" w:cs="바탕체"/>
-          <w:b w:val="0"/>
-          <w:i w:val="0"/>
-          <w:sz w:val="28"/>
-          <w:u w:val="none"/>
-        </w:rPr>
-        <w:t xml:space="preserve">· </w:t>
-      </w:r>
-      <w:r>
-        <w:rPr>
-          <w:rFonts w:ascii="바탕체" w:hAnsi="바탕체" w:eastAsia="바탕체" w:cs="바탕체"/>
-          <w:b w:val="0"/>
-          <w:i w:val="0"/>
-          <w:sz w:val="28"/>
-          <w:u w:val="none"/>
-        </w:rPr>
-        <w:t>Google Cloud 등과 전략적 파트너십으로 AI·소프트웨어 결합 전략 추진</w:t>
-      </w:r>
-    </w:p>
-    <w:p>
-      <w:pPr>
-        <w:spacing w:before="0" w:after="240" w:line="240" w:lineRule="auto"/>
-        <w:jc w:val="left"/>
-      </w:pPr>
-      <w:r>
-        <w:rPr>
-          <w:rFonts w:ascii="바탕체" w:hAnsi="바탕체" w:eastAsia="바탕체" w:cs="바탕체"/>
-          <w:b/>
-          <w:i w:val="0"/>
-          <w:sz w:val="28"/>
-          <w:u w:val="single"/>
-        </w:rPr>
-        <w:t>주요 포트폴리오 (대표 사례)</w:t>
-      </w:r>
-    </w:p>
-    <w:tbl>
-      <w:tblPr>
-        <w:tblStyle w:val="TableGrid"/>
-        <w:tblW w:type="auto" w:w="0"/>
-        <w:jc w:val="left"/>
-        <w:tblLook w:firstColumn="1" w:firstRow="1" w:lastColumn="0" w:lastRow="0" w:noHBand="0" w:noVBand="1" w:val="04A0"/>
-        <w:tblW w:w="5000" w:type="pct"/>
-      </w:tblPr>
-      <w:tblGrid>
-        <w:gridCol w:w="3213"/>
-        <w:gridCol w:w="3213"/>
-        <w:gridCol w:w="3213"/>
-      </w:tblGrid>
-      <w:tr>
-        <w:tc>
-          <w:tcPr>
-            <w:tcW w:type="dxa" w:w="3213"/>
-            <w:shd w:val="clear" w:color="auto" w:fill="1E1E1E"/>
-          </w:tcPr>
-          <w:p>
-            <w:pPr>
-              <w:spacing w:before="0" w:after="40" w:line="240" w:lineRule="auto"/>
+              <w:spacing w:before="20" w:after="20" w:line="240" w:lineRule="auto"/>
               <w:jc w:val="center"/>
             </w:pPr>
             <w:r>
@@ -7124,7 +4805,7 @@
           </w:tcPr>
           <w:p>
             <w:pPr>
-              <w:spacing w:before="0" w:after="40" w:line="240" w:lineRule="auto"/>
+              <w:spacing w:before="20" w:after="20" w:line="240" w:lineRule="auto"/>
               <w:jc w:val="center"/>
             </w:pPr>
             <w:r>
@@ -7147,7 +4828,7 @@
           </w:tcPr>
           <w:p>
             <w:pPr>
-              <w:spacing w:before="0" w:after="40" w:line="240" w:lineRule="auto"/>
+              <w:spacing w:before="20" w:after="20" w:line="240" w:lineRule="auto"/>
               <w:jc w:val="center"/>
             </w:pPr>
             <w:r>
@@ -7159,7 +4840,7 @@
                 <w:sz w:val="26"/>
                 <w:u w:val="none"/>
               </w:rPr>
-              <w:t>인수 금액</w:t>
+              <w:t>인수금액</w:t>
             </w:r>
           </w:p>
         </w:tc>
@@ -7171,7 +4852,7 @@
           </w:tcPr>
           <w:p>
             <w:pPr>
-              <w:spacing w:before="0" w:after="40" w:line="240" w:lineRule="auto"/>
+              <w:spacing w:before="20" w:after="20" w:line="240" w:lineRule="auto"/>
               <w:jc w:val="left"/>
             </w:pPr>
             <w:r>
@@ -7192,7 +4873,7 @@
           </w:tcPr>
           <w:p>
             <w:pPr>
-              <w:spacing w:before="0" w:after="40" w:line="240" w:lineRule="auto"/>
+              <w:spacing w:before="20" w:after="20" w:line="240" w:lineRule="auto"/>
               <w:jc w:val="left"/>
             </w:pPr>
             <w:r>
@@ -7213,8 +4894,8 @@
           </w:tcPr>
           <w:p>
             <w:pPr>
-              <w:spacing w:before="0" w:after="40" w:line="240" w:lineRule="auto"/>
-              <w:jc w:val="center"/>
+              <w:spacing w:before="20" w:after="20" w:line="240" w:lineRule="auto"/>
+              <w:jc w:val="left"/>
             </w:pPr>
             <w:r>
               <w:rPr>
@@ -7236,7 +4917,7 @@
           </w:tcPr>
           <w:p>
             <w:pPr>
-              <w:spacing w:before="0" w:after="40" w:line="240" w:lineRule="auto"/>
+              <w:spacing w:before="20" w:after="20" w:line="240" w:lineRule="auto"/>
               <w:jc w:val="left"/>
             </w:pPr>
             <w:r>
@@ -7257,7 +4938,7 @@
           </w:tcPr>
           <w:p>
             <w:pPr>
-              <w:spacing w:before="0" w:after="40" w:line="240" w:lineRule="auto"/>
+              <w:spacing w:before="20" w:after="20" w:line="240" w:lineRule="auto"/>
               <w:jc w:val="left"/>
             </w:pPr>
             <w:r>
@@ -7278,8 +4959,8 @@
           </w:tcPr>
           <w:p>
             <w:pPr>
-              <w:spacing w:before="0" w:after="40" w:line="240" w:lineRule="auto"/>
-              <w:jc w:val="center"/>
+              <w:spacing w:before="20" w:after="20" w:line="240" w:lineRule="auto"/>
+              <w:jc w:val="left"/>
             </w:pPr>
             <w:r>
               <w:rPr>
@@ -7301,7 +4982,7 @@
           </w:tcPr>
           <w:p>
             <w:pPr>
-              <w:spacing w:before="0" w:after="40" w:line="240" w:lineRule="auto"/>
+              <w:spacing w:before="20" w:after="20" w:line="240" w:lineRule="auto"/>
               <w:jc w:val="left"/>
             </w:pPr>
             <w:r>
@@ -7322,7 +5003,7 @@
           </w:tcPr>
           <w:p>
             <w:pPr>
-              <w:spacing w:before="0" w:after="40" w:line="240" w:lineRule="auto"/>
+              <w:spacing w:before="20" w:after="20" w:line="240" w:lineRule="auto"/>
               <w:jc w:val="left"/>
             </w:pPr>
             <w:r>
@@ -7343,8 +5024,8 @@
           </w:tcPr>
           <w:p>
             <w:pPr>
-              <w:spacing w:before="0" w:after="40" w:line="240" w:lineRule="auto"/>
-              <w:jc w:val="center"/>
+              <w:spacing w:before="20" w:after="20" w:line="240" w:lineRule="auto"/>
+              <w:jc w:val="left"/>
             </w:pPr>
             <w:r>
               <w:rPr>
@@ -7363,11 +5044,10 @@
         <w:tc>
           <w:tcPr>
             <w:tcW w:type="dxa" w:w="3213"/>
-            <w:shd w:val="clear" w:color="auto" w:fill="FEF9E5"/>
           </w:tcPr>
           <w:p>
             <w:pPr>
-              <w:spacing w:before="0" w:after="40" w:line="240" w:lineRule="auto"/>
+              <w:spacing w:before="20" w:after="20" w:line="240" w:lineRule="auto"/>
               <w:jc w:val="left"/>
             </w:pPr>
             <w:r>
@@ -7385,11 +5065,10 @@
         <w:tc>
           <w:tcPr>
             <w:tcW w:type="dxa" w:w="3213"/>
-            <w:shd w:val="clear" w:color="auto" w:fill="FEF9E5"/>
           </w:tcPr>
           <w:p>
             <w:pPr>
-              <w:spacing w:before="0" w:after="40" w:line="240" w:lineRule="auto"/>
+              <w:spacing w:before="20" w:after="20" w:line="240" w:lineRule="auto"/>
               <w:jc w:val="left"/>
             </w:pPr>
             <w:r>
@@ -7407,19 +5086,17 @@
         <w:tc>
           <w:tcPr>
             <w:tcW w:type="dxa" w:w="3213"/>
-            <w:shd w:val="clear" w:color="auto" w:fill="FEF9E5"/>
           </w:tcPr>
           <w:p>
             <w:pPr>
-              <w:spacing w:before="0" w:after="40" w:line="240" w:lineRule="auto"/>
-              <w:jc w:val="center"/>
+              <w:spacing w:before="20" w:after="20" w:line="240" w:lineRule="auto"/>
+              <w:jc w:val="left"/>
             </w:pPr>
             <w:r>
               <w:rPr>
                 <w:rFonts w:ascii="바탕체" w:hAnsi="바탕체" w:eastAsia="바탕체" w:cs="바탕체"/>
                 <w:b w:val="0"/>
                 <w:i w:val="0"/>
-                <w:color w:val="B00000"/>
                 <w:sz w:val="26"/>
                 <w:u w:val="none"/>
               </w:rPr>
@@ -7435,7 +5112,7 @@
           </w:tcPr>
           <w:p>
             <w:pPr>
-              <w:spacing w:before="0" w:after="40" w:line="240" w:lineRule="auto"/>
+              <w:spacing w:before="20" w:after="20" w:line="240" w:lineRule="auto"/>
               <w:jc w:val="left"/>
             </w:pPr>
             <w:r>
@@ -7456,7 +5133,7 @@
           </w:tcPr>
           <w:p>
             <w:pPr>
-              <w:spacing w:before="0" w:after="40" w:line="240" w:lineRule="auto"/>
+              <w:spacing w:before="20" w:after="20" w:line="240" w:lineRule="auto"/>
               <w:jc w:val="left"/>
             </w:pPr>
             <w:r>
@@ -7477,8 +5154,8 @@
           </w:tcPr>
           <w:p>
             <w:pPr>
-              <w:spacing w:before="0" w:after="40" w:line="240" w:lineRule="auto"/>
-              <w:jc w:val="center"/>
+              <w:spacing w:before="20" w:after="20" w:line="240" w:lineRule="auto"/>
+              <w:jc w:val="left"/>
             </w:pPr>
             <w:r>
               <w:rPr>
@@ -7500,7 +5177,7 @@
           </w:tcPr>
           <w:p>
             <w:pPr>
-              <w:spacing w:before="0" w:after="40" w:line="240" w:lineRule="auto"/>
+              <w:spacing w:before="20" w:after="20" w:line="240" w:lineRule="auto"/>
               <w:jc w:val="left"/>
             </w:pPr>
             <w:r>
@@ -7521,7 +5198,7 @@
           </w:tcPr>
           <w:p>
             <w:pPr>
-              <w:spacing w:before="0" w:after="40" w:line="240" w:lineRule="auto"/>
+              <w:spacing w:before="20" w:after="20" w:line="240" w:lineRule="auto"/>
               <w:jc w:val="left"/>
             </w:pPr>
             <w:r>
@@ -7542,8 +5219,8 @@
           </w:tcPr>
           <w:p>
             <w:pPr>
-              <w:spacing w:before="0" w:after="40" w:line="240" w:lineRule="auto"/>
-              <w:jc w:val="center"/>
+              <w:spacing w:before="20" w:after="20" w:line="240" w:lineRule="auto"/>
+              <w:jc w:val="left"/>
             </w:pPr>
             <w:r>
               <w:rPr>
@@ -7561,7 +5238,13 @@
     </w:tbl>
     <w:p>
       <w:pPr>
-        <w:spacing w:before="0" w:after="240" w:line="240" w:lineRule="auto"/>
+        <w:spacing w:before="0" w:after="120" w:line="240" w:lineRule="auto"/>
+        <w:jc w:val="left"/>
+      </w:pPr>
+    </w:p>
+    <w:p>
+      <w:pPr>
+        <w:spacing w:before="0" w:after="180" w:line="240" w:lineRule="auto"/>
         <w:jc w:val="left"/>
       </w:pPr>
       <w:r>
@@ -7570,126 +5253,9 @@
           <w:b/>
           <w:i w:val="0"/>
           <w:sz w:val="28"/>
-          <w:u w:val="single"/>
-        </w:rPr>
-        <w:t>인수 실패 메커니즘 요약</w:t>
-      </w:r>
-    </w:p>
-    <w:p>
-      <w:pPr>
-        <w:spacing w:before="0" w:after="180" w:line="240" w:lineRule="auto"/>
-        <w:jc w:val="left"/>
-        <w:shd w:val="clear" w:color="auto" w:fill="F5F5F5"/>
-        <w:pBdr>
-          <w:top w:val="single" w:sz="4" w:color="888888"/>
-          <w:left w:val="single" w:sz="4" w:color="888888"/>
-          <w:bottom w:val="single" w:sz="4" w:color="888888"/>
-          <w:right w:val="single" w:sz="4" w:color="888888"/>
-        </w:pBdr>
-      </w:pPr>
-      <w:r>
-        <w:rPr>
-          <w:rFonts w:ascii="바탕체" w:hAnsi="바탕체" w:eastAsia="바탕체" w:cs="바탕체"/>
-          <w:b w:val="0"/>
-          <w:i w:val="0"/>
-          <w:sz w:val="26"/>
           <w:u w:val="none"/>
         </w:rPr>
-        <w:br/>
-      </w:r>
-      <w:r>
-        <w:rPr>
-          <w:rFonts w:ascii="바탕체" w:hAnsi="바탕체" w:eastAsia="바탕체" w:cs="바탕체"/>
-          <w:b/>
-          <w:i w:val="0"/>
-          <w:sz w:val="26"/>
-          <w:u w:val="none"/>
-        </w:rPr>
-        <w:t>부채 시한폭탄 메커니즘</w:t>
-      </w:r>
-      <w:r>
-        <w:rPr>
-          <w:rFonts w:ascii="바탕체" w:hAnsi="바탕체" w:eastAsia="바탕체" w:cs="바탕체"/>
-          <w:b w:val="0"/>
-          <w:i w:val="0"/>
-          <w:sz w:val="26"/>
-          <w:u w:val="none"/>
-        </w:rPr>
-        <w:br/>
-      </w:r>
-      <w:r>
-        <w:rPr>
-          <w:rFonts w:ascii="바탕체" w:hAnsi="바탕체" w:eastAsia="바탕체" w:cs="바탕체"/>
-          <w:b w:val="0"/>
-          <w:i w:val="0"/>
-          <w:sz w:val="26"/>
-          <w:u w:val="none"/>
-        </w:rPr>
-        <w:br/>
-        <w:t xml:space="preserve">    인수 시 변동금리 $1.8B 조달 (LIBOR 0.75%)</w:t>
-        <w:br/>
-        <w:t xml:space="preserve">    → 연준 인상으로 SOFR 5.4% 도달</w:t>
-        <w:br/>
-        <w:t xml:space="preserve">    → 연이자 $135M → $300M 급등</w:t>
-        <w:br/>
-        <w:t xml:space="preserve">    → PIK 이자 누적으로 원금 $1.8B → $2.8B (복리 방식으로 지속 증가, 약 $1B 누적)</w:t>
-        <w:br/>
-        <w:t xml:space="preserve">    → EBITDA $200M으로 이자조차 충당 불가</w:t>
-        <w:br/>
-        <w:t xml:space="preserve">    → 채무불이행(Default) → 경영권 상실</w:t>
-        <w:br/>
-        <w:t xml:space="preserve">  </w:t>
-      </w:r>
-    </w:p>
-    <w:p>
-      <w:pPr>
-        <w:spacing w:before="0" w:after="180" w:line="240" w:lineRule="auto"/>
-        <w:ind w:left="1701"/>
-        <w:jc w:val="left"/>
-      </w:pPr>
-      <w:r>
-        <w:rPr>
-          <w:rFonts w:ascii="바탕체" w:hAnsi="바탕체" w:eastAsia="바탕체" w:cs="바탕체"/>
-          <w:b/>
-          <w:i w:val="0"/>
-          <w:sz w:val="20"/>
-          <w:u w:val="none"/>
-        </w:rPr>
-        <w:t xml:space="preserve">※ </w:t>
-      </w:r>
-      <w:r>
-        <w:rPr>
-          <w:rFonts w:ascii="바탕체" w:hAnsi="바탕체" w:eastAsia="바탕체" w:cs="바탕체"/>
-          <w:b w:val="0"/>
-          <w:i w:val="0"/>
-          <w:sz w:val="20"/>
-          <w:u w:val="none"/>
-        </w:rPr>
-        <w:t>PIK(Payment-In-Kind): 현금 대신 부채를 추가로 쌓는 방식으로 이자를 납부하는 조항</w:t>
-      </w:r>
-    </w:p>
-    <w:p>
-      <w:pPr>
-        <w:spacing w:before="0" w:after="120" w:line="240" w:lineRule="auto"/>
-        <w:pBdr>
-          <w:top w:val="single" w:sz="4" w:color="CCCCCC"/>
-        </w:pBdr>
-      </w:pPr>
-    </w:p>
-    <w:p>
-      <w:pPr>
-        <w:spacing w:before="0" w:after="240" w:line="240" w:lineRule="auto"/>
-        <w:jc w:val="left"/>
-      </w:pPr>
-      <w:r>
-        <w:rPr>
-          <w:rFonts w:ascii="바탕체" w:hAnsi="바탕체" w:eastAsia="바탕체" w:cs="바탕체"/>
-          <w:b/>
-          <w:i w:val="0"/>
-          <w:sz w:val="28"/>
-          <w:u w:val="single"/>
-        </w:rPr>
-        <w:t>참고문헌</w:t>
+        <w:t xml:space="preserve"> □ 인수 실패 메커니즘 요약</w:t>
       </w:r>
     </w:p>
     <w:p>
@@ -7705,85 +5271,7 @@
           <w:sz w:val="28"/>
           <w:u w:val="none"/>
         </w:rPr>
-        <w:t>▸ 분석 기사</w:t>
-      </w:r>
-    </w:p>
-    <w:p>
-      <w:pPr>
-        <w:spacing w:before="0" w:after="180" w:line="240" w:lineRule="auto"/>
-        <w:ind w:left="1134"/>
-        <w:jc w:val="left"/>
-      </w:pPr>
-      <w:r>
-        <w:rPr>
-          <w:rFonts w:ascii="바탕체" w:hAnsi="바탕체" w:eastAsia="바탕체" w:cs="바탕체"/>
-          <w:b w:val="0"/>
-          <w:i w:val="0"/>
-          <w:sz w:val="28"/>
-          <w:u w:val="none"/>
-        </w:rPr>
-        <w:t xml:space="preserve">- </w:t>
-      </w:r>
-      <w:r>
-        <w:rPr>
-          <w:rFonts w:ascii="바탕체" w:hAnsi="바탕체" w:eastAsia="바탕체" w:cs="바탕체"/>
-          <w:b w:val="0"/>
-          <w:i w:val="0"/>
-          <w:sz w:val="28"/>
-          <w:u w:val="none"/>
-        </w:rPr>
-        <w:t>OnlyCFO, "Thoma Bravo's $5B Medallia Loss | The PE Reckoning is Coming..." (2026.5.1)</w:t>
-        <w:br/>
-        <w:t xml:space="preserve">       — </w:t>
-      </w:r>
-      <w:r>
-        <w:rPr>
-          <w:rFonts w:ascii="바탕체" w:hAnsi="바탕체" w:eastAsia="바탕체" w:cs="바탕체"/>
-          <w:b w:val="0"/>
-          <w:i w:val="0"/>
-          <w:sz w:val="28"/>
-          <w:u w:val="none"/>
-        </w:rPr>
-        <w:t>onlycfo.io</w:t>
-      </w:r>
-    </w:p>
-    <w:p>
-      <w:pPr>
-        <w:spacing w:before="0" w:after="180" w:line="240" w:lineRule="auto"/>
-        <w:ind w:left="1134"/>
-        <w:jc w:val="left"/>
-      </w:pPr>
-      <w:r>
-        <w:rPr>
-          <w:rFonts w:ascii="바탕체" w:hAnsi="바탕체" w:eastAsia="바탕체" w:cs="바탕체"/>
-          <w:b w:val="0"/>
-          <w:i w:val="0"/>
-          <w:sz w:val="28"/>
-          <w:u w:val="none"/>
-        </w:rPr>
-        <w:t xml:space="preserve">- </w:t>
-      </w:r>
-      <w:r>
-        <w:rPr>
-          <w:rFonts w:ascii="바탕체" w:hAnsi="바탕체" w:eastAsia="바탕체" w:cs="바탕체"/>
-          <w:b w:val="0"/>
-          <w:i w:val="0"/>
-          <w:sz w:val="28"/>
-          <w:u w:val="none"/>
-        </w:rPr>
-        <w:t>Bloomberg, "Thoma Bravo Declines to Invest More in Troubled Medallia" (2026.4.30)</w:t>
-        <w:br/>
-        <w:t xml:space="preserve">       — </w:t>
-      </w:r>
-      <w:r>
-        <w:rPr>
-          <w:rFonts w:ascii="바탕체" w:hAnsi="바탕체" w:eastAsia="바탕체" w:cs="바탕체"/>
-          <w:b w:val="0"/>
-          <w:i w:val="0"/>
-          <w:sz w:val="28"/>
-          <w:u w:val="none"/>
-        </w:rPr>
-        <w:t>bloomberg.com</w:t>
+        <w:t xml:space="preserve">   - 인수 時 변동금리 $1.8B 조달 (LIBOR 0.75%) → 연준 인상으로 SOFR 5.4% 도달</w:t>
       </w:r>
     </w:p>
     <w:p>
@@ -7799,163 +5287,7 @@
           <w:sz w:val="28"/>
           <w:u w:val="none"/>
         </w:rPr>
-        <w:t>▸ 기업 공식 자료</w:t>
-      </w:r>
-    </w:p>
-    <w:p>
-      <w:pPr>
-        <w:spacing w:before="0" w:after="180" w:line="240" w:lineRule="auto"/>
-        <w:ind w:left="1134"/>
-        <w:jc w:val="left"/>
-      </w:pPr>
-      <w:r>
-        <w:rPr>
-          <w:rFonts w:ascii="바탕체" w:hAnsi="바탕체" w:eastAsia="바탕체" w:cs="바탕체"/>
-          <w:b w:val="0"/>
-          <w:i w:val="0"/>
-          <w:sz w:val="28"/>
-          <w:u w:val="none"/>
-        </w:rPr>
-        <w:t xml:space="preserve">- </w:t>
-      </w:r>
-      <w:r>
-        <w:rPr>
-          <w:rFonts w:ascii="바탕체" w:hAnsi="바탕체" w:eastAsia="바탕체" w:cs="바탕체"/>
-          <w:b w:val="0"/>
-          <w:i w:val="0"/>
-          <w:sz w:val="28"/>
-          <w:u w:val="none"/>
-        </w:rPr>
-        <w:t>Medallia 공식 홈페이지</w:t>
-        <w:br/>
-        <w:t xml:space="preserve">       — </w:t>
-      </w:r>
-      <w:r>
-        <w:rPr>
-          <w:rFonts w:ascii="바탕체" w:hAnsi="바탕체" w:eastAsia="바탕체" w:cs="바탕체"/>
-          <w:b w:val="0"/>
-          <w:i w:val="0"/>
-          <w:sz w:val="28"/>
-          <w:u w:val="none"/>
-        </w:rPr>
-        <w:t>medallia.com</w:t>
-      </w:r>
-    </w:p>
-    <w:p>
-      <w:pPr>
-        <w:spacing w:before="0" w:after="180" w:line="240" w:lineRule="auto"/>
-        <w:ind w:left="1134"/>
-        <w:jc w:val="left"/>
-      </w:pPr>
-      <w:r>
-        <w:rPr>
-          <w:rFonts w:ascii="바탕체" w:hAnsi="바탕체" w:eastAsia="바탕체" w:cs="바탕체"/>
-          <w:b w:val="0"/>
-          <w:i w:val="0"/>
-          <w:sz w:val="28"/>
-          <w:u w:val="none"/>
-        </w:rPr>
-        <w:t xml:space="preserve">- </w:t>
-      </w:r>
-      <w:r>
-        <w:rPr>
-          <w:rFonts w:ascii="바탕체" w:hAnsi="바탕체" w:eastAsia="바탕체" w:cs="바탕체"/>
-          <w:b w:val="0"/>
-          <w:i w:val="0"/>
-          <w:sz w:val="28"/>
-          <w:u w:val="none"/>
-        </w:rPr>
-        <w:t>Thoma Bravo 공식 홈페이지</w:t>
-        <w:br/>
-        <w:t xml:space="preserve">       — </w:t>
-      </w:r>
-      <w:r>
-        <w:rPr>
-          <w:rFonts w:ascii="바탕체" w:hAnsi="바탕체" w:eastAsia="바탕체" w:cs="바탕체"/>
-          <w:b w:val="0"/>
-          <w:i w:val="0"/>
-          <w:sz w:val="28"/>
-          <w:u w:val="none"/>
-        </w:rPr>
-        <w:t>thomabravo.com</w:t>
-      </w:r>
-    </w:p>
-    <w:p>
-      <w:pPr>
-        <w:spacing w:before="0" w:after="180" w:line="240" w:lineRule="auto"/>
-        <w:ind w:left="1134"/>
-        <w:jc w:val="left"/>
-      </w:pPr>
-      <w:r>
-        <w:rPr>
-          <w:rFonts w:ascii="바탕체" w:hAnsi="바탕체" w:eastAsia="바탕체" w:cs="바탕체"/>
-          <w:b w:val="0"/>
-          <w:i w:val="0"/>
-          <w:sz w:val="28"/>
-          <w:u w:val="none"/>
-        </w:rPr>
-        <w:t xml:space="preserve">- </w:t>
-      </w:r>
-      <w:r>
-        <w:rPr>
-          <w:rFonts w:ascii="바탕체" w:hAnsi="바탕체" w:eastAsia="바탕체" w:cs="바탕체"/>
-          <w:b w:val="0"/>
-          <w:i w:val="0"/>
-          <w:sz w:val="28"/>
-          <w:u w:val="none"/>
-        </w:rPr>
-        <w:t>Thoma Bravo, "Medallia to be Acquired by Thoma Bravo for $6.4 Billion" (보도자료, 2021.7)</w:t>
-        <w:br/>
-        <w:t xml:space="preserve">       — </w:t>
-      </w:r>
-      <w:r>
-        <w:rPr>
-          <w:rFonts w:ascii="바탕체" w:hAnsi="바탕체" w:eastAsia="바탕체" w:cs="바탕체"/>
-          <w:b w:val="0"/>
-          <w:i w:val="0"/>
-          <w:sz w:val="28"/>
-          <w:u w:val="none"/>
-        </w:rPr>
-        <w:t>thomabravo.com</w:t>
-      </w:r>
-    </w:p>
-    <w:p>
-      <w:pPr>
-        <w:spacing w:before="0" w:after="180" w:line="240" w:lineRule="auto"/>
-        <w:ind w:left="1134"/>
-        <w:jc w:val="left"/>
-      </w:pPr>
-      <w:r>
-        <w:rPr>
-          <w:rFonts w:ascii="바탕체" w:hAnsi="바탕체" w:eastAsia="바탕체" w:cs="바탕체"/>
-          <w:b w:val="0"/>
-          <w:i w:val="0"/>
-          <w:sz w:val="28"/>
-          <w:u w:val="none"/>
-        </w:rPr>
-        <w:t xml:space="preserve">- </w:t>
-      </w:r>
-      <w:r>
-        <w:rPr>
-          <w:rFonts w:ascii="바탕체" w:hAnsi="바탕체" w:eastAsia="바탕체" w:cs="바탕체"/>
-          <w:b w:val="0"/>
-          <w:i w:val="0"/>
-          <w:sz w:val="28"/>
-          <w:u w:val="none"/>
-        </w:rPr>
-        <w:t>PR Newswire, "Medallia Announces Pricing of Initial Public Offering" (2019.7)</w:t>
-        <w:br/>
-        <w:t xml:space="preserve">       — </w:t>
-      </w:r>
-      <w:r>
-        <w:rPr>
-          <w:rFonts w:ascii="바탕체" w:hAnsi="바탕체" w:eastAsia="바탕체" w:cs="바탕체"/>
-          <w:b w:val="0"/>
-          <w:i w:val="0"/>
-          <w:sz w:val="28"/>
-          <w:u w:val="none"/>
-        </w:rPr>
-        <w:t>prnewswire.com</w:t>
+        <w:t xml:space="preserve">   - 연이자 $135M → $300M 급등 → PIK 이자 누적으로 원금 $1.8B → $2.8B (복리 방식, 약 $1B 누적)</w:t>
       </w:r>
     </w:p>
     <w:p>
@@ -7971,13 +5303,53 @@
           <w:sz w:val="28"/>
           <w:u w:val="none"/>
         </w:rPr>
-        <w:t>▸ 개념 참고</w:t>
+        <w:t xml:space="preserve">   - EBITDA $200M으로 이자조차 충당 불가 → 채무불이행(Default) → 경영권 상실</w:t>
+      </w:r>
+    </w:p>
+    <w:p>
+      <w:pPr>
+        <w:spacing w:before="0" w:after="0" w:line="240" w:lineRule="auto"/>
+        <w:jc w:val="left"/>
+      </w:pPr>
+      <w:r>
+        <w:br w:type="page"/>
+      </w:r>
+    </w:p>
+    <w:p>
+      <w:pPr>
+        <w:spacing w:before="320" w:after="240" w:line="240" w:lineRule="auto"/>
+        <w:jc w:val="left"/>
+      </w:pPr>
+      <w:r>
+        <w:rPr>
+          <w:rFonts w:ascii="바탕체" w:hAnsi="바탕체" w:eastAsia="바탕체" w:cs="바탕체"/>
+          <w:b/>
+          <w:i w:val="0"/>
+          <w:sz w:val="28"/>
+          <w:u w:val="none"/>
+        </w:rPr>
+        <w:t>별첨 3. 참고문헌</w:t>
       </w:r>
     </w:p>
     <w:p>
       <w:pPr>
         <w:spacing w:before="0" w:after="180" w:line="240" w:lineRule="auto"/>
-        <w:ind w:left="1134"/>
+        <w:jc w:val="left"/>
+      </w:pPr>
+      <w:r>
+        <w:rPr>
+          <w:rFonts w:ascii="바탕체" w:hAnsi="바탕체" w:eastAsia="바탕체" w:cs="바탕체"/>
+          <w:b/>
+          <w:i w:val="0"/>
+          <w:sz w:val="28"/>
+          <w:u w:val="none"/>
+        </w:rPr>
+        <w:t xml:space="preserve"> □ 분석 기사</w:t>
+      </w:r>
+    </w:p>
+    <w:p>
+      <w:pPr>
+        <w:spacing w:before="0" w:after="180" w:line="240" w:lineRule="auto"/>
         <w:jc w:val="left"/>
       </w:pPr>
       <w:r>
@@ -7988,35 +5360,12 @@
           <w:sz w:val="28"/>
           <w:u w:val="none"/>
         </w:rPr>
-        <w:t xml:space="preserve">- </w:t>
-      </w:r>
-      <w:r>
-        <w:rPr>
-          <w:rFonts w:ascii="바탕체" w:hAnsi="바탕체" w:eastAsia="바탕체" w:cs="바탕체"/>
-          <w:b w:val="0"/>
-          <w:i w:val="0"/>
-          <w:sz w:val="28"/>
-          <w:u w:val="none"/>
-        </w:rPr>
-        <w:t>Wikipedia, "Medallia"</w:t>
-        <w:br/>
-        <w:t xml:space="preserve">       — </w:t>
-      </w:r>
-      <w:r>
-        <w:rPr>
-          <w:rFonts w:ascii="바탕체" w:hAnsi="바탕체" w:eastAsia="바탕체" w:cs="바탕체"/>
-          <w:b w:val="0"/>
-          <w:i w:val="0"/>
-          <w:sz w:val="28"/>
-          <w:u w:val="none"/>
-        </w:rPr>
-        <w:t>en.wikipedia.org</w:t>
+        <w:t xml:space="preserve">   - OnlyCFO, "Thoma Bravo's $5B Medallia Loss | The PE Reckoning is Coming..." ('26.5月) — onlycfo.io</w:t>
       </w:r>
     </w:p>
     <w:p>
       <w:pPr>
         <w:spacing w:before="0" w:after="180" w:line="240" w:lineRule="auto"/>
-        <w:ind w:left="1134"/>
         <w:jc w:val="left"/>
       </w:pPr>
       <w:r>
@@ -8027,35 +5376,28 @@
           <w:sz w:val="28"/>
           <w:u w:val="none"/>
         </w:rPr>
-        <w:t xml:space="preserve">- </w:t>
-      </w:r>
-      <w:r>
-        <w:rPr>
-          <w:rFonts w:ascii="바탕체" w:hAnsi="바탕체" w:eastAsia="바탕체" w:cs="바탕체"/>
-          <w:b w:val="0"/>
-          <w:i w:val="0"/>
-          <w:sz w:val="28"/>
-          <w:u w:val="none"/>
-        </w:rPr>
-        <w:t>Wikipedia, "Thoma Bravo"</w:t>
-        <w:br/>
-        <w:t xml:space="preserve">       — </w:t>
-      </w:r>
-      <w:r>
-        <w:rPr>
-          <w:rFonts w:ascii="바탕체" w:hAnsi="바탕체" w:eastAsia="바탕체" w:cs="바탕체"/>
-          <w:b w:val="0"/>
-          <w:i w:val="0"/>
-          <w:sz w:val="28"/>
-          <w:u w:val="none"/>
-        </w:rPr>
-        <w:t>en.wikipedia.org</w:t>
+        <w:t xml:space="preserve">   - Bloomberg, "Thoma Bravo Declines to Invest More in Troubled Medallia" ('26.4月) — bloomberg.com</w:t>
       </w:r>
     </w:p>
     <w:p>
       <w:pPr>
         <w:spacing w:before="0" w:after="180" w:line="240" w:lineRule="auto"/>
-        <w:ind w:left="1134"/>
+        <w:jc w:val="left"/>
+      </w:pPr>
+      <w:r>
+        <w:rPr>
+          <w:rFonts w:ascii="바탕체" w:hAnsi="바탕체" w:eastAsia="바탕체" w:cs="바탕체"/>
+          <w:b/>
+          <w:i w:val="0"/>
+          <w:sz w:val="28"/>
+          <w:u w:val="none"/>
+        </w:rPr>
+        <w:t xml:space="preserve"> □ 기업 공식 자료</w:t>
+      </w:r>
+    </w:p>
+    <w:p>
+      <w:pPr>
+        <w:spacing w:before="0" w:after="180" w:line="240" w:lineRule="auto"/>
         <w:jc w:val="left"/>
       </w:pPr>
       <w:r>
@@ -8066,35 +5408,12 @@
           <w:sz w:val="28"/>
           <w:u w:val="none"/>
         </w:rPr>
-        <w:t xml:space="preserve">- </w:t>
-      </w:r>
-      <w:r>
-        <w:rPr>
-          <w:rFonts w:ascii="바탕체" w:hAnsi="바탕체" w:eastAsia="바탕체" w:cs="바탕체"/>
-          <w:b w:val="0"/>
-          <w:i w:val="0"/>
-          <w:sz w:val="28"/>
-          <w:u w:val="none"/>
-        </w:rPr>
-        <w:t>Wikipedia, "Rule of 40"</w:t>
-        <w:br/>
-        <w:t xml:space="preserve">       — </w:t>
-      </w:r>
-      <w:r>
-        <w:rPr>
-          <w:rFonts w:ascii="바탕체" w:hAnsi="바탕체" w:eastAsia="바탕체" w:cs="바탕체"/>
-          <w:b w:val="0"/>
-          <w:i w:val="0"/>
-          <w:sz w:val="28"/>
-          <w:u w:val="none"/>
-        </w:rPr>
-        <w:t>en.wikipedia.org</w:t>
+        <w:t xml:space="preserve">   - Medallia 공식 홈페이지 — medallia.com</w:t>
       </w:r>
     </w:p>
     <w:p>
       <w:pPr>
         <w:spacing w:before="0" w:after="180" w:line="240" w:lineRule="auto"/>
-        <w:ind w:left="1134"/>
         <w:jc w:val="left"/>
       </w:pPr>
       <w:r>
@@ -8105,8 +5424,14 @@
           <w:sz w:val="28"/>
           <w:u w:val="none"/>
         </w:rPr>
-        <w:t xml:space="preserve">- </w:t>
+        <w:t xml:space="preserve">   - Thoma Bravo 공식 홈페이지 — thomabravo.com</w:t>
       </w:r>
+    </w:p>
+    <w:p>
+      <w:pPr>
+        <w:spacing w:before="0" w:after="180" w:line="240" w:lineRule="auto"/>
+        <w:jc w:val="left"/>
+      </w:pPr>
       <w:r>
         <w:rPr>
           <w:rFonts w:ascii="바탕체" w:hAnsi="바탕체" w:eastAsia="바탕체" w:cs="바탕체"/>
@@ -8115,10 +5440,14 @@
           <w:sz w:val="28"/>
           <w:u w:val="none"/>
         </w:rPr>
-        <w:t>McKinsey, "SaaS and the Rule of 40: Keys to the Critical Value Creation Metric"</w:t>
-        <w:br/>
-        <w:t xml:space="preserve">       — </w:t>
+        <w:t xml:space="preserve">   - Thoma Bravo, "Medallia to be Acquired by Thoma Bravo for $6.4 Billion" (보도자료, '21.7月)</w:t>
       </w:r>
+    </w:p>
+    <w:p>
+      <w:pPr>
+        <w:spacing w:before="0" w:after="180" w:line="240" w:lineRule="auto"/>
+        <w:jc w:val="left"/>
+      </w:pPr>
       <w:r>
         <w:rPr>
           <w:rFonts w:ascii="바탕체" w:hAnsi="바탕체" w:eastAsia="바탕체" w:cs="바탕체"/>
@@ -8127,12 +5456,92 @@
           <w:sz w:val="28"/>
           <w:u w:val="none"/>
         </w:rPr>
-        <w:t>mckinsey.com</w:t>
+        <w:t xml:space="preserve">   - PR Newswire, "Medallia Announces Pricing of Initial Public Offering" ('19.7月)</w:t>
       </w:r>
     </w:p>
     <w:p>
       <w:pPr>
-        <w:spacing w:before="0" w:after="240" w:line="240" w:lineRule="auto"/>
+        <w:spacing w:before="0" w:after="180" w:line="240" w:lineRule="auto"/>
+        <w:jc w:val="left"/>
+      </w:pPr>
+      <w:r>
+        <w:rPr>
+          <w:rFonts w:ascii="바탕체" w:hAnsi="바탕체" w:eastAsia="바탕체" w:cs="바탕체"/>
+          <w:b/>
+          <w:i w:val="0"/>
+          <w:sz w:val="28"/>
+          <w:u w:val="none"/>
+        </w:rPr>
+        <w:t xml:space="preserve"> □ 개념 참고</w:t>
+      </w:r>
+    </w:p>
+    <w:p>
+      <w:pPr>
+        <w:spacing w:before="0" w:after="180" w:line="240" w:lineRule="auto"/>
+        <w:jc w:val="left"/>
+      </w:pPr>
+      <w:r>
+        <w:rPr>
+          <w:rFonts w:ascii="바탕체" w:hAnsi="바탕체" w:eastAsia="바탕체" w:cs="바탕체"/>
+          <w:b w:val="0"/>
+          <w:i w:val="0"/>
+          <w:sz w:val="28"/>
+          <w:u w:val="none"/>
+        </w:rPr>
+        <w:t xml:space="preserve">   - Wikipedia, "Medallia" — en.wikipedia.org</w:t>
+      </w:r>
+    </w:p>
+    <w:p>
+      <w:pPr>
+        <w:spacing w:before="0" w:after="180" w:line="240" w:lineRule="auto"/>
+        <w:jc w:val="left"/>
+      </w:pPr>
+      <w:r>
+        <w:rPr>
+          <w:rFonts w:ascii="바탕체" w:hAnsi="바탕체" w:eastAsia="바탕체" w:cs="바탕체"/>
+          <w:b w:val="0"/>
+          <w:i w:val="0"/>
+          <w:sz w:val="28"/>
+          <w:u w:val="none"/>
+        </w:rPr>
+        <w:t xml:space="preserve">   - Wikipedia, "Thoma Bravo" — en.wikipedia.org</w:t>
+      </w:r>
+    </w:p>
+    <w:p>
+      <w:pPr>
+        <w:spacing w:before="0" w:after="180" w:line="240" w:lineRule="auto"/>
+        <w:jc w:val="left"/>
+      </w:pPr>
+      <w:r>
+        <w:rPr>
+          <w:rFonts w:ascii="바탕체" w:hAnsi="바탕체" w:eastAsia="바탕체" w:cs="바탕체"/>
+          <w:b w:val="0"/>
+          <w:i w:val="0"/>
+          <w:sz w:val="28"/>
+          <w:u w:val="none"/>
+        </w:rPr>
+        <w:t xml:space="preserve">   - Wikipedia, "Rule of 40" — en.wikipedia.org</w:t>
+      </w:r>
+    </w:p>
+    <w:p>
+      <w:pPr>
+        <w:spacing w:before="0" w:after="180" w:line="240" w:lineRule="auto"/>
+        <w:jc w:val="left"/>
+      </w:pPr>
+      <w:r>
+        <w:rPr>
+          <w:rFonts w:ascii="바탕체" w:hAnsi="바탕체" w:eastAsia="바탕체" w:cs="바탕체"/>
+          <w:b w:val="0"/>
+          <w:i w:val="0"/>
+          <w:sz w:val="28"/>
+          <w:u w:val="none"/>
+        </w:rPr>
+        <w:t xml:space="preserve">   - McKinsey, "SaaS and the Rule of 40" — mckinsey.com</w:t>
+      </w:r>
+    </w:p>
+    <w:p>
+      <w:pPr>
+        <w:spacing w:before="240" w:after="0" w:line="240" w:lineRule="auto"/>
         <w:jc w:val="right"/>
       </w:pPr>
       <w:r>
@@ -8143,13 +5552,13 @@
           <w:sz w:val="28"/>
           <w:u w:val="none"/>
         </w:rPr>
-        <w:t>— 以 上 —</w:t>
+        <w:t>- 以 上 -</w:t>
       </w:r>
     </w:p>
     <w:sectPr>
       <w:footerReference w:type="default" r:id="rId9"/>
       <w:pgSz w:w="11906" w:h="16838"/>
-      <w:pgMar w:top="1417" w:right="1134" w:bottom="1417" w:left="1134" w:header="720" w:footer="454" w:gutter="0"/>
+      <w:pgMar w:top="1134" w:right="1134" w:bottom="1134" w:left="1134" w:header="720" w:footer="454" w:gutter="0"/>
       <w:cols w:space="720"/>
       <w:docGrid w:linePitch="360"/>
     </w:sectPr>
@@ -8172,7 +5581,7 @@
         <w:sz w:val="24"/>
         <w:u w:val="none"/>
       </w:rPr>
-      <w:t xml:space="preserve">— </w:t>
+      <w:t xml:space="preserve">- </w:t>
     </w:r>
     <w:r>
       <w:rPr>
@@ -8212,7 +5621,7 @@
         <w:sz w:val="24"/>
         <w:u w:val="none"/>
       </w:rPr>
-      <w:t xml:space="preserve"> —</w:t>
+      <w:t xml:space="preserve"> -</w:t>
     </w:r>
   </w:p>
 </w:ftr>

--- a/files/medallia_report_final.docx
+++ b/files/medallia_report_final.docx
@@ -2744,7 +2744,7 @@
           <w:sz w:val="28"/>
           <w:u w:val="none"/>
         </w:rPr>
-        <w:t xml:space="preserve">   - '26.4.30 Bloomberg 보도 이후 추가 협상 경과</w:t>
+        <w:t xml:space="preserve">   - '26.04.30 Bloomberg 보도 이후 추가 협상 경과</w:t>
       </w:r>
     </w:p>
     <w:p>

--- a/files/medallia_report_final.docx
+++ b/files/medallia_report_final.docx
@@ -31,146 +31,9 @@
           <w:sz w:val="28"/>
           <w:u w:val="none"/>
         </w:rPr>
-        <w:t>'26.05.08  솔루션전략그룹</w:t>
+        <w:t>'26.05.14  솔루션전략그룹(솔루션)</w:t>
       </w:r>
     </w:p>
-    <w:tbl>
-      <w:tblPr>
-        <w:tblW w:type="auto" w:w="0"/>
-        <w:jc w:val="left"/>
-        <w:tblLook w:firstColumn="1" w:firstRow="1" w:lastColumn="0" w:lastRow="0" w:noHBand="0" w:noVBand="1" w:val="04A0"/>
-        <w:tblBorders>
-          <w:top w:val="nil"/>
-          <w:left w:val="nil"/>
-          <w:bottom w:val="nil"/>
-          <w:right w:val="nil"/>
-          <w:insideH w:val="nil"/>
-          <w:insideV w:val="nil"/>
-        </w:tblBorders>
-        <w:tblLayout w:type="fixed"/>
-      </w:tblPr>
-      <w:tblGrid>
-        <w:gridCol w:w="3213"/>
-        <w:gridCol w:w="3213"/>
-        <w:gridCol w:w="3213"/>
-      </w:tblGrid>
-      <w:tr>
-        <w:tc>
-          <w:tcPr>
-            <w:tcW w:type="dxa" w:w="3213"/>
-            <w:tcW w:w="140" w:type="dxa"/>
-            <w:tcMar>
-              <w:left w:w="0" w:type="dxa"/>
-              <w:right w:w="0" w:type="dxa"/>
-              <w:top w:w="0" w:type="dxa"/>
-              <w:bottom w:w="0" w:type="dxa"/>
-            </w:tcMar>
-            <w:tcBorders>
-              <w:top w:val="single" w:sz="4" w:color="000000"/>
-              <w:left w:val="single" w:sz="4" w:color="000000"/>
-              <w:bottom w:val="single" w:sz="4" w:color="000000"/>
-              <w:right w:val="nil"/>
-            </w:tcBorders>
-          </w:tcPr>
-          <w:p>
-            <w:pPr>
-              <w:spacing w:before="0" w:after="0" w:line="240" w:lineRule="auto"/>
-              <w:jc w:val="left"/>
-            </w:pPr>
-          </w:p>
-        </w:tc>
-        <w:tc>
-          <w:tcPr>
-            <w:tcW w:type="dxa" w:w="3213"/>
-            <w:tcW w:w="9353" w:type="dxa"/>
-            <w:tcMar>
-              <w:left w:w="28" w:type="dxa"/>
-              <w:right w:w="28" w:type="dxa"/>
-              <w:top w:w="0" w:type="dxa"/>
-              <w:bottom w:w="0" w:type="dxa"/>
-            </w:tcMar>
-            <w:tcBorders>
-              <w:top w:val="nil"/>
-              <w:left w:val="nil"/>
-              <w:bottom w:val="nil"/>
-              <w:right w:val="nil"/>
-            </w:tcBorders>
-          </w:tcPr>
-          <w:p>
-            <w:pPr>
-              <w:spacing w:before="0" w:after="180" w:line="240" w:lineRule="auto"/>
-              <w:jc w:val="left"/>
-            </w:pPr>
-            <w:r>
-              <w:rPr>
-                <w:rFonts w:ascii="바탕체" w:hAnsi="바탕체" w:eastAsia="바탕체" w:cs="바탕체"/>
-                <w:b w:val="0"/>
-                <w:i w:val="0"/>
-                <w:sz w:val="28"/>
-                <w:u w:val="none"/>
-              </w:rPr>
-              <w:t xml:space="preserve"> '21.7月 Thoma Bravo의 Medallia 인수($6.4B)는 고배수 LBO·변동금리·성장률 과대 추정이 복합 작용하여 '26年 에쿼티 $5B 전액 손실로 귀결됨</w:t>
-            </w:r>
-          </w:p>
-          <w:p>
-            <w:pPr>
-              <w:spacing w:before="0" w:after="180" w:line="240" w:lineRule="auto"/>
-              <w:jc w:val="left"/>
-            </w:pPr>
-            <w:r>
-              <w:rPr>
-                <w:rFonts w:ascii="바탕체" w:hAnsi="바탕체" w:eastAsia="바탕체" w:cs="바탕체"/>
-                <w:b w:val="0"/>
-                <w:i w:val="0"/>
-                <w:sz w:val="28"/>
-                <w:u w:val="none"/>
-              </w:rPr>
-              <w:t xml:space="preserve"> 이자비용($300M)의 EBITDA($200M) 초과 및 FCF 전액 이자 투입으로 인한 제품 혁신 중단이 핵심 실패 원인으로 판단됨</w:t>
-            </w:r>
-          </w:p>
-          <w:p>
-            <w:pPr>
-              <w:spacing w:before="0" w:after="180" w:line="240" w:lineRule="auto"/>
-              <w:jc w:val="left"/>
-            </w:pPr>
-            <w:r>
-              <w:rPr>
-                <w:rFonts w:ascii="바탕체" w:hAnsi="바탕체" w:eastAsia="바탕체" w:cs="바탕체"/>
-                <w:b w:val="0"/>
-                <w:i w:val="0"/>
-                <w:sz w:val="28"/>
-                <w:u w:val="none"/>
-              </w:rPr>
-              <w:t xml:space="preserve"> 표면 지표(매출·EBITDA) 중심 평가 한계 보완을 위해 FCF 및 EV/Par Coverage 지표를 사업건전성 대시보드에 추가 검토 필요</w:t>
-            </w:r>
-          </w:p>
-        </w:tc>
-        <w:tc>
-          <w:tcPr>
-            <w:tcW w:type="dxa" w:w="3213"/>
-            <w:tcW w:w="140" w:type="dxa"/>
-            <w:tcMar>
-              <w:left w:w="0" w:type="dxa"/>
-              <w:right w:w="0" w:type="dxa"/>
-              <w:top w:w="0" w:type="dxa"/>
-              <w:bottom w:w="0" w:type="dxa"/>
-            </w:tcMar>
-            <w:tcBorders>
-              <w:top w:val="single" w:sz="4" w:color="000000"/>
-              <w:right w:val="single" w:sz="4" w:color="000000"/>
-              <w:bottom w:val="single" w:sz="4" w:color="000000"/>
-              <w:left w:val="nil"/>
-            </w:tcBorders>
-          </w:tcPr>
-          <w:p>
-            <w:pPr>
-              <w:spacing w:before="0" w:after="0" w:line="240" w:lineRule="auto"/>
-              <w:jc w:val="left"/>
-            </w:pPr>
-          </w:p>
-        </w:tc>
-      </w:tr>
-    </w:tbl>
     <w:p>
       <w:pPr>
         <w:spacing w:before="320" w:after="240" w:line="240" w:lineRule="auto"/>
@@ -216,7 +79,7 @@
           <w:sz w:val="28"/>
           <w:u w:val="none"/>
         </w:rPr>
-        <w:t xml:space="preserve">   - '21.7月 Thoma Bravo, Medallia를 $6.4B(매출 9배)에 인수·상장폐지</w:t>
+        <w:t xml:space="preserve">   - Thoma Bravo는 Medallia를 $6.4B(멀티플 약 9배)에 인수하며 상장폐지 ('21.7月)</w:t>
       </w:r>
     </w:p>
     <w:p>
@@ -232,7 +95,7 @@
           <w:sz w:val="28"/>
           <w:u w:val="none"/>
         </w:rPr>
-        <w:t xml:space="preserve">   - '22~'23年 美 연준 금리 인상(SOFR 5.4%)으로 이자부담 급증 — 연이자 $135M → $300M</w:t>
+        <w:t xml:space="preserve">   - 이후 美 연준 금리 인상에 따라 SOFR가 약 5.4%까지 상승하며 차입 이자 부담 급증 ('22~'25年)</w:t>
       </w:r>
     </w:p>
     <w:p>
@@ -248,7 +111,71 @@
           <w:sz w:val="28"/>
           <w:u w:val="none"/>
         </w:rPr>
-        <w:t xml:space="preserve">   - '26年 채권단(Blackstone 等)에 경영권 이전 결정 → 에쿼티 $5B 전액 손실 확정</w:t>
+        <w:t xml:space="preserve">   - EBITDA를 초과하는 이자 비용 발생으로 구조적 부실 상태에 직면, 채권단으로 경영권 이전 및 투자금 손실 발생 ('26.4月)</w:t>
+      </w:r>
+    </w:p>
+    <w:p>
+      <w:pPr>
+        <w:spacing w:before="0" w:after="180" w:line="240" w:lineRule="auto"/>
+        <w:jc w:val="left"/>
+      </w:pPr>
+      <w:r>
+        <w:rPr>
+          <w:rFonts w:ascii="바탕체" w:hAnsi="바탕체" w:eastAsia="바탕체" w:cs="바탕체"/>
+          <w:b/>
+          <w:i w:val="0"/>
+          <w:sz w:val="28"/>
+          <w:u w:val="none"/>
+        </w:rPr>
+        <w:t xml:space="preserve"> □ 분석 범위</w:t>
+      </w:r>
+    </w:p>
+    <w:p>
+      <w:pPr>
+        <w:spacing w:before="0" w:after="180" w:line="240" w:lineRule="auto"/>
+        <w:jc w:val="left"/>
+      </w:pPr>
+      <w:r>
+        <w:rPr>
+          <w:rFonts w:ascii="바탕체" w:hAnsi="바탕체" w:eastAsia="바탕체" w:cs="바탕체"/>
+          <w:b w:val="0"/>
+          <w:i w:val="0"/>
+          <w:sz w:val="28"/>
+          <w:u w:val="none"/>
+        </w:rPr>
+        <w:t xml:space="preserve">   - 분석 대상: Medallia / Thoma Bravo</w:t>
+      </w:r>
+    </w:p>
+    <w:p>
+      <w:pPr>
+        <w:spacing w:before="0" w:after="180" w:line="240" w:lineRule="auto"/>
+        <w:jc w:val="left"/>
+      </w:pPr>
+      <w:r>
+        <w:rPr>
+          <w:rFonts w:ascii="바탕체" w:hAnsi="바탕체" w:eastAsia="바탕체" w:cs="바탕체"/>
+          <w:b w:val="0"/>
+          <w:i w:val="0"/>
+          <w:sz w:val="28"/>
+          <w:u w:val="none"/>
+        </w:rPr>
+        <w:t xml:space="preserve">   - 분석 기간: '21年 Thoma Bravo의 Medallia 인수 ~ '26年 채권단으로 경영권 이전</w:t>
+      </w:r>
+    </w:p>
+    <w:p>
+      <w:pPr>
+        <w:spacing w:before="0" w:after="180" w:line="240" w:lineRule="auto"/>
+        <w:jc w:val="left"/>
+      </w:pPr>
+      <w:r>
+        <w:rPr>
+          <w:rFonts w:ascii="바탕체" w:hAnsi="바탕체" w:eastAsia="바탕체" w:cs="바탕체"/>
+          <w:b w:val="0"/>
+          <w:i w:val="0"/>
+          <w:sz w:val="28"/>
+          <w:u w:val="none"/>
+        </w:rPr>
+        <w:t xml:space="preserve">   - 재무 수치 출처: Bloomberg, OnlyCFO 분석 기반 추정치</w:t>
       </w:r>
     </w:p>
     <w:p>
@@ -280,7 +207,7 @@
           <w:sz w:val="28"/>
           <w:u w:val="none"/>
         </w:rPr>
-        <w:t xml:space="preserve">   - PE·LBO 구조의 구조적 실패 원인 진단</w:t>
+        <w:t xml:space="preserve">   - PE 기반 SaaS 차입매수(LBO) 방식의 실패 원인 분석</w:t>
       </w:r>
     </w:p>
     <w:p>
@@ -296,7 +223,39 @@
           <w:sz w:val="28"/>
           <w:u w:val="none"/>
         </w:rPr>
-        <w:t xml:space="preserve">   - 성장률·EBITDA 중심 평가의 한계 확인</w:t>
+        <w:t xml:space="preserve">   - SaaS 기업가치 평가 기준 재점검 — ARR성장률 중심 평가 방식의 한계점 확인</w:t>
+      </w:r>
+    </w:p>
+    <w:p>
+      <w:pPr>
+        <w:spacing w:before="320" w:after="240" w:line="240" w:lineRule="auto"/>
+        <w:jc w:val="left"/>
+      </w:pPr>
+      <w:r>
+        <w:rPr>
+          <w:rFonts w:ascii="바탕체" w:hAnsi="바탕체" w:eastAsia="바탕체" w:cs="바탕체"/>
+          <w:b/>
+          <w:i w:val="0"/>
+          <w:sz w:val="28"/>
+          <w:u w:val="none"/>
+        </w:rPr>
+        <w:t>2. Medallia 개요</w:t>
+      </w:r>
+    </w:p>
+    <w:p>
+      <w:pPr>
+        <w:spacing w:before="0" w:after="180" w:line="240" w:lineRule="auto"/>
+        <w:jc w:val="left"/>
+      </w:pPr>
+      <w:r>
+        <w:rPr>
+          <w:rFonts w:ascii="바탕체" w:hAnsi="바탕체" w:eastAsia="바탕체" w:cs="바탕체"/>
+          <w:b/>
+          <w:i w:val="0"/>
+          <w:sz w:val="28"/>
+          <w:u w:val="none"/>
+        </w:rPr>
+        <w:t xml:space="preserve"> □ 기업 개요</w:t>
       </w:r>
     </w:p>
     <w:p>
@@ -312,7 +271,7 @@
           <w:sz w:val="28"/>
           <w:u w:val="none"/>
         </w:rPr>
-        <w:t xml:space="preserve">   - Rule of 40·FCF·NRR 기반 건전성 평가 체계 도출</w:t>
+        <w:t xml:space="preserve">   - '01年 설립, 미국 샌프란시스코 소재 CX 관리 플랫폼 전문 기업</w:t>
       </w:r>
     </w:p>
     <w:p>
@@ -328,7 +287,135 @@
           <w:sz w:val="28"/>
           <w:u w:val="none"/>
         </w:rPr>
-        <w:t xml:space="preserve">   - 사업건전성 대시보드 운영 방향 시사점 제시</w:t>
+        <w:t xml:space="preserve">   - CRM 솔루션 영역 중 CX Management(고객경험 분석 관리) 부문 內 2위</w:t>
+      </w:r>
+    </w:p>
+    <w:p>
+      <w:pPr>
+        <w:spacing w:before="0" w:after="180" w:line="240" w:lineRule="auto"/>
+        <w:jc w:val="left"/>
+      </w:pPr>
+      <w:r>
+        <w:rPr>
+          <w:rFonts w:ascii="바탕체" w:hAnsi="바탕체" w:eastAsia="바탕체" w:cs="바탕체"/>
+          <w:b w:val="0"/>
+          <w:i w:val="0"/>
+          <w:sz w:val="28"/>
+          <w:u w:val="none"/>
+        </w:rPr>
+        <w:t xml:space="preserve">     · CRM은 Pre-Sales, Sales, Post-sales(Service/Support)로 구분되며, CX Management는 Post-sales 시장과 연관</w:t>
+      </w:r>
+    </w:p>
+    <w:p>
+      <w:pPr>
+        <w:spacing w:before="0" w:after="180" w:line="240" w:lineRule="auto"/>
+        <w:jc w:val="left"/>
+      </w:pPr>
+      <w:r>
+        <w:rPr>
+          <w:rFonts w:ascii="바탕체" w:hAnsi="바탕체" w:eastAsia="바탕체" w:cs="바탕체"/>
+          <w:b w:val="0"/>
+          <w:i w:val="0"/>
+          <w:sz w:val="28"/>
+          <w:u w:val="none"/>
+        </w:rPr>
+        <w:t xml:space="preserve">   - 오퍼링: 고객경험 피드백 수집/분석, NPS 측정, 직원경험 플랫폼, 옴니채널 고객 인텔리전스 제공</w:t>
+      </w:r>
+    </w:p>
+    <w:p>
+      <w:pPr>
+        <w:spacing w:before="0" w:after="180" w:line="240" w:lineRule="auto"/>
+        <w:jc w:val="left"/>
+      </w:pPr>
+      <w:r>
+        <w:rPr>
+          <w:rFonts w:ascii="바탕체" w:hAnsi="바탕체" w:eastAsia="바탕체" w:cs="바탕체"/>
+          <w:b w:val="0"/>
+          <w:i w:val="0"/>
+          <w:sz w:val="28"/>
+          <w:u w:val="none"/>
+        </w:rPr>
+        <w:t xml:space="preserve">   - 고객군: 금융, 항공, 호텔, 통신 등 글로벌 대기업</w:t>
+      </w:r>
+    </w:p>
+    <w:p>
+      <w:pPr>
+        <w:spacing w:before="0" w:after="180" w:line="240" w:lineRule="auto"/>
+        <w:jc w:val="left"/>
+      </w:pPr>
+      <w:r>
+        <w:rPr>
+          <w:rFonts w:ascii="바탕체" w:hAnsi="바탕체" w:eastAsia="바탕체" w:cs="바탕체"/>
+          <w:b w:val="0"/>
+          <w:i w:val="0"/>
+          <w:sz w:val="28"/>
+          <w:u w:val="none"/>
+        </w:rPr>
+        <w:t xml:space="preserve">   - '15~'18年: VC, PE로부터 복수의 투자 유치, 기업가치 급성장</w:t>
+      </w:r>
+    </w:p>
+    <w:p>
+      <w:pPr>
+        <w:spacing w:before="0" w:after="180" w:line="240" w:lineRule="auto"/>
+        <w:jc w:val="left"/>
+      </w:pPr>
+      <w:r>
+        <w:rPr>
+          <w:rFonts w:ascii="바탕체" w:hAnsi="바탕체" w:eastAsia="바탕체" w:cs="바탕체"/>
+          <w:b w:val="0"/>
+          <w:i w:val="0"/>
+          <w:sz w:val="28"/>
+          <w:u w:val="none"/>
+        </w:rPr>
+        <w:t xml:space="preserve">   - '19年: NYSE 상장, IPO 공모가 $21 → 상장 이후 $30~$40</w:t>
+      </w:r>
+    </w:p>
+    <w:p>
+      <w:pPr>
+        <w:spacing w:before="0" w:after="180" w:line="240" w:lineRule="auto"/>
+        <w:jc w:val="left"/>
+      </w:pPr>
+      <w:r>
+        <w:rPr>
+          <w:rFonts w:ascii="바탕체" w:hAnsi="바탕체" w:eastAsia="바탕체" w:cs="바탕체"/>
+          <w:b w:val="0"/>
+          <w:i w:val="0"/>
+          <w:sz w:val="28"/>
+          <w:u w:val="none"/>
+        </w:rPr>
+        <w:t xml:space="preserve">   - '20年: 매출 $477M, 순손실 –$149M</w:t>
+      </w:r>
+    </w:p>
+    <w:p>
+      <w:pPr>
+        <w:spacing w:before="0" w:after="180" w:line="240" w:lineRule="auto"/>
+        <w:jc w:val="left"/>
+      </w:pPr>
+      <w:r>
+        <w:rPr>
+          <w:rFonts w:ascii="바탕체" w:hAnsi="바탕체" w:eastAsia="바탕체" w:cs="바탕체"/>
+          <w:b w:val="0"/>
+          <w:i w:val="0"/>
+          <w:sz w:val="28"/>
+          <w:u w:val="none"/>
+        </w:rPr>
+        <w:t xml:space="preserve">   - '21年: Thoma Bravo에 인수되며 상장폐지</w:t>
+      </w:r>
+    </w:p>
+    <w:p>
+      <w:pPr>
+        <w:spacing w:before="320" w:after="240" w:line="240" w:lineRule="auto"/>
+        <w:jc w:val="left"/>
+      </w:pPr>
+      <w:r>
+        <w:rPr>
+          <w:rFonts w:ascii="바탕체" w:hAnsi="바탕체" w:eastAsia="바탕체" w:cs="바탕체"/>
+          <w:b/>
+          <w:i w:val="0"/>
+          <w:sz w:val="28"/>
+          <w:u w:val="none"/>
+        </w:rPr>
+        <w:t>3. Medallia 투자/인수 현황</w:t>
       </w:r>
     </w:p>
     <w:p>
@@ -344,7 +431,7 @@
           <w:sz w:val="28"/>
           <w:u w:val="none"/>
         </w:rPr>
-        <w:t xml:space="preserve"> □ 분석 범위</w:t>
+        <w:t xml:space="preserve"> □ Thoma Bravo의 Medallia 인수 ('21年)</w:t>
       </w:r>
     </w:p>
     <w:p>
@@ -360,7 +447,7 @@
           <w:sz w:val="28"/>
           <w:u w:val="none"/>
         </w:rPr>
-        <w:t xml:space="preserve">   - 분석 대상: Medallia, Inc. / Thoma Bravo, LP</w:t>
+        <w:t xml:space="preserve">   - 당시 고성장 SaaS 프리미엄을 고려, EV/Revenue 멀티플을 약 9배로 적용</w:t>
       </w:r>
     </w:p>
     <w:p>
@@ -376,7 +463,7 @@
           <w:sz w:val="28"/>
           <w:u w:val="none"/>
         </w:rPr>
-        <w:t xml:space="preserve">   - 분석 기간: '01年 설립 ~ '26年 경영권 이전</w:t>
+        <w:t xml:space="preserve">   ※ 멀티플: 기업가치(EV)를 특정 재무지표로 나눈 값으로, 시장이 해당 기업 실적에 부여하는 가치 수준</w:t>
       </w:r>
     </w:p>
     <w:p>
@@ -392,327 +479,7 @@
           <w:sz w:val="28"/>
           <w:u w:val="none"/>
         </w:rPr>
-        <w:t xml:space="preserve">   - 재무 수치 출처: OnlyCFO('26.5月), Bloomberg('26.4月) 분석 기반 추정치</w:t>
-      </w:r>
-    </w:p>
-    <w:p>
-      <w:pPr>
-        <w:spacing w:before="320" w:after="240" w:line="240" w:lineRule="auto"/>
-        <w:jc w:val="left"/>
-      </w:pPr>
-      <w:r>
-        <w:rPr>
-          <w:rFonts w:ascii="바탕체" w:hAnsi="바탕체" w:eastAsia="바탕체" w:cs="바탕체"/>
-          <w:b/>
-          <w:i w:val="0"/>
-          <w:sz w:val="28"/>
-          <w:u w:val="none"/>
-        </w:rPr>
-        <w:t>2. 주요 발견사항</w:t>
-      </w:r>
-    </w:p>
-    <w:p>
-      <w:pPr>
-        <w:spacing w:before="0" w:after="180" w:line="240" w:lineRule="auto"/>
-        <w:jc w:val="left"/>
-      </w:pPr>
-      <w:r>
-        <w:rPr>
-          <w:rFonts w:ascii="바탕체" w:hAnsi="바탕체" w:eastAsia="바탕체" w:cs="바탕체"/>
-          <w:b/>
-          <w:i w:val="0"/>
-          <w:sz w:val="28"/>
-          <w:u w:val="none"/>
-        </w:rPr>
-        <w:t xml:space="preserve"> □ 핵심 판단</w:t>
-      </w:r>
-    </w:p>
-    <w:p>
-      <w:pPr>
-        <w:spacing w:before="0" w:after="180" w:line="240" w:lineRule="auto"/>
-        <w:jc w:val="left"/>
-      </w:pPr>
-      <w:r>
-        <w:rPr>
-          <w:rFonts w:ascii="바탕체" w:hAnsi="바탕체" w:eastAsia="바탕체" w:cs="바탕체"/>
-          <w:b w:val="0"/>
-          <w:i w:val="0"/>
-          <w:sz w:val="28"/>
-          <w:u w:val="none"/>
-        </w:rPr>
-        <w:t xml:space="preserve">   - 이자비용($300M)이 EBITDA($200M)를 초과하는 구조적 적자 — 표면 지표만으로는 실패 감지 불가</w:t>
-      </w:r>
-    </w:p>
-    <w:p>
-      <w:pPr>
-        <w:spacing w:before="0" w:after="180" w:line="240" w:lineRule="auto"/>
-        <w:jc w:val="left"/>
-      </w:pPr>
-      <w:r>
-        <w:rPr>
-          <w:rFonts w:ascii="바탕체" w:hAnsi="바탕체" w:eastAsia="바탕체" w:cs="바탕체"/>
-          <w:b w:val="0"/>
-          <w:i w:val="0"/>
-          <w:sz w:val="28"/>
-          <w:u w:val="none"/>
-        </w:rPr>
-        <w:t xml:space="preserve">   - 변동금리 LBO 구조에서 금리 상승 리스크 미반영이 핵심 취약점</w:t>
-      </w:r>
-    </w:p>
-    <w:p>
-      <w:pPr>
-        <w:spacing w:before="0" w:after="180" w:line="240" w:lineRule="auto"/>
-        <w:jc w:val="left"/>
-      </w:pPr>
-      <w:r>
-        <w:rPr>
-          <w:rFonts w:ascii="바탕체" w:hAnsi="바탕체" w:eastAsia="바탕체" w:cs="바탕체"/>
-          <w:b w:val="0"/>
-          <w:i w:val="0"/>
-          <w:sz w:val="28"/>
-          <w:u w:val="none"/>
-        </w:rPr>
-        <w:t xml:space="preserve">   - FCF 전액 이자 투입으로 AI 시대 제품 혁신 불가 → 고객 이탈 가속화 악순환</w:t>
-      </w:r>
-    </w:p>
-    <w:p>
-      <w:pPr>
-        <w:spacing w:before="0" w:after="180" w:line="240" w:lineRule="auto"/>
-        <w:jc w:val="left"/>
-      </w:pPr>
-      <w:r>
-        <w:rPr>
-          <w:rFonts w:ascii="바탕체" w:hAnsi="바탕체" w:eastAsia="바탕체" w:cs="바탕체"/>
-          <w:b/>
-          <w:i w:val="0"/>
-          <w:sz w:val="28"/>
-          <w:u w:val="none"/>
-        </w:rPr>
-        <w:t>→ 고배수 LBO + 변동금리 + 성장 과대 추정의 3중 실패 구조</w:t>
-      </w:r>
-    </w:p>
-    <w:p>
-      <w:pPr>
-        <w:spacing w:before="0" w:after="180" w:line="240" w:lineRule="auto"/>
-        <w:jc w:val="left"/>
-      </w:pPr>
-      <w:r>
-        <w:rPr>
-          <w:rFonts w:ascii="바탕체" w:hAnsi="바탕체" w:eastAsia="바탕체" w:cs="바탕체"/>
-          <w:b/>
-          <w:i w:val="0"/>
-          <w:sz w:val="28"/>
-          <w:u w:val="none"/>
-        </w:rPr>
-        <w:t xml:space="preserve"> □ 주요 발견</w:t>
-      </w:r>
-    </w:p>
-    <w:p>
-      <w:pPr>
-        <w:spacing w:before="0" w:after="180" w:line="240" w:lineRule="auto"/>
-        <w:jc w:val="left"/>
-      </w:pPr>
-      <w:r>
-        <w:rPr>
-          <w:rFonts w:ascii="바탕체" w:hAnsi="바탕체" w:eastAsia="바탕체" w:cs="바탕체"/>
-          <w:b w:val="0"/>
-          <w:i w:val="0"/>
-          <w:sz w:val="28"/>
-          <w:u w:val="none"/>
-        </w:rPr>
-        <w:t xml:space="preserve">   - PIK 조항 발동으로 부채 $1.8B → $2.8B 복리 팽창 (약 $1B 누적)</w:t>
-      </w:r>
-    </w:p>
-    <w:p>
-      <w:pPr>
-        <w:spacing w:before="0" w:after="180" w:line="240" w:lineRule="auto"/>
-        <w:jc w:val="left"/>
-      </w:pPr>
-      <w:r>
-        <w:rPr>
-          <w:rFonts w:ascii="바탕체" w:hAnsi="바탕체" w:eastAsia="바탕체" w:cs="바탕체"/>
-          <w:b w:val="0"/>
-          <w:i w:val="0"/>
-          <w:sz w:val="28"/>
-          <w:u w:val="none"/>
-        </w:rPr>
-        <w:t xml:space="preserve">   - EBITDA 양호($200M)에도 이자조차 감당 불가 — 전통적 재무 건전성 기준의 중요성 확인</w:t>
-      </w:r>
-    </w:p>
-    <w:p>
-      <w:pPr>
-        <w:spacing w:before="0" w:after="180" w:line="240" w:lineRule="auto"/>
-        <w:jc w:val="left"/>
-      </w:pPr>
-      <w:r>
-        <w:rPr>
-          <w:rFonts w:ascii="바탕체" w:hAnsi="바탕체" w:eastAsia="바탕체" w:cs="바탕체"/>
-          <w:b w:val="0"/>
-          <w:i w:val="0"/>
-          <w:sz w:val="28"/>
-          <w:u w:val="none"/>
-        </w:rPr>
-        <w:t xml:space="preserve">   - M&amp;A·IPO 시장 동결로 PE 통상 회수 수단 전면 차단</w:t>
-      </w:r>
-    </w:p>
-    <w:p>
-      <w:pPr>
-        <w:spacing w:before="0" w:after="180" w:line="240" w:lineRule="auto"/>
-        <w:jc w:val="left"/>
-      </w:pPr>
-      <w:r>
-        <w:rPr>
-          <w:rFonts w:ascii="바탕체" w:hAnsi="바탕체" w:eastAsia="바탕체" w:cs="바탕체"/>
-          <w:b/>
-          <w:i w:val="0"/>
-          <w:sz w:val="28"/>
-          <w:u w:val="none"/>
-        </w:rPr>
-        <w:t xml:space="preserve"> □ 의사결정 포인트</w:t>
-      </w:r>
-    </w:p>
-    <w:p>
-      <w:pPr>
-        <w:spacing w:before="0" w:after="180" w:line="240" w:lineRule="auto"/>
-        <w:jc w:val="left"/>
-      </w:pPr>
-      <w:r>
-        <w:rPr>
-          <w:rFonts w:ascii="바탕체" w:hAnsi="바탕체" w:eastAsia="바탕체" w:cs="바탕체"/>
-          <w:b w:val="0"/>
-          <w:i w:val="0"/>
-          <w:sz w:val="28"/>
-          <w:u w:val="none"/>
-        </w:rPr>
-        <w:t xml:space="preserve">   - SaaS 기업가치 평가 時 SaaS 특화 지표와 전통 재무 지표 병행 관리 필요</w:t>
-      </w:r>
-    </w:p>
-    <w:p>
-      <w:pPr>
-        <w:spacing w:before="0" w:after="180" w:line="240" w:lineRule="auto"/>
-        <w:jc w:val="left"/>
-      </w:pPr>
-      <w:r>
-        <w:rPr>
-          <w:rFonts w:ascii="바탕체" w:hAnsi="바탕체" w:eastAsia="바탕체" w:cs="바탕체"/>
-          <w:b w:val="0"/>
-          <w:i w:val="0"/>
-          <w:sz w:val="28"/>
-          <w:u w:val="none"/>
-        </w:rPr>
-        <w:t xml:space="preserve">   - 변동금리 조달 구조 채택 時 금리 시나리오 분석 의무화 검토 필요</w:t>
-      </w:r>
-    </w:p>
-    <w:p>
-      <w:pPr>
-        <w:spacing w:before="320" w:after="240" w:line="240" w:lineRule="auto"/>
-        <w:jc w:val="left"/>
-      </w:pPr>
-      <w:r>
-        <w:rPr>
-          <w:rFonts w:ascii="바탕체" w:hAnsi="바탕체" w:eastAsia="바탕체" w:cs="바탕체"/>
-          <w:b/>
-          <w:i w:val="0"/>
-          <w:sz w:val="28"/>
-          <w:u w:val="none"/>
-        </w:rPr>
-        <w:t>3. 분석 내용</w:t>
-      </w:r>
-    </w:p>
-    <w:p>
-      <w:pPr>
-        <w:spacing w:before="0" w:after="180" w:line="240" w:lineRule="auto"/>
-        <w:jc w:val="left"/>
-      </w:pPr>
-      <w:r>
-        <w:rPr>
-          <w:rFonts w:ascii="바탕체" w:hAnsi="바탕체" w:eastAsia="바탕체" w:cs="바탕체"/>
-          <w:b/>
-          <w:i w:val="0"/>
-          <w:sz w:val="28"/>
-          <w:u w:val="none"/>
-        </w:rPr>
-        <w:t xml:space="preserve"> □ Medallia 기업 현황</w:t>
-      </w:r>
-    </w:p>
-    <w:p>
-      <w:pPr>
-        <w:spacing w:before="0" w:after="180" w:line="240" w:lineRule="auto"/>
-        <w:jc w:val="left"/>
-      </w:pPr>
-      <w:r>
-        <w:rPr>
-          <w:rFonts w:ascii="바탕체" w:hAnsi="바탕체" w:eastAsia="바탕체" w:cs="바탕체"/>
-          <w:b w:val="0"/>
-          <w:i w:val="0"/>
-          <w:sz w:val="28"/>
-          <w:u w:val="none"/>
-        </w:rPr>
-        <w:t xml:space="preserve">   - 설립: '01年, 미국 샌프란시스코 소재 CX(고객경험) 관리 플랫폼 전문기업</w:t>
-      </w:r>
-    </w:p>
-    <w:p>
-      <w:pPr>
-        <w:spacing w:before="0" w:after="180" w:line="240" w:lineRule="auto"/>
-        <w:jc w:val="left"/>
-      </w:pPr>
-      <w:r>
-        <w:rPr>
-          <w:rFonts w:ascii="바탕체" w:hAnsi="바탕체" w:eastAsia="바탕체" w:cs="바탕체"/>
-          <w:b w:val="0"/>
-          <w:i w:val="0"/>
-          <w:sz w:val="28"/>
-          <w:u w:val="none"/>
-        </w:rPr>
-        <w:t xml:space="preserve">   - 주요 오퍼링: 고객 피드백 수집·분석, NPS(고객순추천지수) 측정, EX(직원경험) 플랫폼</w:t>
-      </w:r>
-    </w:p>
-    <w:p>
-      <w:pPr>
-        <w:spacing w:before="0" w:after="180" w:line="240" w:lineRule="auto"/>
-        <w:jc w:val="left"/>
-      </w:pPr>
-      <w:r>
-        <w:rPr>
-          <w:rFonts w:ascii="바탕체" w:hAnsi="바탕체" w:eastAsia="바탕체" w:cs="바탕체"/>
-          <w:b w:val="0"/>
-          <w:i w:val="0"/>
-          <w:sz w:val="28"/>
-          <w:u w:val="none"/>
-        </w:rPr>
-        <w:t xml:space="preserve">   - 고객군: 금융·항공·호텔·통신 글로벌 대기업(Fortune 500 다수)</w:t>
-      </w:r>
-    </w:p>
-    <w:p>
-      <w:pPr>
-        <w:spacing w:before="0" w:after="180" w:line="240" w:lineRule="auto"/>
-        <w:jc w:val="left"/>
-      </w:pPr>
-      <w:r>
-        <w:rPr>
-          <w:rFonts w:ascii="바탕체" w:hAnsi="바탕체" w:eastAsia="바탕체" w:cs="바탕체"/>
-          <w:b w:val="0"/>
-          <w:i w:val="0"/>
-          <w:sz w:val="28"/>
-          <w:u w:val="none"/>
-        </w:rPr>
-        <w:t xml:space="preserve">   - '19.7月 NYSE 상장(MDLA) → '21.10月 Thoma Bravo 인수로 상장폐지</w:t>
-      </w:r>
-    </w:p>
-    <w:p>
-      <w:pPr>
-        <w:spacing w:before="0" w:after="180" w:line="240" w:lineRule="auto"/>
-        <w:jc w:val="left"/>
-      </w:pPr>
-      <w:r>
-        <w:rPr>
-          <w:rFonts w:ascii="바탕체" w:hAnsi="바탕체" w:eastAsia="바탕체" w:cs="바탕체"/>
-          <w:b/>
-          <w:i w:val="0"/>
-          <w:sz w:val="28"/>
-          <w:u w:val="none"/>
-        </w:rPr>
-        <w:t xml:space="preserve"> □ 주요 재무 현황 (비상장 전환 후)</w:t>
+        <w:t xml:space="preserve">   - 자금 조달 구조</w:t>
       </w:r>
     </w:p>
     <w:tbl>
@@ -748,7 +515,7 @@
                 <w:sz w:val="26"/>
                 <w:u w:val="none"/>
               </w:rPr>
-              <w:t>항목</w:t>
+              <w:t>구분</w:t>
             </w:r>
           </w:p>
         </w:tc>
@@ -771,7 +538,7 @@
                 <w:sz w:val="26"/>
                 <w:u w:val="none"/>
               </w:rPr>
-              <w:t>수치</w:t>
+              <w:t>금액</w:t>
             </w:r>
           </w:p>
         </w:tc>
@@ -794,7 +561,7 @@
                 <w:sz w:val="26"/>
                 <w:u w:val="none"/>
               </w:rPr>
-              <w:t>비고</w:t>
+              <w:t>조달처</w:t>
             </w:r>
           </w:p>
         </w:tc>
@@ -817,7 +584,7 @@
                 <w:sz w:val="26"/>
                 <w:u w:val="none"/>
               </w:rPr>
-              <w:t>연간 매출(추정)</w:t>
+              <w:t>투자금 (Equity)</w:t>
             </w:r>
           </w:p>
         </w:tc>
@@ -838,7 +605,7 @@
                 <w:sz w:val="26"/>
                 <w:u w:val="none"/>
               </w:rPr>
-              <w:t>약 $700M</w:t>
+              <w:t>$4.6B</w:t>
             </w:r>
           </w:p>
         </w:tc>
@@ -859,7 +626,7 @@
                 <w:sz w:val="26"/>
                 <w:u w:val="none"/>
               </w:rPr>
-              <w:t>인수 당시 기준</w:t>
+              <w:t>Thoma Bravo 등</w:t>
             </w:r>
           </w:p>
         </w:tc>
@@ -882,7 +649,7 @@
                 <w:sz w:val="26"/>
                 <w:u w:val="none"/>
               </w:rPr>
-              <w:t>연간 EBITDA</w:t>
+              <w:t>변동금리 차입금 (Debt)</w:t>
             </w:r>
           </w:p>
         </w:tc>
@@ -903,7 +670,7 @@
                 <w:sz w:val="26"/>
                 <w:u w:val="none"/>
               </w:rPr>
-              <w:t>약 $200M</w:t>
+              <w:t>$1.8B</w:t>
             </w:r>
           </w:p>
         </w:tc>
@@ -924,7 +691,7 @@
                 <w:sz w:val="26"/>
                 <w:u w:val="none"/>
               </w:rPr>
-              <w:t>표면상 양호</w:t>
+              <w:t>민간대출업자 (Blackstone 등)</w:t>
             </w:r>
           </w:p>
         </w:tc>
@@ -947,7 +714,7 @@
                 <w:sz w:val="26"/>
                 <w:u w:val="none"/>
               </w:rPr>
-              <w:t>부채 잔액</w:t>
+              <w:t>총 인수가격</w:t>
             </w:r>
           </w:p>
         </w:tc>
@@ -968,7 +735,7 @@
                 <w:sz w:val="26"/>
                 <w:u w:val="none"/>
               </w:rPr>
-              <w:t>약 $2.8B</w:t>
+              <w:t>$6.4B</w:t>
             </w:r>
           </w:p>
         </w:tc>
@@ -989,137 +756,6 @@
                 <w:sz w:val="26"/>
                 <w:u w:val="none"/>
               </w:rPr>
-              <w:t>PIK 이자 누적 ($1.8B → 팽창)</w:t>
-            </w:r>
-          </w:p>
-        </w:tc>
-      </w:tr>
-      <w:tr>
-        <w:tc>
-          <w:tcPr>
-            <w:tcW w:type="dxa" w:w="3213"/>
-          </w:tcPr>
-          <w:p>
-            <w:pPr>
-              <w:spacing w:before="20" w:after="20" w:line="240" w:lineRule="auto"/>
-              <w:jc w:val="left"/>
-            </w:pPr>
-            <w:r>
-              <w:rPr>
-                <w:rFonts w:ascii="바탕체" w:hAnsi="바탕체" w:eastAsia="바탕체" w:cs="바탕체"/>
-                <w:b w:val="0"/>
-                <w:i w:val="0"/>
-                <w:sz w:val="26"/>
-                <w:u w:val="none"/>
-              </w:rPr>
-              <w:t>연간 이자비용</w:t>
-            </w:r>
-          </w:p>
-        </w:tc>
-        <w:tc>
-          <w:tcPr>
-            <w:tcW w:type="dxa" w:w="3213"/>
-          </w:tcPr>
-          <w:p>
-            <w:pPr>
-              <w:spacing w:before="20" w:after="20" w:line="240" w:lineRule="auto"/>
-              <w:jc w:val="left"/>
-            </w:pPr>
-            <w:r>
-              <w:rPr>
-                <w:rFonts w:ascii="바탕체" w:hAnsi="바탕체" w:eastAsia="바탕체" w:cs="바탕체"/>
-                <w:b w:val="0"/>
-                <w:i w:val="0"/>
-                <w:sz w:val="26"/>
-                <w:u w:val="none"/>
-              </w:rPr>
-              <w:t>약 $300M</w:t>
-            </w:r>
-          </w:p>
-        </w:tc>
-        <w:tc>
-          <w:tcPr>
-            <w:tcW w:type="dxa" w:w="3213"/>
-          </w:tcPr>
-          <w:p>
-            <w:pPr>
-              <w:spacing w:before="20" w:after="20" w:line="240" w:lineRule="auto"/>
-              <w:jc w:val="left"/>
-            </w:pPr>
-            <w:r>
-              <w:rPr>
-                <w:rFonts w:ascii="바탕체" w:hAnsi="바탕체" w:eastAsia="바탕체" w:cs="바탕체"/>
-                <w:b w:val="0"/>
-                <w:i w:val="0"/>
-                <w:sz w:val="26"/>
-                <w:u w:val="none"/>
-              </w:rPr>
-              <w:t>EBITDA 초과 — 구조적 적자</w:t>
-            </w:r>
-          </w:p>
-        </w:tc>
-      </w:tr>
-      <w:tr>
-        <w:tc>
-          <w:tcPr>
-            <w:tcW w:type="dxa" w:w="3213"/>
-          </w:tcPr>
-          <w:p>
-            <w:pPr>
-              <w:spacing w:before="20" w:after="20" w:line="240" w:lineRule="auto"/>
-              <w:jc w:val="left"/>
-            </w:pPr>
-            <w:r>
-              <w:rPr>
-                <w:rFonts w:ascii="바탕체" w:hAnsi="바탕체" w:eastAsia="바탕체" w:cs="바탕체"/>
-                <w:b w:val="0"/>
-                <w:i w:val="0"/>
-                <w:sz w:val="26"/>
-                <w:u w:val="none"/>
-              </w:rPr>
-              <w:t>인수 Valuation</w:t>
-            </w:r>
-          </w:p>
-        </w:tc>
-        <w:tc>
-          <w:tcPr>
-            <w:tcW w:type="dxa" w:w="3213"/>
-          </w:tcPr>
-          <w:p>
-            <w:pPr>
-              <w:spacing w:before="20" w:after="20" w:line="240" w:lineRule="auto"/>
-              <w:jc w:val="left"/>
-            </w:pPr>
-            <w:r>
-              <w:rPr>
-                <w:rFonts w:ascii="바탕체" w:hAnsi="바탕체" w:eastAsia="바탕체" w:cs="바탕체"/>
-                <w:b w:val="0"/>
-                <w:i w:val="0"/>
-                <w:sz w:val="26"/>
-                <w:u w:val="none"/>
-              </w:rPr>
-              <w:t>$6.4B (매출 9배)</w:t>
-            </w:r>
-          </w:p>
-        </w:tc>
-        <w:tc>
-          <w:tcPr>
-            <w:tcW w:type="dxa" w:w="3213"/>
-          </w:tcPr>
-          <w:p>
-            <w:pPr>
-              <w:spacing w:before="20" w:after="20" w:line="240" w:lineRule="auto"/>
-              <w:jc w:val="left"/>
-            </w:pPr>
-            <w:r>
-              <w:rPr>
-                <w:rFonts w:ascii="바탕체" w:hAnsi="바탕체" w:eastAsia="바탕체" w:cs="바탕체"/>
-                <w:b w:val="0"/>
-                <w:i w:val="0"/>
-                <w:sz w:val="26"/>
-                <w:u w:val="none"/>
-              </w:rPr>
-              <w:t>'21年 저금리 환경 기준</w:t>
             </w:r>
           </w:p>
         </w:tc>
@@ -1144,7 +780,7 @@
           <w:sz w:val="28"/>
           <w:u w:val="none"/>
         </w:rPr>
-        <w:t xml:space="preserve">   ※ 이자비용($300M) &gt; EBITDA($200M) — EBITDA 기준으로는 건전해 보이나 실제 구조적 파산 진행 中</w:t>
+        <w:t xml:space="preserve">   ※ LIBOR: 런던 은행 간 단기 대출 금리 (글로벌 금융 계약 기준금리, '23年 SOFR로 대체). 당시 0.75%</w:t>
       </w:r>
     </w:p>
     <w:p>
@@ -1160,7 +796,71 @@
           <w:sz w:val="28"/>
           <w:u w:val="none"/>
         </w:rPr>
-        <w:t xml:space="preserve">   ※ PIK(Payment-in-Kind): 현금 이자 대신 미납 이자를 원금에 가산하는 방식 (원금 복리 팽창 구조)</w:t>
+        <w:t xml:space="preserve">   - 인수 당시 계획: 저금리 환경에서 낮은 비용으로 차입 매수, 영업현금흐름으로 이자 감당, 3~5년 내 매각 또는 IPO 재상장으로 투자금 회수</w:t>
+      </w:r>
+    </w:p>
+    <w:p>
+      <w:pPr>
+        <w:spacing w:before="0" w:after="180" w:line="240" w:lineRule="auto"/>
+        <w:jc w:val="left"/>
+      </w:pPr>
+      <w:r>
+        <w:rPr>
+          <w:rFonts w:ascii="바탕체" w:hAnsi="바탕체" w:eastAsia="바탕체" w:cs="바탕체"/>
+          <w:b w:val="0"/>
+          <w:i w:val="0"/>
+          <w:sz w:val="28"/>
+          <w:u w:val="none"/>
+        </w:rPr>
+        <w:t xml:space="preserve">   - 인수 판단 기준</w:t>
+      </w:r>
+    </w:p>
+    <w:p>
+      <w:pPr>
+        <w:spacing w:before="0" w:after="180" w:line="240" w:lineRule="auto"/>
+        <w:jc w:val="left"/>
+      </w:pPr>
+      <w:r>
+        <w:rPr>
+          <w:rFonts w:ascii="바탕체" w:hAnsi="바탕체" w:eastAsia="바탕체" w:cs="바탕체"/>
+          <w:b w:val="0"/>
+          <w:i w:val="0"/>
+          <w:sz w:val="28"/>
+          <w:u w:val="none"/>
+        </w:rPr>
+        <w:t xml:space="preserve">     · Medallia는 ARR 성장률 23~26%의 고성장 기업으로 SaaS 차입매수(LBO)가 가능한 기업으로 판단</w:t>
+      </w:r>
+    </w:p>
+    <w:p>
+      <w:pPr>
+        <w:spacing w:before="0" w:after="180" w:line="240" w:lineRule="auto"/>
+        <w:jc w:val="left"/>
+      </w:pPr>
+      <w:r>
+        <w:rPr>
+          <w:rFonts w:ascii="바탕체" w:hAnsi="바탕체" w:eastAsia="바탕체" w:cs="바탕체"/>
+          <w:b w:val="0"/>
+          <w:i w:val="0"/>
+          <w:sz w:val="28"/>
+          <w:u w:val="none"/>
+        </w:rPr>
+        <w:t xml:space="preserve">     · 단, Rule of 40·잉여현금흐름 마진은 동종업계 하위 10% 수준임을 인지</w:t>
+      </w:r>
+    </w:p>
+    <w:p>
+      <w:pPr>
+        <w:spacing w:before="0" w:after="180" w:line="240" w:lineRule="auto"/>
+        <w:jc w:val="left"/>
+      </w:pPr>
+      <w:r>
+        <w:rPr>
+          <w:rFonts w:ascii="바탕체" w:hAnsi="바탕체" w:eastAsia="바탕체" w:cs="바탕체"/>
+          <w:b w:val="0"/>
+          <w:i w:val="0"/>
+          <w:sz w:val="28"/>
+          <w:u w:val="none"/>
+        </w:rPr>
+        <w:t xml:space="preserve">     · 당시 초저금리 환경으로 낮은 이자 부담, PIK 활용 가능하다고 판단</w:t>
       </w:r>
     </w:p>
     <w:p>
@@ -1176,7 +876,7 @@
           <w:sz w:val="28"/>
           <w:u w:val="none"/>
         </w:rPr>
-        <w:t xml:space="preserve"> □ 인수·투자 주요 이력</w:t>
+        <w:t xml:space="preserve"> □ 인수 이후 상황</w:t>
       </w:r>
     </w:p>
     <w:p>
@@ -1192,279 +892,7 @@
           <w:sz w:val="28"/>
           <w:u w:val="none"/>
         </w:rPr>
-        <w:t xml:space="preserve">   - '01年: 美 샌프란시스코 설립, CX 피드백 관리 솔루션으로 엔터프라이즈 시장 진입</w:t>
-      </w:r>
-    </w:p>
-    <w:p>
-      <w:pPr>
-        <w:spacing w:before="0" w:after="180" w:line="240" w:lineRule="auto"/>
-        <w:jc w:val="left"/>
-      </w:pPr>
-      <w:r>
-        <w:rPr>
-          <w:rFonts w:ascii="바탕체" w:hAnsi="바탕체" w:eastAsia="바탕체" w:cs="바탕체"/>
-          <w:b w:val="0"/>
-          <w:i w:val="0"/>
-          <w:sz w:val="28"/>
-          <w:u w:val="none"/>
-        </w:rPr>
-        <w:t xml:space="preserve">   - '15~'18年: VC·성장단계 PE로부터 복수 투자 유치, Fortune 500 고객 확보로 시장 지위 강화</w:t>
-      </w:r>
-    </w:p>
-    <w:p>
-      <w:pPr>
-        <w:spacing w:before="0" w:after="180" w:line="240" w:lineRule="auto"/>
-        <w:jc w:val="left"/>
-      </w:pPr>
-      <w:r>
-        <w:rPr>
-          <w:rFonts w:ascii="바탕체" w:hAnsi="바탕체" w:eastAsia="바탕체" w:cs="바탕체"/>
-          <w:b w:val="0"/>
-          <w:i w:val="0"/>
-          <w:sz w:val="28"/>
-          <w:u w:val="none"/>
-        </w:rPr>
-        <w:t xml:space="preserve">   - '19.7月: NYSE 상장(MDLA), 공모가 $21. FY2020 연매출 $477M, 순손실 -$149M</w:t>
-      </w:r>
-    </w:p>
-    <w:p>
-      <w:pPr>
-        <w:spacing w:before="0" w:after="180" w:line="240" w:lineRule="auto"/>
-        <w:jc w:val="left"/>
-      </w:pPr>
-      <w:r>
-        <w:rPr>
-          <w:rFonts w:ascii="바탕체" w:hAnsi="바탕체" w:eastAsia="바탕체" w:cs="바탕체"/>
-          <w:b w:val="0"/>
-          <w:i w:val="0"/>
-          <w:sz w:val="28"/>
-          <w:u w:val="none"/>
-        </w:rPr>
-        <w:t xml:space="preserve">   - '21.7月: Thoma Bravo, $6.4B에 주식 100% 인수·상장폐지</w:t>
-      </w:r>
-    </w:p>
-    <w:p>
-      <w:pPr>
-        <w:spacing w:before="0" w:after="180" w:line="240" w:lineRule="auto"/>
-        <w:jc w:val="left"/>
-      </w:pPr>
-      <w:r>
-        <w:rPr>
-          <w:rFonts w:ascii="바탕체" w:hAnsi="바탕체" w:eastAsia="바탕체" w:cs="바탕체"/>
-          <w:b w:val="0"/>
-          <w:i w:val="0"/>
-          <w:sz w:val="28"/>
-          <w:u w:val="none"/>
-        </w:rPr>
-        <w:t xml:space="preserve">     · 인수배수: 연매출 약 9배 (고성장 SaaS 프리미엄 적용)</w:t>
-      </w:r>
-    </w:p>
-    <w:p>
-      <w:pPr>
-        <w:spacing w:before="0" w:after="180" w:line="240" w:lineRule="auto"/>
-        <w:jc w:val="left"/>
-      </w:pPr>
-      <w:r>
-        <w:rPr>
-          <w:rFonts w:ascii="바탕체" w:hAnsi="바탕체" w:eastAsia="바탕체" w:cs="바탕체"/>
-          <w:b w:val="0"/>
-          <w:i w:val="0"/>
-          <w:sz w:val="28"/>
-          <w:u w:val="none"/>
-        </w:rPr>
-        <w:t xml:space="preserve">     · 조달구조: 에쿼티 약 $4.6B + 변동금리 부채 $1.8B (당시 LIBOR 0.75%)</w:t>
-      </w:r>
-    </w:p>
-    <w:p>
-      <w:pPr>
-        <w:spacing w:before="0" w:after="180" w:line="240" w:lineRule="auto"/>
-        <w:jc w:val="left"/>
-      </w:pPr>
-      <w:r>
-        <w:rPr>
-          <w:rFonts w:ascii="바탕체" w:hAnsi="바탕체" w:eastAsia="바탕체" w:cs="바탕체"/>
-          <w:b w:val="0"/>
-          <w:i w:val="0"/>
-          <w:sz w:val="28"/>
-          <w:u w:val="none"/>
-        </w:rPr>
-        <w:t xml:space="preserve">     · 내재 취약점: 변동금리 구조 — 금리 상승 時 이자부담 LIBOR/SOFR 연동으로 자동 급증</w:t>
-      </w:r>
-    </w:p>
-    <w:p>
-      <w:pPr>
-        <w:spacing w:before="0" w:after="180" w:line="240" w:lineRule="auto"/>
-        <w:jc w:val="left"/>
-      </w:pPr>
-      <w:r>
-        <w:rPr>
-          <w:rFonts w:ascii="바탕체" w:hAnsi="바탕체" w:eastAsia="바탕체" w:cs="바탕체"/>
-          <w:b w:val="0"/>
-          <w:i w:val="0"/>
-          <w:sz w:val="28"/>
-          <w:u w:val="none"/>
-        </w:rPr>
-        <w:t xml:space="preserve">   - '22~'23年: 美 연준 금리 인상(SOFR 5.4%)으로 이자부담 급증</w:t>
-      </w:r>
-    </w:p>
-    <w:p>
-      <w:pPr>
-        <w:spacing w:before="0" w:after="180" w:line="240" w:lineRule="auto"/>
-        <w:jc w:val="left"/>
-      </w:pPr>
-      <w:r>
-        <w:rPr>
-          <w:rFonts w:ascii="바탕체" w:hAnsi="바탕체" w:eastAsia="바탕체" w:cs="바탕체"/>
-          <w:b w:val="0"/>
-          <w:i w:val="0"/>
-          <w:sz w:val="28"/>
-          <w:u w:val="none"/>
-        </w:rPr>
-        <w:t xml:space="preserve">     · 연이자 $135M → $300M으로 2배 이상 급등 (SOFR 연동 변동금리 직격)</w:t>
-      </w:r>
-    </w:p>
-    <w:p>
-      <w:pPr>
-        <w:spacing w:before="0" w:after="180" w:line="240" w:lineRule="auto"/>
-        <w:jc w:val="left"/>
-      </w:pPr>
-      <w:r>
-        <w:rPr>
-          <w:rFonts w:ascii="바탕체" w:hAnsi="바탕체" w:eastAsia="바탕체" w:cs="바탕체"/>
-          <w:b w:val="0"/>
-          <w:i w:val="0"/>
-          <w:sz w:val="28"/>
-          <w:u w:val="none"/>
-        </w:rPr>
-        <w:t xml:space="preserve">     · PIK 조항 발동: 현금 이자 납부 불가 → 미납 이자를 원금에 가산하는 방식 전환</w:t>
-      </w:r>
-    </w:p>
-    <w:p>
-      <w:pPr>
-        <w:spacing w:before="0" w:after="180" w:line="240" w:lineRule="auto"/>
-        <w:jc w:val="left"/>
-      </w:pPr>
-      <w:r>
-        <w:rPr>
-          <w:rFonts w:ascii="바탕체" w:hAnsi="바탕체" w:eastAsia="바탕체" w:cs="바탕체"/>
-          <w:b w:val="0"/>
-          <w:i w:val="0"/>
-          <w:sz w:val="28"/>
-          <w:u w:val="none"/>
-        </w:rPr>
-        <w:t xml:space="preserve">     · 부채 팽창: $1.8B → 약 $2.8B (약 $1B이 이자로 원금에 누적 편입)</w:t>
-      </w:r>
-    </w:p>
-    <w:p>
-      <w:pPr>
-        <w:spacing w:before="0" w:after="180" w:line="240" w:lineRule="auto"/>
-        <w:jc w:val="left"/>
-      </w:pPr>
-      <w:r>
-        <w:rPr>
-          <w:rFonts w:ascii="바탕체" w:hAnsi="바탕체" w:eastAsia="바탕체" w:cs="바탕체"/>
-          <w:b w:val="0"/>
-          <w:i w:val="0"/>
-          <w:sz w:val="28"/>
-          <w:u w:val="none"/>
-        </w:rPr>
-        <w:t xml:space="preserve">   - '24~'25年: M&amp;A 시장 동결·IPO 시장 폐쇄로 회수 경로 차단</w:t>
-      </w:r>
-    </w:p>
-    <w:p>
-      <w:pPr>
-        <w:spacing w:before="0" w:after="180" w:line="240" w:lineRule="auto"/>
-        <w:jc w:val="left"/>
-      </w:pPr>
-      <w:r>
-        <w:rPr>
-          <w:rFonts w:ascii="바탕체" w:hAnsi="바탕체" w:eastAsia="바탕체" w:cs="바탕체"/>
-          <w:b w:val="0"/>
-          <w:i w:val="0"/>
-          <w:sz w:val="28"/>
-          <w:u w:val="none"/>
-        </w:rPr>
-        <w:t xml:space="preserve">     · 전략적 매각·레버리지 리캡·IPO 재추진 검토 → 고부채($2.8B) 구조로 협상 결렬</w:t>
-      </w:r>
-    </w:p>
-    <w:p>
-      <w:pPr>
-        <w:spacing w:before="0" w:after="180" w:line="240" w:lineRule="auto"/>
-        <w:jc w:val="left"/>
-      </w:pPr>
-      <w:r>
-        <w:rPr>
-          <w:rFonts w:ascii="바탕체" w:hAnsi="바탕체" w:eastAsia="바탕체" w:cs="바탕체"/>
-          <w:b w:val="0"/>
-          <w:i w:val="0"/>
-          <w:sz w:val="28"/>
-          <w:u w:val="none"/>
-        </w:rPr>
-        <w:t xml:space="preserve">     · FCF 전액 이자 상환 투입 → 제품 로드맵 사실상 동결</w:t>
-      </w:r>
-    </w:p>
-    <w:p>
-      <w:pPr>
-        <w:spacing w:before="0" w:after="180" w:line="240" w:lineRule="auto"/>
-        <w:jc w:val="left"/>
-      </w:pPr>
-      <w:r>
-        <w:rPr>
-          <w:rFonts w:ascii="바탕체" w:hAnsi="바탕체" w:eastAsia="바탕체" w:cs="바탕체"/>
-          <w:b w:val="0"/>
-          <w:i w:val="0"/>
-          <w:sz w:val="28"/>
-          <w:u w:val="none"/>
-        </w:rPr>
-        <w:t xml:space="preserve">   - '26年: TB, 채권단(Blackstone 等)에 경영권 이전 결정 → $5B 투자 전액 손실 확정</w:t>
-      </w:r>
-    </w:p>
-    <w:p>
-      <w:pPr>
-        <w:spacing w:before="0" w:after="180" w:line="240" w:lineRule="auto"/>
-        <w:jc w:val="left"/>
-      </w:pPr>
-      <w:r>
-        <w:rPr>
-          <w:rFonts w:ascii="바탕체" w:hAnsi="바탕체" w:eastAsia="바탕체" w:cs="바탕체"/>
-          <w:b w:val="0"/>
-          <w:i w:val="0"/>
-          <w:sz w:val="28"/>
-          <w:u w:val="none"/>
-        </w:rPr>
-        <w:t xml:space="preserve">     · Debt-to-Equity Swap: 채권단 보유 $2.8B 채권을 지분으로 전환, 구(舊) 에쿼티 전액 소멸</w:t>
-      </w:r>
-    </w:p>
-    <w:p>
-      <w:pPr>
-        <w:spacing w:before="0" w:after="180" w:line="240" w:lineRule="auto"/>
-        <w:jc w:val="left"/>
-      </w:pPr>
-      <w:r>
-        <w:rPr>
-          <w:rFonts w:ascii="바탕체" w:hAnsi="바탕체" w:eastAsia="바탕체" w:cs="바탕체"/>
-          <w:b w:val="0"/>
-          <w:i w:val="0"/>
-          <w:sz w:val="28"/>
-          <w:u w:val="none"/>
-        </w:rPr>
-        <w:t xml:space="preserve">     · Blackstone 주도 채권단 → 실질 최대주주 전환. PE 투자 역사상 최대 규모 SaaS LBO 실패 사례</w:t>
-      </w:r>
-    </w:p>
-    <w:p>
-      <w:pPr>
-        <w:spacing w:before="0" w:after="180" w:line="240" w:lineRule="auto"/>
-        <w:jc w:val="left"/>
-      </w:pPr>
-      <w:r>
-        <w:rPr>
-          <w:rFonts w:ascii="바탕체" w:hAnsi="바탕체" w:eastAsia="바탕체" w:cs="바탕체"/>
-          <w:b/>
-          <w:i w:val="0"/>
-          <w:sz w:val="28"/>
-          <w:u w:val="none"/>
-        </w:rPr>
-        <w:t xml:space="preserve"> □ 구조적 실패 요인 진단</w:t>
+        <w:t xml:space="preserve">   - 1) 美 연준 금리 인상으로 이자부담 급증 ('22年 이후)</w:t>
       </w:r>
     </w:p>
     <w:tbl>
@@ -1476,13 +904,15 @@
         <w:tblW w:w="5000" w:type="pct"/>
       </w:tblPr>
       <w:tblGrid>
-        <w:gridCol w:w="4819"/>
-        <w:gridCol w:w="4819"/>
+        <w:gridCol w:w="2409"/>
+        <w:gridCol w:w="2409"/>
+        <w:gridCol w:w="2409"/>
+        <w:gridCol w:w="2409"/>
       </w:tblGrid>
       <w:tr>
         <w:tc>
           <w:tcPr>
-            <w:tcW w:type="dxa" w:w="4819"/>
+            <w:tcW w:type="dxa" w:w="2409"/>
             <w:shd w:val="clear" w:color="auto" w:fill="1E1E1E"/>
           </w:tcPr>
           <w:p>
@@ -1499,13 +929,13 @@
                 <w:sz w:val="26"/>
                 <w:u w:val="none"/>
               </w:rPr>
-              <w:t>실패 요인</w:t>
+              <w:t>구분</w:t>
             </w:r>
           </w:p>
         </w:tc>
         <w:tc>
           <w:tcPr>
-            <w:tcW w:type="dxa" w:w="4819"/>
+            <w:tcW w:type="dxa" w:w="2409"/>
             <w:shd w:val="clear" w:color="auto" w:fill="1E1E1E"/>
           </w:tcPr>
           <w:p>
@@ -1522,7 +952,53 @@
                 <w:sz w:val="26"/>
                 <w:u w:val="none"/>
               </w:rPr>
-              <w:t>내용</w:t>
+              <w:t>'21年</w:t>
+            </w:r>
+          </w:p>
+        </w:tc>
+        <w:tc>
+          <w:tcPr>
+            <w:tcW w:type="dxa" w:w="2409"/>
+            <w:shd w:val="clear" w:color="auto" w:fill="1E1E1E"/>
+          </w:tcPr>
+          <w:p>
+            <w:pPr>
+              <w:spacing w:before="20" w:after="20" w:line="240" w:lineRule="auto"/>
+              <w:jc w:val="center"/>
+            </w:pPr>
+            <w:r>
+              <w:rPr>
+                <w:rFonts w:ascii="바탕체" w:hAnsi="바탕체" w:eastAsia="바탕체" w:cs="바탕체"/>
+                <w:b/>
+                <w:i w:val="0"/>
+                <w:color w:val="FFFFFF"/>
+                <w:sz w:val="26"/>
+                <w:u w:val="none"/>
+              </w:rPr>
+              <w:t>'23年</w:t>
+            </w:r>
+          </w:p>
+        </w:tc>
+        <w:tc>
+          <w:tcPr>
+            <w:tcW w:type="dxa" w:w="2409"/>
+            <w:shd w:val="clear" w:color="auto" w:fill="1E1E1E"/>
+          </w:tcPr>
+          <w:p>
+            <w:pPr>
+              <w:spacing w:before="20" w:after="20" w:line="240" w:lineRule="auto"/>
+              <w:jc w:val="center"/>
+            </w:pPr>
+            <w:r>
+              <w:rPr>
+                <w:rFonts w:ascii="바탕체" w:hAnsi="바탕체" w:eastAsia="바탕체" w:cs="바탕체"/>
+                <w:b/>
+                <w:i w:val="0"/>
+                <w:color w:val="FFFFFF"/>
+                <w:sz w:val="26"/>
+                <w:u w:val="none"/>
+              </w:rPr>
+              <w:t>'26年(예상)</w:t>
             </w:r>
           </w:p>
         </w:tc>
@@ -1530,7 +1006,7 @@
       <w:tr>
         <w:tc>
           <w:tcPr>
-            <w:tcW w:type="dxa" w:w="4819"/>
+            <w:tcW w:type="dxa" w:w="2409"/>
           </w:tcPr>
           <w:p>
             <w:pPr>
@@ -1545,13 +1021,13 @@
                 <w:sz w:val="26"/>
                 <w:u w:val="none"/>
               </w:rPr>
-              <w:t>① 부채구조 취약성</w:t>
+              <w:t>기준금리(SOFR)</w:t>
             </w:r>
           </w:p>
         </w:tc>
         <w:tc>
           <w:tcPr>
-            <w:tcW w:type="dxa" w:w="4819"/>
+            <w:tcW w:type="dxa" w:w="2409"/>
           </w:tcPr>
           <w:p>
             <w:pPr>
@@ -1566,15 +1042,13 @@
                 <w:sz w:val="26"/>
                 <w:u w:val="none"/>
               </w:rPr>
-              <w:t>변동금리 대출 → 금리 인상으로 이자 $135M → $300M. PIK 이자 누적으로 원금 $1.8B → $2.8B</w:t>
+              <w:t>0.75%</w:t>
             </w:r>
           </w:p>
         </w:tc>
-      </w:tr>
-      <w:tr>
         <w:tc>
           <w:tcPr>
-            <w:tcW w:type="dxa" w:w="4819"/>
+            <w:tcW w:type="dxa" w:w="2409"/>
           </w:tcPr>
           <w:p>
             <w:pPr>
@@ -1589,13 +1063,13 @@
                 <w:sz w:val="26"/>
                 <w:u w:val="none"/>
               </w:rPr>
-              <w:t>② 성장률 과대 추정</w:t>
+              <w:t>5.4%</w:t>
             </w:r>
           </w:p>
         </w:tc>
         <w:tc>
           <w:tcPr>
-            <w:tcW w:type="dxa" w:w="4819"/>
+            <w:tcW w:type="dxa" w:w="2409"/>
           </w:tcPr>
           <w:p>
             <w:pPr>
@@ -1610,7 +1084,7 @@
                 <w:sz w:val="26"/>
                 <w:u w:val="none"/>
               </w:rPr>
-              <w:t>고성장 지속 전제로 매출 9배 밸류에이션 적용. 경기 둔화·AI 경쟁 심화로 성장 정체</w:t>
+              <w:t>3.7%</w:t>
             </w:r>
           </w:p>
         </w:tc>
@@ -1618,7 +1092,7 @@
       <w:tr>
         <w:tc>
           <w:tcPr>
-            <w:tcW w:type="dxa" w:w="4819"/>
+            <w:tcW w:type="dxa" w:w="2409"/>
           </w:tcPr>
           <w:p>
             <w:pPr>
@@ -1633,13 +1107,13 @@
                 <w:sz w:val="26"/>
                 <w:u w:val="none"/>
               </w:rPr>
-              <w:t>③ 출구 경로 차단</w:t>
+              <w:t>연이자</w:t>
             </w:r>
           </w:p>
         </w:tc>
         <w:tc>
           <w:tcPr>
-            <w:tcW w:type="dxa" w:w="4819"/>
+            <w:tcW w:type="dxa" w:w="2409"/>
           </w:tcPr>
           <w:p>
             <w:pPr>
@@ -1654,15 +1128,13 @@
                 <w:sz w:val="26"/>
                 <w:u w:val="none"/>
               </w:rPr>
-              <w:t>M&amp;A 시장 동결, IPO 시장 폐쇄. $2.8B 부채 구조가 잠재 인수자 협상 결렬 야기</w:t>
+              <w:t>$135M</w:t>
             </w:r>
           </w:p>
         </w:tc>
-      </w:tr>
-      <w:tr>
         <w:tc>
           <w:tcPr>
-            <w:tcW w:type="dxa" w:w="4819"/>
+            <w:tcW w:type="dxa" w:w="2409"/>
           </w:tcPr>
           <w:p>
             <w:pPr>
@@ -1677,13 +1149,13 @@
                 <w:sz w:val="26"/>
                 <w:u w:val="none"/>
               </w:rPr>
-              <w:t>④ 혁신 투자 소진</w:t>
+              <w:t>$300M</w:t>
             </w:r>
           </w:p>
         </w:tc>
         <w:tc>
           <w:tcPr>
-            <w:tcW w:type="dxa" w:w="4819"/>
+            <w:tcW w:type="dxa" w:w="2409"/>
           </w:tcPr>
           <w:p>
             <w:pPr>
@@ -1698,7 +1170,7 @@
                 <w:sz w:val="26"/>
                 <w:u w:val="none"/>
               </w:rPr>
-              <w:t>FCF 전액 이자 상환 투입 → AI 시대 신제품 개발 불가. NRR 하락 → FCF 악화 악순환</w:t>
+              <w:t>$270M</w:t>
             </w:r>
           </w:p>
         </w:tc>
@@ -1709,6 +1181,294 @@
         <w:spacing w:before="0" w:after="120" w:line="240" w:lineRule="auto"/>
         <w:jc w:val="left"/>
       </w:pPr>
+    </w:p>
+    <w:p>
+      <w:pPr>
+        <w:spacing w:before="0" w:after="180" w:line="240" w:lineRule="auto"/>
+        <w:jc w:val="left"/>
+      </w:pPr>
+      <w:r>
+        <w:rPr>
+          <w:rFonts w:ascii="바탕체" w:hAnsi="바탕체" w:eastAsia="바탕체" w:cs="바탕체"/>
+          <w:b w:val="0"/>
+          <w:i w:val="0"/>
+          <w:sz w:val="28"/>
+          <w:u w:val="none"/>
+        </w:rPr>
+        <w:t xml:space="preserve">     · 부채 규모 확대: PIK 적용으로 원금 $1.8B → 약 $2.2B (현금 미지급 이자가 원금에 누적 반영)</w:t>
+      </w:r>
+    </w:p>
+    <w:p>
+      <w:pPr>
+        <w:spacing w:before="0" w:after="180" w:line="240" w:lineRule="auto"/>
+        <w:jc w:val="left"/>
+      </w:pPr>
+      <w:r>
+        <w:rPr>
+          <w:rFonts w:ascii="바탕체" w:hAnsi="바탕체" w:eastAsia="바탕체" w:cs="바탕체"/>
+          <w:b w:val="0"/>
+          <w:i w:val="0"/>
+          <w:sz w:val="28"/>
+          <w:u w:val="none"/>
+        </w:rPr>
+        <w:t xml:space="preserve">   ※ PIK 비중 점진 축소 ('21~'22年 100% → '22~'23年 50% → '23~'25年 35% → '25~'26年 0%)</w:t>
+      </w:r>
+    </w:p>
+    <w:p>
+      <w:pPr>
+        <w:spacing w:before="0" w:after="180" w:line="240" w:lineRule="auto"/>
+        <w:jc w:val="left"/>
+      </w:pPr>
+      <w:r>
+        <w:rPr>
+          <w:rFonts w:ascii="바탕체" w:hAnsi="바탕체" w:eastAsia="바탕체" w:cs="바탕체"/>
+          <w:b w:val="0"/>
+          <w:i w:val="0"/>
+          <w:sz w:val="28"/>
+          <w:u w:val="none"/>
+        </w:rPr>
+        <w:t xml:space="preserve">   ※ Medallia를 통한 추가 M&amp;A 관련 차입금($0.6B) 반영 시 총부채 약 $2.8B 수준</w:t>
+      </w:r>
+    </w:p>
+    <w:p>
+      <w:pPr>
+        <w:spacing w:before="0" w:after="180" w:line="240" w:lineRule="auto"/>
+        <w:jc w:val="left"/>
+      </w:pPr>
+      <w:r>
+        <w:rPr>
+          <w:rFonts w:ascii="바탕체" w:hAnsi="바탕체" w:eastAsia="바탕체" w:cs="바탕체"/>
+          <w:b w:val="0"/>
+          <w:i w:val="0"/>
+          <w:sz w:val="28"/>
+          <w:u w:val="none"/>
+        </w:rPr>
+        <w:t xml:space="preserve">   - 2) 매각, IPO 재진입 실패로 투자금 회수 무산 ('24~'25年)</w:t>
+      </w:r>
+    </w:p>
+    <w:p>
+      <w:pPr>
+        <w:spacing w:before="0" w:after="180" w:line="240" w:lineRule="auto"/>
+        <w:jc w:val="left"/>
+      </w:pPr>
+      <w:r>
+        <w:rPr>
+          <w:rFonts w:ascii="바탕체" w:hAnsi="바탕체" w:eastAsia="바탕체" w:cs="바탕체"/>
+          <w:b w:val="0"/>
+          <w:i w:val="0"/>
+          <w:sz w:val="28"/>
+          <w:u w:val="none"/>
+        </w:rPr>
+        <w:t xml:space="preserve">     · 전략적 매각·자본구조 재조정·IPO 재추진 등 검토하였으나 성과 부재</w:t>
+      </w:r>
+    </w:p>
+    <w:p>
+      <w:pPr>
+        <w:spacing w:before="0" w:after="180" w:line="240" w:lineRule="auto"/>
+        <w:jc w:val="left"/>
+      </w:pPr>
+      <w:r>
+        <w:rPr>
+          <w:rFonts w:ascii="바탕체" w:hAnsi="바탕체" w:eastAsia="바탕체" w:cs="바탕체"/>
+          <w:b w:val="0"/>
+          <w:i w:val="0"/>
+          <w:sz w:val="28"/>
+          <w:u w:val="none"/>
+        </w:rPr>
+        <w:t xml:space="preserve">     · AI 기반 경쟁 심화: Qualtrics 등 경쟁사의 AI 기능 강화로 고객 이탈 가속</w:t>
+      </w:r>
+    </w:p>
+    <w:p>
+      <w:pPr>
+        <w:spacing w:before="0" w:after="180" w:line="240" w:lineRule="auto"/>
+        <w:jc w:val="left"/>
+      </w:pPr>
+      <w:r>
+        <w:rPr>
+          <w:rFonts w:ascii="바탕체" w:hAnsi="바탕체" w:eastAsia="바탕체" w:cs="바탕체"/>
+          <w:b w:val="0"/>
+          <w:i w:val="0"/>
+          <w:sz w:val="28"/>
+          <w:u w:val="none"/>
+        </w:rPr>
+        <w:t xml:space="preserve">     · 성장률 둔화: 이자 부담 증가로 현금흐름 악화 → 혁신 투자 축소 → 상품 경쟁력 저하</w:t>
+      </w:r>
+    </w:p>
+    <w:p>
+      <w:pPr>
+        <w:spacing w:before="0" w:after="180" w:line="240" w:lineRule="auto"/>
+        <w:jc w:val="left"/>
+      </w:pPr>
+      <w:r>
+        <w:rPr>
+          <w:rFonts w:ascii="바탕체" w:hAnsi="바탕체" w:eastAsia="바탕체" w:cs="바탕체"/>
+          <w:b w:val="0"/>
+          <w:i w:val="0"/>
+          <w:sz w:val="28"/>
+          <w:u w:val="none"/>
+        </w:rPr>
+        <w:t xml:space="preserve">   - 3) 연간 이자비용($0.3B)이 EBITDA($0.2B)를 초과 (직전 1년 기준)</w:t>
+      </w:r>
+    </w:p>
+    <w:p>
+      <w:pPr>
+        <w:spacing w:before="0" w:after="180" w:line="240" w:lineRule="auto"/>
+        <w:jc w:val="left"/>
+      </w:pPr>
+      <w:r>
+        <w:rPr>
+          <w:rFonts w:ascii="바탕체" w:hAnsi="바탕체" w:eastAsia="바탕체" w:cs="바탕체"/>
+          <w:b w:val="0"/>
+          <w:i w:val="0"/>
+          <w:sz w:val="28"/>
+          <w:u w:val="none"/>
+        </w:rPr>
+        <w:t xml:space="preserve">     · EBITDA만 보면 흑자 구조처럼 보이나, 실제 현금흐름 기준으로는 구조적 부실 상태에 진입</w:t>
+      </w:r>
+    </w:p>
+    <w:p>
+      <w:pPr>
+        <w:spacing w:before="0" w:after="180" w:line="240" w:lineRule="auto"/>
+        <w:jc w:val="left"/>
+      </w:pPr>
+      <w:r>
+        <w:rPr>
+          <w:rFonts w:ascii="바탕체" w:hAnsi="바탕체" w:eastAsia="바탕체" w:cs="바탕체"/>
+          <w:b w:val="0"/>
+          <w:i w:val="0"/>
+          <w:sz w:val="28"/>
+          <w:u w:val="none"/>
+        </w:rPr>
+        <w:t xml:space="preserve">   - 4) 경영권 채권단 이전 및 투자 손실 확정 ('26.4月)</w:t>
+      </w:r>
+    </w:p>
+    <w:p>
+      <w:pPr>
+        <w:spacing w:before="0" w:after="180" w:line="240" w:lineRule="auto"/>
+        <w:jc w:val="left"/>
+      </w:pPr>
+      <w:r>
+        <w:rPr>
+          <w:rFonts w:ascii="바탕체" w:hAnsi="바탕체" w:eastAsia="바탕체" w:cs="바탕체"/>
+          <w:b w:val="0"/>
+          <w:i w:val="0"/>
+          <w:sz w:val="28"/>
+          <w:u w:val="none"/>
+        </w:rPr>
+        <w:t xml:space="preserve">     · Debt-to-Equity Swap: 채권단 보유 $2.8B 채권을 지분 전환하여 채권단이 최대주주가 됨</w:t>
+      </w:r>
+    </w:p>
+    <w:p>
+      <w:pPr>
+        <w:spacing w:before="0" w:after="180" w:line="240" w:lineRule="auto"/>
+        <w:jc w:val="left"/>
+      </w:pPr>
+      <w:r>
+        <w:rPr>
+          <w:rFonts w:ascii="바탕체" w:hAnsi="바탕체" w:eastAsia="바탕체" w:cs="바탕체"/>
+          <w:b w:val="0"/>
+          <w:i w:val="0"/>
+          <w:sz w:val="28"/>
+          <w:u w:val="none"/>
+        </w:rPr>
+        <w:t xml:space="preserve">     · PE 투자 역사상 최대 규모 SaaS 차입매수(LBO) 실패 사례</w:t>
+      </w:r>
+    </w:p>
+    <w:p>
+      <w:pPr>
+        <w:spacing w:before="320" w:after="240" w:line="240" w:lineRule="auto"/>
+        <w:jc w:val="left"/>
+      </w:pPr>
+      <w:r>
+        <w:rPr>
+          <w:rFonts w:ascii="바탕체" w:hAnsi="바탕체" w:eastAsia="바탕체" w:cs="바탕체"/>
+          <w:b/>
+          <w:i w:val="0"/>
+          <w:sz w:val="28"/>
+          <w:u w:val="none"/>
+        </w:rPr>
+        <w:t>4. 주요 분석</w:t>
+      </w:r>
+    </w:p>
+    <w:p>
+      <w:pPr>
+        <w:spacing w:before="0" w:after="180" w:line="240" w:lineRule="auto"/>
+        <w:jc w:val="left"/>
+      </w:pPr>
+      <w:r>
+        <w:rPr>
+          <w:rFonts w:ascii="바탕체" w:hAnsi="바탕체" w:eastAsia="바탕체" w:cs="바탕체"/>
+          <w:b/>
+          <w:i w:val="0"/>
+          <w:sz w:val="28"/>
+          <w:u w:val="none"/>
+        </w:rPr>
+        <w:t xml:space="preserve"> □ 실패 원인</w:t>
+      </w:r>
+    </w:p>
+    <w:p>
+      <w:pPr>
+        <w:spacing w:before="0" w:after="180" w:line="240" w:lineRule="auto"/>
+        <w:jc w:val="left"/>
+      </w:pPr>
+      <w:r>
+        <w:rPr>
+          <w:rFonts w:ascii="바탕체" w:hAnsi="바탕체" w:eastAsia="바탕체" w:cs="바탕체"/>
+          <w:b w:val="0"/>
+          <w:i w:val="0"/>
+          <w:sz w:val="28"/>
+          <w:u w:val="none"/>
+        </w:rPr>
+        <w:t xml:space="preserve">   - ① 성장률 과대 추정: 고성장 지속을 전제로 9배 멀티플(EV/Revenue) 적용</w:t>
+      </w:r>
+    </w:p>
+    <w:p>
+      <w:pPr>
+        <w:spacing w:before="0" w:after="180" w:line="240" w:lineRule="auto"/>
+        <w:jc w:val="left"/>
+      </w:pPr>
+      <w:r>
+        <w:rPr>
+          <w:rFonts w:ascii="바탕체" w:hAnsi="바탕체" w:eastAsia="바탕체" w:cs="바탕체"/>
+          <w:b w:val="0"/>
+          <w:i w:val="0"/>
+          <w:sz w:val="28"/>
+          <w:u w:val="none"/>
+        </w:rPr>
+        <w:t xml:space="preserve">   - ② 취약한 부채 구조: 변동금리 인상, PIK 누적으로 부채 급증</w:t>
+      </w:r>
+    </w:p>
+    <w:p>
+      <w:pPr>
+        <w:spacing w:before="0" w:after="180" w:line="240" w:lineRule="auto"/>
+        <w:jc w:val="left"/>
+      </w:pPr>
+      <w:r>
+        <w:rPr>
+          <w:rFonts w:ascii="바탕체" w:hAnsi="바탕체" w:eastAsia="바탕체" w:cs="바탕체"/>
+          <w:b w:val="0"/>
+          <w:i w:val="0"/>
+          <w:sz w:val="28"/>
+          <w:u w:val="none"/>
+        </w:rPr>
+        <w:t xml:space="preserve">   - ③ 이자비용 부담으로 인한 상품 경쟁력 저하: 잉여현금흐름(FCF) 전액을 이자 상환에 투입하여 투자 여력 부족</w:t>
+      </w:r>
+    </w:p>
+    <w:p>
+      <w:pPr>
+        <w:spacing w:before="0" w:after="180" w:line="240" w:lineRule="auto"/>
+        <w:jc w:val="left"/>
+      </w:pPr>
+      <w:r>
+        <w:rPr>
+          <w:rFonts w:ascii="바탕체" w:hAnsi="바탕체" w:eastAsia="바탕체" w:cs="바탕체"/>
+          <w:b w:val="0"/>
+          <w:i w:val="0"/>
+          <w:sz w:val="28"/>
+          <w:u w:val="none"/>
+        </w:rPr>
+        <w:t xml:space="preserve">   - ④ 투자금 회수 무산: M&amp;A 매각 및 IPO 재진입 실패 — 과도한 부채 구조로 잠재 인수자 협상 난항</w:t>
+      </w:r>
     </w:p>
     <w:p>
       <w:pPr>
@@ -1739,7 +1499,7 @@
           <w:sz w:val="28"/>
           <w:u w:val="none"/>
         </w:rPr>
-        <w:t xml:space="preserve">   - Medallia 고객사: 투자·개발 축소로 서비스 품질 저하 및 로드맵 불확실성 증가</w:t>
+        <w:t xml:space="preserve">   - Medallia: 투자 축소로 서비스 경쟁력 저하 우려, 상품 로드맵 불확실, 경쟁사로 이탈 가능성</w:t>
       </w:r>
     </w:p>
     <w:p>
@@ -1755,7 +1515,7 @@
           <w:sz w:val="28"/>
           <w:u w:val="none"/>
         </w:rPr>
-        <w:t xml:space="preserve">     · Qualtrics·Salesforce 等 경쟁사의 Medallia 고객 유치 공세 강화 — 이탈 가속화 우려</w:t>
+        <w:t xml:space="preserve">   - 사모펀드(PE): 유사한 구조로 인수된 SaaS 기업 리스크 재조명 (별첨 3 참조)</w:t>
       </w:r>
     </w:p>
     <w:p>
@@ -1771,7 +1531,7 @@
           <w:sz w:val="28"/>
           <w:u w:val="none"/>
         </w:rPr>
-        <w:t xml:space="preserve">   - PE 업계: 유사 구조(고배수 LBO + 변동금리) 소프트웨어 기업 연쇄 부실화 시그널</w:t>
+        <w:t xml:space="preserve">   - 민간 대출 시장: Blackstone 등 채권자도 원금 회수 불확실성 확대 → 민간 대출 시장 리스크 현실화</w:t>
       </w:r>
     </w:p>
     <w:p>
@@ -1787,7 +1547,39 @@
           <w:sz w:val="28"/>
           <w:u w:val="none"/>
         </w:rPr>
-        <w:t xml:space="preserve">   - 민간 신용 시장: Blackstone 等 채권자도 원금 전액 회수 불확실 → Private Credit 시장 리스크 현실화</w:t>
+        <w:t xml:space="preserve">   - SaaS M&amp;A 시장: 고부채 SaaS 매물 증가 가능성, 전략적 인수자 중심 저가 인수 기회 확대</w:t>
+      </w:r>
+    </w:p>
+    <w:p>
+      <w:pPr>
+        <w:spacing w:before="320" w:after="240" w:line="240" w:lineRule="auto"/>
+        <w:jc w:val="left"/>
+      </w:pPr>
+      <w:r>
+        <w:rPr>
+          <w:rFonts w:ascii="바탕체" w:hAnsi="바탕체" w:eastAsia="바탕체" w:cs="바탕체"/>
+          <w:b/>
+          <w:i w:val="0"/>
+          <w:sz w:val="28"/>
+          <w:u w:val="none"/>
+        </w:rPr>
+        <w:t>5. 시사점</w:t>
+      </w:r>
+    </w:p>
+    <w:p>
+      <w:pPr>
+        <w:spacing w:before="0" w:after="180" w:line="240" w:lineRule="auto"/>
+        <w:jc w:val="left"/>
+      </w:pPr>
+      <w:r>
+        <w:rPr>
+          <w:rFonts w:ascii="바탕체" w:hAnsi="바탕체" w:eastAsia="바탕체" w:cs="바탕체"/>
+          <w:b/>
+          <w:i w:val="0"/>
+          <w:sz w:val="28"/>
+          <w:u w:val="none"/>
+        </w:rPr>
+        <w:t xml:space="preserve"> □ SaaS 기업가치 평가시, 성장과 현금창출능력을 함께 고려 필요</w:t>
       </w:r>
     </w:p>
     <w:p>
@@ -1803,7 +1595,7 @@
           <w:sz w:val="28"/>
           <w:u w:val="none"/>
         </w:rPr>
-        <w:t xml:space="preserve">   - 소프트웨어 M&amp;A 시장: 고부채 매물 디스카운트 딜 증가, 전략적 인수자(Strategic Buyer)에게 유리한 시장 형성</w:t>
+        <w:t xml:space="preserve">   - ARR성장률, Rule of 40, NRR 등 SaaS 특화 지표 뿐만 아니라 잉여현금흐름(FCF) 및 부채상환능력(EV/Par Coverage) 지표 병행관리 필요</w:t>
       </w:r>
     </w:p>
     <w:p>
@@ -1819,820 +1611,7 @@
           <w:sz w:val="28"/>
           <w:u w:val="none"/>
         </w:rPr>
-        <w:t xml:space="preserve"> □ 동일 구조 위험 노출 대표 사례 ('21~'22年 고배수 LBO 인수 기업)</w:t>
-      </w:r>
-    </w:p>
-    <w:tbl>
-      <w:tblPr>
-        <w:tblStyle w:val="TableGrid"/>
-        <w:tblW w:type="auto" w:w="0"/>
-        <w:jc w:val="left"/>
-        <w:tblLook w:firstColumn="1" w:firstRow="1" w:lastColumn="0" w:lastRow="0" w:noHBand="0" w:noVBand="1" w:val="04A0"/>
-        <w:tblW w:w="5000" w:type="pct"/>
-      </w:tblPr>
-      <w:tblGrid>
-        <w:gridCol w:w="1928"/>
-        <w:gridCol w:w="1928"/>
-        <w:gridCol w:w="1928"/>
-        <w:gridCol w:w="1928"/>
-        <w:gridCol w:w="1928"/>
-      </w:tblGrid>
-      <w:tr>
-        <w:tc>
-          <w:tcPr>
-            <w:tcW w:type="dxa" w:w="1928"/>
-            <w:shd w:val="clear" w:color="auto" w:fill="1E1E1E"/>
-          </w:tcPr>
-          <w:p>
-            <w:pPr>
-              <w:spacing w:before="20" w:after="20" w:line="240" w:lineRule="auto"/>
-              <w:jc w:val="center"/>
-            </w:pPr>
-            <w:r>
-              <w:rPr>
-                <w:rFonts w:ascii="바탕체" w:hAnsi="바탕체" w:eastAsia="바탕체" w:cs="바탕체"/>
-                <w:b/>
-                <w:i w:val="0"/>
-                <w:color w:val="FFFFFF"/>
-                <w:sz w:val="26"/>
-                <w:u w:val="none"/>
-              </w:rPr>
-              <w:t>기업명</w:t>
-            </w:r>
-          </w:p>
-        </w:tc>
-        <w:tc>
-          <w:tcPr>
-            <w:tcW w:type="dxa" w:w="1928"/>
-            <w:shd w:val="clear" w:color="auto" w:fill="1E1E1E"/>
-          </w:tcPr>
-          <w:p>
-            <w:pPr>
-              <w:spacing w:before="20" w:after="20" w:line="240" w:lineRule="auto"/>
-              <w:jc w:val="center"/>
-            </w:pPr>
-            <w:r>
-              <w:rPr>
-                <w:rFonts w:ascii="바탕체" w:hAnsi="바탕체" w:eastAsia="바탕체" w:cs="바탕체"/>
-                <w:b/>
-                <w:i w:val="0"/>
-                <w:color w:val="FFFFFF"/>
-                <w:sz w:val="26"/>
-                <w:u w:val="none"/>
-              </w:rPr>
-              <w:t>PE 인수사</w:t>
-            </w:r>
-          </w:p>
-        </w:tc>
-        <w:tc>
-          <w:tcPr>
-            <w:tcW w:type="dxa" w:w="1928"/>
-            <w:shd w:val="clear" w:color="auto" w:fill="1E1E1E"/>
-          </w:tcPr>
-          <w:p>
-            <w:pPr>
-              <w:spacing w:before="20" w:after="20" w:line="240" w:lineRule="auto"/>
-              <w:jc w:val="center"/>
-            </w:pPr>
-            <w:r>
-              <w:rPr>
-                <w:rFonts w:ascii="바탕체" w:hAnsi="바탕체" w:eastAsia="바탕체" w:cs="바탕체"/>
-                <w:b/>
-                <w:i w:val="0"/>
-                <w:color w:val="FFFFFF"/>
-                <w:sz w:val="26"/>
-                <w:u w:val="none"/>
-              </w:rPr>
-              <w:t>인수 시기</w:t>
-            </w:r>
-          </w:p>
-        </w:tc>
-        <w:tc>
-          <w:tcPr>
-            <w:tcW w:type="dxa" w:w="1928"/>
-            <w:shd w:val="clear" w:color="auto" w:fill="1E1E1E"/>
-          </w:tcPr>
-          <w:p>
-            <w:pPr>
-              <w:spacing w:before="20" w:after="20" w:line="240" w:lineRule="auto"/>
-              <w:jc w:val="center"/>
-            </w:pPr>
-            <w:r>
-              <w:rPr>
-                <w:rFonts w:ascii="바탕체" w:hAnsi="바탕체" w:eastAsia="바탕체" w:cs="바탕체"/>
-                <w:b/>
-                <w:i w:val="0"/>
-                <w:color w:val="FFFFFF"/>
-                <w:sz w:val="26"/>
-                <w:u w:val="none"/>
-              </w:rPr>
-              <w:t>인수금액</w:t>
-            </w:r>
-          </w:p>
-        </w:tc>
-        <w:tc>
-          <w:tcPr>
-            <w:tcW w:type="dxa" w:w="1928"/>
-            <w:shd w:val="clear" w:color="auto" w:fill="1E1E1E"/>
-          </w:tcPr>
-          <w:p>
-            <w:pPr>
-              <w:spacing w:before="20" w:after="20" w:line="240" w:lineRule="auto"/>
-              <w:jc w:val="center"/>
-            </w:pPr>
-            <w:r>
-              <w:rPr>
-                <w:rFonts w:ascii="바탕체" w:hAnsi="바탕체" w:eastAsia="바탕체" w:cs="바탕체"/>
-                <w:b/>
-                <w:i w:val="0"/>
-                <w:color w:val="FFFFFF"/>
-                <w:sz w:val="26"/>
-                <w:u w:val="none"/>
-              </w:rPr>
-              <w:t>사업 영역</w:t>
-            </w:r>
-          </w:p>
-        </w:tc>
-      </w:tr>
-      <w:tr>
-        <w:tc>
-          <w:tcPr>
-            <w:tcW w:type="dxa" w:w="1928"/>
-          </w:tcPr>
-          <w:p>
-            <w:pPr>
-              <w:spacing w:before="20" w:after="20" w:line="240" w:lineRule="auto"/>
-              <w:jc w:val="left"/>
-            </w:pPr>
-            <w:r>
-              <w:rPr>
-                <w:rFonts w:ascii="바탕체" w:hAnsi="바탕체" w:eastAsia="바탕체" w:cs="바탕체"/>
-                <w:b w:val="0"/>
-                <w:i w:val="0"/>
-                <w:sz w:val="26"/>
-                <w:u w:val="none"/>
-              </w:rPr>
-              <w:t>Proofpoint</w:t>
-            </w:r>
-          </w:p>
-        </w:tc>
-        <w:tc>
-          <w:tcPr>
-            <w:tcW w:type="dxa" w:w="1928"/>
-          </w:tcPr>
-          <w:p>
-            <w:pPr>
-              <w:spacing w:before="20" w:after="20" w:line="240" w:lineRule="auto"/>
-              <w:jc w:val="left"/>
-            </w:pPr>
-            <w:r>
-              <w:rPr>
-                <w:rFonts w:ascii="바탕체" w:hAnsi="바탕체" w:eastAsia="바탕체" w:cs="바탕체"/>
-                <w:b w:val="0"/>
-                <w:i w:val="0"/>
-                <w:sz w:val="26"/>
-                <w:u w:val="none"/>
-              </w:rPr>
-              <w:t>Thoma Bravo</w:t>
-            </w:r>
-          </w:p>
-        </w:tc>
-        <w:tc>
-          <w:tcPr>
-            <w:tcW w:type="dxa" w:w="1928"/>
-          </w:tcPr>
-          <w:p>
-            <w:pPr>
-              <w:spacing w:before="20" w:after="20" w:line="240" w:lineRule="auto"/>
-              <w:jc w:val="left"/>
-            </w:pPr>
-            <w:r>
-              <w:rPr>
-                <w:rFonts w:ascii="바탕체" w:hAnsi="바탕체" w:eastAsia="바탕체" w:cs="바탕체"/>
-                <w:b w:val="0"/>
-                <w:i w:val="0"/>
-                <w:sz w:val="26"/>
-                <w:u w:val="none"/>
-              </w:rPr>
-              <w:t>'21.4月</w:t>
-            </w:r>
-          </w:p>
-        </w:tc>
-        <w:tc>
-          <w:tcPr>
-            <w:tcW w:type="dxa" w:w="1928"/>
-          </w:tcPr>
-          <w:p>
-            <w:pPr>
-              <w:spacing w:before="20" w:after="20" w:line="240" w:lineRule="auto"/>
-              <w:jc w:val="left"/>
-            </w:pPr>
-            <w:r>
-              <w:rPr>
-                <w:rFonts w:ascii="바탕체" w:hAnsi="바탕체" w:eastAsia="바탕체" w:cs="바탕체"/>
-                <w:b w:val="0"/>
-                <w:i w:val="0"/>
-                <w:sz w:val="26"/>
-                <w:u w:val="none"/>
-              </w:rPr>
-              <w:t>$12.3B</w:t>
-            </w:r>
-          </w:p>
-        </w:tc>
-        <w:tc>
-          <w:tcPr>
-            <w:tcW w:type="dxa" w:w="1928"/>
-          </w:tcPr>
-          <w:p>
-            <w:pPr>
-              <w:spacing w:before="20" w:after="20" w:line="240" w:lineRule="auto"/>
-              <w:jc w:val="left"/>
-            </w:pPr>
-            <w:r>
-              <w:rPr>
-                <w:rFonts w:ascii="바탕체" w:hAnsi="바탕체" w:eastAsia="바탕체" w:cs="바탕체"/>
-                <w:b w:val="0"/>
-                <w:i w:val="0"/>
-                <w:sz w:val="26"/>
-                <w:u w:val="none"/>
-              </w:rPr>
-              <w:t>사이버보안 SaaS</w:t>
-            </w:r>
-          </w:p>
-        </w:tc>
-      </w:tr>
-      <w:tr>
-        <w:tc>
-          <w:tcPr>
-            <w:tcW w:type="dxa" w:w="1928"/>
-          </w:tcPr>
-          <w:p>
-            <w:pPr>
-              <w:spacing w:before="20" w:after="20" w:line="240" w:lineRule="auto"/>
-              <w:jc w:val="left"/>
-            </w:pPr>
-            <w:r>
-              <w:rPr>
-                <w:rFonts w:ascii="바탕체" w:hAnsi="바탕체" w:eastAsia="바탕체" w:cs="바탕체"/>
-                <w:b w:val="0"/>
-                <w:i w:val="0"/>
-                <w:sz w:val="26"/>
-                <w:u w:val="none"/>
-              </w:rPr>
-              <w:t>RealPage</w:t>
-            </w:r>
-          </w:p>
-        </w:tc>
-        <w:tc>
-          <w:tcPr>
-            <w:tcW w:type="dxa" w:w="1928"/>
-          </w:tcPr>
-          <w:p>
-            <w:pPr>
-              <w:spacing w:before="20" w:after="20" w:line="240" w:lineRule="auto"/>
-              <w:jc w:val="left"/>
-            </w:pPr>
-            <w:r>
-              <w:rPr>
-                <w:rFonts w:ascii="바탕체" w:hAnsi="바탕체" w:eastAsia="바탕체" w:cs="바탕체"/>
-                <w:b w:val="0"/>
-                <w:i w:val="0"/>
-                <w:sz w:val="26"/>
-                <w:u w:val="none"/>
-              </w:rPr>
-              <w:t>Thoma Bravo</w:t>
-            </w:r>
-          </w:p>
-        </w:tc>
-        <w:tc>
-          <w:tcPr>
-            <w:tcW w:type="dxa" w:w="1928"/>
-          </w:tcPr>
-          <w:p>
-            <w:pPr>
-              <w:spacing w:before="20" w:after="20" w:line="240" w:lineRule="auto"/>
-              <w:jc w:val="left"/>
-            </w:pPr>
-            <w:r>
-              <w:rPr>
-                <w:rFonts w:ascii="바탕체" w:hAnsi="바탕체" w:eastAsia="바탕체" w:cs="바탕체"/>
-                <w:b w:val="0"/>
-                <w:i w:val="0"/>
-                <w:sz w:val="26"/>
-                <w:u w:val="none"/>
-              </w:rPr>
-              <w:t>'21.4月</w:t>
-            </w:r>
-          </w:p>
-        </w:tc>
-        <w:tc>
-          <w:tcPr>
-            <w:tcW w:type="dxa" w:w="1928"/>
-          </w:tcPr>
-          <w:p>
-            <w:pPr>
-              <w:spacing w:before="20" w:after="20" w:line="240" w:lineRule="auto"/>
-              <w:jc w:val="left"/>
-            </w:pPr>
-            <w:r>
-              <w:rPr>
-                <w:rFonts w:ascii="바탕체" w:hAnsi="바탕체" w:eastAsia="바탕체" w:cs="바탕체"/>
-                <w:b w:val="0"/>
-                <w:i w:val="0"/>
-                <w:sz w:val="26"/>
-                <w:u w:val="none"/>
-              </w:rPr>
-              <w:t>$10.2B</w:t>
-            </w:r>
-          </w:p>
-        </w:tc>
-        <w:tc>
-          <w:tcPr>
-            <w:tcW w:type="dxa" w:w="1928"/>
-          </w:tcPr>
-          <w:p>
-            <w:pPr>
-              <w:spacing w:before="20" w:after="20" w:line="240" w:lineRule="auto"/>
-              <w:jc w:val="left"/>
-            </w:pPr>
-            <w:r>
-              <w:rPr>
-                <w:rFonts w:ascii="바탕체" w:hAnsi="바탕체" w:eastAsia="바탕체" w:cs="바탕체"/>
-                <w:b w:val="0"/>
-                <w:i w:val="0"/>
-                <w:sz w:val="26"/>
-                <w:u w:val="none"/>
-              </w:rPr>
-              <w:t>부동산 관리 SaaS</w:t>
-            </w:r>
-          </w:p>
-        </w:tc>
-      </w:tr>
-      <w:tr>
-        <w:tc>
-          <w:tcPr>
-            <w:tcW w:type="dxa" w:w="1928"/>
-          </w:tcPr>
-          <w:p>
-            <w:pPr>
-              <w:spacing w:before="20" w:after="20" w:line="240" w:lineRule="auto"/>
-              <w:jc w:val="left"/>
-            </w:pPr>
-            <w:r>
-              <w:rPr>
-                <w:rFonts w:ascii="바탕체" w:hAnsi="바탕체" w:eastAsia="바탕체" w:cs="바탕체"/>
-                <w:b w:val="0"/>
-                <w:i w:val="0"/>
-                <w:sz w:val="26"/>
-                <w:u w:val="none"/>
-              </w:rPr>
-              <w:t>Stamps.com</w:t>
-            </w:r>
-          </w:p>
-        </w:tc>
-        <w:tc>
-          <w:tcPr>
-            <w:tcW w:type="dxa" w:w="1928"/>
-          </w:tcPr>
-          <w:p>
-            <w:pPr>
-              <w:spacing w:before="20" w:after="20" w:line="240" w:lineRule="auto"/>
-              <w:jc w:val="left"/>
-            </w:pPr>
-            <w:r>
-              <w:rPr>
-                <w:rFonts w:ascii="바탕체" w:hAnsi="바탕체" w:eastAsia="바탕체" w:cs="바탕체"/>
-                <w:b w:val="0"/>
-                <w:i w:val="0"/>
-                <w:sz w:val="26"/>
-                <w:u w:val="none"/>
-              </w:rPr>
-              <w:t>Thoma Bravo</w:t>
-            </w:r>
-          </w:p>
-        </w:tc>
-        <w:tc>
-          <w:tcPr>
-            <w:tcW w:type="dxa" w:w="1928"/>
-          </w:tcPr>
-          <w:p>
-            <w:pPr>
-              <w:spacing w:before="20" w:after="20" w:line="240" w:lineRule="auto"/>
-              <w:jc w:val="left"/>
-            </w:pPr>
-            <w:r>
-              <w:rPr>
-                <w:rFonts w:ascii="바탕체" w:hAnsi="바탕체" w:eastAsia="바탕체" w:cs="바탕체"/>
-                <w:b w:val="0"/>
-                <w:i w:val="0"/>
-                <w:sz w:val="26"/>
-                <w:u w:val="none"/>
-              </w:rPr>
-              <w:t>'21.10月</w:t>
-            </w:r>
-          </w:p>
-        </w:tc>
-        <w:tc>
-          <w:tcPr>
-            <w:tcW w:type="dxa" w:w="1928"/>
-          </w:tcPr>
-          <w:p>
-            <w:pPr>
-              <w:spacing w:before="20" w:after="20" w:line="240" w:lineRule="auto"/>
-              <w:jc w:val="left"/>
-            </w:pPr>
-            <w:r>
-              <w:rPr>
-                <w:rFonts w:ascii="바탕체" w:hAnsi="바탕체" w:eastAsia="바탕체" w:cs="바탕체"/>
-                <w:b w:val="0"/>
-                <w:i w:val="0"/>
-                <w:sz w:val="26"/>
-                <w:u w:val="none"/>
-              </w:rPr>
-              <w:t>$6.6B</w:t>
-            </w:r>
-          </w:p>
-        </w:tc>
-        <w:tc>
-          <w:tcPr>
-            <w:tcW w:type="dxa" w:w="1928"/>
-          </w:tcPr>
-          <w:p>
-            <w:pPr>
-              <w:spacing w:before="20" w:after="20" w:line="240" w:lineRule="auto"/>
-              <w:jc w:val="left"/>
-            </w:pPr>
-            <w:r>
-              <w:rPr>
-                <w:rFonts w:ascii="바탕체" w:hAnsi="바탕체" w:eastAsia="바탕체" w:cs="바탕체"/>
-                <w:b w:val="0"/>
-                <w:i w:val="0"/>
-                <w:sz w:val="26"/>
-                <w:u w:val="none"/>
-              </w:rPr>
-              <w:t>우편·배송 SaaS</w:t>
-            </w:r>
-          </w:p>
-        </w:tc>
-      </w:tr>
-      <w:tr>
-        <w:tc>
-          <w:tcPr>
-            <w:tcW w:type="dxa" w:w="1928"/>
-          </w:tcPr>
-          <w:p>
-            <w:pPr>
-              <w:spacing w:before="20" w:after="20" w:line="240" w:lineRule="auto"/>
-              <w:jc w:val="left"/>
-            </w:pPr>
-            <w:r>
-              <w:rPr>
-                <w:rFonts w:ascii="바탕체" w:hAnsi="바탕체" w:eastAsia="바탕체" w:cs="바탕체"/>
-                <w:b w:val="0"/>
-                <w:i w:val="0"/>
-                <w:sz w:val="26"/>
-                <w:u w:val="none"/>
-              </w:rPr>
-              <w:t>Zendesk</w:t>
-            </w:r>
-          </w:p>
-        </w:tc>
-        <w:tc>
-          <w:tcPr>
-            <w:tcW w:type="dxa" w:w="1928"/>
-          </w:tcPr>
-          <w:p>
-            <w:pPr>
-              <w:spacing w:before="20" w:after="20" w:line="240" w:lineRule="auto"/>
-              <w:jc w:val="left"/>
-            </w:pPr>
-            <w:r>
-              <w:rPr>
-                <w:rFonts w:ascii="바탕체" w:hAnsi="바탕체" w:eastAsia="바탕체" w:cs="바탕체"/>
-                <w:b w:val="0"/>
-                <w:i w:val="0"/>
-                <w:sz w:val="26"/>
-                <w:u w:val="none"/>
-              </w:rPr>
-              <w:t>Permira·H&amp;F</w:t>
-            </w:r>
-          </w:p>
-        </w:tc>
-        <w:tc>
-          <w:tcPr>
-            <w:tcW w:type="dxa" w:w="1928"/>
-          </w:tcPr>
-          <w:p>
-            <w:pPr>
-              <w:spacing w:before="20" w:after="20" w:line="240" w:lineRule="auto"/>
-              <w:jc w:val="left"/>
-            </w:pPr>
-            <w:r>
-              <w:rPr>
-                <w:rFonts w:ascii="바탕체" w:hAnsi="바탕체" w:eastAsia="바탕체" w:cs="바탕체"/>
-                <w:b w:val="0"/>
-                <w:i w:val="0"/>
-                <w:sz w:val="26"/>
-                <w:u w:val="none"/>
-              </w:rPr>
-              <w:t>'22.11月</w:t>
-            </w:r>
-          </w:p>
-        </w:tc>
-        <w:tc>
-          <w:tcPr>
-            <w:tcW w:type="dxa" w:w="1928"/>
-          </w:tcPr>
-          <w:p>
-            <w:pPr>
-              <w:spacing w:before="20" w:after="20" w:line="240" w:lineRule="auto"/>
-              <w:jc w:val="left"/>
-            </w:pPr>
-            <w:r>
-              <w:rPr>
-                <w:rFonts w:ascii="바탕체" w:hAnsi="바탕체" w:eastAsia="바탕체" w:cs="바탕체"/>
-                <w:b w:val="0"/>
-                <w:i w:val="0"/>
-                <w:sz w:val="26"/>
-                <w:u w:val="none"/>
-              </w:rPr>
-              <w:t>$10.2B</w:t>
-            </w:r>
-          </w:p>
-        </w:tc>
-        <w:tc>
-          <w:tcPr>
-            <w:tcW w:type="dxa" w:w="1928"/>
-          </w:tcPr>
-          <w:p>
-            <w:pPr>
-              <w:spacing w:before="20" w:after="20" w:line="240" w:lineRule="auto"/>
-              <w:jc w:val="left"/>
-            </w:pPr>
-            <w:r>
-              <w:rPr>
-                <w:rFonts w:ascii="바탕체" w:hAnsi="바탕체" w:eastAsia="바탕체" w:cs="바탕체"/>
-                <w:b w:val="0"/>
-                <w:i w:val="0"/>
-                <w:sz w:val="26"/>
-                <w:u w:val="none"/>
-              </w:rPr>
-              <w:t>CX SaaS</w:t>
-            </w:r>
-          </w:p>
-        </w:tc>
-      </w:tr>
-      <w:tr>
-        <w:tc>
-          <w:tcPr>
-            <w:tcW w:type="dxa" w:w="1928"/>
-          </w:tcPr>
-          <w:p>
-            <w:pPr>
-              <w:spacing w:before="20" w:after="20" w:line="240" w:lineRule="auto"/>
-              <w:jc w:val="left"/>
-            </w:pPr>
-            <w:r>
-              <w:rPr>
-                <w:rFonts w:ascii="바탕체" w:hAnsi="바탕체" w:eastAsia="바탕체" w:cs="바탕체"/>
-                <w:b w:val="0"/>
-                <w:i w:val="0"/>
-                <w:sz w:val="26"/>
-                <w:u w:val="none"/>
-              </w:rPr>
-              <w:t>Avalara</w:t>
-            </w:r>
-          </w:p>
-        </w:tc>
-        <w:tc>
-          <w:tcPr>
-            <w:tcW w:type="dxa" w:w="1928"/>
-          </w:tcPr>
-          <w:p>
-            <w:pPr>
-              <w:spacing w:before="20" w:after="20" w:line="240" w:lineRule="auto"/>
-              <w:jc w:val="left"/>
-            </w:pPr>
-            <w:r>
-              <w:rPr>
-                <w:rFonts w:ascii="바탕체" w:hAnsi="바탕체" w:eastAsia="바탕체" w:cs="바탕체"/>
-                <w:b w:val="0"/>
-                <w:i w:val="0"/>
-                <w:sz w:val="26"/>
-                <w:u w:val="none"/>
-              </w:rPr>
-              <w:t>Vista Equity</w:t>
-            </w:r>
-          </w:p>
-        </w:tc>
-        <w:tc>
-          <w:tcPr>
-            <w:tcW w:type="dxa" w:w="1928"/>
-          </w:tcPr>
-          <w:p>
-            <w:pPr>
-              <w:spacing w:before="20" w:after="20" w:line="240" w:lineRule="auto"/>
-              <w:jc w:val="left"/>
-            </w:pPr>
-            <w:r>
-              <w:rPr>
-                <w:rFonts w:ascii="바탕체" w:hAnsi="바탕체" w:eastAsia="바탕체" w:cs="바탕체"/>
-                <w:b w:val="0"/>
-                <w:i w:val="0"/>
-                <w:sz w:val="26"/>
-                <w:u w:val="none"/>
-              </w:rPr>
-              <w:t>'22.10月</w:t>
-            </w:r>
-          </w:p>
-        </w:tc>
-        <w:tc>
-          <w:tcPr>
-            <w:tcW w:type="dxa" w:w="1928"/>
-          </w:tcPr>
-          <w:p>
-            <w:pPr>
-              <w:spacing w:before="20" w:after="20" w:line="240" w:lineRule="auto"/>
-              <w:jc w:val="left"/>
-            </w:pPr>
-            <w:r>
-              <w:rPr>
-                <w:rFonts w:ascii="바탕체" w:hAnsi="바탕체" w:eastAsia="바탕체" w:cs="바탕체"/>
-                <w:b w:val="0"/>
-                <w:i w:val="0"/>
-                <w:sz w:val="26"/>
-                <w:u w:val="none"/>
-              </w:rPr>
-              <w:t>$8.4B</w:t>
-            </w:r>
-          </w:p>
-        </w:tc>
-        <w:tc>
-          <w:tcPr>
-            <w:tcW w:type="dxa" w:w="1928"/>
-          </w:tcPr>
-          <w:p>
-            <w:pPr>
-              <w:spacing w:before="20" w:after="20" w:line="240" w:lineRule="auto"/>
-              <w:jc w:val="left"/>
-            </w:pPr>
-            <w:r>
-              <w:rPr>
-                <w:rFonts w:ascii="바탕체" w:hAnsi="바탕체" w:eastAsia="바탕체" w:cs="바탕체"/>
-                <w:b w:val="0"/>
-                <w:i w:val="0"/>
-                <w:sz w:val="26"/>
-                <w:u w:val="none"/>
-              </w:rPr>
-              <w:t>세금 자동화 SaaS</w:t>
-            </w:r>
-          </w:p>
-        </w:tc>
-      </w:tr>
-      <w:tr>
-        <w:tc>
-          <w:tcPr>
-            <w:tcW w:type="dxa" w:w="1928"/>
-          </w:tcPr>
-          <w:p>
-            <w:pPr>
-              <w:spacing w:before="20" w:after="20" w:line="240" w:lineRule="auto"/>
-              <w:jc w:val="left"/>
-            </w:pPr>
-            <w:r>
-              <w:rPr>
-                <w:rFonts w:ascii="바탕체" w:hAnsi="바탕체" w:eastAsia="바탕체" w:cs="바탕체"/>
-                <w:b w:val="0"/>
-                <w:i w:val="0"/>
-                <w:sz w:val="26"/>
-                <w:u w:val="none"/>
-              </w:rPr>
-              <w:t>SailPoint</w:t>
-            </w:r>
-          </w:p>
-        </w:tc>
-        <w:tc>
-          <w:tcPr>
-            <w:tcW w:type="dxa" w:w="1928"/>
-          </w:tcPr>
-          <w:p>
-            <w:pPr>
-              <w:spacing w:before="20" w:after="20" w:line="240" w:lineRule="auto"/>
-              <w:jc w:val="left"/>
-            </w:pPr>
-            <w:r>
-              <w:rPr>
-                <w:rFonts w:ascii="바탕체" w:hAnsi="바탕체" w:eastAsia="바탕체" w:cs="바탕체"/>
-                <w:b w:val="0"/>
-                <w:i w:val="0"/>
-                <w:sz w:val="26"/>
-                <w:u w:val="none"/>
-              </w:rPr>
-              <w:t>Thoma Bravo</w:t>
-            </w:r>
-          </w:p>
-        </w:tc>
-        <w:tc>
-          <w:tcPr>
-            <w:tcW w:type="dxa" w:w="1928"/>
-          </w:tcPr>
-          <w:p>
-            <w:pPr>
-              <w:spacing w:before="20" w:after="20" w:line="240" w:lineRule="auto"/>
-              <w:jc w:val="left"/>
-            </w:pPr>
-            <w:r>
-              <w:rPr>
-                <w:rFonts w:ascii="바탕체" w:hAnsi="바탕체" w:eastAsia="바탕체" w:cs="바탕체"/>
-                <w:b w:val="0"/>
-                <w:i w:val="0"/>
-                <w:sz w:val="26"/>
-                <w:u w:val="none"/>
-              </w:rPr>
-              <w:t>'22.4月</w:t>
-            </w:r>
-          </w:p>
-        </w:tc>
-        <w:tc>
-          <w:tcPr>
-            <w:tcW w:type="dxa" w:w="1928"/>
-          </w:tcPr>
-          <w:p>
-            <w:pPr>
-              <w:spacing w:before="20" w:after="20" w:line="240" w:lineRule="auto"/>
-              <w:jc w:val="left"/>
-            </w:pPr>
-            <w:r>
-              <w:rPr>
-                <w:rFonts w:ascii="바탕체" w:hAnsi="바탕체" w:eastAsia="바탕체" w:cs="바탕체"/>
-                <w:b w:val="0"/>
-                <w:i w:val="0"/>
-                <w:sz w:val="26"/>
-                <w:u w:val="none"/>
-              </w:rPr>
-              <w:t>$6.9B</w:t>
-            </w:r>
-          </w:p>
-        </w:tc>
-        <w:tc>
-          <w:tcPr>
-            <w:tcW w:type="dxa" w:w="1928"/>
-          </w:tcPr>
-          <w:p>
-            <w:pPr>
-              <w:spacing w:before="20" w:after="20" w:line="240" w:lineRule="auto"/>
-              <w:jc w:val="left"/>
-            </w:pPr>
-            <w:r>
-              <w:rPr>
-                <w:rFonts w:ascii="바탕체" w:hAnsi="바탕체" w:eastAsia="바탕체" w:cs="바탕체"/>
-                <w:b w:val="0"/>
-                <w:i w:val="0"/>
-                <w:sz w:val="26"/>
-                <w:u w:val="none"/>
-              </w:rPr>
-              <w:t>ID 보안 SaaS</w:t>
-            </w:r>
-          </w:p>
-        </w:tc>
-      </w:tr>
-    </w:tbl>
-    <w:p>
-      <w:pPr>
-        <w:spacing w:before="0" w:after="120" w:line="240" w:lineRule="auto"/>
-        <w:jc w:val="left"/>
-      </w:pPr>
-    </w:p>
-    <w:p>
-      <w:pPr>
-        <w:spacing w:before="0" w:after="180" w:line="240" w:lineRule="auto"/>
-        <w:jc w:val="left"/>
-      </w:pPr>
-      <w:r>
-        <w:rPr>
-          <w:rFonts w:ascii="바탕체" w:hAnsi="바탕체" w:eastAsia="바탕체" w:cs="바탕체"/>
-          <w:b w:val="0"/>
-          <w:i w:val="0"/>
-          <w:sz w:val="28"/>
-          <w:u w:val="none"/>
-        </w:rPr>
-        <w:t xml:space="preserve">   ※ '21~'22年 저금리 환경에서 9~10배 이상 배수로 인수된 소프트웨어 기업 상당수가 동일한 구조적 문제(고부채 + 변동금리)에 직면할 것으로 전망 (OnlyCFO 추산)</w:t>
-      </w:r>
-    </w:p>
-    <w:p>
-      <w:pPr>
-        <w:spacing w:before="320" w:after="240" w:line="240" w:lineRule="auto"/>
-        <w:jc w:val="left"/>
-      </w:pPr>
-      <w:r>
-        <w:rPr>
-          <w:rFonts w:ascii="바탕체" w:hAnsi="바탕체" w:eastAsia="바탕체" w:cs="바탕체"/>
-          <w:b/>
-          <w:i w:val="0"/>
-          <w:sz w:val="28"/>
-          <w:u w:val="none"/>
-        </w:rPr>
-        <w:t>4. 리스크 및 제약</w:t>
+        <w:t xml:space="preserve"> □ 향후 M&amp;A 검토 시 현금흐름, 부채상환능력 지표도 병행 검토 필요</w:t>
       </w:r>
     </w:p>
     <w:p>
@@ -2648,7 +1627,7 @@
           <w:sz w:val="28"/>
           <w:u w:val="none"/>
         </w:rPr>
-        <w:t xml:space="preserve"> □ 불확실성</w:t>
+        <w:t xml:space="preserve"> □ 사업건전성 대시보드 운영 시, 현금흐름 관리 체계 강화 검토 필요</w:t>
       </w:r>
     </w:p>
     <w:p>
@@ -2664,7 +1643,7 @@
           <w:sz w:val="28"/>
           <w:u w:val="none"/>
         </w:rPr>
-        <w:t xml:space="preserve">   - '21年 비상장 전환 후 재무 정보 비공개 — 이자비용·EBITDA·FCF 등 핵심 수치는 추정치</w:t>
+        <w:t xml:space="preserve">   - 잉여현금흐름(FCF) 지표 시범 산출 → 사업부 관리 협의 → 대시보드 적용 기준 확정</w:t>
       </w:r>
     </w:p>
     <w:p>
@@ -2680,23 +1659,7 @@
           <w:sz w:val="28"/>
           <w:u w:val="none"/>
         </w:rPr>
-        <w:t xml:space="preserve">   - 채권단 원금 회수율, Medallia 현재 매출·고객 이탈 규모 미확인</w:t>
-      </w:r>
-    </w:p>
-    <w:p>
-      <w:pPr>
-        <w:spacing w:before="0" w:after="180" w:line="240" w:lineRule="auto"/>
-        <w:jc w:val="left"/>
-      </w:pPr>
-      <w:r>
-        <w:rPr>
-          <w:rFonts w:ascii="바탕체" w:hAnsi="바탕체" w:eastAsia="바탕체" w:cs="바탕체"/>
-          <w:b/>
-          <w:i w:val="0"/>
-          <w:sz w:val="28"/>
-          <w:u w:val="none"/>
-        </w:rPr>
-        <w:t xml:space="preserve"> □ 미확인 정보</w:t>
+        <w:t xml:space="preserve">   - Rule of 40·NRR·잉여현금흐름(FCF) 등 통합 모니터링 체계 검토</w:t>
       </w:r>
     </w:p>
     <w:p>
@@ -2712,7 +1675,7 @@
           <w:sz w:val="28"/>
           <w:u w:val="none"/>
         </w:rPr>
-        <w:t xml:space="preserve">   - PIK 이자 적용 이후 확정 부채 규모 (약 $2.8B는 추정값)</w:t>
+        <w:t xml:space="preserve">   - (1) FCF = 영업현금흐름 − CAPEX(유무형자산취득액)</w:t>
       </w:r>
     </w:p>
     <w:p>
@@ -2728,7 +1691,7 @@
           <w:sz w:val="28"/>
           <w:u w:val="none"/>
         </w:rPr>
-        <w:t xml:space="preserve">   - 채권단 구조조정 이후 Medallia 사업 지속 여부 및 매각 일정</w:t>
+        <w:t xml:space="preserve">   - (2) EV/Par Coverage Ratio = EV ÷ Loan Par(누적 차입금·적자금액) → 1 이상 유지 필요</w:t>
       </w:r>
     </w:p>
     <w:p>
@@ -2744,23 +1707,7 @@
           <w:sz w:val="28"/>
           <w:u w:val="none"/>
         </w:rPr>
-        <w:t xml:space="preserve">   - '26.04.30 Bloomberg 보도 이후 추가 협상 경과</w:t>
-      </w:r>
-    </w:p>
-    <w:p>
-      <w:pPr>
-        <w:spacing w:before="0" w:after="180" w:line="240" w:lineRule="auto"/>
-        <w:jc w:val="left"/>
-      </w:pPr>
-      <w:r>
-        <w:rPr>
-          <w:rFonts w:ascii="바탕체" w:hAnsi="바탕체" w:eastAsia="바탕체" w:cs="바탕체"/>
-          <w:b/>
-          <w:i w:val="0"/>
-          <w:sz w:val="28"/>
-          <w:u w:val="none"/>
-        </w:rPr>
-        <w:t xml:space="preserve"> □ 실행상 유의사항</w:t>
+        <w:t xml:space="preserve">     · 1 미만 하락 시, 기업가치가 누적 부채를 충분히 커버하지 못하는 구조적 위험 신호</w:t>
       </w:r>
     </w:p>
     <w:p>
@@ -2776,7 +1723,7 @@
           <w:sz w:val="28"/>
           <w:u w:val="none"/>
         </w:rPr>
-        <w:t xml:space="preserve">   - 사업건전성 대시보드 적용 時 산식·멀티플 기준을 내부 사업부와 협의 후 확정 필요</w:t>
+        <w:t xml:space="preserve">     · Medallia: EV 급락 + Loan Par $2.8B 팽창으로 임계치 이하 하락 → 경영권 이전</w:t>
       </w:r>
     </w:p>
     <w:p>
@@ -2792,468 +1739,7 @@
           <w:sz w:val="28"/>
           <w:u w:val="none"/>
         </w:rPr>
-        <w:t xml:space="preserve">   - 국내 B2B SaaS 시장 멀티플(5~8배 예상)은 시범 산출 후 검증 필요</w:t>
-      </w:r>
-    </w:p>
-    <w:p>
-      <w:pPr>
-        <w:spacing w:before="0" w:after="180" w:line="240" w:lineRule="auto"/>
-        <w:jc w:val="left"/>
-      </w:pPr>
-      <w:r>
-        <w:rPr>
-          <w:rFonts w:ascii="바탕체" w:hAnsi="바탕체" w:eastAsia="바탕체" w:cs="바탕체"/>
-          <w:b w:val="0"/>
-          <w:i w:val="0"/>
-          <w:sz w:val="28"/>
-          <w:u w:val="none"/>
-        </w:rPr>
-        <w:t xml:space="preserve">   - Medallia 사례는 외부 PE 투자 구조 기반 — 내부 SaaS 운영 기준 적용 時 조정 필요</w:t>
-      </w:r>
-    </w:p>
-    <w:p>
-      <w:pPr>
-        <w:spacing w:before="320" w:after="240" w:line="240" w:lineRule="auto"/>
-        <w:jc w:val="left"/>
-      </w:pPr>
-      <w:r>
-        <w:rPr>
-          <w:rFonts w:ascii="바탕체" w:hAnsi="바탕체" w:eastAsia="바탕체" w:cs="바탕체"/>
-          <w:b/>
-          <w:i w:val="0"/>
-          <w:sz w:val="28"/>
-          <w:u w:val="none"/>
-        </w:rPr>
-        <w:t>5. 시사점 및 권고안</w:t>
-      </w:r>
-    </w:p>
-    <w:p>
-      <w:pPr>
-        <w:spacing w:before="0" w:after="180" w:line="240" w:lineRule="auto"/>
-        <w:jc w:val="left"/>
-      </w:pPr>
-      <w:r>
-        <w:rPr>
-          <w:rFonts w:ascii="바탕체" w:hAnsi="바탕체" w:eastAsia="바탕체" w:cs="바탕체"/>
-          <w:b/>
-          <w:i w:val="0"/>
-          <w:sz w:val="28"/>
-          <w:u w:val="none"/>
-        </w:rPr>
-        <w:t xml:space="preserve"> □ SaaS 기업가치 평가 기준 확장 필요</w:t>
-      </w:r>
-    </w:p>
-    <w:tbl>
-      <w:tblPr>
-        <w:tblStyle w:val="TableGrid"/>
-        <w:tblW w:type="auto" w:w="0"/>
-        <w:jc w:val="left"/>
-        <w:tblLook w:firstColumn="1" w:firstRow="1" w:lastColumn="0" w:lastRow="0" w:noHBand="0" w:noVBand="1" w:val="04A0"/>
-        <w:tblW w:w="5000" w:type="pct"/>
-      </w:tblPr>
-      <w:tblGrid>
-        <w:gridCol w:w="3213"/>
-        <w:gridCol w:w="3213"/>
-        <w:gridCol w:w="3213"/>
-      </w:tblGrid>
-      <w:tr>
-        <w:tc>
-          <w:tcPr>
-            <w:tcW w:type="dxa" w:w="3213"/>
-            <w:shd w:val="clear" w:color="auto" w:fill="1E1E1E"/>
-          </w:tcPr>
-          <w:p>
-            <w:pPr>
-              <w:spacing w:before="20" w:after="20" w:line="240" w:lineRule="auto"/>
-              <w:jc w:val="center"/>
-            </w:pPr>
-            <w:r>
-              <w:rPr>
-                <w:rFonts w:ascii="바탕체" w:hAnsi="바탕체" w:eastAsia="바탕체" w:cs="바탕체"/>
-                <w:b/>
-                <w:i w:val="0"/>
-                <w:color w:val="FFFFFF"/>
-                <w:sz w:val="26"/>
-                <w:u w:val="none"/>
-              </w:rPr>
-              <w:t>평가 기준 유형</w:t>
-            </w:r>
-          </w:p>
-        </w:tc>
-        <w:tc>
-          <w:tcPr>
-            <w:tcW w:type="dxa" w:w="3213"/>
-            <w:shd w:val="clear" w:color="auto" w:fill="1E1E1E"/>
-          </w:tcPr>
-          <w:p>
-            <w:pPr>
-              <w:spacing w:before="20" w:after="20" w:line="240" w:lineRule="auto"/>
-              <w:jc w:val="center"/>
-            </w:pPr>
-            <w:r>
-              <w:rPr>
-                <w:rFonts w:ascii="바탕체" w:hAnsi="바탕체" w:eastAsia="바탕체" w:cs="바탕체"/>
-                <w:b/>
-                <w:i w:val="0"/>
-                <w:color w:val="FFFFFF"/>
-                <w:sz w:val="26"/>
-                <w:u w:val="none"/>
-              </w:rPr>
-              <w:t>주요 지표</w:t>
-            </w:r>
-          </w:p>
-        </w:tc>
-        <w:tc>
-          <w:tcPr>
-            <w:tcW w:type="dxa" w:w="3213"/>
-            <w:shd w:val="clear" w:color="auto" w:fill="1E1E1E"/>
-          </w:tcPr>
-          <w:p>
-            <w:pPr>
-              <w:spacing w:before="20" w:after="20" w:line="240" w:lineRule="auto"/>
-              <w:jc w:val="center"/>
-            </w:pPr>
-            <w:r>
-              <w:rPr>
-                <w:rFonts w:ascii="바탕체" w:hAnsi="바탕체" w:eastAsia="바탕체" w:cs="바탕체"/>
-                <w:b/>
-                <w:i w:val="0"/>
-                <w:color w:val="FFFFFF"/>
-                <w:sz w:val="26"/>
-                <w:u w:val="none"/>
-              </w:rPr>
-              <w:t>Medallia 사례에서의 의미</w:t>
-            </w:r>
-          </w:p>
-        </w:tc>
-      </w:tr>
-      <w:tr>
-        <w:tc>
-          <w:tcPr>
-            <w:tcW w:type="dxa" w:w="3213"/>
-          </w:tcPr>
-          <w:p>
-            <w:pPr>
-              <w:spacing w:before="20" w:after="20" w:line="240" w:lineRule="auto"/>
-              <w:jc w:val="left"/>
-            </w:pPr>
-            <w:r>
-              <w:rPr>
-                <w:rFonts w:ascii="바탕체" w:hAnsi="바탕체" w:eastAsia="바탕체" w:cs="바탕체"/>
-                <w:b w:val="0"/>
-                <w:i w:val="0"/>
-                <w:sz w:val="26"/>
-                <w:u w:val="none"/>
-              </w:rPr>
-              <w:t>SaaS 특화 기준</w:t>
-            </w:r>
-          </w:p>
-        </w:tc>
-        <w:tc>
-          <w:tcPr>
-            <w:tcW w:type="dxa" w:w="3213"/>
-          </w:tcPr>
-          <w:p>
-            <w:pPr>
-              <w:spacing w:before="20" w:after="20" w:line="240" w:lineRule="auto"/>
-              <w:jc w:val="left"/>
-            </w:pPr>
-            <w:r>
-              <w:rPr>
-                <w:rFonts w:ascii="바탕체" w:hAnsi="바탕체" w:eastAsia="바탕체" w:cs="바탕체"/>
-                <w:b w:val="0"/>
-                <w:i w:val="0"/>
-                <w:sz w:val="26"/>
-                <w:u w:val="none"/>
-              </w:rPr>
-              <w:t>ARR 성장률, Rule of 40, NRR</w:t>
-            </w:r>
-          </w:p>
-        </w:tc>
-        <w:tc>
-          <w:tcPr>
-            <w:tcW w:type="dxa" w:w="3213"/>
-          </w:tcPr>
-          <w:p>
-            <w:pPr>
-              <w:spacing w:before="20" w:after="20" w:line="240" w:lineRule="auto"/>
-              <w:jc w:val="left"/>
-            </w:pPr>
-            <w:r>
-              <w:rPr>
-                <w:rFonts w:ascii="바탕체" w:hAnsi="바탕체" w:eastAsia="바탕체" w:cs="바탕체"/>
-                <w:b w:val="0"/>
-                <w:i w:val="0"/>
-                <w:sz w:val="26"/>
-                <w:u w:val="none"/>
-              </w:rPr>
-              <w:t>성장·수익·고객유지 균형 측정 — 세 지표 모두에서 사전 경고 신호 有</w:t>
-            </w:r>
-          </w:p>
-        </w:tc>
-      </w:tr>
-      <w:tr>
-        <w:tc>
-          <w:tcPr>
-            <w:tcW w:type="dxa" w:w="3213"/>
-          </w:tcPr>
-          <w:p>
-            <w:pPr>
-              <w:spacing w:before="20" w:after="20" w:line="240" w:lineRule="auto"/>
-              <w:jc w:val="left"/>
-            </w:pPr>
-            <w:r>
-              <w:rPr>
-                <w:rFonts w:ascii="바탕체" w:hAnsi="바탕체" w:eastAsia="바탕체" w:cs="바탕체"/>
-                <w:b w:val="0"/>
-                <w:i w:val="0"/>
-                <w:sz w:val="26"/>
-                <w:u w:val="none"/>
-              </w:rPr>
-              <w:t>전통적 기준</w:t>
-            </w:r>
-          </w:p>
-        </w:tc>
-        <w:tc>
-          <w:tcPr>
-            <w:tcW w:type="dxa" w:w="3213"/>
-          </w:tcPr>
-          <w:p>
-            <w:pPr>
-              <w:spacing w:before="20" w:after="20" w:line="240" w:lineRule="auto"/>
-              <w:jc w:val="left"/>
-            </w:pPr>
-            <w:r>
-              <w:rPr>
-                <w:rFonts w:ascii="바탕체" w:hAnsi="바탕체" w:eastAsia="바탕체" w:cs="바탕체"/>
-                <w:b w:val="0"/>
-                <w:i w:val="0"/>
-                <w:sz w:val="26"/>
-                <w:u w:val="none"/>
-              </w:rPr>
-              <w:t>누적 차입금액, 누적 적자금액, FCF</w:t>
-            </w:r>
-          </w:p>
-        </w:tc>
-        <w:tc>
-          <w:tcPr>
-            <w:tcW w:type="dxa" w:w="3213"/>
-          </w:tcPr>
-          <w:p>
-            <w:pPr>
-              <w:spacing w:before="20" w:after="20" w:line="240" w:lineRule="auto"/>
-              <w:jc w:val="left"/>
-            </w:pPr>
-            <w:r>
-              <w:rPr>
-                <w:rFonts w:ascii="바탕체" w:hAnsi="바탕체" w:eastAsia="바탕체" w:cs="바탕체"/>
-                <w:b w:val="0"/>
-                <w:i w:val="0"/>
-                <w:sz w:val="26"/>
-                <w:u w:val="none"/>
-              </w:rPr>
-              <w:t>$2.8B 부채 팽창·EBITDA 초과 이자는 전통 기준으로만 가시화 가능한 구조적 위험</w:t>
-            </w:r>
-          </w:p>
-        </w:tc>
-      </w:tr>
-    </w:tbl>
-    <w:p>
-      <w:pPr>
-        <w:spacing w:before="0" w:after="120" w:line="240" w:lineRule="auto"/>
-        <w:jc w:val="left"/>
-      </w:pPr>
-    </w:p>
-    <w:p>
-      <w:pPr>
-        <w:spacing w:before="0" w:after="180" w:line="240" w:lineRule="auto"/>
-        <w:jc w:val="left"/>
-      </w:pPr>
-      <w:r>
-        <w:rPr>
-          <w:rFonts w:ascii="바탕체" w:hAnsi="바탕체" w:eastAsia="바탕체" w:cs="바탕체"/>
-          <w:b/>
-          <w:i w:val="0"/>
-          <w:sz w:val="28"/>
-          <w:u w:val="none"/>
-        </w:rPr>
-        <w:t xml:space="preserve"> □ 사업건전성 대시보드 현금흐름 지표 관리 검토</w:t>
-      </w:r>
-    </w:p>
-    <w:p>
-      <w:pPr>
-        <w:spacing w:before="0" w:after="180" w:line="240" w:lineRule="auto"/>
-        <w:jc w:val="left"/>
-      </w:pPr>
-      <w:r>
-        <w:rPr>
-          <w:rFonts w:ascii="바탕체" w:hAnsi="바탕체" w:eastAsia="바탕체" w:cs="바탕체"/>
-          <w:b w:val="0"/>
-          <w:i w:val="0"/>
-          <w:sz w:val="28"/>
-          <w:u w:val="none"/>
-        </w:rPr>
-        <w:t xml:space="preserve">   - FCF = 영업이익(영업현금흐름) − CAPEX</w:t>
-      </w:r>
-    </w:p>
-    <w:p>
-      <w:pPr>
-        <w:spacing w:before="0" w:after="180" w:line="240" w:lineRule="auto"/>
-        <w:jc w:val="left"/>
-      </w:pPr>
-      <w:r>
-        <w:rPr>
-          <w:rFonts w:ascii="바탕체" w:hAnsi="바탕체" w:eastAsia="바탕체" w:cs="바탕체"/>
-          <w:b w:val="0"/>
-          <w:i w:val="0"/>
-          <w:sz w:val="28"/>
-          <w:u w:val="none"/>
-        </w:rPr>
-        <w:t xml:space="preserve">   - EV(Enterprise Value) = Annual FCF × Multiple(시장 평균 멀티플 × 할인률)</w:t>
-      </w:r>
-    </w:p>
-    <w:p>
-      <w:pPr>
-        <w:spacing w:before="0" w:after="180" w:line="240" w:lineRule="auto"/>
-        <w:jc w:val="left"/>
-      </w:pPr>
-      <w:r>
-        <w:rPr>
-          <w:rFonts w:ascii="바탕체" w:hAnsi="바탕체" w:eastAsia="바탕체" w:cs="바탕체"/>
-          <w:b w:val="0"/>
-          <w:i w:val="0"/>
-          <w:sz w:val="28"/>
-          <w:u w:val="none"/>
-        </w:rPr>
-        <w:t xml:space="preserve">   - EV/Par Coverage Ratio = EV ÷ Loan Par(누적 차입금/적자금액) → 1 이상 유지 필요</w:t>
-      </w:r>
-    </w:p>
-    <w:p>
-      <w:pPr>
-        <w:spacing w:before="0" w:after="180" w:line="240" w:lineRule="auto"/>
-        <w:jc w:val="left"/>
-      </w:pPr>
-      <w:r>
-        <w:rPr>
-          <w:rFonts w:ascii="바탕체" w:hAnsi="바탕체" w:eastAsia="바탕체" w:cs="바탕체"/>
-          <w:b w:val="0"/>
-          <w:i w:val="0"/>
-          <w:sz w:val="28"/>
-          <w:u w:val="none"/>
-        </w:rPr>
-        <w:t xml:space="preserve">     · 1 미만 時: 기업가치가 누적 부채를 커버하지 못하는 구조적 위험 신호</w:t>
-      </w:r>
-    </w:p>
-    <w:p>
-      <w:pPr>
-        <w:spacing w:before="0" w:after="180" w:line="240" w:lineRule="auto"/>
-        <w:jc w:val="left"/>
-      </w:pPr>
-      <w:r>
-        <w:rPr>
-          <w:rFonts w:ascii="바탕체" w:hAnsi="바탕체" w:eastAsia="바탕체" w:cs="바탕체"/>
-          <w:b w:val="0"/>
-          <w:i w:val="0"/>
-          <w:sz w:val="28"/>
-          <w:u w:val="none"/>
-        </w:rPr>
-        <w:t xml:space="preserve">     · Medallia의 경우 EV 급락 + Loan Par $2.8B 팽창으로 임계치 이하 하락 → 경영권 상실</w:t>
-      </w:r>
-    </w:p>
-    <w:p>
-      <w:pPr>
-        <w:spacing w:before="0" w:after="180" w:line="240" w:lineRule="auto"/>
-        <w:jc w:val="left"/>
-      </w:pPr>
-      <w:r>
-        <w:rPr>
-          <w:rFonts w:ascii="바탕체" w:hAnsi="바탕체" w:eastAsia="바탕체" w:cs="바탕체"/>
-          <w:b w:val="0"/>
-          <w:i w:val="0"/>
-          <w:sz w:val="28"/>
-          <w:u w:val="none"/>
-        </w:rPr>
-        <w:t xml:space="preserve">   ※ 내부 적용 기준(안): Annual FCF = 영업현금흐름 기준 / Multiple = 국내 B2B SaaS 시장 평균(5~8배 예상) / Loan Par = 누적 차입금 또는 누적 적자 금액 — 시범 산출 후 사업부 협의를 통해 기준 확정 필요</w:t>
-      </w:r>
-    </w:p>
-    <w:p>
-      <w:pPr>
-        <w:spacing w:before="0" w:after="180" w:line="240" w:lineRule="auto"/>
-        <w:jc w:val="left"/>
-      </w:pPr>
-      <w:r>
-        <w:rPr>
-          <w:rFonts w:ascii="바탕체" w:hAnsi="바탕체" w:eastAsia="바탕체" w:cs="바탕체"/>
-          <w:b/>
-          <w:i w:val="0"/>
-          <w:sz w:val="28"/>
-          <w:u w:val="none"/>
-        </w:rPr>
-        <w:t>→ FCF 및 EV/Par Coverage 지표를 대시보드에 추가함으로써 표면 지표(매출·EBITDA) 중심 평가 한계 보완 및 구조적 재무 리스크 조기 감지 체계 구축 가능</w:t>
-      </w:r>
-    </w:p>
-    <w:p>
-      <w:pPr>
-        <w:spacing w:before="0" w:after="180" w:line="240" w:lineRule="auto"/>
-        <w:jc w:val="left"/>
-      </w:pPr>
-      <w:r>
-        <w:rPr>
-          <w:rFonts w:ascii="바탕체" w:hAnsi="바탕체" w:eastAsia="바탕체" w:cs="바탕체"/>
-          <w:b/>
-          <w:i w:val="0"/>
-          <w:sz w:val="28"/>
-          <w:u w:val="none"/>
-        </w:rPr>
-        <w:t xml:space="preserve"> □ 후속 조치 권고</w:t>
-      </w:r>
-    </w:p>
-    <w:p>
-      <w:pPr>
-        <w:spacing w:before="0" w:after="180" w:line="240" w:lineRule="auto"/>
-        <w:jc w:val="left"/>
-      </w:pPr>
-      <w:r>
-        <w:rPr>
-          <w:rFonts w:ascii="바탕체" w:hAnsi="바탕체" w:eastAsia="바탕체" w:cs="바탕체"/>
-          <w:b w:val="0"/>
-          <w:i w:val="0"/>
-          <w:sz w:val="28"/>
-          <w:u w:val="none"/>
-        </w:rPr>
-        <w:t xml:space="preserve">   - FCF 지표 시범 산출 → 사업부 협의 → 대시보드 적용 기준 확정</w:t>
-      </w:r>
-    </w:p>
-    <w:p>
-      <w:pPr>
-        <w:spacing w:before="0" w:after="180" w:line="240" w:lineRule="auto"/>
-        <w:jc w:val="left"/>
-      </w:pPr>
-      <w:r>
-        <w:rPr>
-          <w:rFonts w:ascii="바탕체" w:hAnsi="바탕체" w:eastAsia="바탕체" w:cs="바탕체"/>
-          <w:b w:val="0"/>
-          <w:i w:val="0"/>
-          <w:sz w:val="28"/>
-          <w:u w:val="none"/>
-        </w:rPr>
-        <w:t xml:space="preserve">   - 변동금리 조달 구조 채택 時 금리 시나리오 분석 프로세스 신설 검토</w:t>
-      </w:r>
-    </w:p>
-    <w:p>
-      <w:pPr>
-        <w:spacing w:before="0" w:after="180" w:line="240" w:lineRule="auto"/>
-        <w:jc w:val="left"/>
-      </w:pPr>
-      <w:r>
-        <w:rPr>
-          <w:rFonts w:ascii="바탕체" w:hAnsi="바탕체" w:eastAsia="바탕체" w:cs="바탕체"/>
-          <w:b w:val="0"/>
-          <w:i w:val="0"/>
-          <w:sz w:val="28"/>
-          <w:u w:val="none"/>
-        </w:rPr>
-        <w:t xml:space="preserve">   - Rule of 40·NRR·FCF 3대 지표 통합 건전성 모니터링 체계 수립</w:t>
+        <w:t xml:space="preserve">   ※ 내부 적용 기준(안): Annual FCF = 영업현금흐름 / Multiple = 국내 B2B SaaS 시장 평균(5~8배 예상) / Loan Par = 누적 차입금 또는 누적 적자 금액 — 시범 산출 후 사업부 협의 후 확정</w:t>
       </w:r>
     </w:p>
     <w:p>
@@ -5165,7 +3651,7 @@
                 <w:sz w:val="26"/>
                 <w:u w:val="none"/>
               </w:rPr>
-              <w:t>$6.15B</w:t>
+              <w:t>$6.2B</w:t>
             </w:r>
           </w:p>
         </w:tc>
@@ -5271,7 +3757,7 @@
           <w:sz w:val="28"/>
           <w:u w:val="none"/>
         </w:rPr>
-        <w:t xml:space="preserve">   - 인수 時 변동금리 $1.8B 조달 (LIBOR 0.75%) → 연준 인상으로 SOFR 5.4% 도달</w:t>
+        <w:t xml:space="preserve">   - 인수 時 LIBOR 0.75% 변동금리로 $1.8B 조달 → 연준 금리 인상으로 SOFR 5.4% 도달</w:t>
       </w:r>
     </w:p>
     <w:p>
@@ -5287,7 +3773,7 @@
           <w:sz w:val="28"/>
           <w:u w:val="none"/>
         </w:rPr>
-        <w:t xml:space="preserve">   - 연이자 $135M → $300M 급등 → PIK 이자 누적으로 원금 $1.8B → $2.8B (복리 방식, 약 $1B 누적)</w:t>
+        <w:t xml:space="preserve">   - 연이자 $135M → $300M 급등 → PIK 이자 누적으로 원금 $1.8B → $2.2B (추가 차입 포함 $2.8B)</w:t>
       </w:r>
     </w:p>
     <w:p>
@@ -5303,7 +3789,7 @@
           <w:sz w:val="28"/>
           <w:u w:val="none"/>
         </w:rPr>
-        <w:t xml:space="preserve">   - EBITDA $200M으로 이자조차 충당 불가 → 채무불이행(Default) → 경영권 상실</w:t>
+        <w:t xml:space="preserve">   - EBITDA $200M으로 이자($300M)조차 충당 불가 → 채무불이행(Default) → 경영권 상실</w:t>
       </w:r>
     </w:p>
     <w:p>
@@ -5328,7 +3814,954 @@
           <w:sz w:val="28"/>
           <w:u w:val="none"/>
         </w:rPr>
-        <w:t>별첨 3. 참고문헌</w:t>
+        <w:t>별첨 3. 동일 구조 위험 노출 대표 사례 ('21~'22年)</w:t>
+      </w:r>
+    </w:p>
+    <w:tbl>
+      <w:tblPr>
+        <w:tblStyle w:val="TableGrid"/>
+        <w:tblW w:type="auto" w:w="0"/>
+        <w:jc w:val="left"/>
+        <w:tblLook w:firstColumn="1" w:firstRow="1" w:lastColumn="0" w:lastRow="0" w:noHBand="0" w:noVBand="1" w:val="04A0"/>
+        <w:tblW w:w="5000" w:type="pct"/>
+      </w:tblPr>
+      <w:tblGrid>
+        <w:gridCol w:w="1606"/>
+        <w:gridCol w:w="1606"/>
+        <w:gridCol w:w="1606"/>
+        <w:gridCol w:w="1606"/>
+        <w:gridCol w:w="1606"/>
+        <w:gridCol w:w="1606"/>
+      </w:tblGrid>
+      <w:tr>
+        <w:tc>
+          <w:tcPr>
+            <w:tcW w:type="dxa" w:w="1606"/>
+            <w:shd w:val="clear" w:color="auto" w:fill="1E1E1E"/>
+          </w:tcPr>
+          <w:p>
+            <w:pPr>
+              <w:spacing w:before="20" w:after="20" w:line="240" w:lineRule="auto"/>
+              <w:jc w:val="center"/>
+            </w:pPr>
+            <w:r>
+              <w:rPr>
+                <w:rFonts w:ascii="바탕체" w:hAnsi="바탕체" w:eastAsia="바탕체" w:cs="바탕체"/>
+                <w:b/>
+                <w:i w:val="0"/>
+                <w:color w:val="FFFFFF"/>
+                <w:sz w:val="26"/>
+                <w:u w:val="none"/>
+              </w:rPr>
+              <w:t>기업명</w:t>
+            </w:r>
+          </w:p>
+        </w:tc>
+        <w:tc>
+          <w:tcPr>
+            <w:tcW w:type="dxa" w:w="1606"/>
+            <w:shd w:val="clear" w:color="auto" w:fill="1E1E1E"/>
+          </w:tcPr>
+          <w:p>
+            <w:pPr>
+              <w:spacing w:before="20" w:after="20" w:line="240" w:lineRule="auto"/>
+              <w:jc w:val="center"/>
+            </w:pPr>
+            <w:r>
+              <w:rPr>
+                <w:rFonts w:ascii="바탕체" w:hAnsi="바탕체" w:eastAsia="바탕체" w:cs="바탕체"/>
+                <w:b/>
+                <w:i w:val="0"/>
+                <w:color w:val="FFFFFF"/>
+                <w:sz w:val="26"/>
+                <w:u w:val="none"/>
+              </w:rPr>
+              <w:t>PE 인수사</w:t>
+            </w:r>
+          </w:p>
+        </w:tc>
+        <w:tc>
+          <w:tcPr>
+            <w:tcW w:type="dxa" w:w="1606"/>
+            <w:shd w:val="clear" w:color="auto" w:fill="1E1E1E"/>
+          </w:tcPr>
+          <w:p>
+            <w:pPr>
+              <w:spacing w:before="20" w:after="20" w:line="240" w:lineRule="auto"/>
+              <w:jc w:val="center"/>
+            </w:pPr>
+            <w:r>
+              <w:rPr>
+                <w:rFonts w:ascii="바탕체" w:hAnsi="바탕체" w:eastAsia="바탕체" w:cs="바탕체"/>
+                <w:b/>
+                <w:i w:val="0"/>
+                <w:color w:val="FFFFFF"/>
+                <w:sz w:val="26"/>
+                <w:u w:val="none"/>
+              </w:rPr>
+              <w:t>인수 시기</w:t>
+            </w:r>
+          </w:p>
+        </w:tc>
+        <w:tc>
+          <w:tcPr>
+            <w:tcW w:type="dxa" w:w="1606"/>
+            <w:shd w:val="clear" w:color="auto" w:fill="1E1E1E"/>
+          </w:tcPr>
+          <w:p>
+            <w:pPr>
+              <w:spacing w:before="20" w:after="20" w:line="240" w:lineRule="auto"/>
+              <w:jc w:val="center"/>
+            </w:pPr>
+            <w:r>
+              <w:rPr>
+                <w:rFonts w:ascii="바탕체" w:hAnsi="바탕체" w:eastAsia="바탕체" w:cs="바탕체"/>
+                <w:b/>
+                <w:i w:val="0"/>
+                <w:color w:val="FFFFFF"/>
+                <w:sz w:val="26"/>
+                <w:u w:val="none"/>
+              </w:rPr>
+              <w:t>인수금액</w:t>
+            </w:r>
+          </w:p>
+        </w:tc>
+        <w:tc>
+          <w:tcPr>
+            <w:tcW w:type="dxa" w:w="1606"/>
+            <w:shd w:val="clear" w:color="auto" w:fill="1E1E1E"/>
+          </w:tcPr>
+          <w:p>
+            <w:pPr>
+              <w:spacing w:before="20" w:after="20" w:line="240" w:lineRule="auto"/>
+              <w:jc w:val="center"/>
+            </w:pPr>
+            <w:r>
+              <w:rPr>
+                <w:rFonts w:ascii="바탕체" w:hAnsi="바탕체" w:eastAsia="바탕체" w:cs="바탕체"/>
+                <w:b/>
+                <w:i w:val="0"/>
+                <w:color w:val="FFFFFF"/>
+                <w:sz w:val="26"/>
+                <w:u w:val="none"/>
+              </w:rPr>
+              <w:t>Multiple(Revenue 기준)</w:t>
+            </w:r>
+          </w:p>
+        </w:tc>
+        <w:tc>
+          <w:tcPr>
+            <w:tcW w:type="dxa" w:w="1606"/>
+            <w:shd w:val="clear" w:color="auto" w:fill="1E1E1E"/>
+          </w:tcPr>
+          <w:p>
+            <w:pPr>
+              <w:spacing w:before="20" w:after="20" w:line="240" w:lineRule="auto"/>
+              <w:jc w:val="center"/>
+            </w:pPr>
+            <w:r>
+              <w:rPr>
+                <w:rFonts w:ascii="바탕체" w:hAnsi="바탕체" w:eastAsia="바탕체" w:cs="바탕체"/>
+                <w:b/>
+                <w:i w:val="0"/>
+                <w:color w:val="FFFFFF"/>
+                <w:sz w:val="26"/>
+                <w:u w:val="none"/>
+              </w:rPr>
+              <w:t>사업 영역</w:t>
+            </w:r>
+          </w:p>
+        </w:tc>
+      </w:tr>
+      <w:tr>
+        <w:tc>
+          <w:tcPr>
+            <w:tcW w:type="dxa" w:w="1606"/>
+          </w:tcPr>
+          <w:p>
+            <w:pPr>
+              <w:spacing w:before="20" w:after="20" w:line="240" w:lineRule="auto"/>
+              <w:jc w:val="left"/>
+            </w:pPr>
+            <w:r>
+              <w:rPr>
+                <w:rFonts w:ascii="바탕체" w:hAnsi="바탕체" w:eastAsia="바탕체" w:cs="바탕체"/>
+                <w:b w:val="0"/>
+                <w:i w:val="0"/>
+                <w:sz w:val="26"/>
+                <w:u w:val="none"/>
+              </w:rPr>
+              <w:t>Proofpoint</w:t>
+            </w:r>
+          </w:p>
+        </w:tc>
+        <w:tc>
+          <w:tcPr>
+            <w:tcW w:type="dxa" w:w="1606"/>
+          </w:tcPr>
+          <w:p>
+            <w:pPr>
+              <w:spacing w:before="20" w:after="20" w:line="240" w:lineRule="auto"/>
+              <w:jc w:val="left"/>
+            </w:pPr>
+            <w:r>
+              <w:rPr>
+                <w:rFonts w:ascii="바탕체" w:hAnsi="바탕체" w:eastAsia="바탕체" w:cs="바탕체"/>
+                <w:b w:val="0"/>
+                <w:i w:val="0"/>
+                <w:sz w:val="26"/>
+                <w:u w:val="none"/>
+              </w:rPr>
+              <w:t>Thoma Bravo</w:t>
+            </w:r>
+          </w:p>
+        </w:tc>
+        <w:tc>
+          <w:tcPr>
+            <w:tcW w:type="dxa" w:w="1606"/>
+          </w:tcPr>
+          <w:p>
+            <w:pPr>
+              <w:spacing w:before="20" w:after="20" w:line="240" w:lineRule="auto"/>
+              <w:jc w:val="left"/>
+            </w:pPr>
+            <w:r>
+              <w:rPr>
+                <w:rFonts w:ascii="바탕체" w:hAnsi="바탕체" w:eastAsia="바탕체" w:cs="바탕체"/>
+                <w:b w:val="0"/>
+                <w:i w:val="0"/>
+                <w:sz w:val="26"/>
+                <w:u w:val="none"/>
+              </w:rPr>
+              <w:t>'21.4月</w:t>
+            </w:r>
+          </w:p>
+        </w:tc>
+        <w:tc>
+          <w:tcPr>
+            <w:tcW w:type="dxa" w:w="1606"/>
+          </w:tcPr>
+          <w:p>
+            <w:pPr>
+              <w:spacing w:before="20" w:after="20" w:line="240" w:lineRule="auto"/>
+              <w:jc w:val="left"/>
+            </w:pPr>
+            <w:r>
+              <w:rPr>
+                <w:rFonts w:ascii="바탕체" w:hAnsi="바탕체" w:eastAsia="바탕체" w:cs="바탕체"/>
+                <w:b w:val="0"/>
+                <w:i w:val="0"/>
+                <w:sz w:val="26"/>
+                <w:u w:val="none"/>
+              </w:rPr>
+              <w:t>$12.3B</w:t>
+            </w:r>
+          </w:p>
+        </w:tc>
+        <w:tc>
+          <w:tcPr>
+            <w:tcW w:type="dxa" w:w="1606"/>
+          </w:tcPr>
+          <w:p>
+            <w:pPr>
+              <w:spacing w:before="20" w:after="20" w:line="240" w:lineRule="auto"/>
+              <w:jc w:val="left"/>
+            </w:pPr>
+            <w:r>
+              <w:rPr>
+                <w:rFonts w:ascii="바탕체" w:hAnsi="바탕체" w:eastAsia="바탕체" w:cs="바탕체"/>
+                <w:b w:val="0"/>
+                <w:i w:val="0"/>
+                <w:sz w:val="26"/>
+                <w:u w:val="none"/>
+              </w:rPr>
+              <w:t>10.0~11.0</w:t>
+            </w:r>
+          </w:p>
+        </w:tc>
+        <w:tc>
+          <w:tcPr>
+            <w:tcW w:type="dxa" w:w="1606"/>
+          </w:tcPr>
+          <w:p>
+            <w:pPr>
+              <w:spacing w:before="20" w:after="20" w:line="240" w:lineRule="auto"/>
+              <w:jc w:val="left"/>
+            </w:pPr>
+            <w:r>
+              <w:rPr>
+                <w:rFonts w:ascii="바탕체" w:hAnsi="바탕체" w:eastAsia="바탕체" w:cs="바탕체"/>
+                <w:b w:val="0"/>
+                <w:i w:val="0"/>
+                <w:sz w:val="26"/>
+                <w:u w:val="none"/>
+              </w:rPr>
+              <w:t>사이버보안 SaaS</w:t>
+            </w:r>
+          </w:p>
+        </w:tc>
+      </w:tr>
+      <w:tr>
+        <w:tc>
+          <w:tcPr>
+            <w:tcW w:type="dxa" w:w="1606"/>
+          </w:tcPr>
+          <w:p>
+            <w:pPr>
+              <w:spacing w:before="20" w:after="20" w:line="240" w:lineRule="auto"/>
+              <w:jc w:val="left"/>
+            </w:pPr>
+            <w:r>
+              <w:rPr>
+                <w:rFonts w:ascii="바탕체" w:hAnsi="바탕체" w:eastAsia="바탕체" w:cs="바탕체"/>
+                <w:b w:val="0"/>
+                <w:i w:val="0"/>
+                <w:sz w:val="26"/>
+                <w:u w:val="none"/>
+              </w:rPr>
+              <w:t>RealPage</w:t>
+            </w:r>
+          </w:p>
+        </w:tc>
+        <w:tc>
+          <w:tcPr>
+            <w:tcW w:type="dxa" w:w="1606"/>
+          </w:tcPr>
+          <w:p>
+            <w:pPr>
+              <w:spacing w:before="20" w:after="20" w:line="240" w:lineRule="auto"/>
+              <w:jc w:val="left"/>
+            </w:pPr>
+            <w:r>
+              <w:rPr>
+                <w:rFonts w:ascii="바탕체" w:hAnsi="바탕체" w:eastAsia="바탕체" w:cs="바탕체"/>
+                <w:b w:val="0"/>
+                <w:i w:val="0"/>
+                <w:sz w:val="26"/>
+                <w:u w:val="none"/>
+              </w:rPr>
+              <w:t>Thoma Bravo</w:t>
+            </w:r>
+          </w:p>
+        </w:tc>
+        <w:tc>
+          <w:tcPr>
+            <w:tcW w:type="dxa" w:w="1606"/>
+          </w:tcPr>
+          <w:p>
+            <w:pPr>
+              <w:spacing w:before="20" w:after="20" w:line="240" w:lineRule="auto"/>
+              <w:jc w:val="left"/>
+            </w:pPr>
+            <w:r>
+              <w:rPr>
+                <w:rFonts w:ascii="바탕체" w:hAnsi="바탕체" w:eastAsia="바탕체" w:cs="바탕체"/>
+                <w:b w:val="0"/>
+                <w:i w:val="0"/>
+                <w:sz w:val="26"/>
+                <w:u w:val="none"/>
+              </w:rPr>
+              <w:t>'21.4月</w:t>
+            </w:r>
+          </w:p>
+        </w:tc>
+        <w:tc>
+          <w:tcPr>
+            <w:tcW w:type="dxa" w:w="1606"/>
+          </w:tcPr>
+          <w:p>
+            <w:pPr>
+              <w:spacing w:before="20" w:after="20" w:line="240" w:lineRule="auto"/>
+              <w:jc w:val="left"/>
+            </w:pPr>
+            <w:r>
+              <w:rPr>
+                <w:rFonts w:ascii="바탕체" w:hAnsi="바탕체" w:eastAsia="바탕체" w:cs="바탕체"/>
+                <w:b w:val="0"/>
+                <w:i w:val="0"/>
+                <w:sz w:val="26"/>
+                <w:u w:val="none"/>
+              </w:rPr>
+              <w:t>$10.2B</w:t>
+            </w:r>
+          </w:p>
+        </w:tc>
+        <w:tc>
+          <w:tcPr>
+            <w:tcW w:type="dxa" w:w="1606"/>
+          </w:tcPr>
+          <w:p>
+            <w:pPr>
+              <w:spacing w:before="20" w:after="20" w:line="240" w:lineRule="auto"/>
+              <w:jc w:val="left"/>
+            </w:pPr>
+            <w:r>
+              <w:rPr>
+                <w:rFonts w:ascii="바탕체" w:hAnsi="바탕체" w:eastAsia="바탕체" w:cs="바탕체"/>
+                <w:b w:val="0"/>
+                <w:i w:val="0"/>
+                <w:sz w:val="26"/>
+                <w:u w:val="none"/>
+              </w:rPr>
+              <w:t>8.5~9.0</w:t>
+            </w:r>
+          </w:p>
+        </w:tc>
+        <w:tc>
+          <w:tcPr>
+            <w:tcW w:type="dxa" w:w="1606"/>
+          </w:tcPr>
+          <w:p>
+            <w:pPr>
+              <w:spacing w:before="20" w:after="20" w:line="240" w:lineRule="auto"/>
+              <w:jc w:val="left"/>
+            </w:pPr>
+            <w:r>
+              <w:rPr>
+                <w:rFonts w:ascii="바탕체" w:hAnsi="바탕체" w:eastAsia="바탕체" w:cs="바탕체"/>
+                <w:b w:val="0"/>
+                <w:i w:val="0"/>
+                <w:sz w:val="26"/>
+                <w:u w:val="none"/>
+              </w:rPr>
+              <w:t>부동산 관리 SaaS</w:t>
+            </w:r>
+          </w:p>
+        </w:tc>
+      </w:tr>
+      <w:tr>
+        <w:tc>
+          <w:tcPr>
+            <w:tcW w:type="dxa" w:w="1606"/>
+          </w:tcPr>
+          <w:p>
+            <w:pPr>
+              <w:spacing w:before="20" w:after="20" w:line="240" w:lineRule="auto"/>
+              <w:jc w:val="left"/>
+            </w:pPr>
+            <w:r>
+              <w:rPr>
+                <w:rFonts w:ascii="바탕체" w:hAnsi="바탕체" w:eastAsia="바탕체" w:cs="바탕체"/>
+                <w:b w:val="0"/>
+                <w:i w:val="0"/>
+                <w:sz w:val="26"/>
+                <w:u w:val="none"/>
+              </w:rPr>
+              <w:t>Zendesk</w:t>
+            </w:r>
+          </w:p>
+        </w:tc>
+        <w:tc>
+          <w:tcPr>
+            <w:tcW w:type="dxa" w:w="1606"/>
+          </w:tcPr>
+          <w:p>
+            <w:pPr>
+              <w:spacing w:before="20" w:after="20" w:line="240" w:lineRule="auto"/>
+              <w:jc w:val="left"/>
+            </w:pPr>
+            <w:r>
+              <w:rPr>
+                <w:rFonts w:ascii="바탕체" w:hAnsi="바탕체" w:eastAsia="바탕체" w:cs="바탕체"/>
+                <w:b w:val="0"/>
+                <w:i w:val="0"/>
+                <w:sz w:val="26"/>
+                <w:u w:val="none"/>
+              </w:rPr>
+              <w:t>Permira·H&amp;F</w:t>
+            </w:r>
+          </w:p>
+        </w:tc>
+        <w:tc>
+          <w:tcPr>
+            <w:tcW w:type="dxa" w:w="1606"/>
+          </w:tcPr>
+          <w:p>
+            <w:pPr>
+              <w:spacing w:before="20" w:after="20" w:line="240" w:lineRule="auto"/>
+              <w:jc w:val="left"/>
+            </w:pPr>
+            <w:r>
+              <w:rPr>
+                <w:rFonts w:ascii="바탕체" w:hAnsi="바탕체" w:eastAsia="바탕체" w:cs="바탕체"/>
+                <w:b w:val="0"/>
+                <w:i w:val="0"/>
+                <w:sz w:val="26"/>
+                <w:u w:val="none"/>
+              </w:rPr>
+              <w:t>'22.11月</w:t>
+            </w:r>
+          </w:p>
+        </w:tc>
+        <w:tc>
+          <w:tcPr>
+            <w:tcW w:type="dxa" w:w="1606"/>
+          </w:tcPr>
+          <w:p>
+            <w:pPr>
+              <w:spacing w:before="20" w:after="20" w:line="240" w:lineRule="auto"/>
+              <w:jc w:val="left"/>
+            </w:pPr>
+            <w:r>
+              <w:rPr>
+                <w:rFonts w:ascii="바탕체" w:hAnsi="바탕체" w:eastAsia="바탕체" w:cs="바탕체"/>
+                <w:b w:val="0"/>
+                <w:i w:val="0"/>
+                <w:sz w:val="26"/>
+                <w:u w:val="none"/>
+              </w:rPr>
+              <w:t>$10.2B</w:t>
+            </w:r>
+          </w:p>
+        </w:tc>
+        <w:tc>
+          <w:tcPr>
+            <w:tcW w:type="dxa" w:w="1606"/>
+          </w:tcPr>
+          <w:p>
+            <w:pPr>
+              <w:spacing w:before="20" w:after="20" w:line="240" w:lineRule="auto"/>
+              <w:jc w:val="left"/>
+            </w:pPr>
+            <w:r>
+              <w:rPr>
+                <w:rFonts w:ascii="바탕체" w:hAnsi="바탕체" w:eastAsia="바탕체" w:cs="바탕체"/>
+                <w:b w:val="0"/>
+                <w:i w:val="0"/>
+                <w:sz w:val="26"/>
+                <w:u w:val="none"/>
+              </w:rPr>
+              <w:t>6.5~7.0</w:t>
+            </w:r>
+          </w:p>
+        </w:tc>
+        <w:tc>
+          <w:tcPr>
+            <w:tcW w:type="dxa" w:w="1606"/>
+          </w:tcPr>
+          <w:p>
+            <w:pPr>
+              <w:spacing w:before="20" w:after="20" w:line="240" w:lineRule="auto"/>
+              <w:jc w:val="left"/>
+            </w:pPr>
+            <w:r>
+              <w:rPr>
+                <w:rFonts w:ascii="바탕체" w:hAnsi="바탕체" w:eastAsia="바탕체" w:cs="바탕체"/>
+                <w:b w:val="0"/>
+                <w:i w:val="0"/>
+                <w:sz w:val="26"/>
+                <w:u w:val="none"/>
+              </w:rPr>
+              <w:t>CX SaaS</w:t>
+            </w:r>
+          </w:p>
+        </w:tc>
+      </w:tr>
+      <w:tr>
+        <w:tc>
+          <w:tcPr>
+            <w:tcW w:type="dxa" w:w="1606"/>
+          </w:tcPr>
+          <w:p>
+            <w:pPr>
+              <w:spacing w:before="20" w:after="20" w:line="240" w:lineRule="auto"/>
+              <w:jc w:val="left"/>
+            </w:pPr>
+            <w:r>
+              <w:rPr>
+                <w:rFonts w:ascii="바탕체" w:hAnsi="바탕체" w:eastAsia="바탕체" w:cs="바탕체"/>
+                <w:b w:val="0"/>
+                <w:i w:val="0"/>
+                <w:sz w:val="26"/>
+                <w:u w:val="none"/>
+              </w:rPr>
+              <w:t>Avalara</w:t>
+            </w:r>
+          </w:p>
+        </w:tc>
+        <w:tc>
+          <w:tcPr>
+            <w:tcW w:type="dxa" w:w="1606"/>
+          </w:tcPr>
+          <w:p>
+            <w:pPr>
+              <w:spacing w:before="20" w:after="20" w:line="240" w:lineRule="auto"/>
+              <w:jc w:val="left"/>
+            </w:pPr>
+            <w:r>
+              <w:rPr>
+                <w:rFonts w:ascii="바탕체" w:hAnsi="바탕체" w:eastAsia="바탕체" w:cs="바탕체"/>
+                <w:b w:val="0"/>
+                <w:i w:val="0"/>
+                <w:sz w:val="26"/>
+                <w:u w:val="none"/>
+              </w:rPr>
+              <w:t>Vista Equity</w:t>
+            </w:r>
+          </w:p>
+        </w:tc>
+        <w:tc>
+          <w:tcPr>
+            <w:tcW w:type="dxa" w:w="1606"/>
+          </w:tcPr>
+          <w:p>
+            <w:pPr>
+              <w:spacing w:before="20" w:after="20" w:line="240" w:lineRule="auto"/>
+              <w:jc w:val="left"/>
+            </w:pPr>
+            <w:r>
+              <w:rPr>
+                <w:rFonts w:ascii="바탕체" w:hAnsi="바탕체" w:eastAsia="바탕체" w:cs="바탕체"/>
+                <w:b w:val="0"/>
+                <w:i w:val="0"/>
+                <w:sz w:val="26"/>
+                <w:u w:val="none"/>
+              </w:rPr>
+              <w:t>'22.10月</w:t>
+            </w:r>
+          </w:p>
+        </w:tc>
+        <w:tc>
+          <w:tcPr>
+            <w:tcW w:type="dxa" w:w="1606"/>
+          </w:tcPr>
+          <w:p>
+            <w:pPr>
+              <w:spacing w:before="20" w:after="20" w:line="240" w:lineRule="auto"/>
+              <w:jc w:val="left"/>
+            </w:pPr>
+            <w:r>
+              <w:rPr>
+                <w:rFonts w:ascii="바탕체" w:hAnsi="바탕체" w:eastAsia="바탕체" w:cs="바탕체"/>
+                <w:b w:val="0"/>
+                <w:i w:val="0"/>
+                <w:sz w:val="26"/>
+                <w:u w:val="none"/>
+              </w:rPr>
+              <w:t>$8.4B</w:t>
+            </w:r>
+          </w:p>
+        </w:tc>
+        <w:tc>
+          <w:tcPr>
+            <w:tcW w:type="dxa" w:w="1606"/>
+          </w:tcPr>
+          <w:p>
+            <w:pPr>
+              <w:spacing w:before="20" w:after="20" w:line="240" w:lineRule="auto"/>
+              <w:jc w:val="left"/>
+            </w:pPr>
+            <w:r>
+              <w:rPr>
+                <w:rFonts w:ascii="바탕체" w:hAnsi="바탕체" w:eastAsia="바탕체" w:cs="바탕체"/>
+                <w:b w:val="0"/>
+                <w:i w:val="0"/>
+                <w:sz w:val="26"/>
+                <w:u w:val="none"/>
+              </w:rPr>
+              <w:t>9.0~10.0</w:t>
+            </w:r>
+          </w:p>
+        </w:tc>
+        <w:tc>
+          <w:tcPr>
+            <w:tcW w:type="dxa" w:w="1606"/>
+          </w:tcPr>
+          <w:p>
+            <w:pPr>
+              <w:spacing w:before="20" w:after="20" w:line="240" w:lineRule="auto"/>
+              <w:jc w:val="left"/>
+            </w:pPr>
+            <w:r>
+              <w:rPr>
+                <w:rFonts w:ascii="바탕체" w:hAnsi="바탕체" w:eastAsia="바탕체" w:cs="바탕체"/>
+                <w:b w:val="0"/>
+                <w:i w:val="0"/>
+                <w:sz w:val="26"/>
+                <w:u w:val="none"/>
+              </w:rPr>
+              <w:t>세금 자동화 SaaS</w:t>
+            </w:r>
+          </w:p>
+        </w:tc>
+      </w:tr>
+      <w:tr>
+        <w:tc>
+          <w:tcPr>
+            <w:tcW w:type="dxa" w:w="1606"/>
+          </w:tcPr>
+          <w:p>
+            <w:pPr>
+              <w:spacing w:before="20" w:after="20" w:line="240" w:lineRule="auto"/>
+              <w:jc w:val="left"/>
+            </w:pPr>
+            <w:r>
+              <w:rPr>
+                <w:rFonts w:ascii="바탕체" w:hAnsi="바탕체" w:eastAsia="바탕체" w:cs="바탕체"/>
+                <w:b w:val="0"/>
+                <w:i w:val="0"/>
+                <w:sz w:val="26"/>
+                <w:u w:val="none"/>
+              </w:rPr>
+              <w:t>SailPoint</w:t>
+            </w:r>
+          </w:p>
+        </w:tc>
+        <w:tc>
+          <w:tcPr>
+            <w:tcW w:type="dxa" w:w="1606"/>
+          </w:tcPr>
+          <w:p>
+            <w:pPr>
+              <w:spacing w:before="20" w:after="20" w:line="240" w:lineRule="auto"/>
+              <w:jc w:val="left"/>
+            </w:pPr>
+            <w:r>
+              <w:rPr>
+                <w:rFonts w:ascii="바탕체" w:hAnsi="바탕체" w:eastAsia="바탕체" w:cs="바탕체"/>
+                <w:b w:val="0"/>
+                <w:i w:val="0"/>
+                <w:sz w:val="26"/>
+                <w:u w:val="none"/>
+              </w:rPr>
+              <w:t>Thoma Bravo</w:t>
+            </w:r>
+          </w:p>
+        </w:tc>
+        <w:tc>
+          <w:tcPr>
+            <w:tcW w:type="dxa" w:w="1606"/>
+          </w:tcPr>
+          <w:p>
+            <w:pPr>
+              <w:spacing w:before="20" w:after="20" w:line="240" w:lineRule="auto"/>
+              <w:jc w:val="left"/>
+            </w:pPr>
+            <w:r>
+              <w:rPr>
+                <w:rFonts w:ascii="바탕체" w:hAnsi="바탕체" w:eastAsia="바탕체" w:cs="바탕체"/>
+                <w:b w:val="0"/>
+                <w:i w:val="0"/>
+                <w:sz w:val="26"/>
+                <w:u w:val="none"/>
+              </w:rPr>
+              <w:t>'22.4月</w:t>
+            </w:r>
+          </w:p>
+        </w:tc>
+        <w:tc>
+          <w:tcPr>
+            <w:tcW w:type="dxa" w:w="1606"/>
+          </w:tcPr>
+          <w:p>
+            <w:pPr>
+              <w:spacing w:before="20" w:after="20" w:line="240" w:lineRule="auto"/>
+              <w:jc w:val="left"/>
+            </w:pPr>
+            <w:r>
+              <w:rPr>
+                <w:rFonts w:ascii="바탕체" w:hAnsi="바탕체" w:eastAsia="바탕체" w:cs="바탕체"/>
+                <w:b w:val="0"/>
+                <w:i w:val="0"/>
+                <w:sz w:val="26"/>
+                <w:u w:val="none"/>
+              </w:rPr>
+              <w:t>$6.9B</w:t>
+            </w:r>
+          </w:p>
+        </w:tc>
+        <w:tc>
+          <w:tcPr>
+            <w:tcW w:type="dxa" w:w="1606"/>
+          </w:tcPr>
+          <w:p>
+            <w:pPr>
+              <w:spacing w:before="20" w:after="20" w:line="240" w:lineRule="auto"/>
+              <w:jc w:val="left"/>
+            </w:pPr>
+            <w:r>
+              <w:rPr>
+                <w:rFonts w:ascii="바탕체" w:hAnsi="바탕체" w:eastAsia="바탕체" w:cs="바탕체"/>
+                <w:b w:val="0"/>
+                <w:i w:val="0"/>
+                <w:sz w:val="26"/>
+                <w:u w:val="none"/>
+              </w:rPr>
+              <w:t>11.0~12.0</w:t>
+            </w:r>
+          </w:p>
+        </w:tc>
+        <w:tc>
+          <w:tcPr>
+            <w:tcW w:type="dxa" w:w="1606"/>
+          </w:tcPr>
+          <w:p>
+            <w:pPr>
+              <w:spacing w:before="20" w:after="20" w:line="240" w:lineRule="auto"/>
+              <w:jc w:val="left"/>
+            </w:pPr>
+            <w:r>
+              <w:rPr>
+                <w:rFonts w:ascii="바탕체" w:hAnsi="바탕체" w:eastAsia="바탕체" w:cs="바탕체"/>
+                <w:b w:val="0"/>
+                <w:i w:val="0"/>
+                <w:sz w:val="26"/>
+                <w:u w:val="none"/>
+              </w:rPr>
+              <w:t>ID 보안 SaaS</w:t>
+            </w:r>
+          </w:p>
+        </w:tc>
+      </w:tr>
+      <w:tr>
+        <w:tc>
+          <w:tcPr>
+            <w:tcW w:type="dxa" w:w="1606"/>
+          </w:tcPr>
+          <w:p>
+            <w:pPr>
+              <w:spacing w:before="20" w:after="20" w:line="240" w:lineRule="auto"/>
+              <w:jc w:val="left"/>
+            </w:pPr>
+            <w:r>
+              <w:rPr>
+                <w:rFonts w:ascii="바탕체" w:hAnsi="바탕체" w:eastAsia="바탕체" w:cs="바탕체"/>
+                <w:b w:val="0"/>
+                <w:i w:val="0"/>
+                <w:sz w:val="26"/>
+                <w:u w:val="none"/>
+              </w:rPr>
+              <w:t>Stamps.com</w:t>
+            </w:r>
+          </w:p>
+        </w:tc>
+        <w:tc>
+          <w:tcPr>
+            <w:tcW w:type="dxa" w:w="1606"/>
+          </w:tcPr>
+          <w:p>
+            <w:pPr>
+              <w:spacing w:before="20" w:after="20" w:line="240" w:lineRule="auto"/>
+              <w:jc w:val="left"/>
+            </w:pPr>
+            <w:r>
+              <w:rPr>
+                <w:rFonts w:ascii="바탕체" w:hAnsi="바탕체" w:eastAsia="바탕체" w:cs="바탕체"/>
+                <w:b w:val="0"/>
+                <w:i w:val="0"/>
+                <w:sz w:val="26"/>
+                <w:u w:val="none"/>
+              </w:rPr>
+              <w:t>Thoma Bravo</w:t>
+            </w:r>
+          </w:p>
+        </w:tc>
+        <w:tc>
+          <w:tcPr>
+            <w:tcW w:type="dxa" w:w="1606"/>
+          </w:tcPr>
+          <w:p>
+            <w:pPr>
+              <w:spacing w:before="20" w:after="20" w:line="240" w:lineRule="auto"/>
+              <w:jc w:val="left"/>
+            </w:pPr>
+            <w:r>
+              <w:rPr>
+                <w:rFonts w:ascii="바탕체" w:hAnsi="바탕체" w:eastAsia="바탕체" w:cs="바탕체"/>
+                <w:b w:val="0"/>
+                <w:i w:val="0"/>
+                <w:sz w:val="26"/>
+                <w:u w:val="none"/>
+              </w:rPr>
+              <w:t>'21.10月</w:t>
+            </w:r>
+          </w:p>
+        </w:tc>
+        <w:tc>
+          <w:tcPr>
+            <w:tcW w:type="dxa" w:w="1606"/>
+          </w:tcPr>
+          <w:p>
+            <w:pPr>
+              <w:spacing w:before="20" w:after="20" w:line="240" w:lineRule="auto"/>
+              <w:jc w:val="left"/>
+            </w:pPr>
+            <w:r>
+              <w:rPr>
+                <w:rFonts w:ascii="바탕체" w:hAnsi="바탕체" w:eastAsia="바탕체" w:cs="바탕체"/>
+                <w:b w:val="0"/>
+                <w:i w:val="0"/>
+                <w:sz w:val="26"/>
+                <w:u w:val="none"/>
+              </w:rPr>
+              <w:t>$6.6B</w:t>
+            </w:r>
+          </w:p>
+        </w:tc>
+        <w:tc>
+          <w:tcPr>
+            <w:tcW w:type="dxa" w:w="1606"/>
+          </w:tcPr>
+          <w:p>
+            <w:pPr>
+              <w:spacing w:before="20" w:after="20" w:line="240" w:lineRule="auto"/>
+              <w:jc w:val="left"/>
+            </w:pPr>
+            <w:r>
+              <w:rPr>
+                <w:rFonts w:ascii="바탕체" w:hAnsi="바탕체" w:eastAsia="바탕체" w:cs="바탕체"/>
+                <w:b w:val="0"/>
+                <w:i w:val="0"/>
+                <w:sz w:val="26"/>
+                <w:u w:val="none"/>
+              </w:rPr>
+              <w:t>8.5~9.0</w:t>
+            </w:r>
+          </w:p>
+        </w:tc>
+        <w:tc>
+          <w:tcPr>
+            <w:tcW w:type="dxa" w:w="1606"/>
+          </w:tcPr>
+          <w:p>
+            <w:pPr>
+              <w:spacing w:before="20" w:after="20" w:line="240" w:lineRule="auto"/>
+              <w:jc w:val="left"/>
+            </w:pPr>
+            <w:r>
+              <w:rPr>
+                <w:rFonts w:ascii="바탕체" w:hAnsi="바탕체" w:eastAsia="바탕체" w:cs="바탕체"/>
+                <w:b w:val="0"/>
+                <w:i w:val="0"/>
+                <w:sz w:val="26"/>
+                <w:u w:val="none"/>
+              </w:rPr>
+              <w:t>우편·배송 SaaS</w:t>
+            </w:r>
+          </w:p>
+        </w:tc>
+      </w:tr>
+    </w:tbl>
+    <w:p>
+      <w:pPr>
+        <w:spacing w:before="0" w:after="120" w:line="240" w:lineRule="auto"/>
+        <w:jc w:val="left"/>
+      </w:pPr>
+    </w:p>
+    <w:p>
+      <w:pPr>
+        <w:spacing w:before="320" w:after="240" w:line="240" w:lineRule="auto"/>
+        <w:jc w:val="left"/>
+      </w:pPr>
+      <w:r>
+        <w:rPr>
+          <w:rFonts w:ascii="바탕체" w:hAnsi="바탕체" w:eastAsia="바탕체" w:cs="바탕체"/>
+          <w:b/>
+          <w:i w:val="0"/>
+          <w:sz w:val="28"/>
+          <w:u w:val="none"/>
+        </w:rPr>
+        <w:t>별첨 4. 참고문헌</w:t>
       </w:r>
     </w:p>
     <w:p>
